--- a/docs/confluence/Benutzeranleitung.docx
+++ b/docs/confluence/Benutzeranleitung.docx
@@ -2,7 +2,7 @@
 <file path=word/document.xml><?xml version="1.0" encoding="utf-8"?>
 <w:document xmlns:w="http://schemas.openxmlformats.org/wordprocessingml/2006/main" xmlns:m="http://schemas.openxmlformats.org/officeDocument/2006/math" xmlns:r="http://schemas.openxmlformats.org/officeDocument/2006/relationships" xmlns:o="urn:schemas-microsoft-com:office:office" xmlns:v="urn:schemas-microsoft-com:vml" xmlns:w10="urn:schemas-microsoft-com:office:word" xmlns:a="http://schemas.openxmlformats.org/drawingml/2006/main" xmlns:pic="http://schemas.openxmlformats.org/drawingml/2006/picture" xmlns:wp="http://schemas.openxmlformats.org/drawingml/2006/wordprocessingDrawing">
   <w:body>
-    <w:bookmarkStart w:id="25" w:name="X5767fe00d06021c73500f578850dd0563b4d425"/>
+    <w:bookmarkStart w:id="26" w:name="X5767fe00d06021c73500f578850dd0563b4d425"/>
     <w:p>
       <w:pPr>
         <w:pStyle w:val="Heading1"/>
@@ -539,7 +539,7 @@
       </w:r>
     </w:p>
     <w:bookmarkEnd w:id="13"/>
-    <w:bookmarkStart w:id="14" w:name="X4c27be40f259f44d3b13dd583c1725463a667a2"/>
+    <w:bookmarkStart w:id="15" w:name="X4c27be40f259f44d3b13dd583c1725463a667a2"/>
     <w:p>
       <w:pPr>
         <w:pStyle w:val="Heading2"/>
@@ -869,14 +869,200 @@
         <w:t xml:space="preserve">.</w:t>
       </w:r>
     </w:p>
-    <w:bookmarkEnd w:id="14"/>
-    <w:bookmarkStart w:id="15" w:name="X18377f702a880a3fc4dfa7ec32774d477fd12ff"/>
-    <w:p>
-      <w:pPr>
-        <w:pStyle w:val="Heading2"/>
-      </w:pPr>
-      <w:r>
-        <w:t xml:space="preserve">4. Änderung nach Entwicklung bringen</w:t>
+    <w:bookmarkStart w:id="14" w:name="commit-und-sha-einfach-erklärt"/>
+    <w:p>
+      <w:pPr>
+        <w:pStyle w:val="Heading3"/>
+      </w:pPr>
+      <w:r>
+        <w:t xml:space="preserve">Commit und SHA einfach erklärt</w:t>
+      </w:r>
+    </w:p>
+    <w:p>
+      <w:pPr>
+        <w:pStyle w:val="FirstParagraph"/>
+      </w:pPr>
+      <w:r>
+        <w:t xml:space="preserve">Ein</w:t>
+      </w:r>
+      <w:r>
+        <w:t xml:space="preserve"> </w:t>
+      </w:r>
+      <w:r>
+        <w:rPr>
+          <w:b/>
+          <w:bCs/>
+        </w:rPr>
+        <w:t xml:space="preserve">Commit</w:t>
+      </w:r>
+      <w:r>
+        <w:t xml:space="preserve"> </w:t>
+      </w:r>
+      <w:r>
+        <w:t xml:space="preserve">ist ein gespeicherter Stand im Git-Repository. Jeder Commit hat</w:t>
+      </w:r>
+      <w:r>
+        <w:t xml:space="preserve"> </w:t>
+      </w:r>
+      <w:r>
+        <w:t xml:space="preserve">eine eindeutige technische Kennung, den</w:t>
+      </w:r>
+      <w:r>
+        <w:t xml:space="preserve"> </w:t>
+      </w:r>
+      <w:r>
+        <w:rPr>
+          <w:b/>
+          <w:bCs/>
+        </w:rPr>
+        <w:t xml:space="preserve">Commit-SHA</w:t>
+      </w:r>
+      <w:r>
+        <w:t xml:space="preserve">. Sie besteht in diesem</w:t>
+      </w:r>
+      <w:r>
+        <w:t xml:space="preserve"> </w:t>
+      </w:r>
+      <w:r>
+        <w:t xml:space="preserve">Repository aus 40 Zeichen, zum Beispiel</w:t>
+      </w:r>
+      <w:r>
+        <w:t xml:space="preserve"> </w:t>
+      </w:r>
+      <w:r>
+        <w:rPr>
+          <w:rStyle w:val="VerbatimChar"/>
+        </w:rPr>
+        <w:t xml:space="preserve">8f3a1c2d4e5f67890123456789abcdef01234567</w:t>
+      </w:r>
+      <w:r>
+        <w:t xml:space="preserve">. Meist genügt in der Oberfläche</w:t>
+      </w:r>
+      <w:r>
+        <w:t xml:space="preserve"> </w:t>
+      </w:r>
+      <w:r>
+        <w:t xml:space="preserve">eine verkürzte Darstellung; für einen manuellen Wiederanlauf verlangt die</w:t>
+      </w:r>
+      <w:r>
+        <w:t xml:space="preserve"> </w:t>
+      </w:r>
+      <w:r>
+        <w:t xml:space="preserve">Automation jedoch die vollständige Kennung.</w:t>
+      </w:r>
+    </w:p>
+    <w:p>
+      <w:pPr>
+        <w:pStyle w:val="BodyText"/>
+      </w:pPr>
+      <w:r>
+        <w:t xml:space="preserve">Ein Branchname wie</w:t>
+      </w:r>
+      <w:r>
+        <w:t xml:space="preserve"> </w:t>
+      </w:r>
+      <w:r>
+        <w:rPr>
+          <w:rStyle w:val="VerbatimChar"/>
+        </w:rPr>
+        <w:t xml:space="preserve">R261/Entwicklung</w:t>
+      </w:r>
+      <w:r>
+        <w:t xml:space="preserve"> </w:t>
+      </w:r>
+      <w:r>
+        <w:t xml:space="preserve">bezeichnet dagegen keinen dauerhaft</w:t>
+      </w:r>
+      <w:r>
+        <w:t xml:space="preserve"> </w:t>
+      </w:r>
+      <w:r>
+        <w:t xml:space="preserve">festen Stand. Er zeigt auf den jeweils neuesten Commit des Branches und bewegt</w:t>
+      </w:r>
+      <w:r>
+        <w:t xml:space="preserve"> </w:t>
+      </w:r>
+      <w:r>
+        <w:t xml:space="preserve">sich mit jedem weiteren Push. Wenn in dieser Anleitung vom „exakten Commit“</w:t>
+      </w:r>
+      <w:r>
+        <w:t xml:space="preserve"> </w:t>
+      </w:r>
+      <w:r>
+        <w:t xml:space="preserve">die Rede ist, bedeutet das deshalb: Verarbeitet wird genau der Stand, der den</w:t>
+      </w:r>
+      <w:r>
+        <w:t xml:space="preserve"> </w:t>
+      </w:r>
+      <w:r>
+        <w:t xml:space="preserve">Lauf ausgelöst hat - nicht ein möglicherweise inzwischen neuerer Stand auf</w:t>
+      </w:r>
+      <w:r>
+        <w:t xml:space="preserve"> </w:t>
+      </w:r>
+      <w:r>
+        <w:t xml:space="preserve">demselben Branch. Bei einem normalen Push übernimmt GitHub diese Kennung</w:t>
+      </w:r>
+      <w:r>
+        <w:t xml:space="preserve"> </w:t>
+      </w:r>
+      <w:r>
+        <w:t xml:space="preserve">automatisch; Benutzer müssen sie nur bei einer manuellen Wiederholung angeben.</w:t>
+      </w:r>
+    </w:p>
+    <w:p>
+      <w:pPr>
+        <w:pStyle w:val="BodyText"/>
+      </w:pPr>
+      <w:r>
+        <w:t xml:space="preserve">In SVN wird ein Stand üblicherweise über eine fortlaufende Revisionsnummer wie</w:t>
+      </w:r>
+      <w:r>
+        <w:t xml:space="preserve"> </w:t>
+      </w:r>
+      <w:r>
+        <w:rPr>
+          <w:rStyle w:val="VerbatimChar"/>
+        </w:rPr>
+        <w:t xml:space="preserve">r12345</w:t>
+      </w:r>
+      <w:r>
+        <w:t xml:space="preserve"> </w:t>
+      </w:r>
+      <w:r>
+        <w:t xml:space="preserve">bezeichnet. Git ist nicht an ein zentrales, fortlaufendes</w:t>
+      </w:r>
+      <w:r>
+        <w:t xml:space="preserve"> </w:t>
+      </w:r>
+      <w:r>
+        <w:t xml:space="preserve">Nummernsystem gebunden und verwendet daher die Commit-SHA als eindeutige</w:t>
+      </w:r>
+      <w:r>
+        <w:t xml:space="preserve"> </w:t>
+      </w:r>
+      <w:r>
+        <w:t xml:space="preserve">Kennung. Der Zweck ist vergleichbar: Beide Angaben machen einen konkreten</w:t>
+      </w:r>
+      <w:r>
+        <w:t xml:space="preserve"> </w:t>
+      </w:r>
+      <w:r>
+        <w:t xml:space="preserve">Quellstand nachvollziehbar. Die Git-Kennung ist lediglich technisch anders</w:t>
+      </w:r>
+      <w:r>
+        <w:t xml:space="preserve"> </w:t>
+      </w:r>
+      <w:r>
+        <w:t xml:space="preserve">aufgebaut und weniger leicht zu merken.</w:t>
+      </w:r>
+    </w:p>
+    <w:p>
+      <w:pPr>
+        <w:pStyle w:val="BodyText"/>
+      </w:pPr>
+      <w:r>
+        <w:t xml:space="preserve">Daneben kommen zwei ähnlich aussehende, aber anders verwendete Kennungen vor:</w:t>
       </w:r>
     </w:p>
     <w:p>
@@ -888,7 +1074,28 @@
         </w:numPr>
       </w:pPr>
       <w:r>
-        <w:t xml:space="preserve">Das richtige Mandanten-Repository und die betroffene Releaselinie wählen.</w:t>
+        <w:t xml:space="preserve">Der Commit-SHA von</w:t>
+      </w:r>
+      <w:r>
+        <w:t xml:space="preserve"> </w:t>
+      </w:r>
+      <w:r>
+        <w:rPr>
+          <w:rStyle w:val="VerbatimChar"/>
+        </w:rPr>
+        <w:t xml:space="preserve">mtext-actions</w:t>
+      </w:r>
+      <w:r>
+        <w:t xml:space="preserve"> </w:t>
+      </w:r>
+      <w:r>
+        <w:t xml:space="preserve">legt für Administratoren fest, welche</w:t>
+      </w:r>
+      <w:r>
+        <w:t xml:space="preserve"> </w:t>
+      </w:r>
+      <w:r>
+        <w:t xml:space="preserve">freigegebene Version der zentralen Automation verwendet wird.</w:t>
       </w:r>
     </w:p>
     <w:p>
@@ -900,149 +1107,24 @@
         </w:numPr>
       </w:pPr>
       <w:r>
-        <w:t xml:space="preserve">Den aktuellen</w:t>
-      </w:r>
-      <w:r>
-        <w:t xml:space="preserve"> </w:t>
-      </w:r>
-      <w:r>
-        <w:rPr>
-          <w:rStyle w:val="VerbatimChar"/>
-        </w:rPr>
-        <w:t xml:space="preserve">&lt;Releaselinie&gt;/Entwicklung</w:t>
-      </w:r>
-      <w:r>
-        <w:t xml:space="preserve"> </w:t>
-      </w:r>
-      <w:r>
-        <w:t xml:space="preserve">auschecken; optional dafür einen</w:t>
-      </w:r>
-      <w:r>
-        <w:t xml:space="preserve"> </w:t>
-      </w:r>
-      <w:r>
-        <w:t xml:space="preserve">lokalen Feature-Branch erstellen.</w:t>
-      </w:r>
-    </w:p>
-    <w:p>
-      <w:pPr>
-        <w:pStyle w:val="Compact"/>
-        <w:numPr>
-          <w:ilvl w:val="0"/>
-          <w:numId w:val="1002"/>
-        </w:numPr>
-      </w:pPr>
-      <w:r>
-        <w:t xml:space="preserve">Nur die fachlich vorgesehenen Ressourcen ändern. Die Mandantenkonfiguration</w:t>
-      </w:r>
-      <w:r>
-        <w:t xml:space="preserve"> </w:t>
-      </w:r>
-      <w:r>
-        <w:t xml:space="preserve">nur gemeinsam mit der fachlichen Zuordnung ändern; keine Secrets ablegen.</w:t>
-      </w:r>
-    </w:p>
-    <w:p>
-      <w:pPr>
-        <w:pStyle w:val="Compact"/>
-        <w:numPr>
-          <w:ilvl w:val="0"/>
-          <w:numId w:val="1002"/>
-        </w:numPr>
-      </w:pPr>
-      <w:r>
-        <w:t xml:space="preserve">Änderungen committen und den gewünschten Commit direkt nach</w:t>
-      </w:r>
-      <w:r>
-        <w:t xml:space="preserve"> </w:t>
-      </w:r>
-      <w:r>
-        <w:rPr>
-          <w:rStyle w:val="VerbatimChar"/>
-        </w:rPr>
-        <w:t xml:space="preserve">&lt;Releaselinie&gt;/Entwicklung</w:t>
-      </w:r>
-      <w:r>
-        <w:t xml:space="preserve"> </w:t>
-      </w:r>
-      <w:r>
-        <w:t xml:space="preserve">pushen.</w:t>
-      </w:r>
-    </w:p>
-    <w:p>
-      <w:pPr>
-        <w:pStyle w:val="Compact"/>
-        <w:numPr>
-          <w:ilvl w:val="0"/>
-          <w:numId w:val="1002"/>
-        </w:numPr>
-      </w:pPr>
-      <w:r>
-        <w:t xml:space="preserve">Unter</w:t>
-      </w:r>
-      <w:r>
-        <w:t xml:space="preserve"> </w:t>
-      </w:r>
-      <w:r>
-        <w:rPr>
-          <w:b/>
-          <w:bCs/>
-        </w:rPr>
-        <w:t xml:space="preserve">Actions → Sync M/Text resources</w:t>
-      </w:r>
-      <w:r>
-        <w:t xml:space="preserve"> </w:t>
-      </w:r>
-      <w:r>
-        <w:t xml:space="preserve">den durch den Push ausgelösten</w:t>
-      </w:r>
-      <w:r>
-        <w:t xml:space="preserve"> </w:t>
-      </w:r>
-      <w:r>
-        <w:t xml:space="preserve">Lauf kontrollieren.</w:t>
-      </w:r>
-    </w:p>
-    <w:p>
-      <w:pPr>
-        <w:pStyle w:val="FirstParagraph"/>
-      </w:pPr>
-      <w:r>
-        <w:t xml:space="preserve">Der Push startet die Synchronisation des exakten Commits. Ein erfolgreicher</w:t>
-      </w:r>
-      <w:r>
-        <w:t xml:space="preserve"> </w:t>
-      </w:r>
-      <w:r>
-        <w:t xml:space="preserve">Lauf endet mit</w:t>
-      </w:r>
-      <w:r>
-        <w:t xml:space="preserve"> </w:t>
-      </w:r>
-      <w:r>
-        <w:rPr>
-          <w:rStyle w:val="VerbatimChar"/>
-        </w:rPr>
-        <w:t xml:space="preserve">ADAPTER_ACCEPTED</w:t>
-      </w:r>
-      <w:r>
-        <w:t xml:space="preserve">; dies bestätigt die synchrone 2xx-Annahme des</w:t>
-      </w:r>
-      <w:r>
-        <w:t xml:space="preserve"> </w:t>
-      </w:r>
-      <w:r>
-        <w:t xml:space="preserve">Adapters, nicht einen späteren fachlichen M/Text-Jobstatus.</w:t>
-      </w:r>
-    </w:p>
+        <w:t xml:space="preserve">Eine SHA-256-Prüfsumme bestätigt, dass eine erzeugte Paketdatei nach dem Bau</w:t>
+      </w:r>
+      <w:r>
+        <w:t xml:space="preserve"> </w:t>
+      </w:r>
+      <w:r>
+        <w:t xml:space="preserve">nicht verändert wurde. Sie bezeichnet keinen Git-Commit.</w:t>
+      </w:r>
+    </w:p>
+    <w:bookmarkEnd w:id="14"/>
     <w:bookmarkEnd w:id="15"/>
-    <w:bookmarkStart w:id="16" w:name="Xa12cbb55742e8c0700c3211008f335844c3c147"/>
+    <w:bookmarkStart w:id="16" w:name="X18377f702a880a3fc4dfa7ec32774d477fd12ff"/>
     <w:p>
       <w:pPr>
         <w:pStyle w:val="Heading2"/>
       </w:pPr>
       <w:r>
-        <w:t xml:space="preserve">5. Nach Abnahme promoten</w:t>
+        <w:t xml:space="preserve">4. Änderung nach Entwicklung bringen</w:t>
       </w:r>
     </w:p>
     <w:p>
@@ -1054,7 +1136,7 @@
         </w:numPr>
       </w:pPr>
       <w:r>
-        <w:t xml:space="preserve">Den in Entwicklung erfolgreich geprüften Commit ermitteln.</w:t>
+        <w:t xml:space="preserve">Das richtige Mandanten-Repository und die betroffene Releaselinie wählen.</w:t>
       </w:r>
     </w:p>
     <w:p>
@@ -1066,7 +1148,7 @@
         </w:numPr>
       </w:pPr>
       <w:r>
-        <w:t xml:space="preserve">Genau diesen Commit direkt nach</w:t>
+        <w:t xml:space="preserve">Den aktuellen</w:t>
       </w:r>
       <w:r>
         <w:t xml:space="preserve"> </w:t>
@@ -1075,13 +1157,19 @@
         <w:rPr>
           <w:rStyle w:val="VerbatimChar"/>
         </w:rPr>
-        <w:t xml:space="preserve">&lt;Releaselinie&gt;/Abnahme</w:t>
-      </w:r>
-      <w:r>
-        <w:t xml:space="preserve"> </w:t>
-      </w:r>
-      <w:r>
-        <w:t xml:space="preserve">pushen.</w:t>
+        <w:t xml:space="preserve">&lt;Releaselinie&gt;/Entwicklung</w:t>
+      </w:r>
+      <w:r>
+        <w:t xml:space="preserve"> </w:t>
+      </w:r>
+      <w:r>
+        <w:t xml:space="preserve">auschecken; optional dafür einen</w:t>
+      </w:r>
+      <w:r>
+        <w:t xml:space="preserve"> </w:t>
+      </w:r>
+      <w:r>
+        <w:t xml:space="preserve">lokalen Feature-Branch erstellen.</w:t>
       </w:r>
     </w:p>
     <w:p>
@@ -1093,23 +1181,13 @@
         </w:numPr>
       </w:pPr>
       <w:r>
-        <w:t xml:space="preserve">Unter</w:t>
-      </w:r>
-      <w:r>
-        <w:t xml:space="preserve"> </w:t>
-      </w:r>
-      <w:r>
-        <w:rPr>
-          <w:b/>
-          <w:bCs/>
-        </w:rPr>
-        <w:t xml:space="preserve">Actions → Sync M/Text resources</w:t>
-      </w:r>
-      <w:r>
-        <w:t xml:space="preserve"> </w:t>
-      </w:r>
-      <w:r>
-        <w:t xml:space="preserve">den Abnahmelauf kontrollieren.</w:t>
+        <w:t xml:space="preserve">Nur die fachlich vorgesehenen Ressourcen ändern. Die Mandantenkonfiguration</w:t>
+      </w:r>
+      <w:r>
+        <w:t xml:space="preserve"> </w:t>
+      </w:r>
+      <w:r>
+        <w:t xml:space="preserve">nur gemeinsam mit der fachlichen Zuordnung ändern; keine Secrets ablegen.</w:t>
       </w:r>
     </w:p>
     <w:p>
@@ -1121,13 +1199,56 @@
         </w:numPr>
       </w:pPr>
       <w:r>
-        <w:t xml:space="preserve">Die fachliche Abnahme außerhalb des Workflows nach dem vereinbarten</w:t>
-      </w:r>
-      <w:r>
-        <w:t xml:space="preserve"> </w:t>
-      </w:r>
-      <w:r>
-        <w:t xml:space="preserve">Verfahren dokumentieren.</w:t>
+        <w:t xml:space="preserve">Änderungen committen und den gewünschten Commit direkt nach</w:t>
+      </w:r>
+      <w:r>
+        <w:t xml:space="preserve"> </w:t>
+      </w:r>
+      <w:r>
+        <w:rPr>
+          <w:rStyle w:val="VerbatimChar"/>
+        </w:rPr>
+        <w:t xml:space="preserve">&lt;Releaselinie&gt;/Entwicklung</w:t>
+      </w:r>
+      <w:r>
+        <w:t xml:space="preserve"> </w:t>
+      </w:r>
+      <w:r>
+        <w:t xml:space="preserve">pushen.</w:t>
+      </w:r>
+    </w:p>
+    <w:p>
+      <w:pPr>
+        <w:pStyle w:val="Compact"/>
+        <w:numPr>
+          <w:ilvl w:val="0"/>
+          <w:numId w:val="1003"/>
+        </w:numPr>
+      </w:pPr>
+      <w:r>
+        <w:t xml:space="preserve">Unter</w:t>
+      </w:r>
+      <w:r>
+        <w:t xml:space="preserve"> </w:t>
+      </w:r>
+      <w:r>
+        <w:rPr>
+          <w:b/>
+          <w:bCs/>
+        </w:rPr>
+        <w:t xml:space="preserve">Actions → Sync M/Text resources</w:t>
+      </w:r>
+      <w:r>
+        <w:t xml:space="preserve"> </w:t>
+      </w:r>
+      <w:r>
+        <w:t xml:space="preserve">den durch den Push ausgelösten</w:t>
+      </w:r>
+      <w:r>
+        <w:t xml:space="preserve"> </w:t>
+      </w:r>
+      <w:r>
+        <w:t xml:space="preserve">Lauf kontrollieren.</w:t>
       </w:r>
     </w:p>
     <w:p>
@@ -1135,41 +1256,41 @@
         <w:pStyle w:val="FirstParagraph"/>
       </w:pPr>
       <w:r>
-        <w:t xml:space="preserve">Der Push nach Abnahme verteilt den vollständigen konfigurierten Projektstand</w:t>
-      </w:r>
-      <w:r>
-        <w:t xml:space="preserve"> </w:t>
-      </w:r>
-      <w:r>
-        <w:t xml:space="preserve">des vom Anwender fachlich freigegebenen Commits. Er baut noch kein</w:t>
-      </w:r>
-      <w:r>
-        <w:t xml:space="preserve"> </w:t>
-      </w:r>
-      <w:r>
-        <w:t xml:space="preserve">Mainframe-Paket. Die Auswahl dieses Commits ist eine fachliche</w:t>
-      </w:r>
-      <w:r>
-        <w:t xml:space="preserve"> </w:t>
-      </w:r>
-      <w:r>
-        <w:t xml:space="preserve">Verantwortlichkeit; der Workflow erzwingt keine Gleichheit mit einem früheren</w:t>
-      </w:r>
-      <w:r>
-        <w:t xml:space="preserve"> </w:t>
-      </w:r>
-      <w:r>
-        <w:t xml:space="preserve">Entwicklungspush.</w:t>
+        <w:t xml:space="preserve">Der Push startet die Synchronisation des exakten Commits. Ein erfolgreicher</w:t>
+      </w:r>
+      <w:r>
+        <w:t xml:space="preserve"> </w:t>
+      </w:r>
+      <w:r>
+        <w:t xml:space="preserve">Lauf endet mit</w:t>
+      </w:r>
+      <w:r>
+        <w:t xml:space="preserve"> </w:t>
+      </w:r>
+      <w:r>
+        <w:rPr>
+          <w:rStyle w:val="VerbatimChar"/>
+        </w:rPr>
+        <w:t xml:space="preserve">ADAPTER_ACCEPTED</w:t>
+      </w:r>
+      <w:r>
+        <w:t xml:space="preserve">; dies bestätigt die synchrone 2xx-Annahme des</w:t>
+      </w:r>
+      <w:r>
+        <w:t xml:space="preserve"> </w:t>
+      </w:r>
+      <w:r>
+        <w:t xml:space="preserve">Adapters, nicht einen späteren fachlichen M/Text-Jobstatus.</w:t>
       </w:r>
     </w:p>
     <w:bookmarkEnd w:id="16"/>
-    <w:bookmarkStart w:id="17" w:name="X1d29f67292db16d3b934776c489b37252db8844"/>
+    <w:bookmarkStart w:id="17" w:name="Xa12cbb55742e8c0700c3211008f335844c3c147"/>
     <w:p>
       <w:pPr>
         <w:pStyle w:val="Heading2"/>
       </w:pPr>
       <w:r>
-        <w:t xml:space="preserve">6. Ausgewählte Änderungen bereitstellen</w:t>
+        <w:t xml:space="preserve">5. Nach Abnahme promoten</w:t>
       </w:r>
     </w:p>
     <w:p>
@@ -1181,37 +1302,7 @@
         </w:numPr>
       </w:pPr>
       <w:r>
-        <w:t xml:space="preserve">Einen UTC-Zeitstempel bestimmen und den Auswahlbranch</w:t>
-      </w:r>
-      <w:r>
-        <w:t xml:space="preserve"> </w:t>
-      </w:r>
-      <w:r>
-        <w:rPr>
-          <w:rStyle w:val="VerbatimChar"/>
-        </w:rPr>
-        <w:t xml:space="preserve">release/&lt;Releaselinie&gt;-&lt;YYYYMMDDTHHMMSSZ&gt;</w:t>
-      </w:r>
-      <w:r>
-        <w:t xml:space="preserve"> </w:t>
-      </w:r>
-      <w:r>
-        <w:t xml:space="preserve">vom aktuellen</w:t>
-      </w:r>
-      <w:r>
-        <w:t xml:space="preserve"> </w:t>
-      </w:r>
-      <w:r>
-        <w:rPr>
-          <w:rStyle w:val="VerbatimChar"/>
-        </w:rPr>
-        <w:t xml:space="preserve">&lt;Releaselinie&gt;/Bereitstellung</w:t>
-      </w:r>
-      <w:r>
-        <w:t xml:space="preserve"> </w:t>
-      </w:r>
-      <w:r>
-        <w:t xml:space="preserve">erstellen.</w:t>
+        <w:t xml:space="preserve">Den in Entwicklung erfolgreich geprüften Commit ermitteln.</w:t>
       </w:r>
     </w:p>
     <w:p>
@@ -1223,7 +1314,7 @@
         </w:numPr>
       </w:pPr>
       <w:r>
-        <w:t xml:space="preserve">Ausschließlich die fachlich freigegebenen Commits aus Abnahme per</w:t>
+        <w:t xml:space="preserve">Genau diesen Commit direkt nach</w:t>
       </w:r>
       <w:r>
         <w:t xml:space="preserve"> </w:t>
@@ -1232,19 +1323,13 @@
         <w:rPr>
           <w:rStyle w:val="VerbatimChar"/>
         </w:rPr>
-        <w:t xml:space="preserve">git cherry-pick</w:t>
-      </w:r>
-      <w:r>
-        <w:t xml:space="preserve"> </w:t>
-      </w:r>
-      <w:r>
-        <w:t xml:space="preserve">in diesen Branch übernehmen. Konflikte fachlich prüfen;</w:t>
-      </w:r>
-      <w:r>
-        <w:t xml:space="preserve"> </w:t>
-      </w:r>
-      <w:r>
-        <w:t xml:space="preserve">keine ungeprüften Konfliktauflösungen übernehmen.</w:t>
+        <w:t xml:space="preserve">&lt;Releaselinie&gt;/Abnahme</w:t>
+      </w:r>
+      <w:r>
+        <w:t xml:space="preserve"> </w:t>
+      </w:r>
+      <w:r>
+        <w:t xml:space="preserve">pushen.</w:t>
       </w:r>
     </w:p>
     <w:p>
@@ -1256,22 +1341,23 @@
         </w:numPr>
       </w:pPr>
       <w:r>
-        <w:t xml:space="preserve">Einen Pull Request vom Auswahlbranch nach</w:t>
-      </w:r>
-      <w:r>
-        <w:t xml:space="preserve"> </w:t>
-      </w:r>
-      <w:r>
-        <w:rPr>
-          <w:rStyle w:val="VerbatimChar"/>
-        </w:rPr>
-        <w:t xml:space="preserve">&lt;Releaselinie&gt;/Bereitstellung</w:t>
-      </w:r>
-      <w:r>
-        <w:t xml:space="preserve"> </w:t>
-      </w:r>
-      <w:r>
-        <w:t xml:space="preserve">öffnen.</w:t>
+        <w:t xml:space="preserve">Unter</w:t>
+      </w:r>
+      <w:r>
+        <w:t xml:space="preserve"> </w:t>
+      </w:r>
+      <w:r>
+        <w:rPr>
+          <w:b/>
+          <w:bCs/>
+        </w:rPr>
+        <w:t xml:space="preserve">Actions → Sync M/Text resources</w:t>
+      </w:r>
+      <w:r>
+        <w:t xml:space="preserve"> </w:t>
+      </w:r>
+      <w:r>
+        <w:t xml:space="preserve">den Abnahmelauf kontrollieren.</w:t>
       </w:r>
     </w:p>
     <w:p>
@@ -1283,40 +1369,13 @@
         </w:numPr>
       </w:pPr>
       <w:r>
-        <w:t xml:space="preserve">Inhalt, Zielbranch und den Check</w:t>
-      </w:r>
-      <w:r>
-        <w:t xml:space="preserve"> </w:t>
-      </w:r>
-      <w:r>
-        <w:rPr>
-          <w:rStyle w:val="VerbatimChar"/>
-        </w:rPr>
-        <w:t xml:space="preserve">Validate change / Validate release promotion</w:t>
-      </w:r>
-      <w:r>
-        <w:t xml:space="preserve"> </w:t>
-      </w:r>
-      <w:r>
-        <w:t xml:space="preserve">prüfen und den Pull Request mergen.</w:t>
-      </w:r>
-    </w:p>
-    <w:p>
-      <w:pPr>
-        <w:pStyle w:val="Compact"/>
-        <w:numPr>
-          <w:ilvl w:val="0"/>
-          <w:numId w:val="1004"/>
-        </w:numPr>
-      </w:pPr>
-      <w:r>
-        <w:t xml:space="preserve">Den erzeugten Merge-Commit notieren. Der Merge allein startet weder</w:t>
-      </w:r>
-      <w:r>
-        <w:t xml:space="preserve"> </w:t>
-      </w:r>
-      <w:r>
-        <w:t xml:space="preserve">Paketbau noch Mainframe-Übergabe.</w:t>
+        <w:t xml:space="preserve">Die fachliche Abnahme außerhalb des Workflows nach dem vereinbarten</w:t>
+      </w:r>
+      <w:r>
+        <w:t xml:space="preserve"> </w:t>
+      </w:r>
+      <w:r>
+        <w:t xml:space="preserve">Verfahren dokumentieren.</w:t>
       </w:r>
     </w:p>
     <w:p>
@@ -1324,58 +1383,41 @@
         <w:pStyle w:val="FirstParagraph"/>
       </w:pPr>
       <w:r>
-        <w:t xml:space="preserve">Der Auswahlbranch muss exakt dem Namensformat entsprechen. Ein direkter Pull</w:t>
-      </w:r>
-      <w:r>
-        <w:t xml:space="preserve"> </w:t>
-      </w:r>
-      <w:r>
-        <w:t xml:space="preserve">Request von Abnahme nach Bereitstellung wird von der Promotionsvalidierung</w:t>
-      </w:r>
-      <w:r>
-        <w:t xml:space="preserve"> </w:t>
-      </w:r>
-      <w:r>
-        <w:t xml:space="preserve">abgelehnt.</w:t>
+        <w:t xml:space="preserve">Der Push nach Abnahme verteilt den vollständigen konfigurierten Projektstand</w:t>
+      </w:r>
+      <w:r>
+        <w:t xml:space="preserve"> </w:t>
+      </w:r>
+      <w:r>
+        <w:t xml:space="preserve">des vom Anwender fachlich freigegebenen Commits. Er baut noch kein</w:t>
+      </w:r>
+      <w:r>
+        <w:t xml:space="preserve"> </w:t>
+      </w:r>
+      <w:r>
+        <w:t xml:space="preserve">Mainframe-Paket. Die Auswahl dieses Commits ist eine fachliche</w:t>
+      </w:r>
+      <w:r>
+        <w:t xml:space="preserve"> </w:t>
+      </w:r>
+      <w:r>
+        <w:t xml:space="preserve">Verantwortlichkeit; der Workflow erzwingt keine Gleichheit mit einem früheren</w:t>
+      </w:r>
+      <w:r>
+        <w:t xml:space="preserve"> </w:t>
+      </w:r>
+      <w:r>
+        <w:t xml:space="preserve">Entwicklungspush.</w:t>
       </w:r>
     </w:p>
     <w:bookmarkEnd w:id="17"/>
-    <w:bookmarkStart w:id="18" w:name="X08ed1942a851ecf1b66055bac4c3dbac74b6050"/>
+    <w:bookmarkStart w:id="18" w:name="X1d29f67292db16d3b934776c489b37252db8844"/>
     <w:p>
       <w:pPr>
         <w:pStyle w:val="Heading2"/>
       </w:pPr>
       <w:r>
-        <w:t xml:space="preserve">7. FULL oder DELTA auslösen</w:t>
-      </w:r>
-    </w:p>
-    <w:p>
-      <w:pPr>
-        <w:pStyle w:val="FirstParagraph"/>
-      </w:pPr>
-      <w:r>
-        <w:t xml:space="preserve">Vor dem Taggen müssen Releaselinie, Mandant, gewünschter Lieferungstyp und der</w:t>
-      </w:r>
-      <w:r>
-        <w:t xml:space="preserve"> </w:t>
-      </w:r>
-      <w:r>
-        <w:t xml:space="preserve">exakte Commit auf</w:t>
-      </w:r>
-      <w:r>
-        <w:t xml:space="preserve"> </w:t>
-      </w:r>
-      <w:r>
-        <w:rPr>
-          <w:rStyle w:val="VerbatimChar"/>
-        </w:rPr>
-        <w:t xml:space="preserve">&lt;Releaselinie&gt;/Bereitstellung</w:t>
-      </w:r>
-      <w:r>
-        <w:t xml:space="preserve"> </w:t>
-      </w:r>
-      <w:r>
-        <w:t xml:space="preserve">fachlich bestätigt sein.</w:t>
+        <w:t xml:space="preserve">6. Ausgewählte Änderungen bereitstellen</w:t>
       </w:r>
     </w:p>
     <w:p>
@@ -1387,22 +1429,37 @@
         </w:numPr>
       </w:pPr>
       <w:r>
+        <w:t xml:space="preserve">Einen UTC-Zeitstempel bestimmen und den Auswahlbranch</w:t>
+      </w:r>
+      <w:r>
+        <w:t xml:space="preserve"> </w:t>
+      </w:r>
+      <w:r>
         <w:rPr>
           <w:rStyle w:val="VerbatimChar"/>
         </w:rPr>
-        <w:t xml:space="preserve">Rnnn.100</w:t>
-      </w:r>
-      <w:r>
-        <w:t xml:space="preserve"> </w:t>
-      </w:r>
-      <w:r>
-        <w:t xml:space="preserve">erzeugt ein FULL mit dem vollständigen Stand jedes Projekts der</w:t>
-      </w:r>
-      <w:r>
-        <w:t xml:space="preserve"> </w:t>
-      </w:r>
-      <w:r>
-        <w:t xml:space="preserve">Delivery-Allowlist.</w:t>
+        <w:t xml:space="preserve">release/&lt;Releaselinie&gt;-&lt;YYYYMMDDTHHMMSSZ&gt;</w:t>
+      </w:r>
+      <w:r>
+        <w:t xml:space="preserve"> </w:t>
+      </w:r>
+      <w:r>
+        <w:t xml:space="preserve">vom aktuellen</w:t>
+      </w:r>
+      <w:r>
+        <w:t xml:space="preserve"> </w:t>
+      </w:r>
+      <w:r>
+        <w:rPr>
+          <w:rStyle w:val="VerbatimChar"/>
+        </w:rPr>
+        <w:t xml:space="preserve">&lt;Releaselinie&gt;/Bereitstellung</w:t>
+      </w:r>
+      <w:r>
+        <w:t xml:space="preserve"> </w:t>
+      </w:r>
+      <w:r>
+        <w:t xml:space="preserve">erstellen.</w:t>
       </w:r>
     </w:p>
     <w:p>
@@ -1414,7 +1471,7 @@
         </w:numPr>
       </w:pPr>
       <w:r>
-        <w:t xml:space="preserve">Jede andere gültige dreistellige Endung, zum Beispiel</w:t>
+        <w:t xml:space="preserve">Ausschließlich die fachlich freigegebenen Commits aus Abnahme per</w:t>
       </w:r>
       <w:r>
         <w:t xml:space="preserve"> </w:t>
@@ -1423,31 +1480,19 @@
         <w:rPr>
           <w:rStyle w:val="VerbatimChar"/>
         </w:rPr>
-        <w:t xml:space="preserve">R261.108</w:t>
-      </w:r>
-      <w:r>
-        <w:t xml:space="preserve">, erzeugt</w:t>
-      </w:r>
-      <w:r>
-        <w:t xml:space="preserve"> </w:t>
-      </w:r>
-      <w:r>
-        <w:t xml:space="preserve">ein kumulatives DELTA von</w:t>
-      </w:r>
-      <w:r>
-        <w:t xml:space="preserve"> </w:t>
-      </w:r>
-      <w:r>
-        <w:rPr>
-          <w:rStyle w:val="VerbatimChar"/>
-        </w:rPr>
-        <w:t xml:space="preserve">R261.100</w:t>
-      </w:r>
-      <w:r>
-        <w:t xml:space="preserve"> </w:t>
-      </w:r>
-      <w:r>
-        <w:t xml:space="preserve">bis zum Zieltag.</w:t>
+        <w:t xml:space="preserve">git cherry-pick</w:t>
+      </w:r>
+      <w:r>
+        <w:t xml:space="preserve"> </w:t>
+      </w:r>
+      <w:r>
+        <w:t xml:space="preserve">in diesen Branch übernehmen. Konflikte fachlich prüfen;</w:t>
+      </w:r>
+      <w:r>
+        <w:t xml:space="preserve"> </w:t>
+      </w:r>
+      <w:r>
+        <w:t xml:space="preserve">keine ungeprüften Konfliktauflösungen übernehmen.</w:t>
       </w:r>
     </w:p>
     <w:p>
@@ -1459,7 +1504,7 @@
         </w:numPr>
       </w:pPr>
       <w:r>
-        <w:t xml:space="preserve">Ein DELTA setzt voraus, dass der</w:t>
+        <w:t xml:space="preserve">Einen Pull Request vom Auswahlbranch nach</w:t>
       </w:r>
       <w:r>
         <w:t xml:space="preserve"> </w:t>
@@ -1468,16 +1513,58 @@
         <w:rPr>
           <w:rStyle w:val="VerbatimChar"/>
         </w:rPr>
-        <w:t xml:space="preserve">.100</w:t>
-      </w:r>
-      <w:r>
-        <w:t xml:space="preserve">-Tag derselben Linie vorhanden und</w:t>
-      </w:r>
-      <w:r>
-        <w:t xml:space="preserve"> </w:t>
-      </w:r>
-      <w:r>
-        <w:t xml:space="preserve">erreichbar ist.</w:t>
+        <w:t xml:space="preserve">&lt;Releaselinie&gt;/Bereitstellung</w:t>
+      </w:r>
+      <w:r>
+        <w:t xml:space="preserve"> </w:t>
+      </w:r>
+      <w:r>
+        <w:t xml:space="preserve">öffnen.</w:t>
+      </w:r>
+    </w:p>
+    <w:p>
+      <w:pPr>
+        <w:pStyle w:val="Compact"/>
+        <w:numPr>
+          <w:ilvl w:val="0"/>
+          <w:numId w:val="1005"/>
+        </w:numPr>
+      </w:pPr>
+      <w:r>
+        <w:t xml:space="preserve">Inhalt, Zielbranch und den Check</w:t>
+      </w:r>
+      <w:r>
+        <w:t xml:space="preserve"> </w:t>
+      </w:r>
+      <w:r>
+        <w:rPr>
+          <w:rStyle w:val="VerbatimChar"/>
+        </w:rPr>
+        <w:t xml:space="preserve">Validate change / Validate release promotion</w:t>
+      </w:r>
+      <w:r>
+        <w:t xml:space="preserve"> </w:t>
+      </w:r>
+      <w:r>
+        <w:t xml:space="preserve">prüfen und den Pull Request mergen.</w:t>
+      </w:r>
+    </w:p>
+    <w:p>
+      <w:pPr>
+        <w:pStyle w:val="Compact"/>
+        <w:numPr>
+          <w:ilvl w:val="0"/>
+          <w:numId w:val="1005"/>
+        </w:numPr>
+      </w:pPr>
+      <w:r>
+        <w:t xml:space="preserve">Den erzeugten Merge-Commit notieren. Der Merge allein startet weder</w:t>
+      </w:r>
+      <w:r>
+        <w:t xml:space="preserve"> </w:t>
+      </w:r>
+      <w:r>
+        <w:t xml:space="preserve">Paketbau noch Mainframe-Übergabe.</w:t>
       </w:r>
     </w:p>
     <w:p>
@@ -1485,84 +1572,29 @@
         <w:pStyle w:val="FirstParagraph"/>
       </w:pPr>
       <w:r>
-        <w:t xml:space="preserve">Zum Auslösen einen einfachen Git-Tag auf dem bestätigten Bereitstellungscommit</w:t>
-      </w:r>
-      <w:r>
-        <w:t xml:space="preserve"> </w:t>
-      </w:r>
-      <w:r>
-        <w:t xml:space="preserve">setzen und pushen, zum Beispiel:</w:t>
-      </w:r>
-    </w:p>
-    <w:p>
-      <w:pPr>
-        <w:pStyle w:val="SourceCode"/>
-      </w:pPr>
-      <w:r>
-        <w:rPr>
-          <w:rStyle w:val="FunctionTok"/>
-        </w:rPr>
-        <w:t xml:space="preserve">git</w:t>
-      </w:r>
-      <w:r>
-        <w:rPr>
-          <w:rStyle w:val="NormalTok"/>
-        </w:rPr>
-        <w:t xml:space="preserve"> fetch origin R261/Bereitstellung </w:t>
-      </w:r>
-      <w:r>
-        <w:rPr>
-          <w:rStyle w:val="AttributeTok"/>
-        </w:rPr>
-        <w:t xml:space="preserve">--tags</w:t>
-      </w:r>
-      <w:r>
-        <w:br/>
-      </w:r>
-      <w:r>
-        <w:rPr>
-          <w:rStyle w:val="FunctionTok"/>
-        </w:rPr>
-        <w:t xml:space="preserve">git</w:t>
-      </w:r>
-      <w:r>
-        <w:rPr>
-          <w:rStyle w:val="NormalTok"/>
-        </w:rPr>
-        <w:t xml:space="preserve"> tag R261.108 </w:t>
-      </w:r>
-      <w:r>
-        <w:rPr>
-          <w:rStyle w:val="OperatorTok"/>
-        </w:rPr>
-        <w:t xml:space="preserve">&lt;</w:t>
-      </w:r>
-      <w:r>
-        <w:rPr>
-          <w:rStyle w:val="NormalTok"/>
-        </w:rPr>
-        <w:t xml:space="preserve">vollständiger-commit-sha</w:t>
-      </w:r>
-      <w:r>
-        <w:rPr>
-          <w:rStyle w:val="OperatorTok"/>
-        </w:rPr>
-        <w:t xml:space="preserve">&gt;</w:t>
-      </w:r>
-      <w:r>
-        <w:br/>
-      </w:r>
-      <w:r>
-        <w:rPr>
-          <w:rStyle w:val="FunctionTok"/>
-        </w:rPr>
-        <w:t xml:space="preserve">git</w:t>
-      </w:r>
-      <w:r>
-        <w:rPr>
-          <w:rStyle w:val="NormalTok"/>
-        </w:rPr>
-        <w:t xml:space="preserve"> push origin refs/tags/R261.108</w:t>
+        <w:t xml:space="preserve">Der Auswahlbranch muss exakt dem Namensformat entsprechen. Ein direkter Pull</w:t>
+      </w:r>
+      <w:r>
+        <w:t xml:space="preserve"> </w:t>
+      </w:r>
+      <w:r>
+        <w:t xml:space="preserve">Request von Abnahme nach Bereitstellung wird von der Promotionsvalidierung</w:t>
+      </w:r>
+      <w:r>
+        <w:t xml:space="preserve"> </w:t>
+      </w:r>
+      <w:r>
+        <w:t xml:space="preserve">abgelehnt.</w:t>
+      </w:r>
+    </w:p>
+    <w:bookmarkEnd w:id="18"/>
+    <w:bookmarkStart w:id="19" w:name="X08ed1942a851ecf1b66055bac4c3dbac74b6050"/>
+    <w:p>
+      <w:pPr>
+        <w:pStyle w:val="Heading2"/>
+      </w:pPr>
+      <w:r>
+        <w:t xml:space="preserve">7. FULL oder DELTA auslösen</w:t>
       </w:r>
     </w:p>
     <w:p>
@@ -1570,23 +1602,28 @@
         <w:pStyle w:val="FirstParagraph"/>
       </w:pPr>
       <w:r>
-        <w:t xml:space="preserve">Danach unter</w:t>
-      </w:r>
-      <w:r>
-        <w:t xml:space="preserve"> </w:t>
-      </w:r>
-      <w:r>
-        <w:rPr>
-          <w:b/>
-          <w:bCs/>
-        </w:rPr>
-        <w:t xml:space="preserve">Actions → Build and publish release</w:t>
-      </w:r>
-      <w:r>
-        <w:t xml:space="preserve"> </w:t>
-      </w:r>
-      <w:r>
-        <w:t xml:space="preserve">prüfen:</w:t>
+        <w:t xml:space="preserve">Vor dem Taggen müssen Releaselinie, Mandant, gewünschter Lieferungstyp und der</w:t>
+      </w:r>
+      <w:r>
+        <w:t xml:space="preserve"> </w:t>
+      </w:r>
+      <w:r>
+        <w:t xml:space="preserve">exakte Commit auf</w:t>
+      </w:r>
+      <w:r>
+        <w:t xml:space="preserve"> </w:t>
+      </w:r>
+      <w:r>
+        <w:rPr>
+          <w:rStyle w:val="VerbatimChar"/>
+        </w:rPr>
+        <w:t xml:space="preserve">&lt;Releaselinie&gt;/Bereitstellung</w:t>
+      </w:r>
+      <w:r>
+        <w:t xml:space="preserve"> </w:t>
+      </w:r>
+      <w:r>
+        <w:t xml:space="preserve">fachlich bestätigt sein.</w:t>
       </w:r>
     </w:p>
     <w:p>
@@ -1601,34 +1638,19 @@
         <w:rPr>
           <w:rStyle w:val="VerbatimChar"/>
         </w:rPr>
-        <w:t xml:space="preserve">Build FULL or DELTA artifact</w:t>
-      </w:r>
-      <w:r>
-        <w:t xml:space="preserve"> </w:t>
-      </w:r>
-      <w:r>
-        <w:t xml:space="preserve">validiert Tag und Branchzuordnung, baut die</w:t>
-      </w:r>
-      <w:r>
-        <w:t xml:space="preserve"> </w:t>
-      </w:r>
-      <w:r>
-        <w:t xml:space="preserve">Pakete und erzeugt</w:t>
-      </w:r>
-      <w:r>
-        <w:t xml:space="preserve"> </w:t>
-      </w:r>
-      <w:r>
-        <w:rPr>
-          <w:rStyle w:val="VerbatimChar"/>
-        </w:rPr>
-        <w:t xml:space="preserve">manifest.json</w:t>
-      </w:r>
-      <w:r>
-        <w:t xml:space="preserve"> </w:t>
-      </w:r>
-      <w:r>
-        <w:t xml:space="preserve">mit SHA-256-Prüfsummen.</w:t>
+        <w:t xml:space="preserve">Rnnn.100</w:t>
+      </w:r>
+      <w:r>
+        <w:t xml:space="preserve"> </w:t>
+      </w:r>
+      <w:r>
+        <w:t xml:space="preserve">erzeugt ein FULL mit dem vollständigen Stand jedes Projekts der</w:t>
+      </w:r>
+      <w:r>
+        <w:t xml:space="preserve"> </w:t>
+      </w:r>
+      <w:r>
+        <w:t xml:space="preserve">Delivery-Allowlist.</w:t>
       </w:r>
     </w:p>
     <w:p>
@@ -1640,7 +1662,7 @@
         </w:numPr>
       </w:pPr>
       <w:r>
-        <w:t xml:space="preserve">Das Artefakt heißt</w:t>
+        <w:t xml:space="preserve">Jede andere gültige dreistellige Endung, zum Beispiel</w:t>
       </w:r>
       <w:r>
         <w:t xml:space="preserve"> </w:t>
@@ -1649,19 +1671,31 @@
         <w:rPr>
           <w:rStyle w:val="VerbatimChar"/>
         </w:rPr>
-        <w:t xml:space="preserve">&lt;Repository&gt;-&lt;Release-Tag&gt;</w:t>
-      </w:r>
-      <w:r>
-        <w:t xml:space="preserve"> </w:t>
-      </w:r>
-      <w:r>
-        <w:t xml:space="preserve">und wird standardmäßig</w:t>
-      </w:r>
-      <w:r>
-        <w:t xml:space="preserve"> </w:t>
-      </w:r>
-      <w:r>
-        <w:t xml:space="preserve">30 Tage aufbewahrt.</w:t>
+        <w:t xml:space="preserve">R261.108</w:t>
+      </w:r>
+      <w:r>
+        <w:t xml:space="preserve">, erzeugt</w:t>
+      </w:r>
+      <w:r>
+        <w:t xml:space="preserve"> </w:t>
+      </w:r>
+      <w:r>
+        <w:t xml:space="preserve">ein kumulatives DELTA von</w:t>
+      </w:r>
+      <w:r>
+        <w:t xml:space="preserve"> </w:t>
+      </w:r>
+      <w:r>
+        <w:rPr>
+          <w:rStyle w:val="VerbatimChar"/>
+        </w:rPr>
+        <w:t xml:space="preserve">R261.100</w:t>
+      </w:r>
+      <w:r>
+        <w:t xml:space="preserve"> </w:t>
+      </w:r>
+      <w:r>
+        <w:t xml:space="preserve">bis zum Zieltag.</w:t>
       </w:r>
     </w:p>
     <w:p>
@@ -1673,55 +1707,25 @@
         </w:numPr>
       </w:pPr>
       <w:r>
+        <w:t xml:space="preserve">Ein DELTA setzt voraus, dass der</w:t>
+      </w:r>
+      <w:r>
+        <w:t xml:space="preserve"> </w:t>
+      </w:r>
+      <w:r>
         <w:rPr>
           <w:rStyle w:val="VerbatimChar"/>
         </w:rPr>
-        <w:t xml:space="preserve">Verify and hand over artifact to Mainframe</w:t>
-      </w:r>
-      <w:r>
-        <w:t xml:space="preserve"> </w:t>
-      </w:r>
-      <w:r>
-        <w:t xml:space="preserve">wartet im Environment</w:t>
-      </w:r>
-      <w:r>
-        <w:t xml:space="preserve"> </w:t>
-      </w:r>
-      <w:r>
-        <w:rPr>
-          <w:rStyle w:val="VerbatimChar"/>
-        </w:rPr>
-        <w:t xml:space="preserve">Bereitstellung</w:t>
-      </w:r>
-      <w:r>
-        <w:t xml:space="preserve"> </w:t>
-      </w:r>
-      <w:r>
-        <w:t xml:space="preserve">auf die eingerichtete manuelle Freigabe.</w:t>
-      </w:r>
-    </w:p>
-    <w:p>
-      <w:pPr>
-        <w:pStyle w:val="Compact"/>
-        <w:numPr>
-          <w:ilvl w:val="0"/>
-          <w:numId w:val="1006"/>
-        </w:numPr>
-      </w:pPr>
-      <w:r>
-        <w:t xml:space="preserve">Nach der Freigabe werden Manifest und Prüfsummen erneut geprüft, JCL wird</w:t>
-      </w:r>
-      <w:r>
-        <w:t xml:space="preserve"> </w:t>
-      </w:r>
-      <w:r>
-        <w:t xml:space="preserve">aus dem versionierten Template gerendert und Paket plus JCL werden per</w:t>
-      </w:r>
-      <w:r>
-        <w:t xml:space="preserve"> </w:t>
-      </w:r>
-      <w:r>
-        <w:t xml:space="preserve">FTP/JES übergeben.</w:t>
+        <w:t xml:space="preserve">.100</w:t>
+      </w:r>
+      <w:r>
+        <w:t xml:space="preserve">-Tag derselben Linie vorhanden und</w:t>
+      </w:r>
+      <w:r>
+        <w:t xml:space="preserve"> </w:t>
+      </w:r>
+      <w:r>
+        <w:t xml:space="preserve">erreichbar ist.</w:t>
       </w:r>
     </w:p>
     <w:p>
@@ -1729,47 +1733,84 @@
         <w:pStyle w:val="FirstParagraph"/>
       </w:pPr>
       <w:r>
-        <w:rPr>
-          <w:rStyle w:val="VerbatimChar"/>
-        </w:rPr>
-        <w:t xml:space="preserve">MAINFRAME_SUBMITTED</w:t>
-      </w:r>
-      <w:r>
-        <w:t xml:space="preserve"> </w:t>
-      </w:r>
-      <w:r>
-        <w:t xml:space="preserve">bedeutet ausschließlich, dass die unmittelbare</w:t>
-      </w:r>
-      <w:r>
-        <w:t xml:space="preserve"> </w:t>
-      </w:r>
-      <w:r>
-        <w:t xml:space="preserve">FTP-/JES-Übergabe akzeptiert wurde. Der fachliche Abschluss des Mainframe-Jobs</w:t>
-      </w:r>
-      <w:r>
-        <w:t xml:space="preserve"> </w:t>
-      </w:r>
-      <w:r>
-        <w:t xml:space="preserve">wird in Ausbaustufe 1 nicht abgefragt.</w:t>
-      </w:r>
-    </w:p>
-    <w:bookmarkEnd w:id="18"/>
-    <w:bookmarkStart w:id="21" w:name="X3ab85b391d33e6582e4da306fb3dd48ec8db851"/>
-    <w:p>
-      <w:pPr>
-        <w:pStyle w:val="Heading2"/>
-      </w:pPr>
-      <w:r>
-        <w:t xml:space="preserve">8. Einen Lauf kontrolliert wiederholen</w:t>
-      </w:r>
-    </w:p>
-    <w:bookmarkStart w:id="19" w:name="mtext-synchronisation-wiederholen"/>
-    <w:p>
-      <w:pPr>
-        <w:pStyle w:val="Heading3"/>
-      </w:pPr>
-      <w:r>
-        <w:t xml:space="preserve">M/Text-Synchronisation wiederholen</w:t>
+        <w:t xml:space="preserve">Zum Auslösen einen einfachen Git-Tag auf dem bestätigten Bereitstellungscommit</w:t>
+      </w:r>
+      <w:r>
+        <w:t xml:space="preserve"> </w:t>
+      </w:r>
+      <w:r>
+        <w:t xml:space="preserve">setzen und pushen, zum Beispiel:</w:t>
+      </w:r>
+    </w:p>
+    <w:p>
+      <w:pPr>
+        <w:pStyle w:val="SourceCode"/>
+      </w:pPr>
+      <w:r>
+        <w:rPr>
+          <w:rStyle w:val="FunctionTok"/>
+        </w:rPr>
+        <w:t xml:space="preserve">git</w:t>
+      </w:r>
+      <w:r>
+        <w:rPr>
+          <w:rStyle w:val="NormalTok"/>
+        </w:rPr>
+        <w:t xml:space="preserve"> fetch origin R261/Bereitstellung </w:t>
+      </w:r>
+      <w:r>
+        <w:rPr>
+          <w:rStyle w:val="AttributeTok"/>
+        </w:rPr>
+        <w:t xml:space="preserve">--tags</w:t>
+      </w:r>
+      <w:r>
+        <w:br/>
+      </w:r>
+      <w:r>
+        <w:rPr>
+          <w:rStyle w:val="FunctionTok"/>
+        </w:rPr>
+        <w:t xml:space="preserve">git</w:t>
+      </w:r>
+      <w:r>
+        <w:rPr>
+          <w:rStyle w:val="NormalTok"/>
+        </w:rPr>
+        <w:t xml:space="preserve"> tag R261.108 </w:t>
+      </w:r>
+      <w:r>
+        <w:rPr>
+          <w:rStyle w:val="OperatorTok"/>
+        </w:rPr>
+        <w:t xml:space="preserve">&lt;</w:t>
+      </w:r>
+      <w:r>
+        <w:rPr>
+          <w:rStyle w:val="NormalTok"/>
+        </w:rPr>
+        <w:t xml:space="preserve">vollständiger-commit-sha</w:t>
+      </w:r>
+      <w:r>
+        <w:rPr>
+          <w:rStyle w:val="OperatorTok"/>
+        </w:rPr>
+        <w:t xml:space="preserve">&gt;</w:t>
+      </w:r>
+      <w:r>
+        <w:br/>
+      </w:r>
+      <w:r>
+        <w:rPr>
+          <w:rStyle w:val="FunctionTok"/>
+        </w:rPr>
+        <w:t xml:space="preserve">git</w:t>
+      </w:r>
+      <w:r>
+        <w:rPr>
+          <w:rStyle w:val="NormalTok"/>
+        </w:rPr>
+        <w:t xml:space="preserve"> push origin refs/tags/R261.108</w:t>
       </w:r>
     </w:p>
     <w:p>
@@ -1777,7 +1818,7 @@
         <w:pStyle w:val="FirstParagraph"/>
       </w:pPr>
       <w:r>
-        <w:t xml:space="preserve">Unter</w:t>
+        <w:t xml:space="preserve">Danach unter</w:t>
       </w:r>
       <w:r>
         <w:t xml:space="preserve"> </w:t>
@@ -1787,13 +1828,13 @@
           <w:b/>
           <w:bCs/>
         </w:rPr>
-        <w:t xml:space="preserve">Actions → Sync M/Text resources → Run workflow</w:t>
-      </w:r>
-      <w:r>
-        <w:t xml:space="preserve"> </w:t>
-      </w:r>
-      <w:r>
-        <w:t xml:space="preserve">angeben:</w:t>
+        <w:t xml:space="preserve">Actions → Build and publish release</w:t>
+      </w:r>
+      <w:r>
+        <w:t xml:space="preserve"> </w:t>
+      </w:r>
+      <w:r>
+        <w:t xml:space="preserve">prüfen:</w:t>
       </w:r>
     </w:p>
     <w:p>
@@ -1808,10 +1849,34 @@
         <w:rPr>
           <w:rStyle w:val="VerbatimChar"/>
         </w:rPr>
-        <w:t xml:space="preserve">commit_sha</w:t>
-      </w:r>
-      <w:r>
-        <w:t xml:space="preserve">: vollständiger 40-stelliger SHA des bereits geprüften Commits;</w:t>
+        <w:t xml:space="preserve">Build FULL or DELTA artifact</w:t>
+      </w:r>
+      <w:r>
+        <w:t xml:space="preserve"> </w:t>
+      </w:r>
+      <w:r>
+        <w:t xml:space="preserve">validiert Tag und Branchzuordnung, baut die</w:t>
+      </w:r>
+      <w:r>
+        <w:t xml:space="preserve"> </w:t>
+      </w:r>
+      <w:r>
+        <w:t xml:space="preserve">Pakete und erzeugt</w:t>
+      </w:r>
+      <w:r>
+        <w:t xml:space="preserve"> </w:t>
+      </w:r>
+      <w:r>
+        <w:rPr>
+          <w:rStyle w:val="VerbatimChar"/>
+        </w:rPr>
+        <w:t xml:space="preserve">manifest.json</w:t>
+      </w:r>
+      <w:r>
+        <w:t xml:space="preserve"> </w:t>
+      </w:r>
+      <w:r>
+        <w:t xml:space="preserve">mit SHA-256-Prüfsummen.</w:t>
       </w:r>
     </w:p>
     <w:p>
@@ -1823,28 +1888,49 @@
         </w:numPr>
       </w:pPr>
       <w:r>
+        <w:t xml:space="preserve">Das Artefakt heißt</w:t>
+      </w:r>
+      <w:r>
+        <w:t xml:space="preserve"> </w:t>
+      </w:r>
+      <w:r>
         <w:rPr>
           <w:rStyle w:val="VerbatimChar"/>
         </w:rPr>
-        <w:t xml:space="preserve">source_branch</w:t>
-      </w:r>
-      <w:r>
-        <w:t xml:space="preserve">: der passende Branch</w:t>
-      </w:r>
-      <w:r>
-        <w:t xml:space="preserve"> </w:t>
-      </w:r>
+        <w:t xml:space="preserve">&lt;Repository&gt;-&lt;Release-Tag&gt;</w:t>
+      </w:r>
+      <w:r>
+        <w:t xml:space="preserve"> </w:t>
+      </w:r>
+      <w:r>
+        <w:t xml:space="preserve">und wird standardmäßig</w:t>
+      </w:r>
+      <w:r>
+        <w:t xml:space="preserve"> </w:t>
+      </w:r>
+      <w:r>
+        <w:t xml:space="preserve">30 Tage aufbewahrt.</w:t>
+      </w:r>
+    </w:p>
+    <w:p>
+      <w:pPr>
+        <w:pStyle w:val="Compact"/>
+        <w:numPr>
+          <w:ilvl w:val="0"/>
+          <w:numId w:val="1007"/>
+        </w:numPr>
+      </w:pPr>
       <w:r>
         <w:rPr>
           <w:rStyle w:val="VerbatimChar"/>
         </w:rPr>
-        <w:t xml:space="preserve">Rxxx/Entwicklung</w:t>
-      </w:r>
-      <w:r>
-        <w:t xml:space="preserve"> </w:t>
-      </w:r>
-      <w:r>
-        <w:t xml:space="preserve">oder</w:t>
+        <w:t xml:space="preserve">Verify and hand over artifact to Mainframe</w:t>
+      </w:r>
+      <w:r>
+        <w:t xml:space="preserve"> </w:t>
+      </w:r>
+      <w:r>
+        <w:t xml:space="preserve">wartet im Environment</w:t>
       </w:r>
       <w:r>
         <w:t xml:space="preserve"> </w:t>
@@ -1853,10 +1939,37 @@
         <w:rPr>
           <w:rStyle w:val="VerbatimChar"/>
         </w:rPr>
-        <w:t xml:space="preserve">Rxxx/Abnahme</w:t>
-      </w:r>
-      <w:r>
-        <w:t xml:space="preserve">.</w:t>
+        <w:t xml:space="preserve">Bereitstellung</w:t>
+      </w:r>
+      <w:r>
+        <w:t xml:space="preserve"> </w:t>
+      </w:r>
+      <w:r>
+        <w:t xml:space="preserve">auf die eingerichtete manuelle Freigabe.</w:t>
+      </w:r>
+    </w:p>
+    <w:p>
+      <w:pPr>
+        <w:pStyle w:val="Compact"/>
+        <w:numPr>
+          <w:ilvl w:val="0"/>
+          <w:numId w:val="1007"/>
+        </w:numPr>
+      </w:pPr>
+      <w:r>
+        <w:t xml:space="preserve">Nach der Freigabe werden Manifest und Prüfsummen erneut geprüft, JCL wird</w:t>
+      </w:r>
+      <w:r>
+        <w:t xml:space="preserve"> </w:t>
+      </w:r>
+      <w:r>
+        <w:t xml:space="preserve">aus dem versionierten Template gerendert und Paket plus JCL werden per</w:t>
+      </w:r>
+      <w:r>
+        <w:t xml:space="preserve"> </w:t>
+      </w:r>
+      <w:r>
+        <w:t xml:space="preserve">FTP/JES übergeben.</w:t>
       </w:r>
     </w:p>
     <w:p>
@@ -1864,29 +1977,47 @@
         <w:pStyle w:val="FirstParagraph"/>
       </w:pPr>
       <w:r>
-        <w:t xml:space="preserve">Die Automation weist den Lauf zurück, wenn der Commit nicht aus dem gewählten</w:t>
-      </w:r>
-      <w:r>
-        <w:t xml:space="preserve"> </w:t>
-      </w:r>
-      <w:r>
-        <w:t xml:space="preserve">Branch erreichbar ist. Das Zielsystem kann nicht frei eingegeben werden; es</w:t>
-      </w:r>
-      <w:r>
-        <w:t xml:space="preserve"> </w:t>
-      </w:r>
-      <w:r>
-        <w:t xml:space="preserve">wird aus Branch und zentraler Konfiguration abgeleitet.</w:t>
+        <w:rPr>
+          <w:rStyle w:val="VerbatimChar"/>
+        </w:rPr>
+        <w:t xml:space="preserve">MAINFRAME_SUBMITTED</w:t>
+      </w:r>
+      <w:r>
+        <w:t xml:space="preserve"> </w:t>
+      </w:r>
+      <w:r>
+        <w:t xml:space="preserve">bedeutet ausschließlich, dass die unmittelbare</w:t>
+      </w:r>
+      <w:r>
+        <w:t xml:space="preserve"> </w:t>
+      </w:r>
+      <w:r>
+        <w:t xml:space="preserve">FTP-/JES-Übergabe akzeptiert wurde. Der fachliche Abschluss des Mainframe-Jobs</w:t>
+      </w:r>
+      <w:r>
+        <w:t xml:space="preserve"> </w:t>
+      </w:r>
+      <w:r>
+        <w:t xml:space="preserve">wird in Ausbaustufe 1 nicht abgefragt.</w:t>
       </w:r>
     </w:p>
     <w:bookmarkEnd w:id="19"/>
-    <w:bookmarkStart w:id="20" w:name="release-lauf-wiederholen"/>
+    <w:bookmarkStart w:id="22" w:name="X3ab85b391d33e6582e4da306fb3dd48ec8db851"/>
+    <w:p>
+      <w:pPr>
+        <w:pStyle w:val="Heading2"/>
+      </w:pPr>
+      <w:r>
+        <w:t xml:space="preserve">8. Einen Lauf kontrolliert wiederholen</w:t>
+      </w:r>
+    </w:p>
+    <w:bookmarkStart w:id="20" w:name="mtext-synchronisation-wiederholen"/>
     <w:p>
       <w:pPr>
         <w:pStyle w:val="Heading3"/>
       </w:pPr>
       <w:r>
-        <w:t xml:space="preserve">Release-Lauf wiederholen</w:t>
+        <w:t xml:space="preserve">M/Text-Synchronisation wiederholen</w:t>
       </w:r>
     </w:p>
     <w:p>
@@ -1904,6 +2035,129 @@
           <w:b/>
           <w:bCs/>
         </w:rPr>
+        <w:t xml:space="preserve">Actions → Sync M/Text resources → Run workflow</w:t>
+      </w:r>
+      <w:r>
+        <w:t xml:space="preserve"> </w:t>
+      </w:r>
+      <w:r>
+        <w:t xml:space="preserve">angeben:</w:t>
+      </w:r>
+    </w:p>
+    <w:p>
+      <w:pPr>
+        <w:pStyle w:val="Compact"/>
+        <w:numPr>
+          <w:ilvl w:val="0"/>
+          <w:numId w:val="1008"/>
+        </w:numPr>
+      </w:pPr>
+      <w:r>
+        <w:rPr>
+          <w:rStyle w:val="VerbatimChar"/>
+        </w:rPr>
+        <w:t xml:space="preserve">commit_sha</w:t>
+      </w:r>
+      <w:r>
+        <w:t xml:space="preserve">: vollständiger 40-stelliger SHA des bereits geprüften Commits;</w:t>
+      </w:r>
+    </w:p>
+    <w:p>
+      <w:pPr>
+        <w:pStyle w:val="Compact"/>
+        <w:numPr>
+          <w:ilvl w:val="0"/>
+          <w:numId w:val="1008"/>
+        </w:numPr>
+      </w:pPr>
+      <w:r>
+        <w:rPr>
+          <w:rStyle w:val="VerbatimChar"/>
+        </w:rPr>
+        <w:t xml:space="preserve">source_branch</w:t>
+      </w:r>
+      <w:r>
+        <w:t xml:space="preserve">: der passende Branch</w:t>
+      </w:r>
+      <w:r>
+        <w:t xml:space="preserve"> </w:t>
+      </w:r>
+      <w:r>
+        <w:rPr>
+          <w:rStyle w:val="VerbatimChar"/>
+        </w:rPr>
+        <w:t xml:space="preserve">Rxxx/Entwicklung</w:t>
+      </w:r>
+      <w:r>
+        <w:t xml:space="preserve"> </w:t>
+      </w:r>
+      <w:r>
+        <w:t xml:space="preserve">oder</w:t>
+      </w:r>
+      <w:r>
+        <w:t xml:space="preserve"> </w:t>
+      </w:r>
+      <w:r>
+        <w:rPr>
+          <w:rStyle w:val="VerbatimChar"/>
+        </w:rPr>
+        <w:t xml:space="preserve">Rxxx/Abnahme</w:t>
+      </w:r>
+      <w:r>
+        <w:t xml:space="preserve">.</w:t>
+      </w:r>
+    </w:p>
+    <w:p>
+      <w:pPr>
+        <w:pStyle w:val="FirstParagraph"/>
+      </w:pPr>
+      <w:r>
+        <w:t xml:space="preserve">Die Automation weist den Lauf zurück, wenn der Commit nicht aus dem gewählten</w:t>
+      </w:r>
+      <w:r>
+        <w:t xml:space="preserve"> </w:t>
+      </w:r>
+      <w:r>
+        <w:t xml:space="preserve">Branch erreichbar ist. Das Zielsystem kann nicht frei eingegeben werden; es</w:t>
+      </w:r>
+      <w:r>
+        <w:t xml:space="preserve"> </w:t>
+      </w:r>
+      <w:r>
+        <w:t xml:space="preserve">wird aus Branch und zentraler Konfiguration abgeleitet. Eine allgemeine</w:t>
+      </w:r>
+      <w:r>
+        <w:t xml:space="preserve"> </w:t>
+      </w:r>
+      <w:r>
+        <w:t xml:space="preserve">Erklärung zu Commits und SHAs steht unter „Begriffe und Namensregeln“.</w:t>
+      </w:r>
+    </w:p>
+    <w:bookmarkEnd w:id="20"/>
+    <w:bookmarkStart w:id="21" w:name="release-lauf-wiederholen"/>
+    <w:p>
+      <w:pPr>
+        <w:pStyle w:val="Heading3"/>
+      </w:pPr>
+      <w:r>
+        <w:t xml:space="preserve">Release-Lauf wiederholen</w:t>
+      </w:r>
+    </w:p>
+    <w:p>
+      <w:pPr>
+        <w:pStyle w:val="FirstParagraph"/>
+      </w:pPr>
+      <w:r>
+        <w:t xml:space="preserve">Unter</w:t>
+      </w:r>
+      <w:r>
+        <w:t xml:space="preserve"> </w:t>
+      </w:r>
+      <w:r>
+        <w:rPr>
+          <w:b/>
+          <w:bCs/>
+        </w:rPr>
         <w:t xml:space="preserve">Actions → Build and publish release → Run workflow</w:t>
       </w:r>
       <w:r>
@@ -1978,9 +2232,9 @@
         <w:t xml:space="preserve">fachlichen Endstatus.</w:t>
       </w:r>
     </w:p>
-    <w:bookmarkEnd w:id="20"/>
     <w:bookmarkEnd w:id="21"/>
-    <w:bookmarkStart w:id="22" w:name="X6d01fabc662e962740fea5a84115f97afd0a07c"/>
+    <w:bookmarkEnd w:id="22"/>
+    <w:bookmarkStart w:id="23" w:name="X6d01fabc662e962740fea5a84115f97afd0a07c"/>
     <w:p>
       <w:pPr>
         <w:pStyle w:val="Heading2"/>
@@ -2442,150 +2696,14 @@
         <w:t xml:space="preserve">Requests, Konfigurationsdateien, Workflow-Inputs oder Support-Tickets kopieren.</w:t>
       </w:r>
     </w:p>
-    <w:bookmarkEnd w:id="22"/>
-    <w:bookmarkStart w:id="23" w:name="Xa1c36b3a63b1de69e8d4afdfa54a597b66236f6"/>
+    <w:bookmarkEnd w:id="23"/>
+    <w:bookmarkStart w:id="24" w:name="Xa1c36b3a63b1de69e8d4afdfa54a597b66236f6"/>
     <w:p>
       <w:pPr>
         <w:pStyle w:val="Heading2"/>
       </w:pPr>
       <w:r>
         <w:t xml:space="preserve">10. Was Benutzer nicht tun dürfen</w:t>
-      </w:r>
-    </w:p>
-    <w:p>
-      <w:pPr>
-        <w:pStyle w:val="Compact"/>
-        <w:numPr>
-          <w:ilvl w:val="0"/>
-          <w:numId w:val="1008"/>
-        </w:numPr>
-      </w:pPr>
-      <w:r>
-        <w:t xml:space="preserve">keine direkten Pushes auf Stufenbranches erzwingen oder Schutzregeln</w:t>
-      </w:r>
-      <w:r>
-        <w:t xml:space="preserve"> </w:t>
-      </w:r>
-      <w:r>
-        <w:t xml:space="preserve">umgehen;</w:t>
-      </w:r>
-    </w:p>
-    <w:p>
-      <w:pPr>
-        <w:pStyle w:val="Compact"/>
-        <w:numPr>
-          <w:ilvl w:val="0"/>
-          <w:numId w:val="1008"/>
-        </w:numPr>
-      </w:pPr>
-      <w:r>
-        <w:t xml:space="preserve">keinen Tag auf einen Commit außerhalb des zugehörigen</w:t>
-      </w:r>
-      <w:r>
-        <w:t xml:space="preserve"> </w:t>
-      </w:r>
-      <w:r>
-        <w:rPr>
-          <w:rStyle w:val="VerbatimChar"/>
-        </w:rPr>
-        <w:t xml:space="preserve">Rnnn/Bereitstellung</w:t>
-      </w:r>
-      <w:r>
-        <w:t xml:space="preserve">-Branches setzen;</w:t>
-      </w:r>
-    </w:p>
-    <w:p>
-      <w:pPr>
-        <w:pStyle w:val="Compact"/>
-        <w:numPr>
-          <w:ilvl w:val="0"/>
-          <w:numId w:val="1008"/>
-        </w:numPr>
-      </w:pPr>
-      <w:r>
-        <w:t xml:space="preserve">bestehende Release-Tags nicht verschieben oder ohne abgestimmtes</w:t>
-      </w:r>
-      <w:r>
-        <w:t xml:space="preserve"> </w:t>
-      </w:r>
-      <w:r>
-        <w:t xml:space="preserve">Korrekturverfahren löschen und neu anlegen;</w:t>
-      </w:r>
-    </w:p>
-    <w:p>
-      <w:pPr>
-        <w:pStyle w:val="Compact"/>
-        <w:numPr>
-          <w:ilvl w:val="0"/>
-          <w:numId w:val="1008"/>
-        </w:numPr>
-      </w:pPr>
-      <w:r>
-        <w:t xml:space="preserve">keine URLs, Mandanten oder Zielsysteme als freie Workflowwerte einschleusen;</w:t>
-      </w:r>
-    </w:p>
-    <w:p>
-      <w:pPr>
-        <w:pStyle w:val="Compact"/>
-        <w:numPr>
-          <w:ilvl w:val="0"/>
-          <w:numId w:val="1008"/>
-        </w:numPr>
-      </w:pPr>
-      <w:r>
-        <w:t xml:space="preserve">Null-SHA oder Vertragsschalter nicht zur Fehlerbehebung eigenmächtig</w:t>
-      </w:r>
-      <w:r>
-        <w:t xml:space="preserve"> </w:t>
-      </w:r>
-      <w:r>
-        <w:t xml:space="preserve">aktivieren;</w:t>
-      </w:r>
-    </w:p>
-    <w:p>
-      <w:pPr>
-        <w:pStyle w:val="Compact"/>
-        <w:numPr>
-          <w:ilvl w:val="0"/>
-          <w:numId w:val="1008"/>
-        </w:numPr>
-      </w:pPr>
-      <w:r>
-        <w:t xml:space="preserve">einen grünen Adapter- oder Mainframe-Übergabestatus nicht als fachlichen</w:t>
-      </w:r>
-      <w:r>
-        <w:t xml:space="preserve"> </w:t>
-      </w:r>
-      <w:r>
-        <w:t xml:space="preserve">Endstatus ausgeben;</w:t>
-      </w:r>
-    </w:p>
-    <w:p>
-      <w:pPr>
-        <w:pStyle w:val="Compact"/>
-        <w:numPr>
-          <w:ilvl w:val="0"/>
-          <w:numId w:val="1008"/>
-        </w:numPr>
-      </w:pPr>
-      <w:r>
-        <w:t xml:space="preserve">keine Änderungen mehr im alten Jenkins-/SVN-Prozess vornehmen, sobald der</w:t>
-      </w:r>
-      <w:r>
-        <w:t xml:space="preserve"> </w:t>
-      </w:r>
-      <w:r>
-        <w:t xml:space="preserve">produktive harte Cut erfolgt ist.</w:t>
-      </w:r>
-    </w:p>
-    <w:bookmarkEnd w:id="23"/>
-    <w:bookmarkStart w:id="24" w:name="Xdbe22807b2555cf0a6aeea1d1aac0f2d7b9397d"/>
-    <w:p>
-      <w:pPr>
-        <w:pStyle w:val="Heading2"/>
-      </w:pPr>
-      <w:r>
-        <w:t xml:space="preserve">11. Kurze Checkliste vor einem Release</w:t>
       </w:r>
     </w:p>
     <w:p>
@@ -2597,7 +2715,13 @@
         </w:numPr>
       </w:pPr>
       <w:r>
-        <w:t xml:space="preserve">richtiger Mandant und richtige Releaselinie;</w:t>
+        <w:t xml:space="preserve">keine direkten Pushes auf Stufenbranches erzwingen oder Schutzregeln</w:t>
+      </w:r>
+      <w:r>
+        <w:t xml:space="preserve"> </w:t>
+      </w:r>
+      <w:r>
+        <w:t xml:space="preserve">umgehen;</w:t>
       </w:r>
     </w:p>
     <w:p>
@@ -2609,7 +2733,19 @@
         </w:numPr>
       </w:pPr>
       <w:r>
-        <w:t xml:space="preserve">gewünschte Commits fachlich in Abnahme bestätigt;</w:t>
+        <w:t xml:space="preserve">keinen Tag auf einen Commit außerhalb des zugehörigen</w:t>
+      </w:r>
+      <w:r>
+        <w:t xml:space="preserve"> </w:t>
+      </w:r>
+      <w:r>
+        <w:rPr>
+          <w:rStyle w:val="VerbatimChar"/>
+        </w:rPr>
+        <w:t xml:space="preserve">Rnnn/Bereitstellung</w:t>
+      </w:r>
+      <w:r>
+        <w:t xml:space="preserve">-Branches setzen;</w:t>
       </w:r>
     </w:p>
     <w:p>
@@ -2621,7 +2757,13 @@
         </w:numPr>
       </w:pPr>
       <w:r>
-        <w:t xml:space="preserve">Auswahlbranch vom aktuellen Bereitstellungsstand erstellt;</w:t>
+        <w:t xml:space="preserve">bestehende Release-Tags nicht verschieben oder ohne abgestimmtes</w:t>
+      </w:r>
+      <w:r>
+        <w:t xml:space="preserve"> </w:t>
+      </w:r>
+      <w:r>
+        <w:t xml:space="preserve">Korrekturverfahren löschen und neu anlegen;</w:t>
       </w:r>
     </w:p>
     <w:p>
@@ -2633,7 +2775,7 @@
         </w:numPr>
       </w:pPr>
       <w:r>
-        <w:t xml:space="preserve">Pull Request nach Bereitstellung erfolgreich validiert und gemergt;</w:t>
+        <w:t xml:space="preserve">keine URLs, Mandanten oder Zielsysteme als freie Workflowwerte einschleusen;</w:t>
       </w:r>
     </w:p>
     <w:p>
@@ -2645,7 +2787,13 @@
         </w:numPr>
       </w:pPr>
       <w:r>
-        <w:t xml:space="preserve">Ziel-Commit notiert und Tag noch nicht vorhanden;</w:t>
+        <w:t xml:space="preserve">Null-SHA oder Vertragsschalter nicht zur Fehlerbehebung eigenmächtig</w:t>
+      </w:r>
+      <w:r>
+        <w:t xml:space="preserve"> </w:t>
+      </w:r>
+      <w:r>
+        <w:t xml:space="preserve">aktivieren;</w:t>
       </w:r>
     </w:p>
     <w:p>
@@ -2657,16 +2805,13 @@
         </w:numPr>
       </w:pPr>
       <w:r>
-        <w:rPr>
-          <w:rStyle w:val="VerbatimChar"/>
-        </w:rPr>
-        <w:t xml:space="preserve">.100</w:t>
-      </w:r>
-      <w:r>
-        <w:t xml:space="preserve"> </w:t>
-      </w:r>
-      <w:r>
-        <w:t xml:space="preserve">vorhanden, wenn ein DELTA erzeugt werden soll;</w:t>
+        <w:t xml:space="preserve">einen grünen Adapter- oder Mainframe-Übergabestatus nicht als fachlichen</w:t>
+      </w:r>
+      <w:r>
+        <w:t xml:space="preserve"> </w:t>
+      </w:r>
+      <w:r>
+        <w:t xml:space="preserve">Endstatus ausgeben;</w:t>
       </w:r>
     </w:p>
     <w:p>
@@ -2678,7 +2823,23 @@
         </w:numPr>
       </w:pPr>
       <w:r>
-        <w:t xml:space="preserve">Build-Artefakt und Manifest erfolgreich;</w:t>
+        <w:t xml:space="preserve">keine Änderungen mehr im alten Jenkins-/SVN-Prozess vornehmen, sobald der</w:t>
+      </w:r>
+      <w:r>
+        <w:t xml:space="preserve"> </w:t>
+      </w:r>
+      <w:r>
+        <w:t xml:space="preserve">produktive harte Cut erfolgt ist.</w:t>
+      </w:r>
+    </w:p>
+    <w:bookmarkEnd w:id="24"/>
+    <w:bookmarkStart w:id="25" w:name="Xdbe22807b2555cf0a6aeea1d1aac0f2d7b9397d"/>
+    <w:p>
+      <w:pPr>
+        <w:pStyle w:val="Heading2"/>
+      </w:pPr>
+      <w:r>
+        <w:t xml:space="preserve">11. Kurze Checkliste vor einem Release</w:t>
       </w:r>
     </w:p>
     <w:p>
@@ -2686,11 +2847,11 @@
         <w:pStyle w:val="Compact"/>
         <w:numPr>
           <w:ilvl w:val="0"/>
-          <w:numId w:val="1009"/>
+          <w:numId w:val="1010"/>
         </w:numPr>
       </w:pPr>
       <w:r>
-        <w:t xml:space="preserve">manuelle Mainframe-Freigabe durch berechtigte Person;</w:t>
+        <w:t xml:space="preserve">richtiger Mandant und richtige Releaselinie;</w:t>
       </w:r>
     </w:p>
     <w:p>
@@ -2698,7 +2859,100 @@
         <w:pStyle w:val="Compact"/>
         <w:numPr>
           <w:ilvl w:val="0"/>
-          <w:numId w:val="1009"/>
+          <w:numId w:val="1010"/>
+        </w:numPr>
+      </w:pPr>
+      <w:r>
+        <w:t xml:space="preserve">gewünschte Commits fachlich in Abnahme bestätigt;</w:t>
+      </w:r>
+    </w:p>
+    <w:p>
+      <w:pPr>
+        <w:pStyle w:val="Compact"/>
+        <w:numPr>
+          <w:ilvl w:val="0"/>
+          <w:numId w:val="1010"/>
+        </w:numPr>
+      </w:pPr>
+      <w:r>
+        <w:t xml:space="preserve">Auswahlbranch vom aktuellen Bereitstellungsstand erstellt;</w:t>
+      </w:r>
+    </w:p>
+    <w:p>
+      <w:pPr>
+        <w:pStyle w:val="Compact"/>
+        <w:numPr>
+          <w:ilvl w:val="0"/>
+          <w:numId w:val="1010"/>
+        </w:numPr>
+      </w:pPr>
+      <w:r>
+        <w:t xml:space="preserve">Pull Request nach Bereitstellung erfolgreich validiert und gemergt;</w:t>
+      </w:r>
+    </w:p>
+    <w:p>
+      <w:pPr>
+        <w:pStyle w:val="Compact"/>
+        <w:numPr>
+          <w:ilvl w:val="0"/>
+          <w:numId w:val="1010"/>
+        </w:numPr>
+      </w:pPr>
+      <w:r>
+        <w:t xml:space="preserve">Ziel-Commit notiert und Tag noch nicht vorhanden;</w:t>
+      </w:r>
+    </w:p>
+    <w:p>
+      <w:pPr>
+        <w:pStyle w:val="Compact"/>
+        <w:numPr>
+          <w:ilvl w:val="0"/>
+          <w:numId w:val="1010"/>
+        </w:numPr>
+      </w:pPr>
+      <w:r>
+        <w:rPr>
+          <w:rStyle w:val="VerbatimChar"/>
+        </w:rPr>
+        <w:t xml:space="preserve">.100</w:t>
+      </w:r>
+      <w:r>
+        <w:t xml:space="preserve"> </w:t>
+      </w:r>
+      <w:r>
+        <w:t xml:space="preserve">vorhanden, wenn ein DELTA erzeugt werden soll;</w:t>
+      </w:r>
+    </w:p>
+    <w:p>
+      <w:pPr>
+        <w:pStyle w:val="Compact"/>
+        <w:numPr>
+          <w:ilvl w:val="0"/>
+          <w:numId w:val="1010"/>
+        </w:numPr>
+      </w:pPr>
+      <w:r>
+        <w:t xml:space="preserve">Build-Artefakt und Manifest erfolgreich;</w:t>
+      </w:r>
+    </w:p>
+    <w:p>
+      <w:pPr>
+        <w:pStyle w:val="Compact"/>
+        <w:numPr>
+          <w:ilvl w:val="0"/>
+          <w:numId w:val="1010"/>
+        </w:numPr>
+      </w:pPr>
+      <w:r>
+        <w:t xml:space="preserve">manuelle Mainframe-Freigabe durch berechtigte Person;</w:t>
+      </w:r>
+    </w:p>
+    <w:p>
+      <w:pPr>
+        <w:pStyle w:val="Compact"/>
+        <w:numPr>
+          <w:ilvl w:val="0"/>
+          <w:numId w:val="1010"/>
         </w:numPr>
       </w:pPr>
       <w:r>
@@ -2739,8 +2993,8 @@
         <w:t xml:space="preserve">.</w:t>
       </w:r>
     </w:p>
-    <w:bookmarkEnd w:id="24"/>
     <w:bookmarkEnd w:id="25"/>
+    <w:bookmarkEnd w:id="26"/>
     <w:sectPr>
       <w:footnotePr>
         <w:numRestart w:val="eachSect"/>
@@ -3046,34 +3300,7 @@
     <w:abstractNumId w:val="991"/>
   </w:num>
   <w:num w:numId="1002">
-    <w:abstractNumId w:val="99411"/>
-    <w:lvlOverride w:ilvl="0">
-      <w:startOverride w:val="1"/>
-    </w:lvlOverride>
-    <w:lvlOverride w:ilvl="1">
-      <w:startOverride w:val="1"/>
-    </w:lvlOverride>
-    <w:lvlOverride w:ilvl="2">
-      <w:startOverride w:val="1"/>
-    </w:lvlOverride>
-    <w:lvlOverride w:ilvl="3">
-      <w:startOverride w:val="1"/>
-    </w:lvlOverride>
-    <w:lvlOverride w:ilvl="4">
-      <w:startOverride w:val="1"/>
-    </w:lvlOverride>
-    <w:lvlOverride w:ilvl="5">
-      <w:startOverride w:val="1"/>
-    </w:lvlOverride>
-    <w:lvlOverride w:ilvl="6">
-      <w:startOverride w:val="1"/>
-    </w:lvlOverride>
-    <w:lvlOverride w:ilvl="7">
-      <w:startOverride w:val="1"/>
-    </w:lvlOverride>
-    <w:lvlOverride w:ilvl="8">
-      <w:startOverride w:val="1"/>
-    </w:lvlOverride>
+    <w:abstractNumId w:val="991"/>
   </w:num>
   <w:num w:numId="1003">
     <w:abstractNumId w:val="99411"/>
@@ -3136,9 +3363,6 @@
     </w:lvlOverride>
   </w:num>
   <w:num w:numId="1005">
-    <w:abstractNumId w:val="991"/>
-  </w:num>
-  <w:num w:numId="1006">
     <w:abstractNumId w:val="99411"/>
     <w:lvlOverride w:ilvl="0">
       <w:startOverride w:val="1"/>
@@ -3168,13 +3392,46 @@
       <w:startOverride w:val="1"/>
     </w:lvlOverride>
   </w:num>
+  <w:num w:numId="1006">
+    <w:abstractNumId w:val="991"/>
+  </w:num>
   <w:num w:numId="1007">
-    <w:abstractNumId w:val="991"/>
+    <w:abstractNumId w:val="99411"/>
+    <w:lvlOverride w:ilvl="0">
+      <w:startOverride w:val="1"/>
+    </w:lvlOverride>
+    <w:lvlOverride w:ilvl="1">
+      <w:startOverride w:val="1"/>
+    </w:lvlOverride>
+    <w:lvlOverride w:ilvl="2">
+      <w:startOverride w:val="1"/>
+    </w:lvlOverride>
+    <w:lvlOverride w:ilvl="3">
+      <w:startOverride w:val="1"/>
+    </w:lvlOverride>
+    <w:lvlOverride w:ilvl="4">
+      <w:startOverride w:val="1"/>
+    </w:lvlOverride>
+    <w:lvlOverride w:ilvl="5">
+      <w:startOverride w:val="1"/>
+    </w:lvlOverride>
+    <w:lvlOverride w:ilvl="6">
+      <w:startOverride w:val="1"/>
+    </w:lvlOverride>
+    <w:lvlOverride w:ilvl="7">
+      <w:startOverride w:val="1"/>
+    </w:lvlOverride>
+    <w:lvlOverride w:ilvl="8">
+      <w:startOverride w:val="1"/>
+    </w:lvlOverride>
   </w:num>
   <w:num w:numId="1008">
     <w:abstractNumId w:val="991"/>
   </w:num>
   <w:num w:numId="1009">
+    <w:abstractNumId w:val="991"/>
+  </w:num>
+  <w:num w:numId="1010">
     <w:abstractNumId w:val="991"/>
   </w:num>
 </w:numbering>

--- a/docs/confluence/Benutzeranleitung.docx
+++ b/docs/confluence/Benutzeranleitung.docx
@@ -2,7 +2,7 @@
 <file path=word/document.xml><?xml version="1.0" encoding="utf-8"?>
 <w:document xmlns:w="http://schemas.openxmlformats.org/wordprocessingml/2006/main" xmlns:m="http://schemas.openxmlformats.org/officeDocument/2006/math" xmlns:r="http://schemas.openxmlformats.org/officeDocument/2006/relationships" xmlns:o="urn:schemas-microsoft-com:office:office" xmlns:v="urn:schemas-microsoft-com:vml" xmlns:w10="urn:schemas-microsoft-com:office:word" xmlns:a="http://schemas.openxmlformats.org/drawingml/2006/main" xmlns:pic="http://schemas.openxmlformats.org/drawingml/2006/picture" xmlns:wp="http://schemas.openxmlformats.org/drawingml/2006/wordprocessingDrawing">
   <w:body>
-    <w:bookmarkStart w:id="26" w:name="X5767fe00d06021c73500f578850dd0563b4d425"/>
+    <w:bookmarkStart w:id="27" w:name="X5767fe00d06021c73500f578850dd0563b4d425"/>
     <w:p>
       <w:pPr>
         <w:pStyle w:val="Heading1"/>
@@ -14,48 +14,6 @@
     <w:p>
       <w:pPr>
         <w:pStyle w:val="FirstParagraph"/>
-      </w:pPr>
-      <w:r>
-        <w:rPr>
-          <w:b/>
-          <w:bCs/>
-        </w:rPr>
-        <w:t xml:space="preserve">Stand:</w:t>
-      </w:r>
-      <w:r>
-        <w:t xml:space="preserve"> </w:t>
-      </w:r>
-      <w:r>
-        <w:t xml:space="preserve">15. Juli 2026</w:t>
-      </w:r>
-    </w:p>
-    <w:p>
-      <w:pPr>
-        <w:pStyle w:val="BodyText"/>
-      </w:pPr>
-      <w:r>
-        <w:rPr>
-          <w:b/>
-          <w:bCs/>
-        </w:rPr>
-        <w:t xml:space="preserve">Zielgruppe:</w:t>
-      </w:r>
-      <w:r>
-        <w:t xml:space="preserve"> </w:t>
-      </w:r>
-      <w:r>
-        <w:t xml:space="preserve">Ressourcenautoren, Release-Verantwortliche, Freigebende und</w:t>
-      </w:r>
-      <w:r>
-        <w:t xml:space="preserve"> </w:t>
-      </w:r>
-      <w:r>
-        <w:t xml:space="preserve">Betrieb</w:t>
-      </w:r>
-    </w:p>
-    <w:p>
-      <w:pPr>
-        <w:pStyle w:val="BodyText"/>
       </w:pPr>
       <w:r>
         <w:rPr>
@@ -89,6 +47,44 @@
           <w:t xml:space="preserve">Soll-Grafik</w:t>
         </w:r>
       </w:hyperlink>
+    </w:p>
+    <w:bookmarkStart w:id="11" w:name="X2788b6074c097b73d1ba978dbc7910d1f387bb7"/>
+    <w:p>
+      <w:pPr>
+        <w:pStyle w:val="Heading2"/>
+      </w:pPr>
+      <w:r>
+        <w:t xml:space="preserve">1. Zweck</w:t>
+      </w:r>
+    </w:p>
+    <w:p>
+      <w:pPr>
+        <w:pStyle w:val="FirstParagraph"/>
+      </w:pPr>
+      <w:r>
+        <w:t xml:space="preserve">Die Lösung führt M/Text-Ressourcen eines Mandanten über die drei Stufen</w:t>
+      </w:r>
+      <w:r>
+        <w:t xml:space="preserve"> </w:t>
+      </w:r>
+      <w:r>
+        <w:rPr>
+          <w:rStyle w:val="VerbatimChar"/>
+        </w:rPr>
+        <w:t xml:space="preserve">Entwicklung</w:t>
+      </w:r>
+      <w:r>
+        <w:t xml:space="preserve">,</w:t>
+      </w:r>
+      <w:r>
+        <w:t xml:space="preserve"> </w:t>
+      </w:r>
+      <w:r>
+        <w:rPr>
+          <w:rStyle w:val="VerbatimChar"/>
+        </w:rPr>
+        <w:t xml:space="preserve">Abnahme</w:t>
+      </w:r>
       <w:r>
         <w:t xml:space="preserve"> </w:t>
       </w:r>
@@ -98,219 +94,60 @@
       <w:r>
         <w:t xml:space="preserve"> </w:t>
       </w:r>
-      <w:hyperlink r:id="rId11">
-        <w:r>
-          <w:rPr>
-            <w:rStyle w:val="Hyperlink"/>
-          </w:rPr>
-          <w:t xml:space="preserve">offene Aktivierungsschritte</w:t>
-        </w:r>
-      </w:hyperlink>
-    </w:p>
-    <w:bookmarkStart w:id="12" w:name="Xf0fb005875fdc84e61f3be53d81a3551716c31f"/>
+      <w:r>
+        <w:rPr>
+          <w:rStyle w:val="VerbatimChar"/>
+        </w:rPr>
+        <w:t xml:space="preserve">Bereitstellung</w:t>
+      </w:r>
+      <w:r>
+        <w:t xml:space="preserve">. Pushes nach Entwicklung und</w:t>
+      </w:r>
+      <w:r>
+        <w:t xml:space="preserve"> </w:t>
+      </w:r>
+      <w:r>
+        <w:t xml:space="preserve">Abnahme lösen die jeweilige M/Text-Synchronisation aus. Der Push nach</w:t>
+      </w:r>
+      <w:r>
+        <w:t xml:space="preserve"> </w:t>
+      </w:r>
+      <w:r>
+        <w:t xml:space="preserve">Bereitstellung liefert noch nichts aus; erst ein Release-Tag startet eine FULL</w:t>
+      </w:r>
+      <w:r>
+        <w:t xml:space="preserve"> </w:t>
+      </w:r>
+      <w:r>
+        <w:t xml:space="preserve">oder DELTA Lieferung via der nachgelagerten Mainframe-Übergabe an die IZE9.</w:t>
+      </w:r>
+    </w:p>
+    <w:bookmarkEnd w:id="11"/>
+    <w:bookmarkStart w:id="12" w:name="X8ad86c8517593dc1a6272a3f1e3a067ed470d53"/>
     <w:p>
       <w:pPr>
         <w:pStyle w:val="Heading2"/>
       </w:pPr>
       <w:r>
-        <w:t xml:space="preserve">1. Zweck und aktueller Betriebsstatus</w:t>
+        <w:t xml:space="preserve">2. Rollen und Berechtigungen</w:t>
       </w:r>
     </w:p>
     <w:p>
       <w:pPr>
         <w:pStyle w:val="FirstParagraph"/>
       </w:pPr>
-      <w:r>
-        <w:t xml:space="preserve">Die Lösung führt M/Text-Ressourcen eines Mandanten über die drei Stufen</w:t>
-      </w:r>
-      <w:r>
-        <w:t xml:space="preserve"> </w:t>
-      </w:r>
-      <w:r>
-        <w:rPr>
-          <w:rStyle w:val="VerbatimChar"/>
-        </w:rPr>
-        <w:t xml:space="preserve">Entwicklung</w:t>
-      </w:r>
-      <w:r>
-        <w:t xml:space="preserve">,</w:t>
-      </w:r>
-      <w:r>
-        <w:t xml:space="preserve"> </w:t>
-      </w:r>
-      <w:r>
-        <w:rPr>
-          <w:rStyle w:val="VerbatimChar"/>
-        </w:rPr>
-        <w:t xml:space="preserve">Abnahme</w:t>
-      </w:r>
-      <w:r>
-        <w:t xml:space="preserve"> </w:t>
-      </w:r>
-      <w:r>
-        <w:t xml:space="preserve">und</w:t>
-      </w:r>
-      <w:r>
-        <w:t xml:space="preserve"> </w:t>
-      </w:r>
-      <w:r>
-        <w:rPr>
-          <w:rStyle w:val="VerbatimChar"/>
-        </w:rPr>
-        <w:t xml:space="preserve">Bereitstellung</w:t>
-      </w:r>
-      <w:r>
-        <w:t xml:space="preserve">. Pushes nach Entwicklung und</w:t>
-      </w:r>
-      <w:r>
-        <w:t xml:space="preserve"> </w:t>
-      </w:r>
-      <w:r>
-        <w:t xml:space="preserve">Abnahme lösen die jeweilige M/Text-Synchronisation aus. Nur der Pull Request</w:t>
-      </w:r>
-      <w:r>
-        <w:t xml:space="preserve"> </w:t>
-      </w:r>
-      <w:r>
-        <w:t xml:space="preserve">nach Bereitstellung prüft den Auswahlbranch vor dem Merge. Ein Merge nach</w:t>
-      </w:r>
-      <w:r>
-        <w:t xml:space="preserve"> </w:t>
-      </w:r>
-      <w:r>
-        <w:t xml:space="preserve">Bereitstellung liefert noch nichts aus; erst ein Release-Tag startet FULL oder</w:t>
-      </w:r>
-      <w:r>
-        <w:t xml:space="preserve"> </w:t>
-      </w:r>
-      <w:r>
-        <w:t xml:space="preserve">DELTA und die nachgelagerte Mainframe-Übergabe.</w:t>
-      </w:r>
-    </w:p>
-    <w:p>
-      <w:pPr>
-        <w:pStyle w:val="BodyText"/>
-      </w:pPr>
-      <w:r>
-        <w:t xml:space="preserve">Der Stand im gemeinsamen Workspace ist noch</w:t>
-      </w:r>
-      <w:r>
-        <w:t xml:space="preserve"> </w:t>
-      </w:r>
       <w:r>
         <w:rPr>
           <w:b/>
           <w:bCs/>
         </w:rPr>
-        <w:t xml:space="preserve">nicht aktiviert</w:t>
-      </w:r>
-      <w:r>
-        <w:t xml:space="preserve">:</w:t>
-      </w:r>
-    </w:p>
-    <w:p>
-      <w:pPr>
-        <w:pStyle w:val="Compact"/>
-        <w:numPr>
-          <w:ilvl w:val="0"/>
-          <w:numId w:val="1001"/>
-        </w:numPr>
-      </w:pPr>
-      <w:r>
-        <w:t xml:space="preserve">die drei Mandantenworkflows referenzieren absichtlich einen nicht</w:t>
-      </w:r>
-      <w:r>
-        <w:t xml:space="preserve"> </w:t>
-      </w:r>
-      <w:r>
-        <w:t xml:space="preserve">auflösbaren Null-SHA der zentralen Automatisierung;</w:t>
-      </w:r>
-    </w:p>
-    <w:p>
-      <w:pPr>
-        <w:pStyle w:val="Compact"/>
-        <w:numPr>
-          <w:ilvl w:val="0"/>
-          <w:numId w:val="1001"/>
-        </w:numPr>
-      </w:pPr>
-      <w:r>
-        <w:rPr>
-          <w:rStyle w:val="VerbatimChar"/>
-        </w:rPr>
-        <w:t xml:space="preserve">serverSync</w:t>
-      </w:r>
-      <w:r>
-        <w:t xml:space="preserve">, Adapter und Mainframe sind zusätzlich durch drei auf</w:t>
-      </w:r>
-      <w:r>
-        <w:t xml:space="preserve"> </w:t>
-      </w:r>
-      <w:r>
-        <w:rPr>
-          <w:rStyle w:val="VerbatimChar"/>
-        </w:rPr>
-        <w:t xml:space="preserve">false</w:t>
-      </w:r>
-      <w:r>
-        <w:t xml:space="preserve"> </w:t>
-      </w:r>
-      <w:r>
-        <w:t xml:space="preserve">stehende Vertragsschalter gesperrt;</w:t>
-      </w:r>
-    </w:p>
-    <w:p>
-      <w:pPr>
-        <w:pStyle w:val="Compact"/>
-        <w:numPr>
-          <w:ilvl w:val="0"/>
-          <w:numId w:val="1001"/>
-        </w:numPr>
-      </w:pPr>
-      <w:r>
-        <w:t xml:space="preserve">Runner, Environments, Secrets, Branchrulesets und externe Verträge müssen</w:t>
-      </w:r>
-      <w:r>
-        <w:t xml:space="preserve"> </w:t>
-      </w:r>
-      <w:r>
-        <w:t xml:space="preserve">vor der Nutzung gemäß „Nächste Schritte“ eingerichtet und abgenommen werden.</w:t>
-      </w:r>
-    </w:p>
-    <w:p>
-      <w:pPr>
-        <w:pStyle w:val="FirstParagraph"/>
-      </w:pPr>
-      <w:r>
-        <w:t xml:space="preserve">Solange diese Sperren bestehen, darf diese Anleitung nur für Vorbereitung,</w:t>
-      </w:r>
-      <w:r>
-        <w:t xml:space="preserve"> </w:t>
-      </w:r>
-      <w:r>
-        <w:t xml:space="preserve">Schulung und lokale nebenwirkungsfreie Tests verwendet werden. Ein roter Lauf</w:t>
-      </w:r>
-      <w:r>
-        <w:t xml:space="preserve"> </w:t>
-      </w:r>
-      <w:r>
-        <w:t xml:space="preserve">wegen Null-SHA oder deaktiviertem Vertrag ist in diesem Zustand erwartetes</w:t>
-      </w:r>
-      <w:r>
-        <w:t xml:space="preserve"> </w:t>
-      </w:r>
-      <w:r>
-        <w:t xml:space="preserve">Schutzverhalten.</w:t>
-      </w:r>
-    </w:p>
-    <w:bookmarkEnd w:id="12"/>
-    <w:bookmarkStart w:id="13" w:name="X8ad86c8517593dc1a6272a3f1e3a067ed470d53"/>
-    <w:p>
-      <w:pPr>
-        <w:pStyle w:val="Heading2"/>
-      </w:pPr>
-      <w:r>
-        <w:t xml:space="preserve">2. Rollen und Berechtigungen</w:t>
+        <w:t xml:space="preserve">TODO</w:t>
+      </w:r>
+      <w:r>
+        <w:t xml:space="preserve"> </w:t>
+      </w:r>
+      <w:r>
+        <w:t xml:space="preserve">ggf. Löschen</w:t>
       </w:r>
     </w:p>
     <w:tbl>
@@ -416,18 +253,18 @@
               <w:pStyle w:val="Compact"/>
             </w:pPr>
             <w:r>
-              <w:t xml:space="preserve">Nach Abnahme Auswahlbranch erstellen, Bereitstellung mergen und Tag setzen</w:t>
-            </w:r>
-          </w:p>
-        </w:tc>
-        <w:tc>
-          <w:tcPr/>
-          <w:p>
-            <w:pPr>
-              <w:pStyle w:val="Compact"/>
-            </w:pPr>
-            <w:r>
-              <w:t xml:space="preserve">Branch erstellen, Pull Request mergen, Tag pushen</w:t>
+              <w:t xml:space="preserve">Freigegebene Änderungen nach Bereitstellung pushen und den Release-Tag setzen</w:t>
+            </w:r>
+          </w:p>
+        </w:tc>
+        <w:tc>
+          <w:tcPr/>
+          <w:p>
+            <w:pPr>
+              <w:pStyle w:val="Compact"/>
+            </w:pPr>
+            <w:r>
+              <w:t xml:space="preserve">Schreiben auf den Bereitstellungsbranch und Tags pushen</w:t>
             </w:r>
           </w:p>
         </w:tc>
@@ -495,7 +332,7 @@
               <w:pStyle w:val="Compact"/>
             </w:pPr>
             <w:r>
-              <w:t xml:space="preserve">Runner, Secrets, Environments, Rulesets und Vertragsschalter verwalten</w:t>
+              <w:t xml:space="preserve">Runner, Secrets, Environments und Rulesets verwalten</w:t>
             </w:r>
           </w:p>
         </w:tc>
@@ -512,33 +349,7 @@
         </w:tc>
       </w:tr>
     </w:tbl>
-    <w:p>
-      <w:pPr>
-        <w:pStyle w:val="BodyText"/>
-      </w:pPr>
-      <w:r>
-        <w:t xml:space="preserve">Ein verpflichtendes fremdes Pull-Request-Review ist im Zielbild nicht</w:t>
-      </w:r>
-      <w:r>
-        <w:t xml:space="preserve"> </w:t>
-      </w:r>
-      <w:r>
-        <w:t xml:space="preserve">vorgesehen. Direkte Pushes sind für Entwicklung und Abnahme erlaubt. Nur die</w:t>
-      </w:r>
-      <w:r>
-        <w:t xml:space="preserve"> </w:t>
-      </w:r>
-      <w:r>
-        <w:t xml:space="preserve">Bereitstellung verlangt einen Pull Request; der Ersteller darf ihn nach</w:t>
-      </w:r>
-      <w:r>
-        <w:t xml:space="preserve"> </w:t>
-      </w:r>
-      <w:r>
-        <w:t xml:space="preserve">erfolgreichen Pflichtchecks selbst mergen.</w:t>
-      </w:r>
-    </w:p>
-    <w:bookmarkEnd w:id="13"/>
+    <w:bookmarkEnd w:id="12"/>
     <w:bookmarkStart w:id="15" w:name="X4c27be40f259f44d3b13dd583c1725463a667a2"/>
     <w:p>
       <w:pPr>
@@ -657,7 +468,7 @@
               <w:rPr>
                 <w:rStyle w:val="VerbatimChar"/>
               </w:rPr>
-              <w:t xml:space="preserve">R261/Entwicklung</w:t>
+              <w:t xml:space="preserve">R271/Entwicklung</w:t>
             </w:r>
           </w:p>
         </w:tc>
@@ -698,54 +509,7 @@
               <w:rPr>
                 <w:rStyle w:val="VerbatimChar"/>
               </w:rPr>
-              <w:t xml:space="preserve">feature/R261/12345-neuer-baustein</w:t>
-            </w:r>
-          </w:p>
-        </w:tc>
-      </w:tr>
-      <w:tr>
-        <w:tc>
-          <w:tcPr/>
-          <w:p>
-            <w:pPr>
-              <w:pStyle w:val="Compact"/>
-            </w:pPr>
-            <w:r>
-              <w:t xml:space="preserve">Auswahlbranch</w:t>
-            </w:r>
-          </w:p>
-        </w:tc>
-        <w:tc>
-          <w:tcPr/>
-          <w:p>
-            <w:pPr>
-              <w:pStyle w:val="Compact"/>
-            </w:pPr>
-            <w:r>
-              <w:rPr>
-                <w:rStyle w:val="VerbatimChar"/>
-              </w:rPr>
-              <w:t xml:space="preserve">release/Rnnn-YYYYMMDDTHHMMSSZ</w:t>
-            </w:r>
-            <w:r>
-              <w:t xml:space="preserve"> </w:t>
-            </w:r>
-            <w:r>
-              <w:t xml:space="preserve">in UTC</w:t>
-            </w:r>
-          </w:p>
-        </w:tc>
-        <w:tc>
-          <w:tcPr/>
-          <w:p>
-            <w:pPr>
-              <w:pStyle w:val="Compact"/>
-            </w:pPr>
-            <w:r>
-              <w:rPr>
-                <w:rStyle w:val="VerbatimChar"/>
-              </w:rPr>
-              <w:t xml:space="preserve">release/R261-20260715T143000Z</w:t>
+              <w:t xml:space="preserve">feature/R270/12345-neuer-baustein</w:t>
             </w:r>
           </w:p>
         </w:tc>
@@ -804,78 +568,13 @@
         </w:tc>
       </w:tr>
     </w:tbl>
-    <w:p>
-      <w:pPr>
-        <w:pStyle w:val="BodyText"/>
-      </w:pPr>
-      <w:r>
-        <w:t xml:space="preserve">Feature-Branches sind eine optionale lokale Arbeits- und Namenskonvention. Sie</w:t>
-      </w:r>
-      <w:r>
-        <w:t xml:space="preserve"> </w:t>
-      </w:r>
-      <w:r>
-        <w:t xml:space="preserve">sind kein Pull-Request-Gate und lösen keine Verteilung aus. Maßgeblich für die</w:t>
-      </w:r>
-      <w:r>
-        <w:t xml:space="preserve"> </w:t>
-      </w:r>
-      <w:r>
-        <w:t xml:space="preserve">Automatisierung sind nur Pushes auf die Stufenbranches. Groß-/Kleinschreibung</w:t>
-      </w:r>
-      <w:r>
-        <w:t xml:space="preserve"> </w:t>
-      </w:r>
-      <w:r>
-        <w:t xml:space="preserve">der Stufen ist verbindlich. Aktive Linien sind derzeit</w:t>
-      </w:r>
-      <w:r>
-        <w:t xml:space="preserve"> </w:t>
-      </w:r>
-      <w:r>
-        <w:rPr>
-          <w:rStyle w:val="VerbatimChar"/>
-        </w:rPr>
-        <w:t xml:space="preserve">R260</w:t>
-      </w:r>
-      <w:r>
-        <w:t xml:space="preserve">,</w:t>
-      </w:r>
-      <w:r>
-        <w:t xml:space="preserve"> </w:t>
-      </w:r>
-      <w:r>
-        <w:rPr>
-          <w:rStyle w:val="VerbatimChar"/>
-        </w:rPr>
-        <w:t xml:space="preserve">R261</w:t>
-      </w:r>
-      <w:r>
-        <w:t xml:space="preserve"> </w:t>
-      </w:r>
-      <w:r>
-        <w:t xml:space="preserve">und</w:t>
-      </w:r>
-      <w:r>
-        <w:t xml:space="preserve"> </w:t>
-      </w:r>
-      <w:r>
-        <w:rPr>
-          <w:rStyle w:val="VerbatimChar"/>
-        </w:rPr>
-        <w:t xml:space="preserve">R270</w:t>
-      </w:r>
-      <w:r>
-        <w:t xml:space="preserve">.</w:t>
-      </w:r>
-    </w:p>
-    <w:bookmarkStart w:id="14" w:name="commit-und-sha-einfach-erklärt"/>
+    <w:bookmarkStart w:id="13" w:name="feature-branch-einfach-erklärt"/>
     <w:p>
       <w:pPr>
         <w:pStyle w:val="Heading3"/>
       </w:pPr>
       <w:r>
-        <w:t xml:space="preserve">Commit und SHA einfach erklärt</w:t>
+        <w:t xml:space="preserve">Feature-Branch einfach erklärt</w:t>
       </w:r>
     </w:p>
     <w:p>
@@ -893,19 +592,167 @@
           <w:b/>
           <w:bCs/>
         </w:rPr>
-        <w:t xml:space="preserve">Commit</w:t>
-      </w:r>
-      <w:r>
-        <w:t xml:space="preserve"> </w:t>
-      </w:r>
-      <w:r>
-        <w:t xml:space="preserve">ist ein gespeicherter Stand im Git-Repository. Jeder Commit hat</w:t>
-      </w:r>
-      <w:r>
-        <w:t xml:space="preserve"> </w:t>
-      </w:r>
-      <w:r>
-        <w:t xml:space="preserve">eine eindeutige technische Kennung, den</w:t>
+        <w:t xml:space="preserve">Feature-Branch</w:t>
+      </w:r>
+      <w:r>
+        <w:t xml:space="preserve"> </w:t>
+      </w:r>
+      <w:r>
+        <w:t xml:space="preserve">ist ein eigener Arbeitsbereich für eine einzelne</w:t>
+      </w:r>
+      <w:r>
+        <w:t xml:space="preserve"> </w:t>
+      </w:r>
+      <w:r>
+        <w:t xml:space="preserve">Änderung. Dort kann ein noch unfertiger Stand gespeichert und bei Bedarf nach</w:t>
+      </w:r>
+      <w:r>
+        <w:t xml:space="preserve"> </w:t>
+      </w:r>
+      <w:r>
+        <w:t xml:space="preserve">GitHub gepusht werden, ohne bereits das M/Text-Entwicklungssystem zu</w:t>
+      </w:r>
+      <w:r>
+        <w:t xml:space="preserve"> </w:t>
+      </w:r>
+      <w:r>
+        <w:t xml:space="preserve">aktualisieren. Das ist besonders nützlich, wenn eine Änderung mehrere Tage</w:t>
+      </w:r>
+      <w:r>
+        <w:t xml:space="preserve"> </w:t>
+      </w:r>
+      <w:r>
+        <w:t xml:space="preserve">dauert, mehrere Personen daran arbeiten oder der Zwischenstand zunächst</w:t>
+      </w:r>
+      <w:r>
+        <w:t xml:space="preserve"> </w:t>
+      </w:r>
+      <w:r>
+        <w:t xml:space="preserve">geprüft werden soll.</w:t>
+      </w:r>
+    </w:p>
+    <w:p>
+      <w:pPr>
+        <w:pStyle w:val="BodyText"/>
+      </w:pPr>
+      <w:r>
+        <w:t xml:space="preserve">Für eine kleine, fertig vorbereitete Änderung ist kein Feature-Branch nötig.</w:t>
+      </w:r>
+      <w:r>
+        <w:t xml:space="preserve"> </w:t>
+      </w:r>
+      <w:r>
+        <w:t xml:space="preserve">Sie kann direkt auf dem passenden Entwicklungsbranch bearbeitet und gepusht</w:t>
+      </w:r>
+      <w:r>
+        <w:t xml:space="preserve"> </w:t>
+      </w:r>
+      <w:r>
+        <w:t xml:space="preserve">werden. Ist die Arbeit auf einem Feature-Branch abgeschlossen, wird der</w:t>
+      </w:r>
+      <w:r>
+        <w:t xml:space="preserve"> </w:t>
+      </w:r>
+      <w:r>
+        <w:t xml:space="preserve">gewünschte Commit nach</w:t>
+      </w:r>
+      <w:r>
+        <w:t xml:space="preserve"> </w:t>
+      </w:r>
+      <w:r>
+        <w:rPr>
+          <w:rStyle w:val="VerbatimChar"/>
+        </w:rPr>
+        <w:t xml:space="preserve">&lt;Releaselinie&gt;/Entwicklung</w:t>
+      </w:r>
+      <w:r>
+        <w:t xml:space="preserve"> </w:t>
+      </w:r>
+      <w:r>
+        <w:t xml:space="preserve">übernommen. Erst der Push</w:t>
+      </w:r>
+      <w:r>
+        <w:t xml:space="preserve"> </w:t>
+      </w:r>
+      <w:r>
+        <w:t xml:space="preserve">dieses Entwicklungsbranches startet die M/Text-Synchronisation. Der</w:t>
+      </w:r>
+      <w:r>
+        <w:t xml:space="preserve"> </w:t>
+      </w:r>
+      <w:r>
+        <w:t xml:space="preserve">Feature-Branch selbst bezeichnet keine Lieferstufe und löst keine Automation</w:t>
+      </w:r>
+      <w:r>
+        <w:t xml:space="preserve"> </w:t>
+      </w:r>
+      <w:r>
+        <w:t xml:space="preserve">aus.</w:t>
+      </w:r>
+    </w:p>
+    <w:p>
+      <w:pPr>
+        <w:pStyle w:val="BodyText"/>
+      </w:pPr>
+      <w:r>
+        <w:t xml:space="preserve">Groß-/Kleinschreibung der Stufen ist verbindlich. Aktive Linien sind derzeit</w:t>
+      </w:r>
+      <w:r>
+        <w:t xml:space="preserve"> </w:t>
+      </w:r>
+      <w:r>
+        <w:rPr>
+          <w:rStyle w:val="VerbatimChar"/>
+        </w:rPr>
+        <w:t xml:space="preserve">R260</w:t>
+      </w:r>
+      <w:r>
+        <w:t xml:space="preserve">,</w:t>
+      </w:r>
+      <w:r>
+        <w:t xml:space="preserve"> </w:t>
+      </w:r>
+      <w:r>
+        <w:rPr>
+          <w:rStyle w:val="VerbatimChar"/>
+        </w:rPr>
+        <w:t xml:space="preserve">R261</w:t>
+      </w:r>
+      <w:r>
+        <w:t xml:space="preserve"> </w:t>
+      </w:r>
+      <w:r>
+        <w:t xml:space="preserve">und</w:t>
+      </w:r>
+      <w:r>
+        <w:t xml:space="preserve"> </w:t>
+      </w:r>
+      <w:r>
+        <w:rPr>
+          <w:rStyle w:val="VerbatimChar"/>
+        </w:rPr>
+        <w:t xml:space="preserve">R270</w:t>
+      </w:r>
+      <w:r>
+        <w:t xml:space="preserve">.</w:t>
+      </w:r>
+    </w:p>
+    <w:bookmarkEnd w:id="13"/>
+    <w:bookmarkStart w:id="14" w:name="commit-und-sha-einfach-erklärt"/>
+    <w:p>
+      <w:pPr>
+        <w:pStyle w:val="Heading3"/>
+      </w:pPr>
+      <w:r>
+        <w:t xml:space="preserve">Commit und SHA einfach erklärt</w:t>
+      </w:r>
+    </w:p>
+    <w:p>
+      <w:pPr>
+        <w:pStyle w:val="FirstParagraph"/>
+      </w:pPr>
+      <w:r>
+        <w:t xml:space="preserve">Ein</w:t>
       </w:r>
       <w:r>
         <w:t xml:space="preserve"> </w:t>
@@ -915,6 +762,28 @@
           <w:b/>
           <w:bCs/>
         </w:rPr>
+        <w:t xml:space="preserve">Commit</w:t>
+      </w:r>
+      <w:r>
+        <w:t xml:space="preserve"> </w:t>
+      </w:r>
+      <w:r>
+        <w:t xml:space="preserve">ist ein gespeicherter Stand im Git-Repository. Jeder Commit hat</w:t>
+      </w:r>
+      <w:r>
+        <w:t xml:space="preserve"> </w:t>
+      </w:r>
+      <w:r>
+        <w:t xml:space="preserve">eine eindeutige technische Kennung, den</w:t>
+      </w:r>
+      <w:r>
+        <w:t xml:space="preserve"> </w:t>
+      </w:r>
+      <w:r>
+        <w:rPr>
+          <w:b/>
+          <w:bCs/>
+        </w:rPr>
         <w:t xml:space="preserve">Commit-SHA</w:t>
       </w:r>
       <w:r>
@@ -1063,6 +932,68 @@
       </w:pPr>
       <w:r>
         <w:t xml:space="preserve">Daneben kommen zwei ähnlich aussehende, aber anders verwendete Kennungen vor:</w:t>
+      </w:r>
+    </w:p>
+    <w:p>
+      <w:pPr>
+        <w:pStyle w:val="Compact"/>
+        <w:numPr>
+          <w:ilvl w:val="0"/>
+          <w:numId w:val="1001"/>
+        </w:numPr>
+      </w:pPr>
+      <w:r>
+        <w:t xml:space="preserve">Der Commit-SHA von</w:t>
+      </w:r>
+      <w:r>
+        <w:t xml:space="preserve"> </w:t>
+      </w:r>
+      <w:r>
+        <w:rPr>
+          <w:rStyle w:val="VerbatimChar"/>
+        </w:rPr>
+        <w:t xml:space="preserve">mtext-actions</w:t>
+      </w:r>
+      <w:r>
+        <w:t xml:space="preserve"> </w:t>
+      </w:r>
+      <w:r>
+        <w:t xml:space="preserve">legt für Administratoren fest, welche</w:t>
+      </w:r>
+      <w:r>
+        <w:t xml:space="preserve"> </w:t>
+      </w:r>
+      <w:r>
+        <w:t xml:space="preserve">freigegebene Version der zentralen Automation verwendet wird.</w:t>
+      </w:r>
+    </w:p>
+    <w:p>
+      <w:pPr>
+        <w:pStyle w:val="Compact"/>
+        <w:numPr>
+          <w:ilvl w:val="0"/>
+          <w:numId w:val="1001"/>
+        </w:numPr>
+      </w:pPr>
+      <w:r>
+        <w:t xml:space="preserve">Eine SHA-256-Prüfsumme bestätigt, dass eine erzeugte Paketdatei nach dem Bau</w:t>
+      </w:r>
+      <w:r>
+        <w:t xml:space="preserve"> </w:t>
+      </w:r>
+      <w:r>
+        <w:t xml:space="preserve">nicht verändert wurde. Sie bezeichnet keinen Git-Commit.</w:t>
+      </w:r>
+    </w:p>
+    <w:bookmarkEnd w:id="14"/>
+    <w:bookmarkEnd w:id="15"/>
+    <w:bookmarkStart w:id="16" w:name="X18377f702a880a3fc4dfa7ec32774d477fd12ff"/>
+    <w:p>
+      <w:pPr>
+        <w:pStyle w:val="Heading2"/>
+      </w:pPr>
+      <w:r>
+        <w:t xml:space="preserve">4. Änderung nach Entwicklung bringen</w:t>
       </w:r>
     </w:p>
     <w:p>
@@ -1074,7 +1005,7 @@
         </w:numPr>
       </w:pPr>
       <w:r>
-        <w:t xml:space="preserve">Der Commit-SHA von</w:t>
+        <w:t xml:space="preserve">Den aktuellen</w:t>
       </w:r>
       <w:r>
         <w:t xml:space="preserve"> </w:t>
@@ -1083,19 +1014,37 @@
         <w:rPr>
           <w:rStyle w:val="VerbatimChar"/>
         </w:rPr>
-        <w:t xml:space="preserve">mtext-actions</w:t>
-      </w:r>
-      <w:r>
-        <w:t xml:space="preserve"> </w:t>
-      </w:r>
-      <w:r>
-        <w:t xml:space="preserve">legt für Administratoren fest, welche</w:t>
-      </w:r>
-      <w:r>
-        <w:t xml:space="preserve"> </w:t>
-      </w:r>
-      <w:r>
-        <w:t xml:space="preserve">freigegebene Version der zentralen Automation verwendet wird.</w:t>
+        <w:t xml:space="preserve">&lt;Releaselinie&gt;/Entwicklung</w:t>
+      </w:r>
+      <w:r>
+        <w:t xml:space="preserve"> </w:t>
+      </w:r>
+      <w:r>
+        <w:t xml:space="preserve">auschecken; für länger laufende,</w:t>
+      </w:r>
+      <w:r>
+        <w:t xml:space="preserve"> </w:t>
+      </w:r>
+      <w:r>
+        <w:t xml:space="preserve">gemeinsam bearbeitete oder zunächst zu prüfende Änderungen optional einen</w:t>
+      </w:r>
+      <w:r>
+        <w:t xml:space="preserve"> </w:t>
+      </w:r>
+      <w:r>
+        <w:t xml:space="preserve">Feature-Branch erstellen, zum Beispiel</w:t>
+      </w:r>
+      <w:r>
+        <w:t xml:space="preserve"> </w:t>
+      </w:r>
+      <w:r>
+        <w:rPr>
+          <w:rStyle w:val="VerbatimChar"/>
+        </w:rPr>
+        <w:t xml:space="preserve">feature/R270/12345-BT0002-Anpassungen-am-Text</w:t>
+      </w:r>
+      <w:r>
+        <w:t xml:space="preserve">.</w:t>
       </w:r>
     </w:p>
     <w:p>
@@ -1107,24 +1056,122 @@
         </w:numPr>
       </w:pPr>
       <w:r>
-        <w:t xml:space="preserve">Eine SHA-256-Prüfsumme bestätigt, dass eine erzeugte Paketdatei nach dem Bau</w:t>
-      </w:r>
-      <w:r>
-        <w:t xml:space="preserve"> </w:t>
-      </w:r>
-      <w:r>
-        <w:t xml:space="preserve">nicht verändert wurde. Sie bezeichnet keinen Git-Commit.</w:t>
-      </w:r>
-    </w:p>
-    <w:bookmarkEnd w:id="14"/>
-    <w:bookmarkEnd w:id="15"/>
-    <w:bookmarkStart w:id="16" w:name="X18377f702a880a3fc4dfa7ec32774d477fd12ff"/>
+        <w:t xml:space="preserve">Fachlich vorgesehene Änderungen an den Brief-Ressourcen durchführen.</w:t>
+      </w:r>
+    </w:p>
+    <w:p>
+      <w:pPr>
+        <w:pStyle w:val="Compact"/>
+        <w:numPr>
+          <w:ilvl w:val="0"/>
+          <w:numId w:val="1002"/>
+        </w:numPr>
+      </w:pPr>
+      <w:r>
+        <w:t xml:space="preserve">Änderungen committen.</w:t>
+      </w:r>
+    </w:p>
+    <w:p>
+      <w:pPr>
+        <w:pStyle w:val="Compact"/>
+        <w:numPr>
+          <w:ilvl w:val="0"/>
+          <w:numId w:val="1002"/>
+        </w:numPr>
+      </w:pPr>
+      <w:r>
+        <w:t xml:space="preserve">Den Commit direkt nach</w:t>
+      </w:r>
+      <w:r>
+        <w:t xml:space="preserve"> </w:t>
+      </w:r>
+      <w:r>
+        <w:rPr>
+          <w:rStyle w:val="VerbatimChar"/>
+        </w:rPr>
+        <w:t xml:space="preserve">&lt;Releaselinie&gt;/Entwicklung</w:t>
+      </w:r>
+      <w:r>
+        <w:t xml:space="preserve"> </w:t>
+      </w:r>
+      <w:r>
+        <w:t xml:space="preserve">pushen.</w:t>
+      </w:r>
+    </w:p>
+    <w:p>
+      <w:pPr>
+        <w:pStyle w:val="Compact"/>
+        <w:numPr>
+          <w:ilvl w:val="0"/>
+          <w:numId w:val="1002"/>
+        </w:numPr>
+      </w:pPr>
+      <w:r>
+        <w:t xml:space="preserve">Im GitHub unter</w:t>
+      </w:r>
+      <w:r>
+        <w:t xml:space="preserve"> </w:t>
+      </w:r>
+      <w:r>
+        <w:rPr>
+          <w:b/>
+          <w:bCs/>
+        </w:rPr>
+        <w:t xml:space="preserve">Actions → Sync M/Text resources</w:t>
+      </w:r>
+      <w:r>
+        <w:t xml:space="preserve"> </w:t>
+      </w:r>
+      <w:r>
+        <w:t xml:space="preserve">den durch den Push</w:t>
+      </w:r>
+      <w:r>
+        <w:t xml:space="preserve"> </w:t>
+      </w:r>
+      <w:r>
+        <w:t xml:space="preserve">ausgelösten Lauf kontrollieren.</w:t>
+      </w:r>
+    </w:p>
+    <w:p>
+      <w:pPr>
+        <w:pStyle w:val="FirstParagraph"/>
+      </w:pPr>
+      <w:r>
+        <w:t xml:space="preserve">Der Push startet die Synchronisation des exakten Commits. Ein erfolgreicher</w:t>
+      </w:r>
+      <w:r>
+        <w:t xml:space="preserve"> </w:t>
+      </w:r>
+      <w:r>
+        <w:t xml:space="preserve">Lauf endet mit</w:t>
+      </w:r>
+      <w:r>
+        <w:t xml:space="preserve"> </w:t>
+      </w:r>
+      <w:r>
+        <w:rPr>
+          <w:rStyle w:val="VerbatimChar"/>
+        </w:rPr>
+        <w:t xml:space="preserve">ADAPTER_ACCEPTED</w:t>
+      </w:r>
+      <w:r>
+        <w:t xml:space="preserve">; dies bestätigt die synchrone 2xx-Annahme des</w:t>
+      </w:r>
+      <w:r>
+        <w:t xml:space="preserve"> </w:t>
+      </w:r>
+      <w:r>
+        <w:t xml:space="preserve">Adapters, nicht einen späteren fachlichen M/Text-Jobstatus.</w:t>
+      </w:r>
+    </w:p>
+    <w:bookmarkEnd w:id="16"/>
+    <w:bookmarkStart w:id="17" w:name="Xa12cbb55742e8c0700c3211008f335844c3c147"/>
     <w:p>
       <w:pPr>
         <w:pStyle w:val="Heading2"/>
       </w:pPr>
       <w:r>
-        <w:t xml:space="preserve">4. Änderung nach Entwicklung bringen</w:t>
+        <w:t xml:space="preserve">5. Nach Abnahme promoten</w:t>
       </w:r>
     </w:p>
     <w:p>
@@ -1136,7 +1183,7 @@
         </w:numPr>
       </w:pPr>
       <w:r>
-        <w:t xml:space="preserve">Das richtige Mandanten-Repository und die betroffene Releaselinie wählen.</w:t>
+        <w:t xml:space="preserve">Den in Entwicklung erfolgreich geprüften Commit ermitteln.</w:t>
       </w:r>
     </w:p>
     <w:p>
@@ -1148,7 +1195,7 @@
         </w:numPr>
       </w:pPr>
       <w:r>
-        <w:t xml:space="preserve">Den aktuellen</w:t>
+        <w:t xml:space="preserve">Genau diesen Commit direkt nach</w:t>
       </w:r>
       <w:r>
         <w:t xml:space="preserve"> </w:t>
@@ -1157,19 +1204,13 @@
         <w:rPr>
           <w:rStyle w:val="VerbatimChar"/>
         </w:rPr>
-        <w:t xml:space="preserve">&lt;Releaselinie&gt;/Entwicklung</w:t>
-      </w:r>
-      <w:r>
-        <w:t xml:space="preserve"> </w:t>
-      </w:r>
-      <w:r>
-        <w:t xml:space="preserve">auschecken; optional dafür einen</w:t>
-      </w:r>
-      <w:r>
-        <w:t xml:space="preserve"> </w:t>
-      </w:r>
-      <w:r>
-        <w:t xml:space="preserve">lokalen Feature-Branch erstellen.</w:t>
+        <w:t xml:space="preserve">&lt;Releaselinie&gt;/Abnahme</w:t>
+      </w:r>
+      <w:r>
+        <w:t xml:space="preserve"> </w:t>
+      </w:r>
+      <w:r>
+        <w:t xml:space="preserve">pushen.</w:t>
       </w:r>
     </w:p>
     <w:p>
@@ -1181,13 +1222,23 @@
         </w:numPr>
       </w:pPr>
       <w:r>
-        <w:t xml:space="preserve">Nur die fachlich vorgesehenen Ressourcen ändern. Die Mandantenkonfiguration</w:t>
-      </w:r>
-      <w:r>
-        <w:t xml:space="preserve"> </w:t>
-      </w:r>
-      <w:r>
-        <w:t xml:space="preserve">nur gemeinsam mit der fachlichen Zuordnung ändern; keine Secrets ablegen.</w:t>
+        <w:t xml:space="preserve">Unter</w:t>
+      </w:r>
+      <w:r>
+        <w:t xml:space="preserve"> </w:t>
+      </w:r>
+      <w:r>
+        <w:rPr>
+          <w:b/>
+          <w:bCs/>
+        </w:rPr>
+        <w:t xml:space="preserve">Actions → Sync M/Text resources</w:t>
+      </w:r>
+      <w:r>
+        <w:t xml:space="preserve"> </w:t>
+      </w:r>
+      <w:r>
+        <w:t xml:space="preserve">den Abnahmelauf kontrollieren.</w:t>
       </w:r>
     </w:p>
     <w:p>
@@ -1199,56 +1250,13 @@
         </w:numPr>
       </w:pPr>
       <w:r>
-        <w:t xml:space="preserve">Änderungen committen und den gewünschten Commit direkt nach</w:t>
-      </w:r>
-      <w:r>
-        <w:t xml:space="preserve"> </w:t>
-      </w:r>
-      <w:r>
-        <w:rPr>
-          <w:rStyle w:val="VerbatimChar"/>
-        </w:rPr>
-        <w:t xml:space="preserve">&lt;Releaselinie&gt;/Entwicklung</w:t>
-      </w:r>
-      <w:r>
-        <w:t xml:space="preserve"> </w:t>
-      </w:r>
-      <w:r>
-        <w:t xml:space="preserve">pushen.</w:t>
-      </w:r>
-    </w:p>
-    <w:p>
-      <w:pPr>
-        <w:pStyle w:val="Compact"/>
-        <w:numPr>
-          <w:ilvl w:val="0"/>
-          <w:numId w:val="1003"/>
-        </w:numPr>
-      </w:pPr>
-      <w:r>
-        <w:t xml:space="preserve">Unter</w:t>
-      </w:r>
-      <w:r>
-        <w:t xml:space="preserve"> </w:t>
-      </w:r>
-      <w:r>
-        <w:rPr>
-          <w:b/>
-          <w:bCs/>
-        </w:rPr>
-        <w:t xml:space="preserve">Actions → Sync M/Text resources</w:t>
-      </w:r>
-      <w:r>
-        <w:t xml:space="preserve"> </w:t>
-      </w:r>
-      <w:r>
-        <w:t xml:space="preserve">den durch den Push ausgelösten</w:t>
-      </w:r>
-      <w:r>
-        <w:t xml:space="preserve"> </w:t>
-      </w:r>
-      <w:r>
-        <w:t xml:space="preserve">Lauf kontrollieren.</w:t>
+        <w:t xml:space="preserve">Die fachliche Abnahme außerhalb des Workflows nach dem vereinbarten</w:t>
+      </w:r>
+      <w:r>
+        <w:t xml:space="preserve"> </w:t>
+      </w:r>
+      <w:r>
+        <w:t xml:space="preserve">Verfahren dokumentieren.</w:t>
       </w:r>
     </w:p>
     <w:p>
@@ -1256,41 +1264,41 @@
         <w:pStyle w:val="FirstParagraph"/>
       </w:pPr>
       <w:r>
-        <w:t xml:space="preserve">Der Push startet die Synchronisation des exakten Commits. Ein erfolgreicher</w:t>
-      </w:r>
-      <w:r>
-        <w:t xml:space="preserve"> </w:t>
-      </w:r>
-      <w:r>
-        <w:t xml:space="preserve">Lauf endet mit</w:t>
-      </w:r>
-      <w:r>
-        <w:t xml:space="preserve"> </w:t>
-      </w:r>
-      <w:r>
-        <w:rPr>
-          <w:rStyle w:val="VerbatimChar"/>
-        </w:rPr>
-        <w:t xml:space="preserve">ADAPTER_ACCEPTED</w:t>
-      </w:r>
-      <w:r>
-        <w:t xml:space="preserve">; dies bestätigt die synchrone 2xx-Annahme des</w:t>
-      </w:r>
-      <w:r>
-        <w:t xml:space="preserve"> </w:t>
-      </w:r>
-      <w:r>
-        <w:t xml:space="preserve">Adapters, nicht einen späteren fachlichen M/Text-Jobstatus.</w:t>
-      </w:r>
-    </w:p>
-    <w:bookmarkEnd w:id="16"/>
-    <w:bookmarkStart w:id="17" w:name="Xa12cbb55742e8c0700c3211008f335844c3c147"/>
+        <w:t xml:space="preserve">Der Push nach Abnahme verteilt den vollständigen konfigurierten Projektstand</w:t>
+      </w:r>
+      <w:r>
+        <w:t xml:space="preserve"> </w:t>
+      </w:r>
+      <w:r>
+        <w:t xml:space="preserve">des vom Anwender fachlich freigegebenen Commits. Er baut noch kein</w:t>
+      </w:r>
+      <w:r>
+        <w:t xml:space="preserve"> </w:t>
+      </w:r>
+      <w:r>
+        <w:t xml:space="preserve">Mainframe-Paket. Die Auswahl dieses Commits ist eine fachliche</w:t>
+      </w:r>
+      <w:r>
+        <w:t xml:space="preserve"> </w:t>
+      </w:r>
+      <w:r>
+        <w:t xml:space="preserve">Verantwortlichkeit; der Workflow erzwingt keine Gleichheit mit einem früheren</w:t>
+      </w:r>
+      <w:r>
+        <w:t xml:space="preserve"> </w:t>
+      </w:r>
+      <w:r>
+        <w:t xml:space="preserve">Entwicklungspush.</w:t>
+      </w:r>
+    </w:p>
+    <w:bookmarkEnd w:id="17"/>
+    <w:bookmarkStart w:id="18" w:name="X1d29f67292db16d3b934776c489b37252db8844"/>
     <w:p>
       <w:pPr>
         <w:pStyle w:val="Heading2"/>
       </w:pPr>
       <w:r>
-        <w:t xml:space="preserve">5. Nach Abnahme promoten</w:t>
+        <w:t xml:space="preserve">6. Ausgewählte Änderungen bereitstellen</w:t>
       </w:r>
     </w:p>
     <w:p>
@@ -1302,7 +1310,22 @@
         </w:numPr>
       </w:pPr>
       <w:r>
-        <w:t xml:space="preserve">Den in Entwicklung erfolgreich geprüften Commit ermitteln.</w:t>
+        <w:t xml:space="preserve">Den aktuellen</w:t>
+      </w:r>
+      <w:r>
+        <w:t xml:space="preserve"> </w:t>
+      </w:r>
+      <w:r>
+        <w:rPr>
+          <w:rStyle w:val="VerbatimChar"/>
+        </w:rPr>
+        <w:t xml:space="preserve">&lt;Releaselinie&gt;/Bereitstellung</w:t>
+      </w:r>
+      <w:r>
+        <w:t xml:space="preserve"> </w:t>
+      </w:r>
+      <w:r>
+        <w:t xml:space="preserve">auschecken.</w:t>
       </w:r>
     </w:p>
     <w:p>
@@ -1314,7 +1337,7 @@
         </w:numPr>
       </w:pPr>
       <w:r>
-        <w:t xml:space="preserve">Genau diesen Commit direkt nach</w:t>
+        <w:t xml:space="preserve">Ausschließlich die fachlich freigegebenen Commits aus Abnahme per</w:t>
       </w:r>
       <w:r>
         <w:t xml:space="preserve"> </w:t>
@@ -1323,13 +1346,19 @@
         <w:rPr>
           <w:rStyle w:val="VerbatimChar"/>
         </w:rPr>
-        <w:t xml:space="preserve">&lt;Releaselinie&gt;/Abnahme</w:t>
-      </w:r>
-      <w:r>
-        <w:t xml:space="preserve"> </w:t>
-      </w:r>
-      <w:r>
-        <w:t xml:space="preserve">pushen.</w:t>
+        <w:t xml:space="preserve">git cherry-pick</w:t>
+      </w:r>
+      <w:r>
+        <w:t xml:space="preserve"> </w:t>
+      </w:r>
+      <w:r>
+        <w:t xml:space="preserve">übernehmen. Konflikte fachlich prüfen; keine ungeprüften</w:t>
+      </w:r>
+      <w:r>
+        <w:t xml:space="preserve"> </w:t>
+      </w:r>
+      <w:r>
+        <w:t xml:space="preserve">Konfliktauflösungen übernehmen.</w:t>
       </w:r>
     </w:p>
     <w:p>
@@ -1341,23 +1370,22 @@
         </w:numPr>
       </w:pPr>
       <w:r>
-        <w:t xml:space="preserve">Unter</w:t>
-      </w:r>
-      <w:r>
-        <w:t xml:space="preserve"> </w:t>
-      </w:r>
-      <w:r>
-        <w:rPr>
-          <w:b/>
-          <w:bCs/>
-        </w:rPr>
-        <w:t xml:space="preserve">Actions → Sync M/Text resources</w:t>
-      </w:r>
-      <w:r>
-        <w:t xml:space="preserve"> </w:t>
-      </w:r>
-      <w:r>
-        <w:t xml:space="preserve">den Abnahmelauf kontrollieren.</w:t>
+        <w:t xml:space="preserve">Den zusammengestellten Stand direkt nach</w:t>
+      </w:r>
+      <w:r>
+        <w:t xml:space="preserve"> </w:t>
+      </w:r>
+      <w:r>
+        <w:rPr>
+          <w:rStyle w:val="VerbatimChar"/>
+        </w:rPr>
+        <w:t xml:space="preserve">&lt;Releaselinie&gt;/Bereitstellung</w:t>
+      </w:r>
+      <w:r>
+        <w:t xml:space="preserve"> </w:t>
+      </w:r>
+      <w:r>
+        <w:t xml:space="preserve">pushen.</w:t>
       </w:r>
     </w:p>
     <w:p>
@@ -1369,13 +1397,13 @@
         </w:numPr>
       </w:pPr>
       <w:r>
-        <w:t xml:space="preserve">Die fachliche Abnahme außerhalb des Workflows nach dem vereinbarten</w:t>
-      </w:r>
-      <w:r>
-        <w:t xml:space="preserve"> </w:t>
-      </w:r>
-      <w:r>
-        <w:t xml:space="preserve">Verfahren dokumentieren.</w:t>
+        <w:t xml:space="preserve">Den Ziel-Commit notieren. Der Push startet weder Paketbau noch</w:t>
+      </w:r>
+      <w:r>
+        <w:t xml:space="preserve"> </w:t>
+      </w:r>
+      <w:r>
+        <w:t xml:space="preserve">Mainframe-Übergabe.</w:t>
       </w:r>
     </w:p>
     <w:p>
@@ -1383,41 +1411,52 @@
         <w:pStyle w:val="FirstParagraph"/>
       </w:pPr>
       <w:r>
-        <w:t xml:space="preserve">Der Push nach Abnahme verteilt den vollständigen konfigurierten Projektstand</w:t>
-      </w:r>
-      <w:r>
-        <w:t xml:space="preserve"> </w:t>
-      </w:r>
-      <w:r>
-        <w:t xml:space="preserve">des vom Anwender fachlich freigegebenen Commits. Er baut noch kein</w:t>
-      </w:r>
-      <w:r>
-        <w:t xml:space="preserve"> </w:t>
-      </w:r>
-      <w:r>
-        <w:t xml:space="preserve">Mainframe-Paket. Die Auswahl dieses Commits ist eine fachliche</w:t>
-      </w:r>
-      <w:r>
-        <w:t xml:space="preserve"> </w:t>
-      </w:r>
-      <w:r>
-        <w:t xml:space="preserve">Verantwortlichkeit; der Workflow erzwingt keine Gleichheit mit einem früheren</w:t>
-      </w:r>
-      <w:r>
-        <w:t xml:space="preserve"> </w:t>
-      </w:r>
-      <w:r>
-        <w:t xml:space="preserve">Entwicklungspush.</w:t>
-      </w:r>
-    </w:p>
-    <w:bookmarkEnd w:id="17"/>
-    <w:bookmarkStart w:id="18" w:name="X1d29f67292db16d3b934776c489b37252db8844"/>
+        <w:t xml:space="preserve">Die Auswahl der Commits ist eine fachliche Verantwortung. Die verbindliche</w:t>
+      </w:r>
+      <w:r>
+        <w:t xml:space="preserve"> </w:t>
+      </w:r>
+      <w:r>
+        <w:t xml:space="preserve">technische Prüfung erfolgt erst, wenn der Release-Tag gesetzt wird.</w:t>
+      </w:r>
+    </w:p>
+    <w:bookmarkEnd w:id="18"/>
+    <w:bookmarkStart w:id="19" w:name="X08ed1942a851ecf1b66055bac4c3dbac74b6050"/>
     <w:p>
       <w:pPr>
         <w:pStyle w:val="Heading2"/>
       </w:pPr>
       <w:r>
-        <w:t xml:space="preserve">6. Ausgewählte Änderungen bereitstellen</w:t>
+        <w:t xml:space="preserve">7. FULL oder DELTA auslösen</w:t>
+      </w:r>
+    </w:p>
+    <w:p>
+      <w:pPr>
+        <w:pStyle w:val="FirstParagraph"/>
+      </w:pPr>
+      <w:r>
+        <w:t xml:space="preserve">Vor dem Taggen müssen Releaselinie, Mandant, gewünschter Lieferungstyp und der</w:t>
+      </w:r>
+      <w:r>
+        <w:t xml:space="preserve"> </w:t>
+      </w:r>
+      <w:r>
+        <w:t xml:space="preserve">exakte Commit auf</w:t>
+      </w:r>
+      <w:r>
+        <w:t xml:space="preserve"> </w:t>
+      </w:r>
+      <w:r>
+        <w:rPr>
+          <w:rStyle w:val="VerbatimChar"/>
+        </w:rPr>
+        <w:t xml:space="preserve">&lt;Releaselinie&gt;/Bereitstellung</w:t>
+      </w:r>
+      <w:r>
+        <w:t xml:space="preserve"> </w:t>
+      </w:r>
+      <w:r>
+        <w:t xml:space="preserve">fachlich bestätigt sein.</w:t>
       </w:r>
     </w:p>
     <w:p>
@@ -1429,37 +1468,22 @@
         </w:numPr>
       </w:pPr>
       <w:r>
-        <w:t xml:space="preserve">Einen UTC-Zeitstempel bestimmen und den Auswahlbranch</w:t>
-      </w:r>
-      <w:r>
-        <w:t xml:space="preserve"> </w:t>
-      </w:r>
-      <w:r>
         <w:rPr>
           <w:rStyle w:val="VerbatimChar"/>
         </w:rPr>
-        <w:t xml:space="preserve">release/&lt;Releaselinie&gt;-&lt;YYYYMMDDTHHMMSSZ&gt;</w:t>
-      </w:r>
-      <w:r>
-        <w:t xml:space="preserve"> </w:t>
-      </w:r>
-      <w:r>
-        <w:t xml:space="preserve">vom aktuellen</w:t>
-      </w:r>
-      <w:r>
-        <w:t xml:space="preserve"> </w:t>
-      </w:r>
-      <w:r>
-        <w:rPr>
-          <w:rStyle w:val="VerbatimChar"/>
-        </w:rPr>
-        <w:t xml:space="preserve">&lt;Releaselinie&gt;/Bereitstellung</w:t>
-      </w:r>
-      <w:r>
-        <w:t xml:space="preserve"> </w:t>
-      </w:r>
-      <w:r>
-        <w:t xml:space="preserve">erstellen.</w:t>
+        <w:t xml:space="preserve">Rnnn.100</w:t>
+      </w:r>
+      <w:r>
+        <w:t xml:space="preserve"> </w:t>
+      </w:r>
+      <w:r>
+        <w:t xml:space="preserve">erzeugt ein FULL mit dem vollständigen Stand jedes Projekts der</w:t>
+      </w:r>
+      <w:r>
+        <w:t xml:space="preserve"> </w:t>
+      </w:r>
+      <w:r>
+        <w:t xml:space="preserve">Delivery-Allowlist.</w:t>
       </w:r>
     </w:p>
     <w:p>
@@ -1471,7 +1495,7 @@
         </w:numPr>
       </w:pPr>
       <w:r>
-        <w:t xml:space="preserve">Ausschließlich die fachlich freigegebenen Commits aus Abnahme per</w:t>
+        <w:t xml:space="preserve">Jede andere gültige dreistellige Endung, zum Beispiel</w:t>
       </w:r>
       <w:r>
         <w:t xml:space="preserve"> </w:t>
@@ -1480,19 +1504,31 @@
         <w:rPr>
           <w:rStyle w:val="VerbatimChar"/>
         </w:rPr>
-        <w:t xml:space="preserve">git cherry-pick</w:t>
-      </w:r>
-      <w:r>
-        <w:t xml:space="preserve"> </w:t>
-      </w:r>
-      <w:r>
-        <w:t xml:space="preserve">in diesen Branch übernehmen. Konflikte fachlich prüfen;</w:t>
-      </w:r>
-      <w:r>
-        <w:t xml:space="preserve"> </w:t>
-      </w:r>
-      <w:r>
-        <w:t xml:space="preserve">keine ungeprüften Konfliktauflösungen übernehmen.</w:t>
+        <w:t xml:space="preserve">R261.108</w:t>
+      </w:r>
+      <w:r>
+        <w:t xml:space="preserve">, erzeugt</w:t>
+      </w:r>
+      <w:r>
+        <w:t xml:space="preserve"> </w:t>
+      </w:r>
+      <w:r>
+        <w:t xml:space="preserve">ein kumulatives DELTA von</w:t>
+      </w:r>
+      <w:r>
+        <w:t xml:space="preserve"> </w:t>
+      </w:r>
+      <w:r>
+        <w:rPr>
+          <w:rStyle w:val="VerbatimChar"/>
+        </w:rPr>
+        <w:t xml:space="preserve">R261.100</w:t>
+      </w:r>
+      <w:r>
+        <w:t xml:space="preserve"> </w:t>
+      </w:r>
+      <w:r>
+        <w:t xml:space="preserve">bis zum Zieltag.</w:t>
       </w:r>
     </w:p>
     <w:p>
@@ -1504,7 +1540,7 @@
         </w:numPr>
       </w:pPr>
       <w:r>
-        <w:t xml:space="preserve">Einen Pull Request vom Auswahlbranch nach</w:t>
+        <w:t xml:space="preserve">Ein DELTA setzt voraus, dass der</w:t>
       </w:r>
       <w:r>
         <w:t xml:space="preserve"> </w:t>
@@ -1513,58 +1549,16 @@
         <w:rPr>
           <w:rStyle w:val="VerbatimChar"/>
         </w:rPr>
-        <w:t xml:space="preserve">&lt;Releaselinie&gt;/Bereitstellung</w:t>
-      </w:r>
-      <w:r>
-        <w:t xml:space="preserve"> </w:t>
-      </w:r>
-      <w:r>
-        <w:t xml:space="preserve">öffnen.</w:t>
-      </w:r>
-    </w:p>
-    <w:p>
-      <w:pPr>
-        <w:pStyle w:val="Compact"/>
-        <w:numPr>
-          <w:ilvl w:val="0"/>
-          <w:numId w:val="1005"/>
-        </w:numPr>
-      </w:pPr>
-      <w:r>
-        <w:t xml:space="preserve">Inhalt, Zielbranch und den Check</w:t>
-      </w:r>
-      <w:r>
-        <w:t xml:space="preserve"> </w:t>
-      </w:r>
-      <w:r>
-        <w:rPr>
-          <w:rStyle w:val="VerbatimChar"/>
-        </w:rPr>
-        <w:t xml:space="preserve">Validate change / Validate release promotion</w:t>
-      </w:r>
-      <w:r>
-        <w:t xml:space="preserve"> </w:t>
-      </w:r>
-      <w:r>
-        <w:t xml:space="preserve">prüfen und den Pull Request mergen.</w:t>
-      </w:r>
-    </w:p>
-    <w:p>
-      <w:pPr>
-        <w:pStyle w:val="Compact"/>
-        <w:numPr>
-          <w:ilvl w:val="0"/>
-          <w:numId w:val="1005"/>
-        </w:numPr>
-      </w:pPr>
-      <w:r>
-        <w:t xml:space="preserve">Den erzeugten Merge-Commit notieren. Der Merge allein startet weder</w:t>
-      </w:r>
-      <w:r>
-        <w:t xml:space="preserve"> </w:t>
-      </w:r>
-      <w:r>
-        <w:t xml:space="preserve">Paketbau noch Mainframe-Übergabe.</w:t>
+        <w:t xml:space="preserve">.100</w:t>
+      </w:r>
+      <w:r>
+        <w:t xml:space="preserve">-Tag derselben Linie vorhanden und</w:t>
+      </w:r>
+      <w:r>
+        <w:t xml:space="preserve"> </w:t>
+      </w:r>
+      <w:r>
+        <w:t xml:space="preserve">erreichbar ist.</w:t>
       </w:r>
     </w:p>
     <w:p>
@@ -1572,29 +1566,84 @@
         <w:pStyle w:val="FirstParagraph"/>
       </w:pPr>
       <w:r>
-        <w:t xml:space="preserve">Der Auswahlbranch muss exakt dem Namensformat entsprechen. Ein direkter Pull</w:t>
-      </w:r>
-      <w:r>
-        <w:t xml:space="preserve"> </w:t>
-      </w:r>
-      <w:r>
-        <w:t xml:space="preserve">Request von Abnahme nach Bereitstellung wird von der Promotionsvalidierung</w:t>
-      </w:r>
-      <w:r>
-        <w:t xml:space="preserve"> </w:t>
-      </w:r>
-      <w:r>
-        <w:t xml:space="preserve">abgelehnt.</w:t>
-      </w:r>
-    </w:p>
-    <w:bookmarkEnd w:id="18"/>
-    <w:bookmarkStart w:id="19" w:name="X08ed1942a851ecf1b66055bac4c3dbac74b6050"/>
-    <w:p>
-      <w:pPr>
-        <w:pStyle w:val="Heading2"/>
-      </w:pPr>
-      <w:r>
-        <w:t xml:space="preserve">7. FULL oder DELTA auslösen</w:t>
+        <w:t xml:space="preserve">Zum Auslösen einen einfachen Git-Tag auf dem bestätigten Bereitstellungscommit</w:t>
+      </w:r>
+      <w:r>
+        <w:t xml:space="preserve"> </w:t>
+      </w:r>
+      <w:r>
+        <w:t xml:space="preserve">setzen und pushen, zum Beispiel:</w:t>
+      </w:r>
+    </w:p>
+    <w:p>
+      <w:pPr>
+        <w:pStyle w:val="SourceCode"/>
+      </w:pPr>
+      <w:r>
+        <w:rPr>
+          <w:rStyle w:val="FunctionTok"/>
+        </w:rPr>
+        <w:t xml:space="preserve">git</w:t>
+      </w:r>
+      <w:r>
+        <w:rPr>
+          <w:rStyle w:val="NormalTok"/>
+        </w:rPr>
+        <w:t xml:space="preserve"> fetch origin R261/Bereitstellung </w:t>
+      </w:r>
+      <w:r>
+        <w:rPr>
+          <w:rStyle w:val="AttributeTok"/>
+        </w:rPr>
+        <w:t xml:space="preserve">--tags</w:t>
+      </w:r>
+      <w:r>
+        <w:br/>
+      </w:r>
+      <w:r>
+        <w:rPr>
+          <w:rStyle w:val="FunctionTok"/>
+        </w:rPr>
+        <w:t xml:space="preserve">git</w:t>
+      </w:r>
+      <w:r>
+        <w:rPr>
+          <w:rStyle w:val="NormalTok"/>
+        </w:rPr>
+        <w:t xml:space="preserve"> tag R261.108 </w:t>
+      </w:r>
+      <w:r>
+        <w:rPr>
+          <w:rStyle w:val="OperatorTok"/>
+        </w:rPr>
+        <w:t xml:space="preserve">&lt;</w:t>
+      </w:r>
+      <w:r>
+        <w:rPr>
+          <w:rStyle w:val="NormalTok"/>
+        </w:rPr>
+        <w:t xml:space="preserve">vollständiger-commit-sha</w:t>
+      </w:r>
+      <w:r>
+        <w:rPr>
+          <w:rStyle w:val="OperatorTok"/>
+        </w:rPr>
+        <w:t xml:space="preserve">&gt;</w:t>
+      </w:r>
+      <w:r>
+        <w:br/>
+      </w:r>
+      <w:r>
+        <w:rPr>
+          <w:rStyle w:val="FunctionTok"/>
+        </w:rPr>
+        <w:t xml:space="preserve">git</w:t>
+      </w:r>
+      <w:r>
+        <w:rPr>
+          <w:rStyle w:val="NormalTok"/>
+        </w:rPr>
+        <w:t xml:space="preserve"> push origin refs/tags/R261.108</w:t>
       </w:r>
     </w:p>
     <w:p>
@@ -1602,28 +1651,23 @@
         <w:pStyle w:val="FirstParagraph"/>
       </w:pPr>
       <w:r>
-        <w:t xml:space="preserve">Vor dem Taggen müssen Releaselinie, Mandant, gewünschter Lieferungstyp und der</w:t>
-      </w:r>
-      <w:r>
-        <w:t xml:space="preserve"> </w:t>
-      </w:r>
-      <w:r>
-        <w:t xml:space="preserve">exakte Commit auf</w:t>
-      </w:r>
-      <w:r>
-        <w:t xml:space="preserve"> </w:t>
-      </w:r>
-      <w:r>
-        <w:rPr>
-          <w:rStyle w:val="VerbatimChar"/>
-        </w:rPr>
-        <w:t xml:space="preserve">&lt;Releaselinie&gt;/Bereitstellung</w:t>
-      </w:r>
-      <w:r>
-        <w:t xml:space="preserve"> </w:t>
-      </w:r>
-      <w:r>
-        <w:t xml:space="preserve">fachlich bestätigt sein.</w:t>
+        <w:t xml:space="preserve">Danach unter</w:t>
+      </w:r>
+      <w:r>
+        <w:t xml:space="preserve"> </w:t>
+      </w:r>
+      <w:r>
+        <w:rPr>
+          <w:b/>
+          <w:bCs/>
+        </w:rPr>
+        <w:t xml:space="preserve">Actions → Build and publish release</w:t>
+      </w:r>
+      <w:r>
+        <w:t xml:space="preserve"> </w:t>
+      </w:r>
+      <w:r>
+        <w:t xml:space="preserve">prüfen:</w:t>
       </w:r>
     </w:p>
     <w:p>
@@ -1638,19 +1682,40 @@
         <w:rPr>
           <w:rStyle w:val="VerbatimChar"/>
         </w:rPr>
-        <w:t xml:space="preserve">Rnnn.100</w:t>
-      </w:r>
-      <w:r>
-        <w:t xml:space="preserve"> </w:t>
-      </w:r>
-      <w:r>
-        <w:t xml:space="preserve">erzeugt ein FULL mit dem vollständigen Stand jedes Projekts der</w:t>
-      </w:r>
-      <w:r>
-        <w:t xml:space="preserve"> </w:t>
-      </w:r>
-      <w:r>
-        <w:t xml:space="preserve">Delivery-Allowlist.</w:t>
+        <w:t xml:space="preserve">Build FULL or DELTA artifact</w:t>
+      </w:r>
+      <w:r>
+        <w:t xml:space="preserve"> </w:t>
+      </w:r>
+      <w:r>
+        <w:t xml:space="preserve">validiert Konfiguration, Tag und</w:t>
+      </w:r>
+      <w:r>
+        <w:t xml:space="preserve"> </w:t>
+      </w:r>
+      <w:r>
+        <w:t xml:space="preserve">Branchzuordnung, baut die Pakete und erzeugt</w:t>
+      </w:r>
+      <w:r>
+        <w:t xml:space="preserve"> </w:t>
+      </w:r>
+      <w:r>
+        <w:rPr>
+          <w:rStyle w:val="VerbatimChar"/>
+        </w:rPr>
+        <w:t xml:space="preserve">manifest.json</w:t>
+      </w:r>
+      <w:r>
+        <w:t xml:space="preserve"> </w:t>
+      </w:r>
+      <w:r>
+        <w:t xml:space="preserve">mit</w:t>
+      </w:r>
+      <w:r>
+        <w:t xml:space="preserve"> </w:t>
+      </w:r>
+      <w:r>
+        <w:t xml:space="preserve">SHA-256-Prüfsummen.</w:t>
       </w:r>
     </w:p>
     <w:p>
@@ -1662,7 +1727,7 @@
         </w:numPr>
       </w:pPr>
       <w:r>
-        <w:t xml:space="preserve">Jede andere gültige dreistellige Endung, zum Beispiel</w:t>
+        <w:t xml:space="preserve">Das Artefakt heißt</w:t>
       </w:r>
       <w:r>
         <w:t xml:space="preserve"> </w:t>
@@ -1671,31 +1736,19 @@
         <w:rPr>
           <w:rStyle w:val="VerbatimChar"/>
         </w:rPr>
-        <w:t xml:space="preserve">R261.108</w:t>
-      </w:r>
-      <w:r>
-        <w:t xml:space="preserve">, erzeugt</w:t>
-      </w:r>
-      <w:r>
-        <w:t xml:space="preserve"> </w:t>
-      </w:r>
-      <w:r>
-        <w:t xml:space="preserve">ein kumulatives DELTA von</w:t>
-      </w:r>
-      <w:r>
-        <w:t xml:space="preserve"> </w:t>
-      </w:r>
-      <w:r>
-        <w:rPr>
-          <w:rStyle w:val="VerbatimChar"/>
-        </w:rPr>
-        <w:t xml:space="preserve">R261.100</w:t>
-      </w:r>
-      <w:r>
-        <w:t xml:space="preserve"> </w:t>
-      </w:r>
-      <w:r>
-        <w:t xml:space="preserve">bis zum Zieltag.</w:t>
+        <w:t xml:space="preserve">&lt;Repository&gt;-&lt;Release-Tag&gt;</w:t>
+      </w:r>
+      <w:r>
+        <w:t xml:space="preserve"> </w:t>
+      </w:r>
+      <w:r>
+        <w:t xml:space="preserve">und wird standardmäßig</w:t>
+      </w:r>
+      <w:r>
+        <w:t xml:space="preserve"> </w:t>
+      </w:r>
+      <w:r>
+        <w:t xml:space="preserve">30 Tage aufbewahrt.</w:t>
       </w:r>
     </w:p>
     <w:p>
@@ -1707,25 +1760,55 @@
         </w:numPr>
       </w:pPr>
       <w:r>
-        <w:t xml:space="preserve">Ein DELTA setzt voraus, dass der</w:t>
-      </w:r>
-      <w:r>
-        <w:t xml:space="preserve"> </w:t>
-      </w:r>
-      <w:r>
         <w:rPr>
           <w:rStyle w:val="VerbatimChar"/>
         </w:rPr>
-        <w:t xml:space="preserve">.100</w:t>
-      </w:r>
-      <w:r>
-        <w:t xml:space="preserve">-Tag derselben Linie vorhanden und</w:t>
-      </w:r>
-      <w:r>
-        <w:t xml:space="preserve"> </w:t>
-      </w:r>
-      <w:r>
-        <w:t xml:space="preserve">erreichbar ist.</w:t>
+        <w:t xml:space="preserve">Verify and hand over artifact to Mainframe</w:t>
+      </w:r>
+      <w:r>
+        <w:t xml:space="preserve"> </w:t>
+      </w:r>
+      <w:r>
+        <w:t xml:space="preserve">wartet im Environment</w:t>
+      </w:r>
+      <w:r>
+        <w:t xml:space="preserve"> </w:t>
+      </w:r>
+      <w:r>
+        <w:rPr>
+          <w:rStyle w:val="VerbatimChar"/>
+        </w:rPr>
+        <w:t xml:space="preserve">Bereitstellung</w:t>
+      </w:r>
+      <w:r>
+        <w:t xml:space="preserve"> </w:t>
+      </w:r>
+      <w:r>
+        <w:t xml:space="preserve">auf die eingerichtete manuelle Freigabe.</w:t>
+      </w:r>
+    </w:p>
+    <w:p>
+      <w:pPr>
+        <w:pStyle w:val="Compact"/>
+        <w:numPr>
+          <w:ilvl w:val="0"/>
+          <w:numId w:val="1006"/>
+        </w:numPr>
+      </w:pPr>
+      <w:r>
+        <w:t xml:space="preserve">Nach der Freigabe werden Manifest und Prüfsummen erneut geprüft, JCL wird</w:t>
+      </w:r>
+      <w:r>
+        <w:t xml:space="preserve"> </w:t>
+      </w:r>
+      <w:r>
+        <w:t xml:space="preserve">aus dem versionierten Template gerendert und Paket plus JCL werden per</w:t>
+      </w:r>
+      <w:r>
+        <w:t xml:space="preserve"> </w:t>
+      </w:r>
+      <w:r>
+        <w:t xml:space="preserve">FTP/JES übergeben.</w:t>
       </w:r>
     </w:p>
     <w:p>
@@ -1733,84 +1816,47 @@
         <w:pStyle w:val="FirstParagraph"/>
       </w:pPr>
       <w:r>
-        <w:t xml:space="preserve">Zum Auslösen einen einfachen Git-Tag auf dem bestätigten Bereitstellungscommit</w:t>
-      </w:r>
-      <w:r>
-        <w:t xml:space="preserve"> </w:t>
-      </w:r>
-      <w:r>
-        <w:t xml:space="preserve">setzen und pushen, zum Beispiel:</w:t>
-      </w:r>
-    </w:p>
-    <w:p>
-      <w:pPr>
-        <w:pStyle w:val="SourceCode"/>
-      </w:pPr>
-      <w:r>
-        <w:rPr>
-          <w:rStyle w:val="FunctionTok"/>
-        </w:rPr>
-        <w:t xml:space="preserve">git</w:t>
-      </w:r>
-      <w:r>
-        <w:rPr>
-          <w:rStyle w:val="NormalTok"/>
-        </w:rPr>
-        <w:t xml:space="preserve"> fetch origin R261/Bereitstellung </w:t>
-      </w:r>
-      <w:r>
-        <w:rPr>
-          <w:rStyle w:val="AttributeTok"/>
-        </w:rPr>
-        <w:t xml:space="preserve">--tags</w:t>
-      </w:r>
-      <w:r>
-        <w:br/>
-      </w:r>
-      <w:r>
-        <w:rPr>
-          <w:rStyle w:val="FunctionTok"/>
-        </w:rPr>
-        <w:t xml:space="preserve">git</w:t>
-      </w:r>
-      <w:r>
-        <w:rPr>
-          <w:rStyle w:val="NormalTok"/>
-        </w:rPr>
-        <w:t xml:space="preserve"> tag R261.108 </w:t>
-      </w:r>
-      <w:r>
-        <w:rPr>
-          <w:rStyle w:val="OperatorTok"/>
-        </w:rPr>
-        <w:t xml:space="preserve">&lt;</w:t>
-      </w:r>
-      <w:r>
-        <w:rPr>
-          <w:rStyle w:val="NormalTok"/>
-        </w:rPr>
-        <w:t xml:space="preserve">vollständiger-commit-sha</w:t>
-      </w:r>
-      <w:r>
-        <w:rPr>
-          <w:rStyle w:val="OperatorTok"/>
-        </w:rPr>
-        <w:t xml:space="preserve">&gt;</w:t>
-      </w:r>
-      <w:r>
-        <w:br/>
-      </w:r>
-      <w:r>
-        <w:rPr>
-          <w:rStyle w:val="FunctionTok"/>
-        </w:rPr>
-        <w:t xml:space="preserve">git</w:t>
-      </w:r>
-      <w:r>
-        <w:rPr>
-          <w:rStyle w:val="NormalTok"/>
-        </w:rPr>
-        <w:t xml:space="preserve"> push origin refs/tags/R261.108</w:t>
+        <w:rPr>
+          <w:rStyle w:val="VerbatimChar"/>
+        </w:rPr>
+        <w:t xml:space="preserve">MAINFRAME_SUBMITTED</w:t>
+      </w:r>
+      <w:r>
+        <w:t xml:space="preserve"> </w:t>
+      </w:r>
+      <w:r>
+        <w:t xml:space="preserve">bedeutet ausschließlich, dass die unmittelbare</w:t>
+      </w:r>
+      <w:r>
+        <w:t xml:space="preserve"> </w:t>
+      </w:r>
+      <w:r>
+        <w:t xml:space="preserve">FTP-/JES-Übergabe akzeptiert wurde. Der fachliche Abschluss des Mainframe-Jobs</w:t>
+      </w:r>
+      <w:r>
+        <w:t xml:space="preserve"> </w:t>
+      </w:r>
+      <w:r>
+        <w:t xml:space="preserve">wird in Ausbaustufe 1 nicht abgefragt.</w:t>
+      </w:r>
+    </w:p>
+    <w:bookmarkEnd w:id="19"/>
+    <w:bookmarkStart w:id="22" w:name="X3ab85b391d33e6582e4da306fb3dd48ec8db851"/>
+    <w:p>
+      <w:pPr>
+        <w:pStyle w:val="Heading2"/>
+      </w:pPr>
+      <w:r>
+        <w:t xml:space="preserve">8. Einen Lauf kontrolliert wiederholen</w:t>
+      </w:r>
+    </w:p>
+    <w:bookmarkStart w:id="20" w:name="mtext-synchronisation-wiederholen"/>
+    <w:p>
+      <w:pPr>
+        <w:pStyle w:val="Heading3"/>
+      </w:pPr>
+      <w:r>
+        <w:t xml:space="preserve">M/Text-Synchronisation wiederholen</w:t>
       </w:r>
     </w:p>
     <w:p>
@@ -1818,7 +1864,7 @@
         <w:pStyle w:val="FirstParagraph"/>
       </w:pPr>
       <w:r>
-        <w:t xml:space="preserve">Danach unter</w:t>
+        <w:t xml:space="preserve">Unter</w:t>
       </w:r>
       <w:r>
         <w:t xml:space="preserve"> </w:t>
@@ -1828,13 +1874,13 @@
           <w:b/>
           <w:bCs/>
         </w:rPr>
-        <w:t xml:space="preserve">Actions → Build and publish release</w:t>
-      </w:r>
-      <w:r>
-        <w:t xml:space="preserve"> </w:t>
-      </w:r>
-      <w:r>
-        <w:t xml:space="preserve">prüfen:</w:t>
+        <w:t xml:space="preserve">Actions → Sync M/Text resources → Run workflow</w:t>
+      </w:r>
+      <w:r>
+        <w:t xml:space="preserve"> </w:t>
+      </w:r>
+      <w:r>
+        <w:t xml:space="preserve">angeben:</w:t>
       </w:r>
     </w:p>
     <w:p>
@@ -1849,34 +1895,10 @@
         <w:rPr>
           <w:rStyle w:val="VerbatimChar"/>
         </w:rPr>
-        <w:t xml:space="preserve">Build FULL or DELTA artifact</w:t>
-      </w:r>
-      <w:r>
-        <w:t xml:space="preserve"> </w:t>
-      </w:r>
-      <w:r>
-        <w:t xml:space="preserve">validiert Tag und Branchzuordnung, baut die</w:t>
-      </w:r>
-      <w:r>
-        <w:t xml:space="preserve"> </w:t>
-      </w:r>
-      <w:r>
-        <w:t xml:space="preserve">Pakete und erzeugt</w:t>
-      </w:r>
-      <w:r>
-        <w:t xml:space="preserve"> </w:t>
-      </w:r>
-      <w:r>
-        <w:rPr>
-          <w:rStyle w:val="VerbatimChar"/>
-        </w:rPr>
-        <w:t xml:space="preserve">manifest.json</w:t>
-      </w:r>
-      <w:r>
-        <w:t xml:space="preserve"> </w:t>
-      </w:r>
-      <w:r>
-        <w:t xml:space="preserve">mit SHA-256-Prüfsummen.</w:t>
+        <w:t xml:space="preserve">commit_sha</w:t>
+      </w:r>
+      <w:r>
+        <w:t xml:space="preserve">: vollständiger 40-stelliger SHA des bereits geprüften Commits;</w:t>
       </w:r>
     </w:p>
     <w:p>
@@ -1885,189 +1907,6 @@
         <w:numPr>
           <w:ilvl w:val="0"/>
           <w:numId w:val="1007"/>
-        </w:numPr>
-      </w:pPr>
-      <w:r>
-        <w:t xml:space="preserve">Das Artefakt heißt</w:t>
-      </w:r>
-      <w:r>
-        <w:t xml:space="preserve"> </w:t>
-      </w:r>
-      <w:r>
-        <w:rPr>
-          <w:rStyle w:val="VerbatimChar"/>
-        </w:rPr>
-        <w:t xml:space="preserve">&lt;Repository&gt;-&lt;Release-Tag&gt;</w:t>
-      </w:r>
-      <w:r>
-        <w:t xml:space="preserve"> </w:t>
-      </w:r>
-      <w:r>
-        <w:t xml:space="preserve">und wird standardmäßig</w:t>
-      </w:r>
-      <w:r>
-        <w:t xml:space="preserve"> </w:t>
-      </w:r>
-      <w:r>
-        <w:t xml:space="preserve">30 Tage aufbewahrt.</w:t>
-      </w:r>
-    </w:p>
-    <w:p>
-      <w:pPr>
-        <w:pStyle w:val="Compact"/>
-        <w:numPr>
-          <w:ilvl w:val="0"/>
-          <w:numId w:val="1007"/>
-        </w:numPr>
-      </w:pPr>
-      <w:r>
-        <w:rPr>
-          <w:rStyle w:val="VerbatimChar"/>
-        </w:rPr>
-        <w:t xml:space="preserve">Verify and hand over artifact to Mainframe</w:t>
-      </w:r>
-      <w:r>
-        <w:t xml:space="preserve"> </w:t>
-      </w:r>
-      <w:r>
-        <w:t xml:space="preserve">wartet im Environment</w:t>
-      </w:r>
-      <w:r>
-        <w:t xml:space="preserve"> </w:t>
-      </w:r>
-      <w:r>
-        <w:rPr>
-          <w:rStyle w:val="VerbatimChar"/>
-        </w:rPr>
-        <w:t xml:space="preserve">Bereitstellung</w:t>
-      </w:r>
-      <w:r>
-        <w:t xml:space="preserve"> </w:t>
-      </w:r>
-      <w:r>
-        <w:t xml:space="preserve">auf die eingerichtete manuelle Freigabe.</w:t>
-      </w:r>
-    </w:p>
-    <w:p>
-      <w:pPr>
-        <w:pStyle w:val="Compact"/>
-        <w:numPr>
-          <w:ilvl w:val="0"/>
-          <w:numId w:val="1007"/>
-        </w:numPr>
-      </w:pPr>
-      <w:r>
-        <w:t xml:space="preserve">Nach der Freigabe werden Manifest und Prüfsummen erneut geprüft, JCL wird</w:t>
-      </w:r>
-      <w:r>
-        <w:t xml:space="preserve"> </w:t>
-      </w:r>
-      <w:r>
-        <w:t xml:space="preserve">aus dem versionierten Template gerendert und Paket plus JCL werden per</w:t>
-      </w:r>
-      <w:r>
-        <w:t xml:space="preserve"> </w:t>
-      </w:r>
-      <w:r>
-        <w:t xml:space="preserve">FTP/JES übergeben.</w:t>
-      </w:r>
-    </w:p>
-    <w:p>
-      <w:pPr>
-        <w:pStyle w:val="FirstParagraph"/>
-      </w:pPr>
-      <w:r>
-        <w:rPr>
-          <w:rStyle w:val="VerbatimChar"/>
-        </w:rPr>
-        <w:t xml:space="preserve">MAINFRAME_SUBMITTED</w:t>
-      </w:r>
-      <w:r>
-        <w:t xml:space="preserve"> </w:t>
-      </w:r>
-      <w:r>
-        <w:t xml:space="preserve">bedeutet ausschließlich, dass die unmittelbare</w:t>
-      </w:r>
-      <w:r>
-        <w:t xml:space="preserve"> </w:t>
-      </w:r>
-      <w:r>
-        <w:t xml:space="preserve">FTP-/JES-Übergabe akzeptiert wurde. Der fachliche Abschluss des Mainframe-Jobs</w:t>
-      </w:r>
-      <w:r>
-        <w:t xml:space="preserve"> </w:t>
-      </w:r>
-      <w:r>
-        <w:t xml:space="preserve">wird in Ausbaustufe 1 nicht abgefragt.</w:t>
-      </w:r>
-    </w:p>
-    <w:bookmarkEnd w:id="19"/>
-    <w:bookmarkStart w:id="22" w:name="X3ab85b391d33e6582e4da306fb3dd48ec8db851"/>
-    <w:p>
-      <w:pPr>
-        <w:pStyle w:val="Heading2"/>
-      </w:pPr>
-      <w:r>
-        <w:t xml:space="preserve">8. Einen Lauf kontrolliert wiederholen</w:t>
-      </w:r>
-    </w:p>
-    <w:bookmarkStart w:id="20" w:name="mtext-synchronisation-wiederholen"/>
-    <w:p>
-      <w:pPr>
-        <w:pStyle w:val="Heading3"/>
-      </w:pPr>
-      <w:r>
-        <w:t xml:space="preserve">M/Text-Synchronisation wiederholen</w:t>
-      </w:r>
-    </w:p>
-    <w:p>
-      <w:pPr>
-        <w:pStyle w:val="FirstParagraph"/>
-      </w:pPr>
-      <w:r>
-        <w:t xml:space="preserve">Unter</w:t>
-      </w:r>
-      <w:r>
-        <w:t xml:space="preserve"> </w:t>
-      </w:r>
-      <w:r>
-        <w:rPr>
-          <w:b/>
-          <w:bCs/>
-        </w:rPr>
-        <w:t xml:space="preserve">Actions → Sync M/Text resources → Run workflow</w:t>
-      </w:r>
-      <w:r>
-        <w:t xml:space="preserve"> </w:t>
-      </w:r>
-      <w:r>
-        <w:t xml:space="preserve">angeben:</w:t>
-      </w:r>
-    </w:p>
-    <w:p>
-      <w:pPr>
-        <w:pStyle w:val="Compact"/>
-        <w:numPr>
-          <w:ilvl w:val="0"/>
-          <w:numId w:val="1008"/>
-        </w:numPr>
-      </w:pPr>
-      <w:r>
-        <w:rPr>
-          <w:rStyle w:val="VerbatimChar"/>
-        </w:rPr>
-        <w:t xml:space="preserve">commit_sha</w:t>
-      </w:r>
-      <w:r>
-        <w:t xml:space="preserve">: vollständiger 40-stelliger SHA des bereits geprüften Commits;</w:t>
-      </w:r>
-    </w:p>
-    <w:p>
-      <w:pPr>
-        <w:pStyle w:val="Compact"/>
-        <w:numPr>
-          <w:ilvl w:val="0"/>
-          <w:numId w:val="1008"/>
         </w:numPr>
       </w:pPr>
       <w:r>
@@ -2311,18 +2150,33 @@
               <w:pStyle w:val="Compact"/>
             </w:pPr>
             <w:r>
-              <w:t xml:space="preserve">Aktivierungssperre des Entwurfs</w:t>
-            </w:r>
-          </w:p>
-        </w:tc>
-        <w:tc>
-          <w:tcPr/>
-          <w:p>
-            <w:pPr>
-              <w:pStyle w:val="Compact"/>
-            </w:pPr>
-            <w:r>
-              <w:t xml:space="preserve">Freigegebenen zentralen Commit erst nach den dokumentierten Abnahmen pinnen</w:t>
+              <w:t xml:space="preserve">Technischer Platzhalter ist noch eingetragen</w:t>
+            </w:r>
+          </w:p>
+        </w:tc>
+        <w:tc>
+          <w:tcPr/>
+          <w:p>
+            <w:pPr>
+              <w:pStyle w:val="Compact"/>
+            </w:pPr>
+            <w:r>
+              <w:t xml:space="preserve">Vorgesehenen vollständigen Commit-SHA von</w:t>
+            </w:r>
+            <w:r>
+              <w:t xml:space="preserve"> </w:t>
+            </w:r>
+            <w:r>
+              <w:rPr>
+                <w:rStyle w:val="VerbatimChar"/>
+              </w:rPr>
+              <w:t xml:space="preserve">mtext-actions</w:t>
+            </w:r>
+            <w:r>
+              <w:t xml:space="preserve"> </w:t>
+            </w:r>
+            <w:r>
+              <w:t xml:space="preserve">in beiden Workflows eintragen</w:t>
             </w:r>
           </w:p>
         </w:tc>
@@ -2349,18 +2203,18 @@
               <w:pStyle w:val="Compact"/>
             </w:pPr>
             <w:r>
-              <w:t xml:space="preserve">Input, Konfiguration, Schema, Branchrichtung, Vertrag oder JCL ungültig</w:t>
-            </w:r>
-          </w:p>
-        </w:tc>
-        <w:tc>
-          <w:tcPr/>
-          <w:p>
-            <w:pPr>
-              <w:pStyle w:val="Compact"/>
-            </w:pPr>
-            <w:r>
-              <w:t xml:space="preserve">Erste Fehlermeldung lesen; Branch-/Tagformat und Freigabeschalter prüfen</w:t>
+              <w:t xml:space="preserve">Input, Konfiguration, Schema, Branchrichtung oder JCL ungültig</w:t>
+            </w:r>
+          </w:p>
+        </w:tc>
+        <w:tc>
+          <w:tcPr/>
+          <w:p>
+            <w:pPr>
+              <w:pStyle w:val="Compact"/>
+            </w:pPr>
+            <w:r>
+              <w:t xml:space="preserve">Erste Fehlermeldung lesen; Branch-/Tagformat und Konfiguration prüfen</w:t>
             </w:r>
           </w:p>
         </w:tc>
@@ -2676,7 +2530,7 @@
               <w:pStyle w:val="Compact"/>
             </w:pPr>
             <w:r>
-              <w:t xml:space="preserve">Mainframe-Endstatus separat nach bestehendem Betriebsverfahren prüfen</w:t>
+              <w:t xml:space="preserve">Weiteren Status im Betriebsverfahren verfolgen</w:t>
             </w:r>
           </w:p>
         </w:tc>
@@ -2704,6 +2558,142 @@
       </w:pPr>
       <w:r>
         <w:t xml:space="preserve">10. Was Benutzer nicht tun dürfen</w:t>
+      </w:r>
+    </w:p>
+    <w:p>
+      <w:pPr>
+        <w:pStyle w:val="Compact"/>
+        <w:numPr>
+          <w:ilvl w:val="0"/>
+          <w:numId w:val="1008"/>
+        </w:numPr>
+      </w:pPr>
+      <w:r>
+        <w:t xml:space="preserve">keine direkten Pushes auf Stufenbranches erzwingen oder Schutzregeln</w:t>
+      </w:r>
+      <w:r>
+        <w:t xml:space="preserve"> </w:t>
+      </w:r>
+      <w:r>
+        <w:t xml:space="preserve">umgehen;</w:t>
+      </w:r>
+    </w:p>
+    <w:p>
+      <w:pPr>
+        <w:pStyle w:val="Compact"/>
+        <w:numPr>
+          <w:ilvl w:val="0"/>
+          <w:numId w:val="1008"/>
+        </w:numPr>
+      </w:pPr>
+      <w:r>
+        <w:t xml:space="preserve">keinen Tag auf einen Commit außerhalb des zugehörigen</w:t>
+      </w:r>
+      <w:r>
+        <w:t xml:space="preserve"> </w:t>
+      </w:r>
+      <w:r>
+        <w:rPr>
+          <w:rStyle w:val="VerbatimChar"/>
+        </w:rPr>
+        <w:t xml:space="preserve">Rnnn/Bereitstellung</w:t>
+      </w:r>
+      <w:r>
+        <w:t xml:space="preserve">-Branches setzen;</w:t>
+      </w:r>
+    </w:p>
+    <w:p>
+      <w:pPr>
+        <w:pStyle w:val="Compact"/>
+        <w:numPr>
+          <w:ilvl w:val="0"/>
+          <w:numId w:val="1008"/>
+        </w:numPr>
+      </w:pPr>
+      <w:r>
+        <w:t xml:space="preserve">bestehende Release-Tags nicht verschieben oder ohne abgestimmtes</w:t>
+      </w:r>
+      <w:r>
+        <w:t xml:space="preserve"> </w:t>
+      </w:r>
+      <w:r>
+        <w:t xml:space="preserve">Korrekturverfahren löschen und neu anlegen;</w:t>
+      </w:r>
+    </w:p>
+    <w:p>
+      <w:pPr>
+        <w:pStyle w:val="Compact"/>
+        <w:numPr>
+          <w:ilvl w:val="0"/>
+          <w:numId w:val="1008"/>
+        </w:numPr>
+      </w:pPr>
+      <w:r>
+        <w:t xml:space="preserve">keine URLs, Mandanten oder Zielsysteme als freie Workflowwerte einschleusen;</w:t>
+      </w:r>
+    </w:p>
+    <w:p>
+      <w:pPr>
+        <w:pStyle w:val="Compact"/>
+        <w:numPr>
+          <w:ilvl w:val="0"/>
+          <w:numId w:val="1008"/>
+        </w:numPr>
+      </w:pPr>
+      <w:r>
+        <w:t xml:space="preserve">die zentrale Workflowreferenz nicht auf einen beweglichen Branch oder Tag</w:t>
+      </w:r>
+      <w:r>
+        <w:t xml:space="preserve"> </w:t>
+      </w:r>
+      <w:r>
+        <w:t xml:space="preserve">umstellen;</w:t>
+      </w:r>
+    </w:p>
+    <w:p>
+      <w:pPr>
+        <w:pStyle w:val="Compact"/>
+        <w:numPr>
+          <w:ilvl w:val="0"/>
+          <w:numId w:val="1008"/>
+        </w:numPr>
+      </w:pPr>
+      <w:r>
+        <w:t xml:space="preserve">einen grünen Adapter- oder Mainframe-Übergabestatus nicht als fachlichen</w:t>
+      </w:r>
+      <w:r>
+        <w:t xml:space="preserve"> </w:t>
+      </w:r>
+      <w:r>
+        <w:t xml:space="preserve">Endstatus ausgeben;</w:t>
+      </w:r>
+    </w:p>
+    <w:p>
+      <w:pPr>
+        <w:pStyle w:val="Compact"/>
+        <w:numPr>
+          <w:ilvl w:val="0"/>
+          <w:numId w:val="1008"/>
+        </w:numPr>
+      </w:pPr>
+      <w:r>
+        <w:t xml:space="preserve">keine Änderungen mehr im alten Jenkins-/SVN-Prozess vornehmen, sobald der</w:t>
+      </w:r>
+      <w:r>
+        <w:t xml:space="preserve"> </w:t>
+      </w:r>
+      <w:r>
+        <w:t xml:space="preserve">produktive harte Cut erfolgt ist.</w:t>
+      </w:r>
+    </w:p>
+    <w:bookmarkEnd w:id="24"/>
+    <w:bookmarkStart w:id="26" w:name="Xdbe22807b2555cf0a6aeea1d1aac0f2d7b9397d"/>
+    <w:p>
+      <w:pPr>
+        <w:pStyle w:val="Heading2"/>
+      </w:pPr>
+      <w:r>
+        <w:t xml:space="preserve">11. Kurze Checkliste vor einem Release</w:t>
       </w:r>
     </w:p>
     <w:p>
@@ -2715,13 +2705,7 @@
         </w:numPr>
       </w:pPr>
       <w:r>
-        <w:t xml:space="preserve">keine direkten Pushes auf Stufenbranches erzwingen oder Schutzregeln</w:t>
-      </w:r>
-      <w:r>
-        <w:t xml:space="preserve"> </w:t>
-      </w:r>
-      <w:r>
-        <w:t xml:space="preserve">umgehen;</w:t>
+        <w:t xml:space="preserve">richtiger Mandant und richtige Releaselinie;</w:t>
       </w:r>
     </w:p>
     <w:p>
@@ -2733,19 +2717,7 @@
         </w:numPr>
       </w:pPr>
       <w:r>
-        <w:t xml:space="preserve">keinen Tag auf einen Commit außerhalb des zugehörigen</w:t>
-      </w:r>
-      <w:r>
-        <w:t xml:space="preserve"> </w:t>
-      </w:r>
-      <w:r>
-        <w:rPr>
-          <w:rStyle w:val="VerbatimChar"/>
-        </w:rPr>
-        <w:t xml:space="preserve">Rnnn/Bereitstellung</w:t>
-      </w:r>
-      <w:r>
-        <w:t xml:space="preserve">-Branches setzen;</w:t>
+        <w:t xml:space="preserve">gewünschte Commits fachlich in Abnahme bestätigt;</w:t>
       </w:r>
     </w:p>
     <w:p>
@@ -2757,13 +2729,7 @@
         </w:numPr>
       </w:pPr>
       <w:r>
-        <w:t xml:space="preserve">bestehende Release-Tags nicht verschieben oder ohne abgestimmtes</w:t>
-      </w:r>
-      <w:r>
-        <w:t xml:space="preserve"> </w:t>
-      </w:r>
-      <w:r>
-        <w:t xml:space="preserve">Korrekturverfahren löschen und neu anlegen;</w:t>
+        <w:t xml:space="preserve">freigegebene Commits direkt nach Bereitstellung übernommen;</w:t>
       </w:r>
     </w:p>
     <w:p>
@@ -2775,7 +2741,7 @@
         </w:numPr>
       </w:pPr>
       <w:r>
-        <w:t xml:space="preserve">keine URLs, Mandanten oder Zielsysteme als freie Workflowwerte einschleusen;</w:t>
+        <w:t xml:space="preserve">Ziel-Commit notiert und Tag noch nicht vorhanden;</w:t>
       </w:r>
     </w:p>
     <w:p>
@@ -2787,13 +2753,16 @@
         </w:numPr>
       </w:pPr>
       <w:r>
-        <w:t xml:space="preserve">Null-SHA oder Vertragsschalter nicht zur Fehlerbehebung eigenmächtig</w:t>
-      </w:r>
-      <w:r>
-        <w:t xml:space="preserve"> </w:t>
-      </w:r>
-      <w:r>
-        <w:t xml:space="preserve">aktivieren;</w:t>
+        <w:rPr>
+          <w:rStyle w:val="VerbatimChar"/>
+        </w:rPr>
+        <w:t xml:space="preserve">.100</w:t>
+      </w:r>
+      <w:r>
+        <w:t xml:space="preserve"> </w:t>
+      </w:r>
+      <w:r>
+        <w:t xml:space="preserve">vorhanden, wenn ein DELTA erzeugt werden soll;</w:t>
       </w:r>
     </w:p>
     <w:p>
@@ -2805,13 +2774,7 @@
         </w:numPr>
       </w:pPr>
       <w:r>
-        <w:t xml:space="preserve">einen grünen Adapter- oder Mainframe-Übergabestatus nicht als fachlichen</w:t>
-      </w:r>
-      <w:r>
-        <w:t xml:space="preserve"> </w:t>
-      </w:r>
-      <w:r>
-        <w:t xml:space="preserve">Endstatus ausgeben;</w:t>
+        <w:t xml:space="preserve">Build-Artefakt und Manifest erfolgreich;</w:t>
       </w:r>
     </w:p>
     <w:p>
@@ -2823,23 +2786,7 @@
         </w:numPr>
       </w:pPr>
       <w:r>
-        <w:t xml:space="preserve">keine Änderungen mehr im alten Jenkins-/SVN-Prozess vornehmen, sobald der</w:t>
-      </w:r>
-      <w:r>
-        <w:t xml:space="preserve"> </w:t>
-      </w:r>
-      <w:r>
-        <w:t xml:space="preserve">produktive harte Cut erfolgt ist.</w:t>
-      </w:r>
-    </w:p>
-    <w:bookmarkEnd w:id="24"/>
-    <w:bookmarkStart w:id="25" w:name="Xdbe22807b2555cf0a6aeea1d1aac0f2d7b9397d"/>
-    <w:p>
-      <w:pPr>
-        <w:pStyle w:val="Heading2"/>
-      </w:pPr>
-      <w:r>
-        <w:t xml:space="preserve">11. Kurze Checkliste vor einem Release</w:t>
+        <w:t xml:space="preserve">manuelle Mainframe-Freigabe durch berechtigte Person;</w:t>
       </w:r>
     </w:p>
     <w:p>
@@ -2847,115 +2794,10 @@
         <w:pStyle w:val="Compact"/>
         <w:numPr>
           <w:ilvl w:val="0"/>
-          <w:numId w:val="1010"/>
+          <w:numId w:val="1009"/>
         </w:numPr>
       </w:pPr>
       <w:r>
-        <w:t xml:space="preserve">richtiger Mandant und richtige Releaselinie;</w:t>
-      </w:r>
-    </w:p>
-    <w:p>
-      <w:pPr>
-        <w:pStyle w:val="Compact"/>
-        <w:numPr>
-          <w:ilvl w:val="0"/>
-          <w:numId w:val="1010"/>
-        </w:numPr>
-      </w:pPr>
-      <w:r>
-        <w:t xml:space="preserve">gewünschte Commits fachlich in Abnahme bestätigt;</w:t>
-      </w:r>
-    </w:p>
-    <w:p>
-      <w:pPr>
-        <w:pStyle w:val="Compact"/>
-        <w:numPr>
-          <w:ilvl w:val="0"/>
-          <w:numId w:val="1010"/>
-        </w:numPr>
-      </w:pPr>
-      <w:r>
-        <w:t xml:space="preserve">Auswahlbranch vom aktuellen Bereitstellungsstand erstellt;</w:t>
-      </w:r>
-    </w:p>
-    <w:p>
-      <w:pPr>
-        <w:pStyle w:val="Compact"/>
-        <w:numPr>
-          <w:ilvl w:val="0"/>
-          <w:numId w:val="1010"/>
-        </w:numPr>
-      </w:pPr>
-      <w:r>
-        <w:t xml:space="preserve">Pull Request nach Bereitstellung erfolgreich validiert und gemergt;</w:t>
-      </w:r>
-    </w:p>
-    <w:p>
-      <w:pPr>
-        <w:pStyle w:val="Compact"/>
-        <w:numPr>
-          <w:ilvl w:val="0"/>
-          <w:numId w:val="1010"/>
-        </w:numPr>
-      </w:pPr>
-      <w:r>
-        <w:t xml:space="preserve">Ziel-Commit notiert und Tag noch nicht vorhanden;</w:t>
-      </w:r>
-    </w:p>
-    <w:p>
-      <w:pPr>
-        <w:pStyle w:val="Compact"/>
-        <w:numPr>
-          <w:ilvl w:val="0"/>
-          <w:numId w:val="1010"/>
-        </w:numPr>
-      </w:pPr>
-      <w:r>
-        <w:rPr>
-          <w:rStyle w:val="VerbatimChar"/>
-        </w:rPr>
-        <w:t xml:space="preserve">.100</w:t>
-      </w:r>
-      <w:r>
-        <w:t xml:space="preserve"> </w:t>
-      </w:r>
-      <w:r>
-        <w:t xml:space="preserve">vorhanden, wenn ein DELTA erzeugt werden soll;</w:t>
-      </w:r>
-    </w:p>
-    <w:p>
-      <w:pPr>
-        <w:pStyle w:val="Compact"/>
-        <w:numPr>
-          <w:ilvl w:val="0"/>
-          <w:numId w:val="1010"/>
-        </w:numPr>
-      </w:pPr>
-      <w:r>
-        <w:t xml:space="preserve">Build-Artefakt und Manifest erfolgreich;</w:t>
-      </w:r>
-    </w:p>
-    <w:p>
-      <w:pPr>
-        <w:pStyle w:val="Compact"/>
-        <w:numPr>
-          <w:ilvl w:val="0"/>
-          <w:numId w:val="1010"/>
-        </w:numPr>
-      </w:pPr>
-      <w:r>
-        <w:t xml:space="preserve">manuelle Mainframe-Freigabe durch berechtigte Person;</w:t>
-      </w:r>
-    </w:p>
-    <w:p>
-      <w:pPr>
-        <w:pStyle w:val="Compact"/>
-        <w:numPr>
-          <w:ilvl w:val="0"/>
-          <w:numId w:val="1010"/>
-        </w:numPr>
-      </w:pPr>
-      <w:r>
         <w:t xml:space="preserve">unmittelbare Übergabe und nachgelagerter fachlicher Status getrennt</w:t>
       </w:r>
       <w:r>
@@ -2981,7 +2823,7 @@
       <w:r>
         <w:t xml:space="preserve"> </w:t>
       </w:r>
-      <w:hyperlink r:id="rId11">
+      <w:hyperlink r:id="rId25">
         <w:r>
           <w:rPr>
             <w:rStyle w:val="Hyperlink"/>
@@ -2993,8 +2835,8 @@
         <w:t xml:space="preserve">.</w:t>
       </w:r>
     </w:p>
-    <w:bookmarkEnd w:id="25"/>
     <w:bookmarkEnd w:id="26"/>
+    <w:bookmarkEnd w:id="27"/>
     <w:sectPr>
       <w:footnotePr>
         <w:numRestart w:val="eachSect"/>
@@ -3300,7 +3142,34 @@
     <w:abstractNumId w:val="991"/>
   </w:num>
   <w:num w:numId="1002">
-    <w:abstractNumId w:val="991"/>
+    <w:abstractNumId w:val="99411"/>
+    <w:lvlOverride w:ilvl="0">
+      <w:startOverride w:val="1"/>
+    </w:lvlOverride>
+    <w:lvlOverride w:ilvl="1">
+      <w:startOverride w:val="1"/>
+    </w:lvlOverride>
+    <w:lvlOverride w:ilvl="2">
+      <w:startOverride w:val="1"/>
+    </w:lvlOverride>
+    <w:lvlOverride w:ilvl="3">
+      <w:startOverride w:val="1"/>
+    </w:lvlOverride>
+    <w:lvlOverride w:ilvl="4">
+      <w:startOverride w:val="1"/>
+    </w:lvlOverride>
+    <w:lvlOverride w:ilvl="5">
+      <w:startOverride w:val="1"/>
+    </w:lvlOverride>
+    <w:lvlOverride w:ilvl="6">
+      <w:startOverride w:val="1"/>
+    </w:lvlOverride>
+    <w:lvlOverride w:ilvl="7">
+      <w:startOverride w:val="1"/>
+    </w:lvlOverride>
+    <w:lvlOverride w:ilvl="8">
+      <w:startOverride w:val="1"/>
+    </w:lvlOverride>
   </w:num>
   <w:num w:numId="1003">
     <w:abstractNumId w:val="99411"/>
@@ -3363,6 +3232,9 @@
     </w:lvlOverride>
   </w:num>
   <w:num w:numId="1005">
+    <w:abstractNumId w:val="991"/>
+  </w:num>
+  <w:num w:numId="1006">
     <w:abstractNumId w:val="99411"/>
     <w:lvlOverride w:ilvl="0">
       <w:startOverride w:val="1"/>
@@ -3392,46 +3264,13 @@
       <w:startOverride w:val="1"/>
     </w:lvlOverride>
   </w:num>
-  <w:num w:numId="1006">
+  <w:num w:numId="1007">
     <w:abstractNumId w:val="991"/>
-  </w:num>
-  <w:num w:numId="1007">
-    <w:abstractNumId w:val="99411"/>
-    <w:lvlOverride w:ilvl="0">
-      <w:startOverride w:val="1"/>
-    </w:lvlOverride>
-    <w:lvlOverride w:ilvl="1">
-      <w:startOverride w:val="1"/>
-    </w:lvlOverride>
-    <w:lvlOverride w:ilvl="2">
-      <w:startOverride w:val="1"/>
-    </w:lvlOverride>
-    <w:lvlOverride w:ilvl="3">
-      <w:startOverride w:val="1"/>
-    </w:lvlOverride>
-    <w:lvlOverride w:ilvl="4">
-      <w:startOverride w:val="1"/>
-    </w:lvlOverride>
-    <w:lvlOverride w:ilvl="5">
-      <w:startOverride w:val="1"/>
-    </w:lvlOverride>
-    <w:lvlOverride w:ilvl="6">
-      <w:startOverride w:val="1"/>
-    </w:lvlOverride>
-    <w:lvlOverride w:ilvl="7">
-      <w:startOverride w:val="1"/>
-    </w:lvlOverride>
-    <w:lvlOverride w:ilvl="8">
-      <w:startOverride w:val="1"/>
-    </w:lvlOverride>
   </w:num>
   <w:num w:numId="1008">
     <w:abstractNumId w:val="991"/>
   </w:num>
   <w:num w:numId="1009">
-    <w:abstractNumId w:val="991"/>
-  </w:num>
-  <w:num w:numId="1010">
     <w:abstractNumId w:val="991"/>
   </w:num>
 </w:numbering>

--- a/docs/confluence/Benutzeranleitung.docx
+++ b/docs/confluence/Benutzeranleitung.docx
@@ -2,7 +2,7 @@
 <file path=word/document.xml><?xml version="1.0" encoding="utf-8"?>
 <w:document xmlns:w="http://schemas.openxmlformats.org/wordprocessingml/2006/main" xmlns:m="http://schemas.openxmlformats.org/officeDocument/2006/math" xmlns:r="http://schemas.openxmlformats.org/officeDocument/2006/relationships" xmlns:o="urn:schemas-microsoft-com:office:office" xmlns:v="urn:schemas-microsoft-com:vml" xmlns:w10="urn:schemas-microsoft-com:office:word" xmlns:a="http://schemas.openxmlformats.org/drawingml/2006/main" xmlns:pic="http://schemas.openxmlformats.org/drawingml/2006/picture" xmlns:wp="http://schemas.openxmlformats.org/drawingml/2006/wordprocessingDrawing">
   <w:body>
-    <w:bookmarkStart w:id="28" w:name="X5767fe00d06021c73500f578850dd0563b4d425"/>
+    <w:bookmarkStart w:id="33" w:name="X5767fe00d06021c73500f578850dd0563b4d425"/>
     <w:p>
       <w:pPr>
         <w:pStyle w:val="Heading1"/>
@@ -221,18 +221,18 @@
         <w:t xml:space="preserve"> </w:t>
       </w:r>
       <w:r>
-        <w:t xml:space="preserve">kleinen Kreis von Release-Verantwortlichen. Andere Mitarbeiter können diese</w:t>
-      </w:r>
-      <w:r>
-        <w:t xml:space="preserve"> </w:t>
-      </w:r>
-      <w:r>
-        <w:t xml:space="preserve">Schritte nur ausführen, wenn sie diesem Kreis angehören.</w:t>
+        <w:t xml:space="preserve">kleinen Kreis von Release-Verantwortlichen. Andere Text-Entwickler können</w:t>
+      </w:r>
+      <w:r>
+        <w:t xml:space="preserve"> </w:t>
+      </w:r>
+      <w:r>
+        <w:t xml:space="preserve">diese Schritte nur ausführen, wenn sie diesem Kreis angehören.</w:t>
       </w:r>
     </w:p>
     <w:bookmarkEnd w:id="13"/>
     <w:bookmarkEnd w:id="14"/>
-    <w:bookmarkStart w:id="19" w:name="Xe7c14a9817ad2f28b266ebd628a78b6142cd150"/>
+    <w:bookmarkStart w:id="24" w:name="Xe7c14a9817ad2f28b266ebd628a78b6142cd150"/>
     <w:p>
       <w:pPr>
         <w:pStyle w:val="Heading2"/>
@@ -781,13 +781,13 @@
       </w:r>
     </w:p>
     <w:bookmarkEnd w:id="15"/>
-    <w:bookmarkStart w:id="16" w:name="feature-branch-einfach-erklärt"/>
+    <w:bookmarkStart w:id="16" w:name="mtext-workbench-und-github"/>
     <w:p>
       <w:pPr>
         <w:pStyle w:val="Heading3"/>
       </w:pPr>
       <w:r>
-        <w:t xml:space="preserve">Feature-Branch einfach erklärt</w:t>
+        <w:t xml:space="preserve">M/Text Workbench und GitHub</w:t>
       </w:r>
     </w:p>
     <w:p>
@@ -795,7 +795,7 @@
         <w:pStyle w:val="FirstParagraph"/>
       </w:pPr>
       <w:r>
-        <w:t xml:space="preserve">Ein</w:t>
+        <w:t xml:space="preserve">Die tägliche Bearbeitung findet in der</w:t>
       </w:r>
       <w:r>
         <w:t xml:space="preserve"> </w:t>
@@ -805,43 +805,64 @@
           <w:b/>
           <w:bCs/>
         </w:rPr>
-        <w:t xml:space="preserve">Feature-Branch</w:t>
-      </w:r>
-      <w:r>
-        <w:t xml:space="preserve"> </w:t>
-      </w:r>
-      <w:r>
-        <w:t xml:space="preserve">ist ein eigener Arbeitsbereich für eine einzelne</w:t>
-      </w:r>
-      <w:r>
-        <w:t xml:space="preserve"> </w:t>
-      </w:r>
-      <w:r>
-        <w:t xml:space="preserve">Änderung. Dort kann ein noch unfertiger Stand gespeichert und bei Bedarf nach</w:t>
-      </w:r>
-      <w:r>
-        <w:t xml:space="preserve"> </w:t>
-      </w:r>
-      <w:r>
-        <w:t xml:space="preserve">GitHub gepusht werden, ohne bereits das M/Text-Entwicklungssystem zu</w:t>
-      </w:r>
-      <w:r>
-        <w:t xml:space="preserve"> </w:t>
-      </w:r>
-      <w:r>
-        <w:t xml:space="preserve">aktualisieren. Das ist besonders nützlich, wenn eine Änderung mehrere Tage</w:t>
-      </w:r>
-      <w:r>
-        <w:t xml:space="preserve"> </w:t>
-      </w:r>
-      <w:r>
-        <w:t xml:space="preserve">dauert, mehrere Personen daran arbeiten oder der Zwischenstand zunächst</w:t>
-      </w:r>
-      <w:r>
-        <w:t xml:space="preserve"> </w:t>
-      </w:r>
-      <w:r>
-        <w:t xml:space="preserve">geprüft werden soll.</w:t>
+        <w:t xml:space="preserve">M/Text Workbench</w:t>
+      </w:r>
+      <w:r>
+        <w:t xml:space="preserve"> </w:t>
+      </w:r>
+      <w:r>
+        <w:t xml:space="preserve">statt. Ihr</w:t>
+      </w:r>
+      <w:r>
+        <w:t xml:space="preserve"> </w:t>
+      </w:r>
+      <w:r>
+        <w:t xml:space="preserve">integrierter Git-Client wird verwendet, um geänderte Briefressourcen zu prüfen,</w:t>
+      </w:r>
+      <w:r>
+        <w:t xml:space="preserve"> </w:t>
+      </w:r>
+      <w:r>
+        <w:t xml:space="preserve">zu committen und auf den vorgesehenen Entwicklungsbranch zu pushen. Für diese</w:t>
+      </w:r>
+      <w:r>
+        <w:t xml:space="preserve"> </w:t>
+      </w:r>
+      <w:r>
+        <w:t xml:space="preserve">normale Ressourcenarbeit benötigen Text-Entwickler weder die Git-Kommandozeile</w:t>
+      </w:r>
+      <w:r>
+        <w:t xml:space="preserve"> </w:t>
+      </w:r>
+      <w:r>
+        <w:t xml:space="preserve">noch die erweiterten Verwaltungsfunktionen von GitHub. Einen direkten Zugriff</w:t>
+      </w:r>
+      <w:r>
+        <w:t xml:space="preserve"> </w:t>
+      </w:r>
+      <w:r>
+        <w:t xml:space="preserve">auf das zentrale Automatisierungs-Repository</w:t>
+      </w:r>
+      <w:r>
+        <w:t xml:space="preserve"> </w:t>
+      </w:r>
+      <w:r>
+        <w:rPr>
+          <w:rStyle w:val="VerbatimChar"/>
+        </w:rPr>
+        <w:t xml:space="preserve">mtext-actions</w:t>
+      </w:r>
+      <w:r>
+        <w:t xml:space="preserve"> </w:t>
+      </w:r>
+      <w:r>
+        <w:t xml:space="preserve">benötigen und</w:t>
+      </w:r>
+      <w:r>
+        <w:t xml:space="preserve"> </w:t>
+      </w:r>
+      <w:r>
+        <w:t xml:space="preserve">erhalten sie nicht.</w:t>
       </w:r>
     </w:p>
     <w:p>
@@ -849,276 +870,61 @@
         <w:pStyle w:val="BodyText"/>
       </w:pPr>
       <w:r>
-        <w:t xml:space="preserve">Für eine kleine, fertig vorbereitete Änderung ist kein Feature-Branch nötig.</w:t>
-      </w:r>
-      <w:r>
-        <w:t xml:space="preserve"> </w:t>
-      </w:r>
-      <w:r>
-        <w:t xml:space="preserve">Sie kann direkt auf dem passenden Entwicklungsbranch bearbeitet und gepusht</w:t>
-      </w:r>
-      <w:r>
-        <w:t xml:space="preserve"> </w:t>
-      </w:r>
-      <w:r>
-        <w:t xml:space="preserve">werden. Ist die Arbeit auf einem Feature-Branch abgeschlossen, wird der</w:t>
-      </w:r>
-      <w:r>
-        <w:t xml:space="preserve"> </w:t>
-      </w:r>
-      <w:r>
-        <w:t xml:space="preserve">gewünschte Commit nach</w:t>
-      </w:r>
-      <w:r>
-        <w:t xml:space="preserve"> </w:t>
-      </w:r>
-      <w:r>
-        <w:rPr>
-          <w:rStyle w:val="VerbatimChar"/>
-        </w:rPr>
-        <w:t xml:space="preserve">&lt;Releaselinie&gt;/Entwicklung</w:t>
-      </w:r>
-      <w:r>
-        <w:t xml:space="preserve"> </w:t>
-      </w:r>
-      <w:r>
-        <w:t xml:space="preserve">übernommen. Erst der Push</w:t>
-      </w:r>
-      <w:r>
-        <w:t xml:space="preserve"> </w:t>
-      </w:r>
-      <w:r>
-        <w:t xml:space="preserve">dieses Entwicklungsbranches startet die M/Text-Synchronisation. Der</w:t>
-      </w:r>
-      <w:r>
-        <w:t xml:space="preserve"> </w:t>
-      </w:r>
-      <w:r>
-        <w:t xml:space="preserve">Feature-Branch selbst bezeichnet keine Lieferstufe und löst weder eine</w:t>
-      </w:r>
-      <w:r>
-        <w:t xml:space="preserve"> </w:t>
-      </w:r>
-      <w:r>
-        <w:t xml:space="preserve">M/Text-Synchronisation noch einen Release aus. Nur wenn</w:t>
-      </w:r>
-      <w:r>
-        <w:t xml:space="preserve"> </w:t>
-      </w:r>
-      <w:r>
-        <w:rPr>
-          <w:rStyle w:val="VerbatimChar"/>
-        </w:rPr>
-        <w:t xml:space="preserve">config/mandant.json</w:t>
-      </w:r>
-      <w:r>
-        <w:t xml:space="preserve"> </w:t>
-      </w:r>
-      <w:r>
-        <w:t xml:space="preserve">geändert wird, läuft dort der nebenwirkungsfreie</w:t>
-      </w:r>
-      <w:r>
-        <w:t xml:space="preserve"> </w:t>
-      </w:r>
-      <w:r>
-        <w:t xml:space="preserve">Config-Check.</w:t>
-      </w:r>
-    </w:p>
-    <w:bookmarkEnd w:id="16"/>
-    <w:bookmarkStart w:id="17" w:name="commit-und-sha-einfach-erklärt"/>
-    <w:p>
-      <w:pPr>
-        <w:pStyle w:val="Heading3"/>
-      </w:pPr>
-      <w:r>
-        <w:t xml:space="preserve">Commit und SHA einfach erklärt</w:t>
-      </w:r>
-    </w:p>
-    <w:p>
-      <w:pPr>
-        <w:pStyle w:val="FirstParagraph"/>
-      </w:pPr>
-      <w:r>
-        <w:t xml:space="preserve">Ein</w:t>
-      </w:r>
-      <w:r>
-        <w:t xml:space="preserve"> </w:t>
-      </w:r>
+        <w:t xml:space="preserve">Für die gezielte Weitergabe einzelner Änderungen zwischen den Stufen reicht</w:t>
+      </w:r>
+      <w:r>
+        <w:t xml:space="preserve"> </w:t>
+      </w:r>
+      <w:r>
+        <w:t xml:space="preserve">der integrierte Git-Client der M/Text Workbench nach heutigem Kenntnisstand</w:t>
+      </w:r>
+      <w:r>
+        <w:t xml:space="preserve"> </w:t>
+      </w:r>
+      <w:r>
+        <w:t xml:space="preserve">nicht aus. Die dafür berechtigten Text-Entwickler erhalten zusätzlich einen</w:t>
+      </w:r>
+      <w:r>
+        <w:t xml:space="preserve"> </w:t>
+      </w:r>
+      <w:r>
+        <w:t xml:space="preserve">geeigneten Git-Client. Welches Produkt eingesetzt wird und wie Installation,</w:t>
+      </w:r>
+      <w:r>
+        <w:t xml:space="preserve"> </w:t>
+      </w:r>
+      <w:r>
+        <w:t xml:space="preserve">Authentifizierung und Bedienung erfolgen, wird vor dem Pilotbetrieb festgelegt</w:t>
+      </w:r>
+      <w:r>
+        <w:t xml:space="preserve"> </w:t>
+      </w:r>
+      <w:r>
+        <w:t xml:space="preserve">und praktisch abgenommen.</w:t>
+      </w:r>
+    </w:p>
+    <w:p>
+      <w:pPr>
+        <w:pStyle w:val="BodyText"/>
+      </w:pPr>
       <w:r>
         <w:rPr>
           <w:b/>
           <w:bCs/>
         </w:rPr>
-        <w:t xml:space="preserve">Commit</w:t>
-      </w:r>
-      <w:r>
-        <w:t xml:space="preserve"> </w:t>
-      </w:r>
-      <w:r>
-        <w:t xml:space="preserve">ist ein gespeicherter Stand im Git-Repository. Jeder Commit hat</w:t>
-      </w:r>
-      <w:r>
-        <w:t xml:space="preserve"> </w:t>
-      </w:r>
-      <w:r>
-        <w:t xml:space="preserve">eine eindeutige technische Kennung, den</w:t>
-      </w:r>
-      <w:r>
-        <w:t xml:space="preserve"> </w:t>
-      </w:r>
-      <w:r>
-        <w:rPr>
-          <w:b/>
-          <w:bCs/>
-        </w:rPr>
-        <w:t xml:space="preserve">Commit-SHA</w:t>
-      </w:r>
-      <w:r>
-        <w:t xml:space="preserve">. Sie besteht in diesem</w:t>
-      </w:r>
-      <w:r>
-        <w:t xml:space="preserve"> </w:t>
-      </w:r>
-      <w:r>
-        <w:t xml:space="preserve">Repository aus 40 Zeichen, zum Beispiel</w:t>
-      </w:r>
-      <w:r>
-        <w:t xml:space="preserve"> </w:t>
-      </w:r>
-      <w:r>
-        <w:rPr>
-          <w:rStyle w:val="VerbatimChar"/>
-        </w:rPr>
-        <w:t xml:space="preserve">8f3a1c2d4e5f67890123456789abcdef01234567</w:t>
-      </w:r>
-      <w:r>
-        <w:t xml:space="preserve">. Meist genügt in der Oberfläche</w:t>
-      </w:r>
-      <w:r>
-        <w:t xml:space="preserve"> </w:t>
-      </w:r>
-      <w:r>
-        <w:t xml:space="preserve">eine verkürzte Darstellung; für einen manuellen Wiederanlauf verlangt die</w:t>
-      </w:r>
-      <w:r>
-        <w:t xml:space="preserve"> </w:t>
-      </w:r>
-      <w:r>
-        <w:t xml:space="preserve">Automation jedoch die vollständige Kennung.</w:t>
-      </w:r>
-    </w:p>
-    <w:p>
-      <w:pPr>
-        <w:pStyle w:val="BodyText"/>
-      </w:pPr>
-      <w:r>
-        <w:t xml:space="preserve">Ein Branchname wie</w:t>
-      </w:r>
-      <w:r>
-        <w:t xml:space="preserve"> </w:t>
-      </w:r>
-      <w:r>
-        <w:rPr>
-          <w:rStyle w:val="VerbatimChar"/>
-        </w:rPr>
-        <w:t xml:space="preserve">R261/Entwicklung</w:t>
-      </w:r>
-      <w:r>
-        <w:t xml:space="preserve"> </w:t>
-      </w:r>
-      <w:r>
-        <w:t xml:space="preserve">bezeichnet dagegen keinen dauerhaft</w:t>
-      </w:r>
-      <w:r>
-        <w:t xml:space="preserve"> </w:t>
-      </w:r>
-      <w:r>
-        <w:t xml:space="preserve">festen Stand. Er zeigt auf den jeweils neuesten Commit des Branches und bewegt</w:t>
-      </w:r>
-      <w:r>
-        <w:t xml:space="preserve"> </w:t>
-      </w:r>
-      <w:r>
-        <w:t xml:space="preserve">sich mit jedem weiteren Push. Wenn in dieser Anleitung vom „exakten Commit“</w:t>
-      </w:r>
-      <w:r>
-        <w:t xml:space="preserve"> </w:t>
-      </w:r>
-      <w:r>
-        <w:t xml:space="preserve">die Rede ist, bedeutet das deshalb: Verarbeitet wird genau der Stand, der den</w:t>
-      </w:r>
-      <w:r>
-        <w:t xml:space="preserve"> </w:t>
-      </w:r>
-      <w:r>
-        <w:t xml:space="preserve">Lauf ausgelöst hat – nicht ein möglicherweise inzwischen neuerer Stand auf</w:t>
-      </w:r>
-      <w:r>
-        <w:t xml:space="preserve"> </w:t>
-      </w:r>
-      <w:r>
-        <w:t xml:space="preserve">demselben Branch. Bei einem normalen Push übernimmt GitHub diese Kennung</w:t>
-      </w:r>
-      <w:r>
-        <w:t xml:space="preserve"> </w:t>
-      </w:r>
-      <w:r>
-        <w:t xml:space="preserve">automatisch; Benutzer müssen sie nur bei einer manuellen Wiederholung angeben.</w:t>
-      </w:r>
-    </w:p>
-    <w:p>
-      <w:pPr>
-        <w:pStyle w:val="BodyText"/>
-      </w:pPr>
-      <w:r>
-        <w:t xml:space="preserve">In SVN wird ein Stand üblicherweise über eine fortlaufende Revisionsnummer wie</w:t>
-      </w:r>
-      <w:r>
-        <w:t xml:space="preserve"> </w:t>
-      </w:r>
-      <w:r>
-        <w:rPr>
-          <w:rStyle w:val="VerbatimChar"/>
-        </w:rPr>
-        <w:t xml:space="preserve">r12345</w:t>
-      </w:r>
-      <w:r>
-        <w:t xml:space="preserve"> </w:t>
-      </w:r>
-      <w:r>
-        <w:t xml:space="preserve">bezeichnet. Git ist nicht an ein zentrales, fortlaufendes</w:t>
-      </w:r>
-      <w:r>
-        <w:t xml:space="preserve"> </w:t>
-      </w:r>
-      <w:r>
-        <w:t xml:space="preserve">Nummernsystem gebunden und verwendet daher die Commit-SHA als eindeutige</w:t>
-      </w:r>
-      <w:r>
-        <w:t xml:space="preserve"> </w:t>
-      </w:r>
-      <w:r>
-        <w:t xml:space="preserve">Kennung. Der Zweck ist vergleichbar: Beide Angaben machen einen konkreten</w:t>
-      </w:r>
-      <w:r>
-        <w:t xml:space="preserve"> </w:t>
-      </w:r>
-      <w:r>
-        <w:t xml:space="preserve">Quellstand nachvollziehbar. Die Git-Kennung ist lediglich technisch anders</w:t>
-      </w:r>
-      <w:r>
-        <w:t xml:space="preserve"> </w:t>
-      </w:r>
-      <w:r>
-        <w:t xml:space="preserve">aufgebaut und weniger leicht zu merken.</w:t>
-      </w:r>
-    </w:p>
-    <w:p>
-      <w:pPr>
-        <w:pStyle w:val="BodyText"/>
-      </w:pPr>
-      <w:r>
-        <w:t xml:space="preserve">Daneben kommen zwei ähnlich aussehende, aber anders verwendete Kennungen vor:</w:t>
+        <w:t xml:space="preserve">GitHub im Browser</w:t>
+      </w:r>
+      <w:r>
+        <w:t xml:space="preserve"> </w:t>
+      </w:r>
+      <w:r>
+        <w:t xml:space="preserve">wird für die darüber hinausgehenden Prozessschritte</w:t>
+      </w:r>
+      <w:r>
+        <w:t xml:space="preserve"> </w:t>
+      </w:r>
+      <w:r>
+        <w:t xml:space="preserve">verwendet. Dazu gehören insbesondere:</w:t>
       </w:r>
     </w:p>
     <w:p>
@@ -1130,28 +936,7 @@
         </w:numPr>
       </w:pPr>
       <w:r>
-        <w:t xml:space="preserve">Der Commit-SHA von</w:t>
-      </w:r>
-      <w:r>
-        <w:t xml:space="preserve"> </w:t>
-      </w:r>
-      <w:r>
-        <w:rPr>
-          <w:rStyle w:val="VerbatimChar"/>
-        </w:rPr>
-        <w:t xml:space="preserve">mtext-actions</w:t>
-      </w:r>
-      <w:r>
-        <w:t xml:space="preserve"> </w:t>
-      </w:r>
-      <w:r>
-        <w:t xml:space="preserve">legt für Administratoren fest, welche</w:t>
-      </w:r>
-      <w:r>
-        <w:t xml:space="preserve"> </w:t>
-      </w:r>
-      <w:r>
-        <w:t xml:space="preserve">freigegebene Version der zentralen Automation verwendet wird.</w:t>
+        <w:t xml:space="preserve">ausgelöste Workflow-Läufe und ihre Protokolle kontrollieren;</w:t>
       </w:r>
     </w:p>
     <w:p>
@@ -1163,35 +948,244 @@
         </w:numPr>
       </w:pPr>
       <w:r>
-        <w:t xml:space="preserve">Eine SHA-256-Prüfsumme bestätigt, dass eine erzeugte Paketdatei nach dem Bau</w:t>
-      </w:r>
-      <w:r>
-        <w:t xml:space="preserve"> </w:t>
-      </w:r>
-      <w:r>
-        <w:t xml:space="preserve">nicht verändert wurde. Sie bezeichnet keinen Git-Commit.</w:t>
+        <w:t xml:space="preserve">fehlgeschlagene oder ausdrücklich manuell gestartete Läufe wiederholen;</w:t>
+      </w:r>
+    </w:p>
+    <w:p>
+      <w:pPr>
+        <w:pStyle w:val="Compact"/>
+        <w:numPr>
+          <w:ilvl w:val="0"/>
+          <w:numId w:val="1001"/>
+        </w:numPr>
+      </w:pPr>
+      <w:r>
+        <w:t xml:space="preserve">Freigaben im Environment</w:t>
+      </w:r>
+      <w:r>
+        <w:t xml:space="preserve"> </w:t>
+      </w:r>
+      <w:r>
+        <w:rPr>
+          <w:rStyle w:val="VerbatimChar"/>
+        </w:rPr>
+        <w:t xml:space="preserve">Bereitstellung</w:t>
+      </w:r>
+      <w:r>
+        <w:t xml:space="preserve"> </w:t>
+      </w:r>
+      <w:r>
+        <w:t xml:space="preserve">erteilen;</w:t>
+      </w:r>
+    </w:p>
+    <w:p>
+      <w:pPr>
+        <w:pStyle w:val="Compact"/>
+        <w:numPr>
+          <w:ilvl w:val="0"/>
+          <w:numId w:val="1001"/>
+        </w:numPr>
+      </w:pPr>
+      <w:r>
+        <w:t xml:space="preserve">durch das Mandanten-Release-Team einen Release-Tag anlegen;</w:t>
+      </w:r>
+    </w:p>
+    <w:p>
+      <w:pPr>
+        <w:pStyle w:val="Compact"/>
+        <w:numPr>
+          <w:ilvl w:val="0"/>
+          <w:numId w:val="1001"/>
+        </w:numPr>
+      </w:pPr>
+      <w:r>
+        <w:t xml:space="preserve">Branch-, Tag- und Berechtigungsregeln administrieren.</w:t>
+      </w:r>
+    </w:p>
+    <w:p>
+      <w:pPr>
+        <w:pStyle w:val="FirstParagraph"/>
+      </w:pPr>
+      <w:r>
+        <w:t xml:space="preserve">Die Weitergabe ausgewählter Stände nach Abnahme und Bereitstellung ist keine</w:t>
+      </w:r>
+      <w:r>
+        <w:t xml:space="preserve"> </w:t>
+      </w:r>
+      <w:r>
+        <w:t xml:space="preserve">alltägliche Ressourcenbearbeitung. Der dafür verwendete Bedienweg im</w:t>
+      </w:r>
+      <w:r>
+        <w:t xml:space="preserve"> </w:t>
+      </w:r>
+      <w:r>
+        <w:t xml:space="preserve">zusätzlichen Git-Client und die berechtigten Verantwortlichen werden vor dem</w:t>
+      </w:r>
+      <w:r>
+        <w:t xml:space="preserve"> </w:t>
+      </w:r>
+      <w:r>
+        <w:t xml:space="preserve">Pilotbetrieb verbindlich festgelegt.</w:t>
+      </w:r>
+    </w:p>
+    <w:bookmarkEnd w:id="16"/>
+    <w:bookmarkStart w:id="17" w:name="feature-branch-einfach-erklärt"/>
+    <w:p>
+      <w:pPr>
+        <w:pStyle w:val="Heading3"/>
+      </w:pPr>
+      <w:r>
+        <w:t xml:space="preserve">Feature-Branch einfach erklärt</w:t>
+      </w:r>
+    </w:p>
+    <w:p>
+      <w:pPr>
+        <w:pStyle w:val="FirstParagraph"/>
+      </w:pPr>
+      <w:r>
+        <w:t xml:space="preserve">Ein</w:t>
+      </w:r>
+      <w:r>
+        <w:t xml:space="preserve"> </w:t>
+      </w:r>
+      <w:r>
+        <w:rPr>
+          <w:b/>
+          <w:bCs/>
+        </w:rPr>
+        <w:t xml:space="preserve">Feature-Branch</w:t>
+      </w:r>
+      <w:r>
+        <w:t xml:space="preserve"> </w:t>
+      </w:r>
+      <w:r>
+        <w:t xml:space="preserve">ist ein eigener Arbeitsbereich für eine einzelne</w:t>
+      </w:r>
+      <w:r>
+        <w:t xml:space="preserve"> </w:t>
+      </w:r>
+      <w:r>
+        <w:t xml:space="preserve">Änderung. Sofern der integrierte Git-Client der M/Text Workbench diesen Ablauf</w:t>
+      </w:r>
+      <w:r>
+        <w:t xml:space="preserve"> </w:t>
+      </w:r>
+      <w:r>
+        <w:t xml:space="preserve">unterstützt und er für den Mandanten freigegeben ist, kann dort ein noch</w:t>
+      </w:r>
+      <w:r>
+        <w:t xml:space="preserve"> </w:t>
+      </w:r>
+      <w:r>
+        <w:t xml:space="preserve">unfertiger Stand gespeichert und nach GitHub gepusht werden, ohne bereits das</w:t>
+      </w:r>
+      <w:r>
+        <w:t xml:space="preserve"> </w:t>
+      </w:r>
+      <w:r>
+        <w:t xml:space="preserve">M/Text-Entwicklungssystem zu aktualisieren. Das ist besonders nützlich, wenn</w:t>
+      </w:r>
+      <w:r>
+        <w:t xml:space="preserve"> </w:t>
+      </w:r>
+      <w:r>
+        <w:t xml:space="preserve">eine Änderung mehrere Tage dauert, mehrere Personen daran arbeiten oder der</w:t>
+      </w:r>
+      <w:r>
+        <w:t xml:space="preserve"> </w:t>
+      </w:r>
+      <w:r>
+        <w:t xml:space="preserve">Zwischenstand zunächst geprüft werden soll.</w:t>
+      </w:r>
+    </w:p>
+    <w:p>
+      <w:pPr>
+        <w:pStyle w:val="BodyText"/>
+      </w:pPr>
+      <w:r>
+        <w:t xml:space="preserve">Für eine kleine, fertig vorbereitete Änderung ist kein Feature-Branch nötig.</w:t>
+      </w:r>
+      <w:r>
+        <w:t xml:space="preserve"> </w:t>
+      </w:r>
+      <w:r>
+        <w:t xml:space="preserve">Sie kann direkt auf dem passenden Entwicklungsbranch bearbeitet und gepusht</w:t>
+      </w:r>
+      <w:r>
+        <w:t xml:space="preserve"> </w:t>
+      </w:r>
+      <w:r>
+        <w:t xml:space="preserve">werden. Ist die Arbeit auf einem Feature-Branch abgeschlossen, wird der</w:t>
+      </w:r>
+      <w:r>
+        <w:t xml:space="preserve"> </w:t>
+      </w:r>
+      <w:r>
+        <w:t xml:space="preserve">gewünschte Commit nach</w:t>
+      </w:r>
+      <w:r>
+        <w:t xml:space="preserve"> </w:t>
+      </w:r>
+      <w:r>
+        <w:rPr>
+          <w:rStyle w:val="VerbatimChar"/>
+        </w:rPr>
+        <w:t xml:space="preserve">&lt;Releaselinie&gt;/Entwicklung</w:t>
+      </w:r>
+      <w:r>
+        <w:t xml:space="preserve"> </w:t>
+      </w:r>
+      <w:r>
+        <w:t xml:space="preserve">übernommen. Erst der Push</w:t>
+      </w:r>
+      <w:r>
+        <w:t xml:space="preserve"> </w:t>
+      </w:r>
+      <w:r>
+        <w:t xml:space="preserve">dieses Entwicklungsbranches startet die M/Text-Synchronisation. Der</w:t>
+      </w:r>
+      <w:r>
+        <w:t xml:space="preserve"> </w:t>
+      </w:r>
+      <w:r>
+        <w:t xml:space="preserve">Feature-Branch selbst bezeichnet keine Lieferstufe und löst weder eine</w:t>
+      </w:r>
+      <w:r>
+        <w:t xml:space="preserve"> </w:t>
+      </w:r>
+      <w:r>
+        <w:t xml:space="preserve">M/Text-Synchronisation noch einen Release aus. Nur wenn</w:t>
+      </w:r>
+      <w:r>
+        <w:t xml:space="preserve"> </w:t>
+      </w:r>
+      <w:r>
+        <w:rPr>
+          <w:rStyle w:val="VerbatimChar"/>
+        </w:rPr>
+        <w:t xml:space="preserve">config/mandant.json</w:t>
+      </w:r>
+      <w:r>
+        <w:t xml:space="preserve"> </w:t>
+      </w:r>
+      <w:r>
+        <w:t xml:space="preserve">geändert wird, läuft dort der nebenwirkungsfreie</w:t>
+      </w:r>
+      <w:r>
+        <w:t xml:space="preserve"> </w:t>
+      </w:r>
+      <w:r>
+        <w:t xml:space="preserve">Config-Check.</w:t>
       </w:r>
     </w:p>
     <w:bookmarkEnd w:id="17"/>
-    <w:bookmarkStart w:id="18" w:name="was-ist-configmandantjson"/>
+    <w:bookmarkStart w:id="18" w:name="commit-und-sha-einfach-erklärt"/>
     <w:p>
       <w:pPr>
         <w:pStyle w:val="Heading3"/>
       </w:pPr>
       <w:r>
-        <w:t xml:space="preserve">Was ist</w:t>
-      </w:r>
-      <w:r>
-        <w:t xml:space="preserve"> </w:t>
-      </w:r>
-      <w:r>
-        <w:rPr>
-          <w:rStyle w:val="VerbatimChar"/>
-        </w:rPr>
-        <w:t xml:space="preserve">config/mandant.json</w:t>
-      </w:r>
-      <w:r>
-        <w:t xml:space="preserve">?</w:t>
+        <w:t xml:space="preserve">Commit und SHA einfach erklärt</w:t>
       </w:r>
     </w:p>
     <w:p>
@@ -1199,34 +1193,186 @@
         <w:pStyle w:val="FirstParagraph"/>
       </w:pPr>
       <w:r>
-        <w:t xml:space="preserve">Die Datei</w:t>
-      </w:r>
-      <w:r>
-        <w:t xml:space="preserve"> </w:t>
-      </w:r>
-      <w:r>
-        <w:rPr>
-          <w:rStyle w:val="VerbatimChar"/>
-        </w:rPr>
-        <w:t xml:space="preserve">config/mandant.json</w:t>
-      </w:r>
-      <w:r>
-        <w:t xml:space="preserve"> </w:t>
-      </w:r>
-      <w:r>
-        <w:t xml:space="preserve">beschreibt den Mandanten und gehört wie die</w:t>
-      </w:r>
-      <w:r>
-        <w:t xml:space="preserve"> </w:t>
-      </w:r>
-      <w:r>
-        <w:t xml:space="preserve">M/Text-Ressourcen zum versionierten Stand des Repositories. Sie legt</w:t>
-      </w:r>
-      <w:r>
-        <w:t xml:space="preserve"> </w:t>
-      </w:r>
-      <w:r>
-        <w:t xml:space="preserve">insbesondere fest:</w:t>
+        <w:t xml:space="preserve">Ein</w:t>
+      </w:r>
+      <w:r>
+        <w:t xml:space="preserve"> </w:t>
+      </w:r>
+      <w:r>
+        <w:rPr>
+          <w:b/>
+          <w:bCs/>
+        </w:rPr>
+        <w:t xml:space="preserve">Commit</w:t>
+      </w:r>
+      <w:r>
+        <w:t xml:space="preserve"> </w:t>
+      </w:r>
+      <w:r>
+        <w:t xml:space="preserve">ist ein gespeicherter Stand im Git-Repository. Jeder Commit hat</w:t>
+      </w:r>
+      <w:r>
+        <w:t xml:space="preserve"> </w:t>
+      </w:r>
+      <w:r>
+        <w:t xml:space="preserve">eine eindeutige technische Kennung, den</w:t>
+      </w:r>
+      <w:r>
+        <w:t xml:space="preserve"> </w:t>
+      </w:r>
+      <w:r>
+        <w:rPr>
+          <w:b/>
+          <w:bCs/>
+        </w:rPr>
+        <w:t xml:space="preserve">Commit-SHA</w:t>
+      </w:r>
+      <w:r>
+        <w:t xml:space="preserve">. Sie besteht in diesem</w:t>
+      </w:r>
+      <w:r>
+        <w:t xml:space="preserve"> </w:t>
+      </w:r>
+      <w:r>
+        <w:t xml:space="preserve">Repository aus 40 Zeichen, zum Beispiel</w:t>
+      </w:r>
+      <w:r>
+        <w:t xml:space="preserve"> </w:t>
+      </w:r>
+      <w:r>
+        <w:rPr>
+          <w:rStyle w:val="VerbatimChar"/>
+        </w:rPr>
+        <w:t xml:space="preserve">8f3a1c2d4e5f67890123456789abcdef01234567</w:t>
+      </w:r>
+      <w:r>
+        <w:t xml:space="preserve">. Meist genügt in der Oberfläche</w:t>
+      </w:r>
+      <w:r>
+        <w:t xml:space="preserve"> </w:t>
+      </w:r>
+      <w:r>
+        <w:t xml:space="preserve">eine verkürzte Darstellung; für einen manuellen Wiederanlauf verlangt die</w:t>
+      </w:r>
+      <w:r>
+        <w:t xml:space="preserve"> </w:t>
+      </w:r>
+      <w:r>
+        <w:t xml:space="preserve">Automation jedoch die vollständige Kennung.</w:t>
+      </w:r>
+    </w:p>
+    <w:p>
+      <w:pPr>
+        <w:pStyle w:val="BodyText"/>
+      </w:pPr>
+      <w:r>
+        <w:t xml:space="preserve">Ein Branchname wie</w:t>
+      </w:r>
+      <w:r>
+        <w:t xml:space="preserve"> </w:t>
+      </w:r>
+      <w:r>
+        <w:rPr>
+          <w:rStyle w:val="VerbatimChar"/>
+        </w:rPr>
+        <w:t xml:space="preserve">R261/Entwicklung</w:t>
+      </w:r>
+      <w:r>
+        <w:t xml:space="preserve"> </w:t>
+      </w:r>
+      <w:r>
+        <w:t xml:space="preserve">bezeichnet dagegen keinen dauerhaft</w:t>
+      </w:r>
+      <w:r>
+        <w:t xml:space="preserve"> </w:t>
+      </w:r>
+      <w:r>
+        <w:t xml:space="preserve">festen Stand. Er zeigt auf den jeweils neuesten Commit des Branches und bewegt</w:t>
+      </w:r>
+      <w:r>
+        <w:t xml:space="preserve"> </w:t>
+      </w:r>
+      <w:r>
+        <w:t xml:space="preserve">sich mit jedem weiteren Push. Wenn in dieser Anleitung vom „exakten Commit“</w:t>
+      </w:r>
+      <w:r>
+        <w:t xml:space="preserve"> </w:t>
+      </w:r>
+      <w:r>
+        <w:t xml:space="preserve">die Rede ist, bedeutet das deshalb: Verarbeitet wird genau der Stand, der den</w:t>
+      </w:r>
+      <w:r>
+        <w:t xml:space="preserve"> </w:t>
+      </w:r>
+      <w:r>
+        <w:t xml:space="preserve">Lauf ausgelöst hat – nicht ein möglicherweise inzwischen neuerer Stand auf</w:t>
+      </w:r>
+      <w:r>
+        <w:t xml:space="preserve"> </w:t>
+      </w:r>
+      <w:r>
+        <w:t xml:space="preserve">demselben Branch. Bei einem normalen Push übernimmt GitHub diese Kennung</w:t>
+      </w:r>
+      <w:r>
+        <w:t xml:space="preserve"> </w:t>
+      </w:r>
+      <w:r>
+        <w:t xml:space="preserve">automatisch; Benutzer müssen sie nur bei einer manuellen Wiederholung angeben.</w:t>
+      </w:r>
+    </w:p>
+    <w:p>
+      <w:pPr>
+        <w:pStyle w:val="BodyText"/>
+      </w:pPr>
+      <w:r>
+        <w:t xml:space="preserve">In SVN wird ein Stand üblicherweise über eine fortlaufende Revisionsnummer wie</w:t>
+      </w:r>
+      <w:r>
+        <w:t xml:space="preserve"> </w:t>
+      </w:r>
+      <w:r>
+        <w:rPr>
+          <w:rStyle w:val="VerbatimChar"/>
+        </w:rPr>
+        <w:t xml:space="preserve">r12345</w:t>
+      </w:r>
+      <w:r>
+        <w:t xml:space="preserve"> </w:t>
+      </w:r>
+      <w:r>
+        <w:t xml:space="preserve">bezeichnet. Git ist nicht an ein zentrales, fortlaufendes</w:t>
+      </w:r>
+      <w:r>
+        <w:t xml:space="preserve"> </w:t>
+      </w:r>
+      <w:r>
+        <w:t xml:space="preserve">Nummernsystem gebunden und verwendet daher die Commit-SHA als eindeutige</w:t>
+      </w:r>
+      <w:r>
+        <w:t xml:space="preserve"> </w:t>
+      </w:r>
+      <w:r>
+        <w:t xml:space="preserve">Kennung. Der Zweck ist vergleichbar: Beide Angaben machen einen konkreten</w:t>
+      </w:r>
+      <w:r>
+        <w:t xml:space="preserve"> </w:t>
+      </w:r>
+      <w:r>
+        <w:t xml:space="preserve">Quellstand nachvollziehbar. Die Git-Kennung ist lediglich technisch anders</w:t>
+      </w:r>
+      <w:r>
+        <w:t xml:space="preserve"> </w:t>
+      </w:r>
+      <w:r>
+        <w:t xml:space="preserve">aufgebaut und weniger leicht zu merken.</w:t>
+      </w:r>
+    </w:p>
+    <w:p>
+      <w:pPr>
+        <w:pStyle w:val="BodyText"/>
+      </w:pPr>
+      <w:r>
+        <w:t xml:space="preserve">Daneben kommen zwei ähnlich aussehende, aber anders verwendete Kennungen vor:</w:t>
       </w:r>
     </w:p>
     <w:p>
@@ -1238,13 +1384,34 @@
         </w:numPr>
       </w:pPr>
       <w:r>
-        <w:t xml:space="preserve">welche Projektverzeichnisse synchronisiert und in Releasepakete aufgenommen</w:t>
-      </w:r>
-      <w:r>
-        <w:t xml:space="preserve"> </w:t>
-      </w:r>
-      <w:r>
-        <w:t xml:space="preserve">werden;</w:t>
+        <w:t xml:space="preserve">Der Commit-SHA von</w:t>
+      </w:r>
+      <w:r>
+        <w:t xml:space="preserve"> </w:t>
+      </w:r>
+      <w:r>
+        <w:rPr>
+          <w:rStyle w:val="VerbatimChar"/>
+        </w:rPr>
+        <w:t xml:space="preserve">mtext-actions</w:t>
+      </w:r>
+      <w:r>
+        <w:t xml:space="preserve"> </w:t>
+      </w:r>
+      <w:r>
+        <w:t xml:space="preserve">legt für Administratoren fest, welche</w:t>
+      </w:r>
+      <w:r>
+        <w:t xml:space="preserve"> </w:t>
+      </w:r>
+      <w:r>
+        <w:t xml:space="preserve">freigegebene Version der zentralen Automation verwendet wird. Anwender</w:t>
+      </w:r>
+      <w:r>
+        <w:t xml:space="preserve"> </w:t>
+      </w:r>
+      <w:r>
+        <w:t xml:space="preserve">müssen diesen Wert weder ermitteln noch ändern.</w:t>
       </w:r>
     </w:p>
     <w:p>
@@ -1256,37 +1423,23 @@
         </w:numPr>
       </w:pPr>
       <w:r>
-        <w:t xml:space="preserve">welcher Paketcode je Projekt verwendet wird;</w:t>
-      </w:r>
-    </w:p>
-    <w:p>
-      <w:pPr>
-        <w:pStyle w:val="Compact"/>
-        <w:numPr>
-          <w:ilvl w:val="0"/>
-          <w:numId w:val="1002"/>
-        </w:numPr>
-      </w:pPr>
-      <w:r>
-        <w:t xml:space="preserve">welches Subsystem sowie welche Assignments und Level für die</w:t>
-      </w:r>
-      <w:r>
-        <w:t xml:space="preserve"> </w:t>
-      </w:r>
-      <w:r>
-        <w:t xml:space="preserve">Mainframe-Lieferung gelten;</w:t>
-      </w:r>
-    </w:p>
-    <w:p>
-      <w:pPr>
-        <w:pStyle w:val="Compact"/>
-        <w:numPr>
-          <w:ilvl w:val="0"/>
-          <w:numId w:val="1002"/>
-        </w:numPr>
-      </w:pPr>
-      <w:r>
-        <w:t xml:space="preserve">welche ausdrücklich vereinbarten zusätzlichen Sync-Projekte gelten.</w:t>
+        <w:t xml:space="preserve">Eine SHA-256-Prüfsumme bestätigt, dass eine erzeugte Paketdatei nach dem Bau</w:t>
+      </w:r>
+      <w:r>
+        <w:t xml:space="preserve"> </w:t>
+      </w:r>
+      <w:r>
+        <w:t xml:space="preserve">nicht verändert wurde. Sie bezeichnet keinen Git-Commit.</w:t>
+      </w:r>
+    </w:p>
+    <w:bookmarkEnd w:id="18"/>
+    <w:bookmarkStart w:id="19" w:name="cherry-pick-einfach-erklärt"/>
+    <w:p>
+      <w:pPr>
+        <w:pStyle w:val="Heading3"/>
+      </w:pPr>
+      <w:r>
+        <w:t xml:space="preserve">Cherry-Pick einfach erklärt</w:t>
       </w:r>
     </w:p>
     <w:p>
@@ -1294,117 +1447,7 @@
         <w:pStyle w:val="FirstParagraph"/>
       </w:pPr>
       <w:r>
-        <w:t xml:space="preserve">Ein Verzeichnis im Repository wird nicht allein dadurch ausgeliefert, dass es</w:t>
-      </w:r>
-      <w:r>
-        <w:t xml:space="preserve"> </w:t>
-      </w:r>
-      <w:r>
-        <w:t xml:space="preserve">vorhanden ist. Nur Einträge unter</w:t>
-      </w:r>
-      <w:r>
-        <w:t xml:space="preserve"> </w:t>
-      </w:r>
-      <w:r>
-        <w:rPr>
-          <w:rStyle w:val="VerbatimChar"/>
-        </w:rPr>
-        <w:t xml:space="preserve">projects</w:t>
-      </w:r>
-      <w:r>
-        <w:t xml:space="preserve"> </w:t>
-      </w:r>
-      <w:r>
-        <w:t xml:space="preserve">werden synchronisiert und in</w:t>
-      </w:r>
-      <w:r>
-        <w:t xml:space="preserve"> </w:t>
-      </w:r>
-      <w:r>
-        <w:t xml:space="preserve">Releasepakete aufgenommen. Einträge unter</w:t>
-      </w:r>
-      <w:r>
-        <w:t xml:space="preserve"> </w:t>
-      </w:r>
-      <w:r>
-        <w:rPr>
-          <w:rStyle w:val="VerbatimChar"/>
-        </w:rPr>
-        <w:t xml:space="preserve">sync_overrides</w:t>
-      </w:r>
-      <w:r>
-        <w:t xml:space="preserve"> </w:t>
-      </w:r>
-      <w:r>
-        <w:t xml:space="preserve">ergänzen die</w:t>
-      </w:r>
-      <w:r>
-        <w:t xml:space="preserve"> </w:t>
-      </w:r>
-      <w:r>
-        <w:t xml:space="preserve">Synchronisation nur für die dort genannte Linie und Stufe; sie werden nicht</w:t>
-      </w:r>
-      <w:r>
-        <w:t xml:space="preserve"> </w:t>
-      </w:r>
-      <w:r>
-        <w:t xml:space="preserve">paketiert. Eine falsche Änderung kann somit den Lieferumfang oder die</w:t>
-      </w:r>
-      <w:r>
-        <w:t xml:space="preserve"> </w:t>
-      </w:r>
-      <w:r>
-        <w:t xml:space="preserve">Mainframe-Zuordnung verändern. Mitarbeiter ändern</w:t>
-      </w:r>
-      <w:r>
-        <w:t xml:space="preserve"> </w:t>
-      </w:r>
-      <w:r>
-        <w:rPr>
-          <w:rStyle w:val="VerbatimChar"/>
-        </w:rPr>
-        <w:t xml:space="preserve">config/mandant.json</w:t>
-      </w:r>
-      <w:r>
-        <w:t xml:space="preserve"> </w:t>
-      </w:r>
-      <w:r>
-        <w:t xml:space="preserve">deshalb nicht wie eine normale Briefressource, sondern stimmen jede Änderung</w:t>
-      </w:r>
-      <w:r>
-        <w:t xml:space="preserve"> </w:t>
-      </w:r>
-      <w:r>
-        <w:t xml:space="preserve">mit den benannten Mandanten- und Betriebsverantwortlichen ab. Zugangsdaten</w:t>
-      </w:r>
-      <w:r>
-        <w:t xml:space="preserve"> </w:t>
-      </w:r>
-      <w:r>
-        <w:t xml:space="preserve">oder andere Secrets gehören niemals in diese Datei.</w:t>
-      </w:r>
-    </w:p>
-    <w:p>
-      <w:pPr>
-        <w:pStyle w:val="BodyText"/>
-      </w:pPr>
-      <w:r>
-        <w:t xml:space="preserve">Ein Push mit einer Änderung an</w:t>
-      </w:r>
-      <w:r>
-        <w:t xml:space="preserve"> </w:t>
-      </w:r>
-      <w:r>
-        <w:rPr>
-          <w:rStyle w:val="VerbatimChar"/>
-        </w:rPr>
-        <w:t xml:space="preserve">config/mandant.json</w:t>
-      </w:r>
-      <w:r>
-        <w:t xml:space="preserve"> </w:t>
-      </w:r>
-      <w:r>
-        <w:t xml:space="preserve">startet automatisch</w:t>
+        <w:t xml:space="preserve">Ein</w:t>
       </w:r>
       <w:r>
         <w:t xml:space="preserve"> </w:t>
@@ -1414,72 +1457,110 @@
           <w:b/>
           <w:bCs/>
         </w:rPr>
-        <w:t xml:space="preserve">Validate mandant configuration</w:t>
-      </w:r>
-      <w:r>
-        <w:t xml:space="preserve">. Dieser Check prüft die Datei ohne Zugriff</w:t>
-      </w:r>
-      <w:r>
-        <w:t xml:space="preserve"> </w:t>
-      </w:r>
-      <w:r>
-        <w:t xml:space="preserve">auf M/Text oder den Mainframe und liefert frühzeitig eine verständliche</w:t>
-      </w:r>
-      <w:r>
-        <w:t xml:space="preserve"> </w:t>
-      </w:r>
-      <w:r>
-        <w:t xml:space="preserve">Fehlermeldung.</w:t>
-      </w:r>
-      <w:r>
-        <w:t xml:space="preserve"> </w:t>
-      </w:r>
-      <w:r>
-        <w:rPr>
-          <w:rStyle w:val="VerbatimChar"/>
-        </w:rPr>
-        <w:t xml:space="preserve">CONFIG_VALIDATED</w:t>
-      </w:r>
-      <w:r>
-        <w:t xml:space="preserve"> </w:t>
-      </w:r>
-      <w:r>
-        <w:t xml:space="preserve">bestätigt die technische Konsistenz, ersetzt</w:t>
-      </w:r>
-      <w:r>
-        <w:t xml:space="preserve"> </w:t>
-      </w:r>
-      <w:r>
-        <w:t xml:space="preserve">aber weder die fachliche Freigabe der geänderten Zuordnungen noch erteilt es</w:t>
-      </w:r>
-      <w:r>
-        <w:t xml:space="preserve"> </w:t>
-      </w:r>
-      <w:r>
-        <w:t xml:space="preserve">eine automatische Freigabe für die nächste Stufe. Der Check ist kein</w:t>
-      </w:r>
-      <w:r>
-        <w:t xml:space="preserve"> </w:t>
-      </w:r>
-      <w:r>
-        <w:t xml:space="preserve">technisches Gate; Synchronisation und Release validieren die verwendete</w:t>
-      </w:r>
-      <w:r>
-        <w:t xml:space="preserve"> </w:t>
-      </w:r>
-      <w:r>
-        <w:t xml:space="preserve">Konfiguration auf ihrem tatsächlichen Ausführungspfad erneut.</w:t>
-      </w:r>
-    </w:p>
-    <w:bookmarkEnd w:id="18"/>
-    <w:bookmarkEnd w:id="19"/>
-    <w:bookmarkStart w:id="20" w:name="X5d263ec4e740f38fcc8aad7b983fa29a95ec8b5"/>
-    <w:p>
-      <w:pPr>
-        <w:pStyle w:val="Heading2"/>
-      </w:pPr>
-      <w:r>
-        <w:t xml:space="preserve">3. Änderung nach Entwicklung bringen</w:t>
+        <w:t xml:space="preserve">Cherry-Pick</w:t>
+      </w:r>
+      <w:r>
+        <w:t xml:space="preserve"> </w:t>
+      </w:r>
+      <w:r>
+        <w:t xml:space="preserve">übernimmt die Änderung eines gezielt ausgewählten Commits</w:t>
+      </w:r>
+      <w:r>
+        <w:t xml:space="preserve"> </w:t>
+      </w:r>
+      <w:r>
+        <w:t xml:space="preserve">auf einen anderen Branch. Anders als bei der Zusammenführung eines ganzen</w:t>
+      </w:r>
+      <w:r>
+        <w:t xml:space="preserve"> </w:t>
+      </w:r>
+      <w:r>
+        <w:t xml:space="preserve">Branches werden dadurch nicht automatisch alle dort vorhandenen Änderungen</w:t>
+      </w:r>
+      <w:r>
+        <w:t xml:space="preserve"> </w:t>
+      </w:r>
+      <w:r>
+        <w:t xml:space="preserve">weitergegeben. Das ist für den vorgesehenen Stufenprozess wichtig: Nach</w:t>
+      </w:r>
+      <w:r>
+        <w:t xml:space="preserve"> </w:t>
+      </w:r>
+      <w:r>
+        <w:t xml:space="preserve">Abnahme und Bereitstellung sollen nur fachlich ausgewählte Änderungen</w:t>
+      </w:r>
+      <w:r>
+        <w:t xml:space="preserve"> </w:t>
+      </w:r>
+      <w:r>
+        <w:t xml:space="preserve">übernommen werden.</w:t>
+      </w:r>
+    </w:p>
+    <w:p>
+      <w:pPr>
+        <w:pStyle w:val="BodyText"/>
+      </w:pPr>
+      <w:r>
+        <w:t xml:space="preserve">Der Cherry-Pick erzeugt auf dem Zielbranch einen</w:t>
+      </w:r>
+      <w:r>
+        <w:t xml:space="preserve"> </w:t>
+      </w:r>
+      <w:r>
+        <w:rPr>
+          <w:b/>
+          <w:bCs/>
+        </w:rPr>
+        <w:t xml:space="preserve">neuen Commit mit einer</w:t>
+      </w:r>
+      <w:r>
+        <w:rPr>
+          <w:b/>
+          <w:bCs/>
+        </w:rPr>
+        <w:t xml:space="preserve"> </w:t>
+      </w:r>
+      <w:r>
+        <w:rPr>
+          <w:b/>
+          <w:bCs/>
+        </w:rPr>
+        <w:t xml:space="preserve">neuen SHA</w:t>
+      </w:r>
+      <w:r>
+        <w:t xml:space="preserve">. Es wird also dieselbe Änderung weitergegeben, nicht derselbe</w:t>
+      </w:r>
+      <w:r>
+        <w:t xml:space="preserve"> </w:t>
+      </w:r>
+      <w:r>
+        <w:t xml:space="preserve">Commit. Damit die Verbindung trotzdem eindeutig nachvollziehbar bleibt, muss</w:t>
+      </w:r>
+      <w:r>
+        <w:t xml:space="preserve"> </w:t>
+      </w:r>
+      <w:r>
+        <w:t xml:space="preserve">die vollständige SHA des Quell-Commits nach der für den zusätzlichen</w:t>
+      </w:r>
+      <w:r>
+        <w:t xml:space="preserve"> </w:t>
+      </w:r>
+      <w:r>
+        <w:t xml:space="preserve">Git-Client festgelegten Konvention in der Nachricht des neuen Ziel-Commits</w:t>
+      </w:r>
+      <w:r>
+        <w:t xml:space="preserve"> </w:t>
+      </w:r>
+      <w:r>
+        <w:t xml:space="preserve">dokumentiert werden.</w:t>
+      </w:r>
+    </w:p>
+    <w:p>
+      <w:pPr>
+        <w:pStyle w:val="BodyText"/>
+      </w:pPr>
+      <w:r>
+        <w:t xml:space="preserve">Der werkzeugunabhängige Ablauf ist:</w:t>
       </w:r>
     </w:p>
     <w:p>
@@ -1491,46 +1572,7 @@
         </w:numPr>
       </w:pPr>
       <w:r>
-        <w:t xml:space="preserve">Den aktuellen</w:t>
-      </w:r>
-      <w:r>
-        <w:t xml:space="preserve"> </w:t>
-      </w:r>
-      <w:r>
-        <w:rPr>
-          <w:rStyle w:val="VerbatimChar"/>
-        </w:rPr>
-        <w:t xml:space="preserve">&lt;Releaselinie&gt;/Entwicklung</w:t>
-      </w:r>
-      <w:r>
-        <w:t xml:space="preserve"> </w:t>
-      </w:r>
-      <w:r>
-        <w:t xml:space="preserve">auschecken; für länger laufende,</w:t>
-      </w:r>
-      <w:r>
-        <w:t xml:space="preserve"> </w:t>
-      </w:r>
-      <w:r>
-        <w:t xml:space="preserve">gemeinsam bearbeitete oder zunächst zu prüfende Änderungen optional einen</w:t>
-      </w:r>
-      <w:r>
-        <w:t xml:space="preserve"> </w:t>
-      </w:r>
-      <w:r>
-        <w:t xml:space="preserve">Feature-Branch erstellen, zum Beispiel</w:t>
-      </w:r>
-      <w:r>
-        <w:t xml:space="preserve"> </w:t>
-      </w:r>
-      <w:r>
-        <w:rPr>
-          <w:rStyle w:val="VerbatimChar"/>
-        </w:rPr>
-        <w:t xml:space="preserve">feature/R270/12345-BT0303-viele-Anpassungen-am-Text</w:t>
-      </w:r>
-      <w:r>
-        <w:t xml:space="preserve">.</w:t>
+        <w:t xml:space="preserve">Den Zielbranch auschecken und auf den aktuellen GitHub-Stand bringen.</w:t>
       </w:r>
     </w:p>
     <w:p>
@@ -1542,7 +1584,7 @@
         </w:numPr>
       </w:pPr>
       <w:r>
-        <w:t xml:space="preserve">Fachlich vorgesehene Änderungen an den Brief-Ressourcen durchführen.</w:t>
+        <w:t xml:space="preserve">Den freigegebenen Quell-Commit anhand seiner SHA auswählen.</w:t>
       </w:r>
     </w:p>
     <w:p>
@@ -1554,7 +1596,7 @@
         </w:numPr>
       </w:pPr>
       <w:r>
-        <w:t xml:space="preserve">Änderungen committen.</w:t>
+        <w:t xml:space="preserve">Den Commit per Cherry-Pick auf den Zielbranch übernehmen.</w:t>
       </w:r>
     </w:p>
     <w:p>
@@ -1566,22 +1608,13 @@
         </w:numPr>
       </w:pPr>
       <w:r>
-        <w:t xml:space="preserve">Den Commit direkt nach</w:t>
-      </w:r>
-      <w:r>
-        <w:t xml:space="preserve"> </w:t>
-      </w:r>
-      <w:r>
-        <w:rPr>
-          <w:rStyle w:val="VerbatimChar"/>
-        </w:rPr>
-        <w:t xml:space="preserve">&lt;Releaselinie&gt;/Entwicklung</w:t>
-      </w:r>
-      <w:r>
-        <w:t xml:space="preserve"> </w:t>
-      </w:r>
-      <w:r>
-        <w:t xml:space="preserve">pushen.</w:t>
+        <w:t xml:space="preserve">Ergebnis, geänderte Dateien und dokumentierte Quell-SHA vor dem Push</w:t>
+      </w:r>
+      <w:r>
+        <w:t xml:space="preserve"> </w:t>
+      </w:r>
+      <w:r>
+        <w:t xml:space="preserve">kontrollieren.</w:t>
       </w:r>
     </w:p>
     <w:p>
@@ -1593,29 +1626,7 @@
         </w:numPr>
       </w:pPr>
       <w:r>
-        <w:t xml:space="preserve">In GitHub unter</w:t>
-      </w:r>
-      <w:r>
-        <w:t xml:space="preserve"> </w:t>
-      </w:r>
-      <w:r>
-        <w:rPr>
-          <w:b/>
-          <w:bCs/>
-        </w:rPr>
-        <w:t xml:space="preserve">Actions → Sync M/Text resources</w:t>
-      </w:r>
-      <w:r>
-        <w:t xml:space="preserve"> </w:t>
-      </w:r>
-      <w:r>
-        <w:t xml:space="preserve">den durch den Push</w:t>
-      </w:r>
-      <w:r>
-        <w:t xml:space="preserve"> </w:t>
-      </w:r>
-      <w:r>
-        <w:t xml:space="preserve">ausgelösten Lauf kontrollieren.</w:t>
+        <w:t xml:space="preserve">Den Zielbranch pushen und den dadurch ausgelösten Workflow prüfen.</w:t>
       </w:r>
     </w:p>
     <w:p>
@@ -1623,92 +1634,120 @@
         <w:pStyle w:val="FirstParagraph"/>
       </w:pPr>
       <w:r>
-        <w:t xml:space="preserve">Der Push startet die Synchronisation des exakten Commits mit dem aus</w:t>
-      </w:r>
-      <w:r>
-        <w:t xml:space="preserve"> </w:t>
-      </w:r>
-      <w:r>
-        <w:t xml:space="preserve">Releaselinie und Stufe zentral ermittelten M/Text-Ziel. Für</w:t>
-      </w:r>
-      <w:r>
-        <w:t xml:space="preserve"> </w:t>
-      </w:r>
-      <w:r>
-        <w:rPr>
-          <w:rStyle w:val="VerbatimChar"/>
-        </w:rPr>
-        <w:t xml:space="preserve">R261</w:t>
-      </w:r>
-      <w:r>
-        <w:t xml:space="preserve"> </w:t>
-      </w:r>
-      <w:r>
-        <w:t xml:space="preserve">sind dies</w:t>
-      </w:r>
-      <w:r>
-        <w:t xml:space="preserve"> </w:t>
-      </w:r>
-      <w:r>
-        <w:t xml:space="preserve">beispielsweise</w:t>
-      </w:r>
-      <w:r>
-        <w:t xml:space="preserve"> </w:t>
-      </w:r>
-      <w:r>
-        <w:rPr>
-          <w:rStyle w:val="VerbatimChar"/>
-        </w:rPr>
-        <w:t xml:space="preserve">en01e</w:t>
-      </w:r>
-      <w:r>
-        <w:t xml:space="preserve"> </w:t>
-      </w:r>
-      <w:r>
-        <w:t xml:space="preserve">in Entwicklung und</w:t>
-      </w:r>
-      <w:r>
-        <w:t xml:space="preserve"> </w:t>
-      </w:r>
-      <w:r>
-        <w:rPr>
-          <w:rStyle w:val="VerbatimChar"/>
-        </w:rPr>
-        <w:t xml:space="preserve">en01a</w:t>
-      </w:r>
-      <w:r>
-        <w:t xml:space="preserve"> </w:t>
-      </w:r>
-      <w:r>
-        <w:t xml:space="preserve">in Abnahme. Ein erfolgreicher</w:t>
-      </w:r>
-      <w:r>
-        <w:t xml:space="preserve"> </w:t>
-      </w:r>
-      <w:r>
-        <w:t xml:space="preserve">Lauf endet mit</w:t>
-      </w:r>
-      <w:r>
-        <w:t xml:space="preserve"> </w:t>
-      </w:r>
-      <w:r>
-        <w:rPr>
-          <w:rStyle w:val="VerbatimChar"/>
-        </w:rPr>
-        <w:t xml:space="preserve">ADAPTER_ACCEPTED</w:t>
-      </w:r>
-      <w:r>
-        <w:t xml:space="preserve">.</w:t>
-      </w:r>
-    </w:p>
-    <w:bookmarkEnd w:id="20"/>
-    <w:bookmarkStart w:id="21" w:name="X532392843c92c98f96532725b7c488dd10c0a07"/>
-    <w:p>
-      <w:pPr>
-        <w:pStyle w:val="Heading2"/>
-      </w:pPr>
-      <w:r>
-        <w:t xml:space="preserve">4. Stand zur Abnahme weitergeben</w:t>
+        <w:t xml:space="preserve">Bei mehreren voneinander abhängigen Commits werden alle freigegebenen Commits</w:t>
+      </w:r>
+      <w:r>
+        <w:t xml:space="preserve"> </w:t>
+      </w:r>
+      <w:r>
+        <w:t xml:space="preserve">in ihrer ursprünglichen Reihenfolge übernommen. Meldet der Git-Client einen</w:t>
+      </w:r>
+      <w:r>
+        <w:t xml:space="preserve"> </w:t>
+      </w:r>
+      <w:r>
+        <w:t xml:space="preserve">Konflikt, wird nicht einfach weitergepusht: Die Abweichung muss fachlich</w:t>
+      </w:r>
+      <w:r>
+        <w:t xml:space="preserve"> </w:t>
+      </w:r>
+      <w:r>
+        <w:t xml:space="preserve">geklärt, die Konfliktauflösung geprüft und erst danach committed und gepusht</w:t>
+      </w:r>
+      <w:r>
+        <w:t xml:space="preserve"> </w:t>
+      </w:r>
+      <w:r>
+        <w:t xml:space="preserve">werden. Force-Pushes bleiben verboten.</w:t>
+      </w:r>
+    </w:p>
+    <w:p>
+      <w:pPr>
+        <w:pStyle w:val="BodyText"/>
+      </w:pPr>
+      <w:r>
+        <w:t xml:space="preserve">GitHub bietet in der Weboberfläche keinen allgemeinen direkten Cherry-Pick</w:t>
+      </w:r>
+      <w:r>
+        <w:t xml:space="preserve"> </w:t>
+      </w:r>
+      <w:r>
+        <w:t xml:space="preserve">zwischen beliebigen Branches an. Die konkreten Schaltflächen können deshalb</w:t>
+      </w:r>
+      <w:r>
+        <w:t xml:space="preserve"> </w:t>
+      </w:r>
+      <w:r>
+        <w:t xml:space="preserve">erst ergänzt werden, nachdem der zusätzliche Git-Client für den Pilotbetrieb</w:t>
+      </w:r>
+      <w:r>
+        <w:t xml:space="preserve"> </w:t>
+      </w:r>
+      <w:r>
+        <w:t xml:space="preserve">ausgewählt und abgenommen wurde. Bis dahin beschreibt diese Anleitung den</w:t>
+      </w:r>
+      <w:r>
+        <w:t xml:space="preserve"> </w:t>
+      </w:r>
+      <w:r>
+        <w:t xml:space="preserve">verbindlichen fachlichen Ablauf, aber noch keine produktspezifische</w:t>
+      </w:r>
+      <w:r>
+        <w:t xml:space="preserve"> </w:t>
+      </w:r>
+      <w:r>
+        <w:t xml:space="preserve">Klickanleitung.</w:t>
+      </w:r>
+    </w:p>
+    <w:bookmarkEnd w:id="19"/>
+    <w:bookmarkStart w:id="23" w:name="was-ist-configmandantjson"/>
+    <w:p>
+      <w:pPr>
+        <w:pStyle w:val="Heading3"/>
+      </w:pPr>
+      <w:r>
+        <w:t xml:space="preserve">Was ist</w:t>
+      </w:r>
+      <w:r>
+        <w:t xml:space="preserve"> </w:t>
+      </w:r>
+      <w:r>
+        <w:rPr>
+          <w:rStyle w:val="VerbatimChar"/>
+        </w:rPr>
+        <w:t xml:space="preserve">config/mandant.json</w:t>
+      </w:r>
+      <w:r>
+        <w:t xml:space="preserve">?</w:t>
+      </w:r>
+    </w:p>
+    <w:p>
+      <w:pPr>
+        <w:pStyle w:val="FirstParagraph"/>
+      </w:pPr>
+      <w:r>
+        <w:t xml:space="preserve">Die Datei</w:t>
+      </w:r>
+      <w:r>
+        <w:t xml:space="preserve"> </w:t>
+      </w:r>
+      <w:r>
+        <w:rPr>
+          <w:rStyle w:val="VerbatimChar"/>
+        </w:rPr>
+        <w:t xml:space="preserve">config/mandant.json</w:t>
+      </w:r>
+      <w:r>
+        <w:t xml:space="preserve"> </w:t>
+      </w:r>
+      <w:r>
+        <w:t xml:space="preserve">gehört wie die M/Text-Ressourcen zum</w:t>
+      </w:r>
+      <w:r>
+        <w:t xml:space="preserve"> </w:t>
+      </w:r>
+      <w:r>
+        <w:t xml:space="preserve">versionierten Lieferstand des Mandanten. Sie beantwortet drei Fragen:</w:t>
       </w:r>
     </w:p>
     <w:p>
@@ -1720,7 +1759,7 @@
         </w:numPr>
       </w:pPr>
       <w:r>
-        <w:t xml:space="preserve">Den in Entwicklung erfolgreich geprüften Commit ermitteln.</w:t>
+        <w:t xml:space="preserve">Zu welchem Mandanten und Repository gehört der Stand?</w:t>
       </w:r>
     </w:p>
     <w:p>
@@ -1732,22 +1771,7 @@
         </w:numPr>
       </w:pPr>
       <w:r>
-        <w:t xml:space="preserve">Genau diesen Commit direkt nach</w:t>
-      </w:r>
-      <w:r>
-        <w:t xml:space="preserve"> </w:t>
-      </w:r>
-      <w:r>
-        <w:rPr>
-          <w:rStyle w:val="VerbatimChar"/>
-        </w:rPr>
-        <w:t xml:space="preserve">&lt;Releaselinie&gt;/Abnahme</w:t>
-      </w:r>
-      <w:r>
-        <w:t xml:space="preserve"> </w:t>
-      </w:r>
-      <w:r>
-        <w:t xml:space="preserve">pushen.</w:t>
+        <w:t xml:space="preserve">Welche Projekte werden regulär synchronisiert und als Releasepakete gebaut?</w:t>
       </w:r>
     </w:p>
     <w:p>
@@ -1759,41 +1783,13 @@
         </w:numPr>
       </w:pPr>
       <w:r>
-        <w:t xml:space="preserve">Unter</w:t>
-      </w:r>
-      <w:r>
-        <w:t xml:space="preserve"> </w:t>
-      </w:r>
-      <w:r>
-        <w:rPr>
-          <w:b/>
-          <w:bCs/>
-        </w:rPr>
-        <w:t xml:space="preserve">Actions → Sync M/Text resources</w:t>
-      </w:r>
-      <w:r>
-        <w:t xml:space="preserve"> </w:t>
-      </w:r>
-      <w:r>
-        <w:t xml:space="preserve">den Abnahmelauf kontrollieren.</w:t>
-      </w:r>
-    </w:p>
-    <w:p>
-      <w:pPr>
-        <w:pStyle w:val="Compact"/>
-        <w:numPr>
-          <w:ilvl w:val="0"/>
-          <w:numId w:val="1004"/>
-        </w:numPr>
-      </w:pPr>
-      <w:r>
-        <w:t xml:space="preserve">Die fachliche Abnahme außerhalb des Workflows nach dem vereinbarten</w:t>
-      </w:r>
-      <w:r>
-        <w:t xml:space="preserve"> </w:t>
-      </w:r>
-      <w:r>
-        <w:t xml:space="preserve">Verfahren dokumentieren.</w:t>
+        <w:t xml:space="preserve">Welche mandantenspezifischen technischen Zuordnungen gelten für die</w:t>
+      </w:r>
+      <w:r>
+        <w:t xml:space="preserve"> </w:t>
+      </w:r>
+      <w:r>
+        <w:t xml:space="preserve">nachgelagerte Übergabe?</w:t>
       </w:r>
     </w:p>
     <w:p>
@@ -1801,146 +1797,551 @@
         <w:pStyle w:val="FirstParagraph"/>
       </w:pPr>
       <w:r>
-        <w:t xml:space="preserve">Der Push nach Abnahme verteilt den vollständigen konfigurierten Projektstand</w:t>
-      </w:r>
-      <w:r>
-        <w:t xml:space="preserve"> </w:t>
-      </w:r>
-      <w:r>
-        <w:t xml:space="preserve">des vom Anwender fachlich freigegebenen Commits. Er baut noch kein</w:t>
-      </w:r>
-      <w:r>
-        <w:t xml:space="preserve"> </w:t>
-      </w:r>
-      <w:r>
-        <w:t xml:space="preserve">Mainframe-Paket. Die Auswahl dieses Commits ist eine fachliche</w:t>
-      </w:r>
-      <w:r>
-        <w:t xml:space="preserve"> </w:t>
-      </w:r>
-      <w:r>
-        <w:t xml:space="preserve">Verantwortlichkeit. Der Workflow erzwingt keine Gleichheit mit einem früheren</w:t>
-      </w:r>
-      <w:r>
-        <w:t xml:space="preserve"> </w:t>
-      </w:r>
-      <w:r>
-        <w:t xml:space="preserve">Entwicklungspush.</w:t>
+        <w:t xml:space="preserve">Die Datei enthält keine Passwörter, Ziel-URLs oder frei wählbaren</w:t>
+      </w:r>
+      <w:r>
+        <w:t xml:space="preserve"> </w:t>
+      </w:r>
+      <w:r>
+        <w:t xml:space="preserve">Release-Einstellungen. Diese Werte werden zentral oder in geschützten</w:t>
+      </w:r>
+      <w:r>
+        <w:t xml:space="preserve"> </w:t>
+      </w:r>
+      <w:r>
+        <w:t xml:space="preserve">GitHub-Einstellungen verwaltet.</w:t>
+      </w:r>
+    </w:p>
+    <w:bookmarkStart w:id="20" w:name="mandantenidentität"/>
+    <w:p>
+      <w:pPr>
+        <w:pStyle w:val="Heading4"/>
+      </w:pPr>
+      <w:r>
+        <w:t xml:space="preserve">Mandantenidentität</w:t>
+      </w:r>
+    </w:p>
+    <w:p>
+      <w:pPr>
+        <w:pStyle w:val="SourceCode"/>
+      </w:pPr>
+      <w:r>
+        <w:rPr>
+          <w:rStyle w:val="StringTok"/>
+        </w:rPr>
+        <w:t xml:space="preserve">"code"</w:t>
+      </w:r>
+      <w:r>
+        <w:rPr>
+          <w:rStyle w:val="ErrorTok"/>
+        </w:rPr>
+        <w:t xml:space="preserve">:</w:t>
+      </w:r>
+      <w:r>
+        <w:rPr>
+          <w:rStyle w:val="NormalTok"/>
+        </w:rPr>
+        <w:t xml:space="preserve"> </w:t>
+      </w:r>
+      <w:r>
+        <w:rPr>
+          <w:rStyle w:val="StringTok"/>
+        </w:rPr>
+        <w:t xml:space="preserve">"FI"</w:t>
+      </w:r>
+      <w:r>
+        <w:rPr>
+          <w:rStyle w:val="ErrorTok"/>
+        </w:rPr>
+        <w:t xml:space="preserve">,</w:t>
+      </w:r>
+      <w:r>
+        <w:br/>
+      </w:r>
+      <w:r>
+        <w:rPr>
+          <w:rStyle w:val="StringTok"/>
+        </w:rPr>
+        <w:t xml:space="preserve">"repository"</w:t>
+      </w:r>
+      <w:r>
+        <w:rPr>
+          <w:rStyle w:val="ErrorTok"/>
+        </w:rPr>
+        <w:t xml:space="preserve">:</w:t>
+      </w:r>
+      <w:r>
+        <w:rPr>
+          <w:rStyle w:val="NormalTok"/>
+        </w:rPr>
+        <w:t xml:space="preserve"> </w:t>
+      </w:r>
+      <w:r>
+        <w:rPr>
+          <w:rStyle w:val="StringTok"/>
+        </w:rPr>
+        <w:t xml:space="preserve">"mtext-fi"</w:t>
+      </w:r>
+    </w:p>
+    <w:p>
+      <w:pPr>
+        <w:pStyle w:val="FirstParagraph"/>
+      </w:pPr>
+      <w:r>
+        <w:rPr>
+          <w:rStyle w:val="VerbatimChar"/>
+        </w:rPr>
+        <w:t xml:space="preserve">code</w:t>
+      </w:r>
+      <w:r>
+        <w:t xml:space="preserve"> </w:t>
+      </w:r>
+      <w:r>
+        <w:t xml:space="preserve">ist das kurze Mandantenkennzeichen und bildet unter anderem den Anfang</w:t>
+      </w:r>
+      <w:r>
+        <w:t xml:space="preserve"> </w:t>
+      </w:r>
+      <w:r>
+        <w:t xml:space="preserve">der historischen Lieferdateinamen.</w:t>
+      </w:r>
+      <w:r>
+        <w:t xml:space="preserve"> </w:t>
+      </w:r>
+      <w:r>
+        <w:rPr>
+          <w:rStyle w:val="VerbatimChar"/>
+        </w:rPr>
+        <w:t xml:space="preserve">repository</w:t>
+      </w:r>
+      <w:r>
+        <w:t xml:space="preserve"> </w:t>
+      </w:r>
+      <w:r>
+        <w:t xml:space="preserve">muss exakt dem Namen des</w:t>
+      </w:r>
+      <w:r>
+        <w:t xml:space="preserve"> </w:t>
+      </w:r>
+      <w:r>
+        <w:t xml:space="preserve">auslösenden GitHub-Repositories entsprechen. Dadurch kann eine Konfiguration nicht</w:t>
+      </w:r>
+      <w:r>
+        <w:t xml:space="preserve"> </w:t>
+      </w:r>
+      <w:r>
+        <w:t xml:space="preserve">versehentlich in einem anderen Mandanten-Repository verwendet werden. Die</w:t>
+      </w:r>
+      <w:r>
+        <w:t xml:space="preserve"> </w:t>
+      </w:r>
+      <w:r>
+        <w:t xml:space="preserve">zusätzliche Angabe</w:t>
+      </w:r>
+      <w:r>
+        <w:t xml:space="preserve"> </w:t>
+      </w:r>
+      <w:r>
+        <w:rPr>
+          <w:rStyle w:val="VerbatimChar"/>
+        </w:rPr>
+        <w:t xml:space="preserve">"schema_version": 1</w:t>
+      </w:r>
+      <w:r>
+        <w:t xml:space="preserve"> </w:t>
+      </w:r>
+      <w:r>
+        <w:t xml:space="preserve">am Anfang der vollständigen Datei</w:t>
+      </w:r>
+      <w:r>
+        <w:t xml:space="preserve"> </w:t>
+      </w:r>
+      <w:r>
+        <w:t xml:space="preserve">bezeichnet nur die technische Formatversion.</w:t>
+      </w:r>
+    </w:p>
+    <w:bookmarkEnd w:id="20"/>
+    <w:bookmarkStart w:id="21" w:name="reguläre-lieferprojekte-unter-projects"/>
+    <w:p>
+      <w:pPr>
+        <w:pStyle w:val="Heading4"/>
+      </w:pPr>
+      <w:r>
+        <w:t xml:space="preserve">Reguläre Lieferprojekte unter</w:t>
+      </w:r>
+      <w:r>
+        <w:t xml:space="preserve"> </w:t>
+      </w:r>
+      <w:r>
+        <w:rPr>
+          <w:rStyle w:val="VerbatimChar"/>
+        </w:rPr>
+        <w:t xml:space="preserve">projects</w:t>
+      </w:r>
+    </w:p>
+    <w:p>
+      <w:pPr>
+        <w:pStyle w:val="FirstParagraph"/>
+      </w:pPr>
+      <w:r>
+        <w:t xml:space="preserve">Jeder Eintrag unter</w:t>
+      </w:r>
+      <w:r>
+        <w:t xml:space="preserve"> </w:t>
+      </w:r>
+      <w:r>
+        <w:rPr>
+          <w:rStyle w:val="VerbatimChar"/>
+        </w:rPr>
+        <w:t xml:space="preserve">projects</w:t>
+      </w:r>
+      <w:r>
+        <w:t xml:space="preserve"> </w:t>
+      </w:r>
+      <w:r>
+        <w:t xml:space="preserve">bezeichnet ein reguläres Lieferprojekt. Solche</w:t>
+      </w:r>
+      <w:r>
+        <w:t xml:space="preserve"> </w:t>
+      </w:r>
+      <w:r>
+        <w:t xml:space="preserve">Projekte werden bei jedem passenden Entwicklung- oder Abnahmelauf</w:t>
+      </w:r>
+      <w:r>
+        <w:t xml:space="preserve"> </w:t>
+      </w:r>
+      <w:r>
+        <w:t xml:space="preserve">synchronisiert und bei einem Release als FULL- oder DELTA-Paket gebaut. Das</w:t>
+      </w:r>
+      <w:r>
+        <w:t xml:space="preserve"> </w:t>
+      </w:r>
+      <w:r>
+        <w:t xml:space="preserve">folgende Beispiel zeigt einen einzelnen Eintrag aus der FI-Konfiguration:</w:t>
+      </w:r>
+    </w:p>
+    <w:p>
+      <w:pPr>
+        <w:pStyle w:val="SourceCode"/>
+      </w:pPr>
+      <w:r>
+        <w:rPr>
+          <w:rStyle w:val="StringTok"/>
+        </w:rPr>
+        <w:t xml:space="preserve">"projects"</w:t>
+      </w:r>
+      <w:r>
+        <w:rPr>
+          <w:rStyle w:val="ErrorTok"/>
+        </w:rPr>
+        <w:t xml:space="preserve">:</w:t>
+      </w:r>
+      <w:r>
+        <w:rPr>
+          <w:rStyle w:val="NormalTok"/>
+        </w:rPr>
+        <w:t xml:space="preserve"> </w:t>
+      </w:r>
+      <w:r>
+        <w:rPr>
+          <w:rStyle w:val="OtherTok"/>
+        </w:rPr>
+        <w:t xml:space="preserve">[</w:t>
+      </w:r>
+      <w:r>
+        <w:br/>
+      </w:r>
+      <w:r>
+        <w:rPr>
+          <w:rStyle w:val="NormalTok"/>
+        </w:rPr>
+        <w:t xml:space="preserve">  </w:t>
+      </w:r>
+      <w:r>
+        <w:rPr>
+          <w:rStyle w:val="FunctionTok"/>
+        </w:rPr>
+        <w:t xml:space="preserve">{</w:t>
+      </w:r>
+      <w:r>
+        <w:br/>
+      </w:r>
+      <w:r>
+        <w:rPr>
+          <w:rStyle w:val="NormalTok"/>
+        </w:rPr>
+        <w:t xml:space="preserve">    </w:t>
+      </w:r>
+      <w:r>
+        <w:rPr>
+          <w:rStyle w:val="DataTypeTok"/>
+        </w:rPr>
+        <w:t xml:space="preserve">"name"</w:t>
+      </w:r>
+      <w:r>
+        <w:rPr>
+          <w:rStyle w:val="FunctionTok"/>
+        </w:rPr>
+        <w:t xml:space="preserve">:</w:t>
+      </w:r>
+      <w:r>
+        <w:rPr>
+          <w:rStyle w:val="NormalTok"/>
+        </w:rPr>
+        <w:t xml:space="preserve"> </w:t>
+      </w:r>
+      <w:r>
+        <w:rPr>
+          <w:rStyle w:val="StringTok"/>
+        </w:rPr>
+        <w:t xml:space="preserve">"LOMS_Basis"</w:t>
+      </w:r>
+      <w:r>
+        <w:rPr>
+          <w:rStyle w:val="FunctionTok"/>
+        </w:rPr>
+        <w:t xml:space="preserve">,</w:t>
+      </w:r>
+      <w:r>
+        <w:br/>
+      </w:r>
+      <w:r>
+        <w:rPr>
+          <w:rStyle w:val="NormalTok"/>
+        </w:rPr>
+        <w:t xml:space="preserve">    </w:t>
+      </w:r>
+      <w:r>
+        <w:rPr>
+          <w:rStyle w:val="DataTypeTok"/>
+        </w:rPr>
+        <w:t xml:space="preserve">"source_path"</w:t>
+      </w:r>
+      <w:r>
+        <w:rPr>
+          <w:rStyle w:val="FunctionTok"/>
+        </w:rPr>
+        <w:t xml:space="preserve">:</w:t>
+      </w:r>
+      <w:r>
+        <w:rPr>
+          <w:rStyle w:val="NormalTok"/>
+        </w:rPr>
+        <w:t xml:space="preserve"> </w:t>
+      </w:r>
+      <w:r>
+        <w:rPr>
+          <w:rStyle w:val="StringTok"/>
+        </w:rPr>
+        <w:t xml:space="preserve">"LOMS_Basis"</w:t>
+      </w:r>
+      <w:r>
+        <w:br/>
+      </w:r>
+      <w:r>
+        <w:rPr>
+          <w:rStyle w:val="NormalTok"/>
+        </w:rPr>
+        <w:t xml:space="preserve">  </w:t>
+      </w:r>
+      <w:r>
+        <w:rPr>
+          <w:rStyle w:val="FunctionTok"/>
+        </w:rPr>
+        <w:t xml:space="preserve">}</w:t>
+      </w:r>
+      <w:r>
+        <w:br/>
+      </w:r>
+      <w:r>
+        <w:rPr>
+          <w:rStyle w:val="OtherTok"/>
+        </w:rPr>
+        <w:t xml:space="preserve">]</w:t>
+      </w:r>
+    </w:p>
+    <w:tbl>
+      <w:tblPr>
+        <w:tblStyle w:val="Table"/>
+        <w:tblW w:type="auto" w:w="0"/>
+        <w:tblLook w:firstRow="1" w:lastRow="0" w:firstColumn="0" w:lastColumn="0" w:noHBand="0" w:noVBand="0" w:val="0020"/>
+      </w:tblPr>
+      <w:tblGrid>
+        <w:gridCol w:w="3960"/>
+        <w:gridCol w:w="3960"/>
+      </w:tblGrid>
+      <w:tr>
+        <w:trPr>
+          <w:tblHeader w:val="on"/>
+        </w:trPr>
+        <w:tc>
+          <w:tcPr/>
+          <w:p>
+            <w:pPr>
+              <w:pStyle w:val="Compact"/>
+            </w:pPr>
+            <w:r>
+              <w:t xml:space="preserve">Feld</w:t>
+            </w:r>
+          </w:p>
+        </w:tc>
+        <w:tc>
+          <w:tcPr/>
+          <w:p>
+            <w:pPr>
+              <w:pStyle w:val="Compact"/>
+            </w:pPr>
+            <w:r>
+              <w:t xml:space="preserve">Bedeutung im Beispiel</w:t>
+            </w:r>
+          </w:p>
+        </w:tc>
+      </w:tr>
+      <w:tr>
+        <w:tc>
+          <w:tcPr/>
+          <w:p>
+            <w:pPr>
+              <w:pStyle w:val="Compact"/>
+            </w:pPr>
+            <w:r>
+              <w:rPr>
+                <w:rStyle w:val="VerbatimChar"/>
+              </w:rPr>
+              <w:t xml:space="preserve">name</w:t>
+            </w:r>
+          </w:p>
+        </w:tc>
+        <w:tc>
+          <w:tcPr/>
+          <w:p>
+            <w:pPr>
+              <w:pStyle w:val="Compact"/>
+            </w:pPr>
+            <w:r>
+              <w:t xml:space="preserve">Fachlicher Projektname und Name des Zielverzeichnisses unter</w:t>
+            </w:r>
+            <w:r>
+              <w:t xml:space="preserve"> </w:t>
+            </w:r>
+            <w:r>
+              <w:rPr>
+                <w:rStyle w:val="VerbatimChar"/>
+              </w:rPr>
+              <w:t xml:space="preserve">serverSync</w:t>
+            </w:r>
+            <w:r>
+              <w:t xml:space="preserve">. Er erscheint außerdem im Manifest und in der Informationsdatei.</w:t>
+            </w:r>
+          </w:p>
+        </w:tc>
+      </w:tr>
+      <w:tr>
+        <w:tc>
+          <w:tcPr/>
+          <w:p>
+            <w:pPr>
+              <w:pStyle w:val="Compact"/>
+            </w:pPr>
+            <w:r>
+              <w:rPr>
+                <w:rStyle w:val="VerbatimChar"/>
+              </w:rPr>
+              <w:t xml:space="preserve">source_path</w:t>
+            </w:r>
+          </w:p>
+        </w:tc>
+        <w:tc>
+          <w:tcPr/>
+          <w:p>
+            <w:pPr>
+              <w:pStyle w:val="Compact"/>
+            </w:pPr>
+            <w:r>
+              <w:t xml:space="preserve">Verzeichnis im Git-Repository, aus dem die Ressourcen gelesen werden.</w:t>
+            </w:r>
+          </w:p>
+        </w:tc>
+      </w:tr>
+    </w:tbl>
+    <w:p>
+      <w:pPr>
+        <w:pStyle w:val="BodyText"/>
+      </w:pPr>
+      <w:r>
+        <w:t xml:space="preserve">Die technischen Namen der daraus erzeugten Lieferdateien sind historisch</w:t>
+      </w:r>
+      <w:r>
+        <w:t xml:space="preserve"> </w:t>
+      </w:r>
+      <w:r>
+        <w:t xml:space="preserve">festgelegt und werden zentral aus dem Projektnamen abgeleitet. Sie werden</w:t>
+      </w:r>
+      <w:r>
+        <w:t xml:space="preserve"> </w:t>
+      </w:r>
+      <w:r>
+        <w:t xml:space="preserve">nicht von Text-Entwicklern in</w:t>
+      </w:r>
+      <w:r>
+        <w:t xml:space="preserve"> </w:t>
+      </w:r>
+      <w:r>
+        <w:rPr>
+          <w:rStyle w:val="VerbatimChar"/>
+        </w:rPr>
+        <w:t xml:space="preserve">mandant.json</w:t>
+      </w:r>
+      <w:r>
+        <w:t xml:space="preserve"> </w:t>
+      </w:r>
+      <w:r>
+        <w:t xml:space="preserve">eingetragen oder geändert.</w:t>
+      </w:r>
+    </w:p>
+    <w:p>
+      <w:pPr>
+        <w:pStyle w:val="BodyText"/>
+      </w:pPr>
+      <w:r>
+        <w:t xml:space="preserve">Ein Verzeichnis wird nicht allein deshalb synchronisiert oder ausgeliefert,</w:t>
+      </w:r>
+      <w:r>
+        <w:t xml:space="preserve"> </w:t>
+      </w:r>
+      <w:r>
+        <w:t xml:space="preserve">weil es im Repository vorhanden ist. Es muss als reguläres Projekt unter</w:t>
+      </w:r>
+      <w:r>
+        <w:t xml:space="preserve"> </w:t>
+      </w:r>
+      <w:r>
+        <w:rPr>
+          <w:rStyle w:val="VerbatimChar"/>
+        </w:rPr>
+        <w:t xml:space="preserve">projects</w:t>
+      </w:r>
+      <w:r>
+        <w:t xml:space="preserve"> </w:t>
+      </w:r>
+      <w:r>
+        <w:t xml:space="preserve">stehen. Für linien- oder stufenspezifische Zusatzprojekte gibt es</w:t>
+      </w:r>
+      <w:r>
+        <w:t xml:space="preserve"> </w:t>
+      </w:r>
+      <w:r>
+        <w:t xml:space="preserve">keine Sonderkonfiguration.</w:t>
       </w:r>
     </w:p>
     <w:bookmarkEnd w:id="21"/>
-    <w:bookmarkStart w:id="22" w:name="X53db320d851805672a8c1702e8b78896af19cb9"/>
-    <w:p>
-      <w:pPr>
-        <w:pStyle w:val="Heading2"/>
-      </w:pPr>
-      <w:r>
-        <w:t xml:space="preserve">5. Ausgewählte Änderungen bereitstellen</w:t>
-      </w:r>
-    </w:p>
-    <w:p>
-      <w:pPr>
-        <w:pStyle w:val="Compact"/>
-        <w:numPr>
-          <w:ilvl w:val="0"/>
-          <w:numId w:val="1005"/>
-        </w:numPr>
-      </w:pPr>
-      <w:r>
-        <w:t xml:space="preserve">Den aktuellen</w:t>
-      </w:r>
-      <w:r>
-        <w:t xml:space="preserve"> </w:t>
-      </w:r>
-      <w:r>
-        <w:rPr>
-          <w:rStyle w:val="VerbatimChar"/>
-        </w:rPr>
-        <w:t xml:space="preserve">&lt;Releaselinie&gt;/Bereitstellung</w:t>
-      </w:r>
-      <w:r>
-        <w:t xml:space="preserve"> </w:t>
-      </w:r>
-      <w:r>
-        <w:t xml:space="preserve">auschecken.</w:t>
-      </w:r>
-    </w:p>
-    <w:p>
-      <w:pPr>
-        <w:pStyle w:val="Compact"/>
-        <w:numPr>
-          <w:ilvl w:val="0"/>
-          <w:numId w:val="1005"/>
-        </w:numPr>
-      </w:pPr>
-      <w:r>
-        <w:t xml:space="preserve">Ausschließlich die fachlich freigegebenen Commits aus Abnahme per</w:t>
-      </w:r>
-      <w:r>
-        <w:t xml:space="preserve"> </w:t>
-      </w:r>
-      <w:r>
-        <w:rPr>
-          <w:rStyle w:val="VerbatimChar"/>
-        </w:rPr>
-        <w:t xml:space="preserve">git cherry-pick</w:t>
-      </w:r>
-      <w:r>
-        <w:t xml:space="preserve"> </w:t>
-      </w:r>
-      <w:r>
-        <w:t xml:space="preserve">übernehmen. Konflikte fachlich prüfen; keine ungeprüften</w:t>
-      </w:r>
-      <w:r>
-        <w:t xml:space="preserve"> </w:t>
-      </w:r>
-      <w:r>
-        <w:t xml:space="preserve">Konfliktauflösungen übernehmen.</w:t>
-      </w:r>
-    </w:p>
-    <w:p>
-      <w:pPr>
-        <w:pStyle w:val="Compact"/>
-        <w:numPr>
-          <w:ilvl w:val="0"/>
-          <w:numId w:val="1005"/>
-        </w:numPr>
-      </w:pPr>
-      <w:r>
-        <w:t xml:space="preserve">Den zusammengestellten Stand direkt nach</w:t>
-      </w:r>
-      <w:r>
-        <w:t xml:space="preserve"> </w:t>
-      </w:r>
-      <w:r>
-        <w:rPr>
-          <w:rStyle w:val="VerbatimChar"/>
-        </w:rPr>
-        <w:t xml:space="preserve">&lt;Releaselinie&gt;/Bereitstellung</w:t>
-      </w:r>
-      <w:r>
-        <w:t xml:space="preserve"> </w:t>
-      </w:r>
-      <w:r>
-        <w:t xml:space="preserve">pushen.</w:t>
-      </w:r>
-    </w:p>
-    <w:p>
-      <w:pPr>
-        <w:pStyle w:val="Compact"/>
-        <w:numPr>
-          <w:ilvl w:val="0"/>
-          <w:numId w:val="1005"/>
-        </w:numPr>
-      </w:pPr>
-      <w:r>
-        <w:t xml:space="preserve">Den Ziel-Commit notieren. Der Push startet weder Paketbau noch</w:t>
-      </w:r>
-      <w:r>
-        <w:t xml:space="preserve"> </w:t>
-      </w:r>
-      <w:r>
-        <w:t xml:space="preserve">Mainframe-Übergabe.</w:t>
+    <w:bookmarkStart w:id="22" w:name="Xa9e57bf997f0a31d1b5e92d8c07f261fe865549"/>
+    <w:p>
+      <w:pPr>
+        <w:pStyle w:val="Heading4"/>
+      </w:pPr>
+      <w:r>
+        <w:t xml:space="preserve">Mandantenspezifische Werte für die technische Übergabe</w:t>
       </w:r>
     </w:p>
     <w:p>
@@ -1948,210 +2349,55 @@
         <w:pStyle w:val="FirstParagraph"/>
       </w:pPr>
       <w:r>
-        <w:t xml:space="preserve">Die Auswahl der Commits ist eine fachliche Verantwortung. Die verbindliche</w:t>
-      </w:r>
-      <w:r>
-        <w:t xml:space="preserve"> </w:t>
-      </w:r>
-      <w:r>
-        <w:t xml:space="preserve">Releaseprüfung erfolgt erst, wenn der Release-Tag gesetzt wird. Pushen darf hier</w:t>
-      </w:r>
-      <w:r>
-        <w:t xml:space="preserve"> </w:t>
-      </w:r>
-      <w:r>
-        <w:t xml:space="preserve">nur das für den jeweiligen Mandanten benannte Release-Team. In der Pilotphase</w:t>
-      </w:r>
-      <w:r>
-        <w:t xml:space="preserve"> </w:t>
-      </w:r>
-      <w:r>
-        <w:t xml:space="preserve">wird geprüft, ob dieser direkte Ablauf auch bei parallelen Bereitstellungen</w:t>
-      </w:r>
-      <w:r>
-        <w:t xml:space="preserve"> </w:t>
-      </w:r>
-      <w:r>
-        <w:t xml:space="preserve">ausreichend übersichtlich bleibt.</w:t>
-      </w:r>
-    </w:p>
-    <w:bookmarkEnd w:id="22"/>
-    <w:bookmarkStart w:id="23" w:name="X274e13af1ca49c1c3284232324b0050211d1098"/>
-    <w:p>
-      <w:pPr>
-        <w:pStyle w:val="Heading2"/>
-      </w:pPr>
-      <w:r>
-        <w:t xml:space="preserve">6. FULL- oder DELTA-Lieferung auslösen</w:t>
-      </w:r>
-    </w:p>
-    <w:p>
-      <w:pPr>
-        <w:pStyle w:val="FirstParagraph"/>
-      </w:pPr>
-      <w:r>
-        <w:t xml:space="preserve">Vor dem Taggen müssen Releaselinie, Mandant, gewünschter Lieferungstyp und der</w:t>
-      </w:r>
-      <w:r>
-        <w:t xml:space="preserve"> </w:t>
-      </w:r>
-      <w:r>
-        <w:t xml:space="preserve">exakte Commit auf</w:t>
-      </w:r>
-      <w:r>
-        <w:t xml:space="preserve"> </w:t>
-      </w:r>
-      <w:r>
-        <w:rPr>
-          <w:rStyle w:val="VerbatimChar"/>
-        </w:rPr>
-        <w:t xml:space="preserve">&lt;Releaselinie&gt;/Bereitstellung</w:t>
-      </w:r>
-      <w:r>
-        <w:t xml:space="preserve"> </w:t>
-      </w:r>
-      <w:r>
-        <w:t xml:space="preserve">fachlich bestätigt sein.</w:t>
-      </w:r>
-    </w:p>
-    <w:p>
-      <w:pPr>
-        <w:pStyle w:val="Compact"/>
-        <w:numPr>
-          <w:ilvl w:val="0"/>
-          <w:numId w:val="1006"/>
-        </w:numPr>
-      </w:pPr>
-      <w:r>
-        <w:rPr>
-          <w:rStyle w:val="VerbatimChar"/>
-        </w:rPr>
-        <w:t xml:space="preserve">Rnnn.100</w:t>
-      </w:r>
-      <w:r>
-        <w:t xml:space="preserve"> </w:t>
-      </w:r>
-      <w:r>
-        <w:t xml:space="preserve">erzeugt ein FULL mit dem vollständigen Stand jedes Projekts der</w:t>
-      </w:r>
-      <w:r>
-        <w:t xml:space="preserve"> </w:t>
-      </w:r>
-      <w:r>
-        <w:t xml:space="preserve">Projekt-Allowlist.</w:t>
-      </w:r>
-    </w:p>
-    <w:p>
-      <w:pPr>
-        <w:pStyle w:val="Compact"/>
-        <w:numPr>
-          <w:ilvl w:val="0"/>
-          <w:numId w:val="1006"/>
-        </w:numPr>
-      </w:pPr>
-      <w:r>
-        <w:t xml:space="preserve">Jede andere gültige dreistellige Endung, zum Beispiel</w:t>
-      </w:r>
-      <w:r>
-        <w:t xml:space="preserve"> </w:t>
-      </w:r>
-      <w:r>
-        <w:rPr>
-          <w:rStyle w:val="VerbatimChar"/>
-        </w:rPr>
-        <w:t xml:space="preserve">R261.108</w:t>
-      </w:r>
-      <w:r>
-        <w:t xml:space="preserve">, erzeugt</w:t>
-      </w:r>
-      <w:r>
-        <w:t xml:space="preserve"> </w:t>
-      </w:r>
-      <w:r>
-        <w:t xml:space="preserve">ein kumulatives DELTA von</w:t>
-      </w:r>
-      <w:r>
-        <w:t xml:space="preserve"> </w:t>
-      </w:r>
-      <w:r>
-        <w:rPr>
-          <w:rStyle w:val="VerbatimChar"/>
-        </w:rPr>
-        <w:t xml:space="preserve">R261.100</w:t>
-      </w:r>
-      <w:r>
-        <w:t xml:space="preserve"> </w:t>
-      </w:r>
-      <w:r>
-        <w:t xml:space="preserve">bis zum Zieltag.</w:t>
-      </w:r>
-    </w:p>
-    <w:p>
-      <w:pPr>
-        <w:pStyle w:val="Compact"/>
-        <w:numPr>
-          <w:ilvl w:val="0"/>
-          <w:numId w:val="1006"/>
-        </w:numPr>
-      </w:pPr>
-      <w:r>
-        <w:t xml:space="preserve">Ein DELTA setzt voraus, dass der</w:t>
-      </w:r>
-      <w:r>
-        <w:t xml:space="preserve"> </w:t>
-      </w:r>
-      <w:r>
-        <w:rPr>
-          <w:rStyle w:val="VerbatimChar"/>
-        </w:rPr>
-        <w:t xml:space="preserve">.100</w:t>
-      </w:r>
-      <w:r>
-        <w:t xml:space="preserve">-Tag derselben Linie vorhanden und</w:t>
-      </w:r>
-      <w:r>
-        <w:t xml:space="preserve"> </w:t>
-      </w:r>
-      <w:r>
-        <w:t xml:space="preserve">erreichbar ist.</w:t>
-      </w:r>
-    </w:p>
-    <w:p>
-      <w:pPr>
-        <w:pStyle w:val="Compact"/>
-        <w:numPr>
-          <w:ilvl w:val="0"/>
-          <w:numId w:val="1006"/>
-        </w:numPr>
-      </w:pPr>
-      <w:r>
-        <w:t xml:space="preserve">Nur das benannte Release-Team darf einen neuen Release-Tag setzen. Ein</w:t>
-      </w:r>
-      <w:r>
-        <w:t xml:space="preserve"> </w:t>
-      </w:r>
-      <w:r>
-        <w:t xml:space="preserve">vorhandener Release-Tag ist die unveränderliche Release-Identität und darf</w:t>
-      </w:r>
-      <w:r>
-        <w:t xml:space="preserve"> </w:t>
-      </w:r>
-      <w:r>
-        <w:t xml:space="preserve">weder verschoben noch gelöscht werden.</w:t>
-      </w:r>
-    </w:p>
-    <w:p>
-      <w:pPr>
-        <w:pStyle w:val="FirstParagraph"/>
-      </w:pPr>
-      <w:r>
-        <w:t xml:space="preserve">Zum Auslösen einen einfachen Git-Tag auf dem bestätigten Bereitstellungscommit</w:t>
-      </w:r>
-      <w:r>
-        <w:t xml:space="preserve"> </w:t>
-      </w:r>
-      <w:r>
-        <w:t xml:space="preserve">setzen und pushen, zum Beispiel:</w:t>
+        <w:t xml:space="preserve">Gemeint sind insbesondere Subsystem, Assignment und der fachliche Stage-Code,</w:t>
+      </w:r>
+      <w:r>
+        <w:t xml:space="preserve"> </w:t>
+      </w:r>
+      <w:r>
+        <w:t xml:space="preserve">den die bestehende JCL historisch als</w:t>
+      </w:r>
+      <w:r>
+        <w:t xml:space="preserve"> </w:t>
+      </w:r>
+      <w:r>
+        <w:rPr>
+          <w:rStyle w:val="VerbatimChar"/>
+        </w:rPr>
+        <w:t xml:space="preserve">LEVEL</w:t>
+      </w:r>
+      <w:r>
+        <w:t xml:space="preserve"> </w:t>
+      </w:r>
+      <w:r>
+        <w:t xml:space="preserve">bezeichnet.</w:t>
+      </w:r>
+      <w:r>
+        <w:t xml:space="preserve"> </w:t>
+      </w:r>
+      <w:r>
+        <w:t xml:space="preserve">Diese Werte sind für den Mandanten relevant, werden in</w:t>
+      </w:r>
+      <w:r>
+        <w:t xml:space="preserve"> </w:t>
+      </w:r>
+      <w:r>
+        <w:rPr>
+          <w:rStyle w:val="VerbatimChar"/>
+        </w:rPr>
+        <w:t xml:space="preserve">mandant.json</w:t>
+      </w:r>
+      <w:r>
+        <w:t xml:space="preserve"> </w:t>
+      </w:r>
+      <w:r>
+        <w:t xml:space="preserve">verständlich beschrieben und können bei einer tatsächlichen Änderung der</w:t>
+      </w:r>
+      <w:r>
+        <w:t xml:space="preserve"> </w:t>
+      </w:r>
+      <w:r>
+        <w:t xml:space="preserve">Zuordnung angepasst werden. Das FI-Beispiel lautet:</w:t>
       </w:r>
     </w:p>
     <w:p>
@@ -2160,505 +2406,309 @@
       </w:pPr>
       <w:r>
         <w:rPr>
+          <w:rStyle w:val="StringTok"/>
+        </w:rPr>
+        <w:t xml:space="preserve">"subsystem"</w:t>
+      </w:r>
+      <w:r>
+        <w:rPr>
+          <w:rStyle w:val="ErrorTok"/>
+        </w:rPr>
+        <w:t xml:space="preserve">:</w:t>
+      </w:r>
+      <w:r>
+        <w:rPr>
+          <w:rStyle w:val="NormalTok"/>
+        </w:rPr>
+        <w:t xml:space="preserve"> </w:t>
+      </w:r>
+      <w:r>
+        <w:rPr>
+          <w:rStyle w:val="StringTok"/>
+        </w:rPr>
+        <w:t xml:space="preserve">"LOMS"</w:t>
+      </w:r>
+      <w:r>
+        <w:rPr>
+          <w:rStyle w:val="ErrorTok"/>
+        </w:rPr>
+        <w:t xml:space="preserve">,</w:t>
+      </w:r>
+      <w:r>
+        <w:br/>
+      </w:r>
+      <w:r>
+        <w:rPr>
+          <w:rStyle w:val="StringTok"/>
+        </w:rPr>
+        <w:t xml:space="preserve">"handover_profiles"</w:t>
+      </w:r>
+      <w:r>
+        <w:rPr>
+          <w:rStyle w:val="ErrorTok"/>
+        </w:rPr>
+        <w:t xml:space="preserve">:</w:t>
+      </w:r>
+      <w:r>
+        <w:rPr>
+          <w:rStyle w:val="NormalTok"/>
+        </w:rPr>
+        <w:t xml:space="preserve"> </w:t>
+      </w:r>
+      <w:r>
+        <w:rPr>
           <w:rStyle w:val="FunctionTok"/>
         </w:rPr>
-        <w:t xml:space="preserve">git</w:t>
+        <w:t xml:space="preserve">{</w:t>
+      </w:r>
+      <w:r>
+        <w:br/>
       </w:r>
       <w:r>
         <w:rPr>
           <w:rStyle w:val="NormalTok"/>
         </w:rPr>
-        <w:t xml:space="preserve"> fetch origin R261/Bereitstellung </w:t>
-      </w:r>
-      <w:r>
-        <w:rPr>
-          <w:rStyle w:val="AttributeTok"/>
-        </w:rPr>
-        <w:t xml:space="preserve">--tags</w:t>
+        <w:t xml:space="preserve">  </w:t>
+      </w:r>
+      <w:r>
+        <w:rPr>
+          <w:rStyle w:val="DataTypeTok"/>
+        </w:rPr>
+        <w:t xml:space="preserve">"FKT"</w:t>
+      </w:r>
+      <w:r>
+        <w:rPr>
+          <w:rStyle w:val="FunctionTok"/>
+        </w:rPr>
+        <w:t xml:space="preserve">:</w:t>
+      </w:r>
+      <w:r>
+        <w:rPr>
+          <w:rStyle w:val="NormalTok"/>
+        </w:rPr>
+        <w:t xml:space="preserve"> </w:t>
+      </w:r>
+      <w:r>
+        <w:rPr>
+          <w:rStyle w:val="FunctionTok"/>
+        </w:rPr>
+        <w:t xml:space="preserve">{</w:t>
       </w:r>
       <w:r>
         <w:br/>
       </w:r>
       <w:r>
         <w:rPr>
+          <w:rStyle w:val="NormalTok"/>
+        </w:rPr>
+        <w:t xml:space="preserve">    </w:t>
+      </w:r>
+      <w:r>
+        <w:rPr>
+          <w:rStyle w:val="DataTypeTok"/>
+        </w:rPr>
+        <w:t xml:space="preserve">"assignment"</w:t>
+      </w:r>
+      <w:r>
+        <w:rPr>
           <w:rStyle w:val="FunctionTok"/>
         </w:rPr>
-        <w:t xml:space="preserve">git</w:t>
+        <w:t xml:space="preserve">:</w:t>
       </w:r>
       <w:r>
         <w:rPr>
           <w:rStyle w:val="NormalTok"/>
         </w:rPr>
-        <w:t xml:space="preserve"> tag R261.108 </w:t>
-      </w:r>
-      <w:r>
-        <w:rPr>
-          <w:rStyle w:val="OperatorTok"/>
-        </w:rPr>
-        <w:t xml:space="preserve">&lt;</w:t>
+        <w:t xml:space="preserve"> </w:t>
+      </w:r>
+      <w:r>
+        <w:rPr>
+          <w:rStyle w:val="StringTok"/>
+        </w:rPr>
+        <w:t xml:space="preserve">"LOMS000066"</w:t>
+      </w:r>
+      <w:r>
+        <w:rPr>
+          <w:rStyle w:val="FunctionTok"/>
+        </w:rPr>
+        <w:t xml:space="preserve">,</w:t>
+      </w:r>
+      <w:r>
+        <w:br/>
       </w:r>
       <w:r>
         <w:rPr>
           <w:rStyle w:val="NormalTok"/>
         </w:rPr>
-        <w:t xml:space="preserve">vollständiger-commit-sha</w:t>
-      </w:r>
-      <w:r>
-        <w:rPr>
-          <w:rStyle w:val="OperatorTok"/>
-        </w:rPr>
-        <w:t xml:space="preserve">&gt;</w:t>
+        <w:t xml:space="preserve">    </w:t>
+      </w:r>
+      <w:r>
+        <w:rPr>
+          <w:rStyle w:val="DataTypeTok"/>
+        </w:rPr>
+        <w:t xml:space="preserve">"stage"</w:t>
+      </w:r>
+      <w:r>
+        <w:rPr>
+          <w:rStyle w:val="FunctionTok"/>
+        </w:rPr>
+        <w:t xml:space="preserve">:</w:t>
+      </w:r>
+      <w:r>
+        <w:rPr>
+          <w:rStyle w:val="NormalTok"/>
+        </w:rPr>
+        <w:t xml:space="preserve"> </w:t>
+      </w:r>
+      <w:r>
+        <w:rPr>
+          <w:rStyle w:val="StringTok"/>
+        </w:rPr>
+        <w:t xml:space="preserve">"FKTE"</w:t>
       </w:r>
       <w:r>
         <w:br/>
       </w:r>
       <w:r>
         <w:rPr>
+          <w:rStyle w:val="NormalTok"/>
+        </w:rPr>
+        <w:t xml:space="preserve">  </w:t>
+      </w:r>
+      <w:r>
+        <w:rPr>
           <w:rStyle w:val="FunctionTok"/>
         </w:rPr>
-        <w:t xml:space="preserve">git</w:t>
+        <w:t xml:space="preserve">},</w:t>
+      </w:r>
+      <w:r>
+        <w:br/>
       </w:r>
       <w:r>
         <w:rPr>
           <w:rStyle w:val="NormalTok"/>
         </w:rPr>
-        <w:t xml:space="preserve"> push origin refs/tags/R261.108</w:t>
-      </w:r>
-    </w:p>
-    <w:p>
-      <w:pPr>
-        <w:pStyle w:val="FirstParagraph"/>
-      </w:pPr>
-      <w:r>
-        <w:t xml:space="preserve">Danach unter</w:t>
-      </w:r>
-      <w:r>
-        <w:t xml:space="preserve"> </w:t>
-      </w:r>
-      <w:r>
-        <w:rPr>
-          <w:b/>
-          <w:bCs/>
-        </w:rPr>
-        <w:t xml:space="preserve">Actions → Build and publish release</w:t>
-      </w:r>
-      <w:r>
-        <w:t xml:space="preserve"> </w:t>
-      </w:r>
-      <w:r>
-        <w:t xml:space="preserve">prüfen:</w:t>
-      </w:r>
-    </w:p>
-    <w:p>
-      <w:pPr>
-        <w:pStyle w:val="Compact"/>
-        <w:numPr>
-          <w:ilvl w:val="0"/>
-          <w:numId w:val="1007"/>
-        </w:numPr>
-      </w:pPr>
-      <w:r>
-        <w:rPr>
-          <w:rStyle w:val="VerbatimChar"/>
-        </w:rPr>
-        <w:t xml:space="preserve">Build FULL or DELTA artifact</w:t>
-      </w:r>
-      <w:r>
-        <w:t xml:space="preserve"> </w:t>
-      </w:r>
-      <w:r>
-        <w:t xml:space="preserve">validiert Konfiguration, Tag und</w:t>
-      </w:r>
-      <w:r>
-        <w:t xml:space="preserve"> </w:t>
-      </w:r>
-      <w:r>
-        <w:t xml:space="preserve">Branchzuordnung, baut die Pakete und erzeugt</w:t>
-      </w:r>
-      <w:r>
-        <w:t xml:space="preserve"> </w:t>
-      </w:r>
-      <w:r>
-        <w:rPr>
-          <w:rStyle w:val="VerbatimChar"/>
-        </w:rPr>
-        <w:t xml:space="preserve">manifest.json</w:t>
-      </w:r>
-      <w:r>
-        <w:t xml:space="preserve"> </w:t>
-      </w:r>
-      <w:r>
-        <w:t xml:space="preserve">mit</w:t>
-      </w:r>
-      <w:r>
-        <w:t xml:space="preserve"> </w:t>
-      </w:r>
-      <w:r>
-        <w:t xml:space="preserve">SHA-256-Prüfsummen.</w:t>
-      </w:r>
-    </w:p>
-    <w:p>
-      <w:pPr>
-        <w:pStyle w:val="Compact"/>
-        <w:numPr>
-          <w:ilvl w:val="0"/>
-          <w:numId w:val="1007"/>
-        </w:numPr>
-      </w:pPr>
-      <w:r>
-        <w:t xml:space="preserve">Das Artefakt heißt</w:t>
-      </w:r>
-      <w:r>
-        <w:t xml:space="preserve"> </w:t>
-      </w:r>
-      <w:r>
-        <w:rPr>
-          <w:rStyle w:val="VerbatimChar"/>
-        </w:rPr>
-        <w:t xml:space="preserve">&lt;Repository&gt;-&lt;Release-Tag&gt;</w:t>
-      </w:r>
-      <w:r>
-        <w:t xml:space="preserve"> </w:t>
-      </w:r>
-      <w:r>
-        <w:t xml:space="preserve">und wird standardmäßig</w:t>
-      </w:r>
-      <w:r>
-        <w:t xml:space="preserve"> </w:t>
-      </w:r>
-      <w:r>
-        <w:t xml:space="preserve">30 Tage aufbewahrt.</w:t>
-      </w:r>
-    </w:p>
-    <w:p>
-      <w:pPr>
-        <w:pStyle w:val="Compact"/>
-        <w:numPr>
-          <w:ilvl w:val="0"/>
-          <w:numId w:val="1007"/>
-        </w:numPr>
-      </w:pPr>
-      <w:r>
-        <w:rPr>
-          <w:rStyle w:val="VerbatimChar"/>
-        </w:rPr>
-        <w:t xml:space="preserve">Verify and hand over artifact to Mainframe</w:t>
-      </w:r>
-      <w:r>
-        <w:t xml:space="preserve"> </w:t>
-      </w:r>
-      <w:r>
-        <w:t xml:space="preserve">wartet im Environment</w:t>
-      </w:r>
-      <w:r>
-        <w:t xml:space="preserve"> </w:t>
-      </w:r>
-      <w:r>
-        <w:rPr>
-          <w:rStyle w:val="VerbatimChar"/>
-        </w:rPr>
-        <w:t xml:space="preserve">Bereitstellung</w:t>
-      </w:r>
-      <w:r>
-        <w:t xml:space="preserve"> </w:t>
-      </w:r>
-      <w:r>
-        <w:t xml:space="preserve">auf die eingerichtete manuelle Freigabe.</w:t>
-      </w:r>
-    </w:p>
-    <w:p>
-      <w:pPr>
-        <w:pStyle w:val="Compact"/>
-        <w:numPr>
-          <w:ilvl w:val="0"/>
-          <w:numId w:val="1007"/>
-        </w:numPr>
-      </w:pPr>
-      <w:r>
-        <w:t xml:space="preserve">Nach der Freigabe werden Manifest und Prüfsummen erneut geprüft, JCL wird</w:t>
-      </w:r>
-      <w:r>
-        <w:t xml:space="preserve"> </w:t>
-      </w:r>
-      <w:r>
-        <w:t xml:space="preserve">aus dem versionierten Template gerendert und Paket plus JCL werden per</w:t>
-      </w:r>
-      <w:r>
-        <w:t xml:space="preserve"> </w:t>
-      </w:r>
-      <w:r>
-        <w:t xml:space="preserve">FTP/JES übergeben.</w:t>
-      </w:r>
-    </w:p>
-    <w:p>
-      <w:pPr>
-        <w:pStyle w:val="FirstParagraph"/>
-      </w:pPr>
-      <w:r>
-        <w:rPr>
-          <w:rStyle w:val="VerbatimChar"/>
-        </w:rPr>
-        <w:t xml:space="preserve">MAINFRAME_SUBMITTED</w:t>
-      </w:r>
-      <w:r>
-        <w:t xml:space="preserve"> </w:t>
-      </w:r>
-      <w:r>
-        <w:t xml:space="preserve">bedeutet ausschließlich, dass die unmittelbare</w:t>
-      </w:r>
-      <w:r>
-        <w:t xml:space="preserve"> </w:t>
-      </w:r>
-      <w:r>
-        <w:t xml:space="preserve">FTP-/JES-Übergabe akzeptiert wurde. Der fachliche Abschluss des Mainframe-Jobs</w:t>
-      </w:r>
-      <w:r>
-        <w:t xml:space="preserve"> </w:t>
-      </w:r>
-      <w:r>
-        <w:t xml:space="preserve">wird in Ausbaustufe 1 nicht abgefragt.</w:t>
-      </w:r>
-    </w:p>
-    <w:bookmarkEnd w:id="23"/>
-    <w:bookmarkStart w:id="26" w:name="Xb1478888d6ab1f8c0dff86c249ddba7025804a2"/>
-    <w:p>
-      <w:pPr>
-        <w:pStyle w:val="Heading2"/>
-      </w:pPr>
-      <w:r>
-        <w:t xml:space="preserve">7. Einen Lauf kontrolliert wiederholen</w:t>
-      </w:r>
-    </w:p>
-    <w:bookmarkStart w:id="24" w:name="mtext-synchronisation-wiederholen"/>
-    <w:p>
-      <w:pPr>
-        <w:pStyle w:val="Heading3"/>
-      </w:pPr>
-      <w:r>
-        <w:t xml:space="preserve">M/Text-Synchronisation wiederholen</w:t>
-      </w:r>
-    </w:p>
-    <w:p>
-      <w:pPr>
-        <w:pStyle w:val="FirstParagraph"/>
-      </w:pPr>
-      <w:r>
-        <w:t xml:space="preserve">Unter</w:t>
-      </w:r>
-      <w:r>
-        <w:t xml:space="preserve"> </w:t>
-      </w:r>
-      <w:r>
-        <w:rPr>
-          <w:b/>
-          <w:bCs/>
-        </w:rPr>
-        <w:t xml:space="preserve">Actions → Sync M/Text resources → Run workflow</w:t>
-      </w:r>
-      <w:r>
-        <w:t xml:space="preserve"> </w:t>
-      </w:r>
-      <w:r>
-        <w:t xml:space="preserve">angeben:</w:t>
-      </w:r>
-    </w:p>
-    <w:p>
-      <w:pPr>
-        <w:pStyle w:val="Compact"/>
-        <w:numPr>
-          <w:ilvl w:val="0"/>
-          <w:numId w:val="1008"/>
-        </w:numPr>
-      </w:pPr>
-      <w:r>
-        <w:rPr>
-          <w:rStyle w:val="VerbatimChar"/>
-        </w:rPr>
-        <w:t xml:space="preserve">commit_sha</w:t>
-      </w:r>
-      <w:r>
-        <w:t xml:space="preserve">: vollständiger 40-stelliger SHA des bereits geprüften Commits;</w:t>
-      </w:r>
-    </w:p>
-    <w:p>
-      <w:pPr>
-        <w:pStyle w:val="Compact"/>
-        <w:numPr>
-          <w:ilvl w:val="0"/>
-          <w:numId w:val="1008"/>
-        </w:numPr>
-      </w:pPr>
-      <w:r>
-        <w:rPr>
-          <w:rStyle w:val="VerbatimChar"/>
-        </w:rPr>
-        <w:t xml:space="preserve">source_branch</w:t>
-      </w:r>
-      <w:r>
-        <w:t xml:space="preserve">: der passende Branch</w:t>
-      </w:r>
-      <w:r>
-        <w:t xml:space="preserve"> </w:t>
-      </w:r>
-      <w:r>
-        <w:rPr>
-          <w:rStyle w:val="VerbatimChar"/>
-        </w:rPr>
-        <w:t xml:space="preserve">Rnnn/Entwicklung</w:t>
-      </w:r>
-      <w:r>
-        <w:t xml:space="preserve"> </w:t>
-      </w:r>
-      <w:r>
-        <w:t xml:space="preserve">oder</w:t>
-      </w:r>
-      <w:r>
-        <w:t xml:space="preserve"> </w:t>
-      </w:r>
-      <w:r>
-        <w:rPr>
-          <w:rStyle w:val="VerbatimChar"/>
-        </w:rPr>
-        <w:t xml:space="preserve">Rnnn/Abnahme</w:t>
-      </w:r>
-      <w:r>
-        <w:t xml:space="preserve">.</w:t>
-      </w:r>
-    </w:p>
-    <w:p>
-      <w:pPr>
-        <w:pStyle w:val="FirstParagraph"/>
-      </w:pPr>
-      <w:r>
-        <w:t xml:space="preserve">Die Automation weist den Lauf zurück, wenn der Commit nicht aus dem gewählten</w:t>
-      </w:r>
-      <w:r>
-        <w:t xml:space="preserve"> </w:t>
-      </w:r>
-      <w:r>
-        <w:t xml:space="preserve">Branch erreichbar ist. Das Zielsystem kann nicht frei eingegeben werden; es</w:t>
-      </w:r>
-      <w:r>
-        <w:t xml:space="preserve"> </w:t>
-      </w:r>
-      <w:r>
-        <w:t xml:space="preserve">wird aus Branch und zentraler Konfiguration abgeleitet. Eine allgemeine</w:t>
-      </w:r>
-      <w:r>
-        <w:t xml:space="preserve"> </w:t>
-      </w:r>
-      <w:r>
-        <w:t xml:space="preserve">Erklärung zu Commits und SHAs steht unter „Begriffe und Namensregeln“.</w:t>
-      </w:r>
-    </w:p>
-    <w:bookmarkEnd w:id="24"/>
-    <w:bookmarkStart w:id="25" w:name="release-lauf-wiederholen"/>
-    <w:p>
-      <w:pPr>
-        <w:pStyle w:val="Heading3"/>
-      </w:pPr>
-      <w:r>
-        <w:t xml:space="preserve">Release-Lauf wiederholen</w:t>
-      </w:r>
-    </w:p>
-    <w:p>
-      <w:pPr>
-        <w:pStyle w:val="FirstParagraph"/>
-      </w:pPr>
-      <w:r>
-        <w:t xml:space="preserve">Unter</w:t>
-      </w:r>
-      <w:r>
-        <w:t xml:space="preserve"> </w:t>
-      </w:r>
-      <w:r>
-        <w:rPr>
-          <w:b/>
-          <w:bCs/>
-        </w:rPr>
-        <w:t xml:space="preserve">Actions → Build and publish release → Run workflow</w:t>
-      </w:r>
-      <w:r>
-        <w:t xml:space="preserve"> </w:t>
-      </w:r>
-      <w:r>
-        <w:t xml:space="preserve">den bereits</w:t>
-      </w:r>
-      <w:r>
-        <w:t xml:space="preserve"> </w:t>
-      </w:r>
-      <w:r>
-        <w:t xml:space="preserve">existierenden</w:t>
-      </w:r>
-      <w:r>
-        <w:t xml:space="preserve"> </w:t>
-      </w:r>
-      <w:r>
-        <w:rPr>
-          <w:rStyle w:val="VerbatimChar"/>
-        </w:rPr>
-        <w:t xml:space="preserve">release_tag</w:t>
-      </w:r>
-      <w:r>
-        <w:t xml:space="preserve"> </w:t>
-      </w:r>
-      <w:r>
-        <w:t xml:space="preserve">angeben. Keinen neuen Tag nur für einen technischen</w:t>
-      </w:r>
-      <w:r>
-        <w:t xml:space="preserve"> </w:t>
-      </w:r>
-      <w:r>
-        <w:t xml:space="preserve">Wiederanlauf erzeugen. Die Automation löst den Tag erneut auf und prüft seine</w:t>
-      </w:r>
-      <w:r>
-        <w:t xml:space="preserve"> </w:t>
-      </w:r>
-      <w:r>
-        <w:t xml:space="preserve">Erreichbarkeit aus</w:t>
-      </w:r>
-      <w:r>
-        <w:t xml:space="preserve"> </w:t>
-      </w:r>
-      <w:r>
-        <w:rPr>
-          <w:rStyle w:val="VerbatimChar"/>
-        </w:rPr>
-        <w:t xml:space="preserve">&lt;Releaselinie&gt;/Bereitstellung</w:t>
-      </w:r>
-      <w:r>
-        <w:t xml:space="preserve">.</w:t>
-      </w:r>
-    </w:p>
-    <w:p>
-      <w:pPr>
-        <w:pStyle w:val="BodyText"/>
-      </w:pPr>
-      <w:r>
-        <w:t xml:space="preserve">Vor jedem Wiederanlauf klären, ob das Zielsystem die vorherige Übergabe bereits</w:t>
-      </w:r>
-      <w:r>
-        <w:t xml:space="preserve"> </w:t>
-      </w:r>
-      <w:r>
-        <w:t xml:space="preserve">angenommen hat. GitHub Actions kennt ohne Status-Polling keinen nachgelagerten</w:t>
-      </w:r>
-      <w:r>
-        <w:t xml:space="preserve"> </w:t>
-      </w:r>
-      <w:r>
-        <w:t xml:space="preserve">fachlichen Endstatus.</w:t>
-      </w:r>
-    </w:p>
-    <w:bookmarkEnd w:id="25"/>
-    <w:bookmarkEnd w:id="26"/>
-    <w:bookmarkStart w:id="27" w:name="Xf7e46cfc9f9d86dd3d6475ad5b3351b87cb19c6"/>
-    <w:p>
-      <w:pPr>
-        <w:pStyle w:val="Heading2"/>
-      </w:pPr>
-      <w:r>
-        <w:t xml:space="preserve">8. Status und Fehlerbilder verstehen</w:t>
+        <w:t xml:space="preserve">  </w:t>
+      </w:r>
+      <w:r>
+        <w:rPr>
+          <w:rStyle w:val="DataTypeTok"/>
+        </w:rPr>
+        <w:t xml:space="preserve">"JUR"</w:t>
+      </w:r>
+      <w:r>
+        <w:rPr>
+          <w:rStyle w:val="FunctionTok"/>
+        </w:rPr>
+        <w:t xml:space="preserve">:</w:t>
+      </w:r>
+      <w:r>
+        <w:rPr>
+          <w:rStyle w:val="NormalTok"/>
+        </w:rPr>
+        <w:t xml:space="preserve"> </w:t>
+      </w:r>
+      <w:r>
+        <w:rPr>
+          <w:rStyle w:val="FunctionTok"/>
+        </w:rPr>
+        <w:t xml:space="preserve">{</w:t>
+      </w:r>
+      <w:r>
+        <w:br/>
+      </w:r>
+      <w:r>
+        <w:rPr>
+          <w:rStyle w:val="NormalTok"/>
+        </w:rPr>
+        <w:t xml:space="preserve">    </w:t>
+      </w:r>
+      <w:r>
+        <w:rPr>
+          <w:rStyle w:val="DataTypeTok"/>
+        </w:rPr>
+        <w:t xml:space="preserve">"assignment"</w:t>
+      </w:r>
+      <w:r>
+        <w:rPr>
+          <w:rStyle w:val="FunctionTok"/>
+        </w:rPr>
+        <w:t xml:space="preserve">:</w:t>
+      </w:r>
+      <w:r>
+        <w:rPr>
+          <w:rStyle w:val="NormalTok"/>
+        </w:rPr>
+        <w:t xml:space="preserve"> </w:t>
+      </w:r>
+      <w:r>
+        <w:rPr>
+          <w:rStyle w:val="StringTok"/>
+        </w:rPr>
+        <w:t xml:space="preserve">"LOMS000067"</w:t>
+      </w:r>
+      <w:r>
+        <w:rPr>
+          <w:rStyle w:val="FunctionTok"/>
+        </w:rPr>
+        <w:t xml:space="preserve">,</w:t>
+      </w:r>
+      <w:r>
+        <w:br/>
+      </w:r>
+      <w:r>
+        <w:rPr>
+          <w:rStyle w:val="NormalTok"/>
+        </w:rPr>
+        <w:t xml:space="preserve">    </w:t>
+      </w:r>
+      <w:r>
+        <w:rPr>
+          <w:rStyle w:val="DataTypeTok"/>
+        </w:rPr>
+        <w:t xml:space="preserve">"stage"</w:t>
+      </w:r>
+      <w:r>
+        <w:rPr>
+          <w:rStyle w:val="FunctionTok"/>
+        </w:rPr>
+        <w:t xml:space="preserve">:</w:t>
+      </w:r>
+      <w:r>
+        <w:rPr>
+          <w:rStyle w:val="NormalTok"/>
+        </w:rPr>
+        <w:t xml:space="preserve"> </w:t>
+      </w:r>
+      <w:r>
+        <w:rPr>
+          <w:rStyle w:val="StringTok"/>
+        </w:rPr>
+        <w:t xml:space="preserve">"JURP"</w:t>
+      </w:r>
+      <w:r>
+        <w:br/>
+      </w:r>
+      <w:r>
+        <w:rPr>
+          <w:rStyle w:val="NormalTok"/>
+        </w:rPr>
+        <w:t xml:space="preserve">  </w:t>
+      </w:r>
+      <w:r>
+        <w:rPr>
+          <w:rStyle w:val="FunctionTok"/>
+        </w:rPr>
+        <w:t xml:space="preserve">}</w:t>
+      </w:r>
+      <w:r>
+        <w:br/>
+      </w:r>
+      <w:r>
+        <w:rPr>
+          <w:rStyle w:val="FunctionTok"/>
+        </w:rPr>
+        <w:t xml:space="preserve">}</w:t>
       </w:r>
     </w:p>
     <w:tbl>
@@ -2683,7 +2733,7 @@
               <w:pStyle w:val="Compact"/>
             </w:pPr>
             <w:r>
-              <w:t xml:space="preserve">Status oder sichtbares Symptom</w:t>
+              <w:t xml:space="preserve">Feld</w:t>
             </w:r>
           </w:p>
         </w:tc>
@@ -2705,7 +2755,7 @@
               <w:pStyle w:val="Compact"/>
             </w:pPr>
             <w:r>
-              <w:t xml:space="preserve">Nächste Prüfung</w:t>
+              <w:t xml:space="preserve">Verwendung in der bestehenden JCL</w:t>
             </w:r>
           </w:p>
         </w:tc>
@@ -2717,45 +2767,2182 @@
             <w:pPr>
               <w:pStyle w:val="Compact"/>
             </w:pPr>
-            <w:r>
-              <w:t xml:space="preserve">Workflow kann zentrale Datei am Null-SHA nicht laden</w:t>
-            </w:r>
-          </w:p>
-        </w:tc>
-        <w:tc>
-          <w:tcPr/>
-          <w:p>
-            <w:pPr>
-              <w:pStyle w:val="Compact"/>
-            </w:pPr>
-            <w:r>
-              <w:t xml:space="preserve">Technischer Platzhalter ist noch eingetragen</w:t>
-            </w:r>
-          </w:p>
-        </w:tc>
-        <w:tc>
-          <w:tcPr/>
-          <w:p>
-            <w:pPr>
-              <w:pStyle w:val="Compact"/>
-            </w:pPr>
-            <w:r>
-              <w:t xml:space="preserve">Vorgesehenen vollständigen Commit-SHA von</w:t>
-            </w:r>
-            <w:r>
-              <w:t xml:space="preserve"> </w:t>
-            </w:r>
             <w:r>
               <w:rPr>
                 <w:rStyle w:val="VerbatimChar"/>
               </w:rPr>
-              <w:t xml:space="preserve">mtext-actions</w:t>
+              <w:t xml:space="preserve">subsystem</w:t>
+            </w:r>
+          </w:p>
+        </w:tc>
+        <w:tc>
+          <w:tcPr/>
+          <w:p>
+            <w:pPr>
+              <w:pStyle w:val="Compact"/>
+            </w:pPr>
+            <w:r>
+              <w:t xml:space="preserve">Subsystem des Mandanten, für FI beispielsweise</w:t>
             </w:r>
             <w:r>
               <w:t xml:space="preserve"> </w:t>
             </w:r>
             <w:r>
-              <w:t xml:space="preserve">in allen Workflows eintragen</w:t>
+              <w:rPr>
+                <w:rStyle w:val="VerbatimChar"/>
+              </w:rPr>
+              <w:t xml:space="preserve">LOMS</w:t>
+            </w:r>
+          </w:p>
+        </w:tc>
+        <w:tc>
+          <w:tcPr/>
+          <w:p>
+            <w:pPr>
+              <w:pStyle w:val="Compact"/>
+            </w:pPr>
+            <w:r>
+              <w:t xml:space="preserve">wird als</w:t>
+            </w:r>
+            <w:r>
+              <w:t xml:space="preserve"> </w:t>
+            </w:r>
+            <w:r>
+              <w:rPr>
+                <w:rStyle w:val="VerbatimChar"/>
+              </w:rPr>
+              <w:t xml:space="preserve">SUBSYS</w:t>
+            </w:r>
+            <w:r>
+              <w:t xml:space="preserve"> </w:t>
+            </w:r>
+            <w:r>
+              <w:t xml:space="preserve">eingesetzt und dort für</w:t>
+            </w:r>
+            <w:r>
+              <w:t xml:space="preserve"> </w:t>
+            </w:r>
+            <w:r>
+              <w:rPr>
+                <w:rStyle w:val="VerbatimChar"/>
+              </w:rPr>
+              <w:t xml:space="preserve">APPLID</w:t>
+            </w:r>
+            <w:r>
+              <w:t xml:space="preserve"> </w:t>
+            </w:r>
+            <w:r>
+              <w:t xml:space="preserve">und</w:t>
+            </w:r>
+            <w:r>
+              <w:t xml:space="preserve"> </w:t>
+            </w:r>
+            <w:r>
+              <w:rPr>
+                <w:rStyle w:val="VerbatimChar"/>
+              </w:rPr>
+              <w:t xml:space="preserve">SUBAPPL</w:t>
+            </w:r>
+            <w:r>
+              <w:t xml:space="preserve"> </w:t>
+            </w:r>
+            <w:r>
+              <w:t xml:space="preserve">verwendet</w:t>
+            </w:r>
+          </w:p>
+        </w:tc>
+      </w:tr>
+      <w:tr>
+        <w:tc>
+          <w:tcPr/>
+          <w:p>
+            <w:pPr>
+              <w:pStyle w:val="Compact"/>
+            </w:pPr>
+            <w:r>
+              <w:rPr>
+                <w:rStyle w:val="VerbatimChar"/>
+              </w:rPr>
+              <w:t xml:space="preserve">assignment</w:t>
+            </w:r>
+          </w:p>
+        </w:tc>
+        <w:tc>
+          <w:tcPr/>
+          <w:p>
+            <w:pPr>
+              <w:pStyle w:val="Compact"/>
+            </w:pPr>
+            <w:r>
+              <w:t xml:space="preserve">Assignment des Mandanten für das jeweilige Übergabeprofil</w:t>
+            </w:r>
+          </w:p>
+        </w:tc>
+        <w:tc>
+          <w:tcPr/>
+          <w:p>
+            <w:pPr>
+              <w:pStyle w:val="Compact"/>
+            </w:pPr>
+            <w:r>
+              <w:t xml:space="preserve">wird als</w:t>
+            </w:r>
+            <w:r>
+              <w:t xml:space="preserve"> </w:t>
+            </w:r>
+            <w:r>
+              <w:rPr>
+                <w:rStyle w:val="VerbatimChar"/>
+              </w:rPr>
+              <w:t xml:space="preserve">ASSIGNMENT</w:t>
+            </w:r>
+            <w:r>
+              <w:t xml:space="preserve"> </w:t>
+            </w:r>
+            <w:r>
+              <w:t xml:space="preserve">eingesetzt und dort für</w:t>
+            </w:r>
+            <w:r>
+              <w:t xml:space="preserve"> </w:t>
+            </w:r>
+            <w:r>
+              <w:rPr>
+                <w:rStyle w:val="VerbatimChar"/>
+              </w:rPr>
+              <w:t xml:space="preserve">PROJNO</w:t>
+            </w:r>
+            <w:r>
+              <w:t xml:space="preserve"> </w:t>
+            </w:r>
+            <w:r>
+              <w:t xml:space="preserve">verwendet</w:t>
+            </w:r>
+          </w:p>
+        </w:tc>
+      </w:tr>
+      <w:tr>
+        <w:tc>
+          <w:tcPr/>
+          <w:p>
+            <w:pPr>
+              <w:pStyle w:val="Compact"/>
+            </w:pPr>
+            <w:r>
+              <w:rPr>
+                <w:rStyle w:val="VerbatimChar"/>
+              </w:rPr>
+              <w:t xml:space="preserve">stage</w:t>
+            </w:r>
+          </w:p>
+        </w:tc>
+        <w:tc>
+          <w:tcPr/>
+          <w:p>
+            <w:pPr>
+              <w:pStyle w:val="Compact"/>
+            </w:pPr>
+            <w:r>
+              <w:t xml:space="preserve">Tatsächlicher fachlicher Stage-Code, beispielsweise</w:t>
+            </w:r>
+            <w:r>
+              <w:t xml:space="preserve"> </w:t>
+            </w:r>
+            <w:r>
+              <w:rPr>
+                <w:rStyle w:val="VerbatimChar"/>
+              </w:rPr>
+              <w:t xml:space="preserve">FKTE</w:t>
+            </w:r>
+            <w:r>
+              <w:t xml:space="preserve"> </w:t>
+            </w:r>
+            <w:r>
+              <w:t xml:space="preserve">oder</w:t>
+            </w:r>
+            <w:r>
+              <w:t xml:space="preserve"> </w:t>
+            </w:r>
+            <w:r>
+              <w:rPr>
+                <w:rStyle w:val="VerbatimChar"/>
+              </w:rPr>
+              <w:t xml:space="preserve">JURP</w:t>
+            </w:r>
+          </w:p>
+        </w:tc>
+        <w:tc>
+          <w:tcPr/>
+          <w:p>
+            <w:pPr>
+              <w:pStyle w:val="Compact"/>
+            </w:pPr>
+            <w:r>
+              <w:t xml:space="preserve">wird in den historisch</w:t>
+            </w:r>
+            <w:r>
+              <w:t xml:space="preserve"> </w:t>
+            </w:r>
+            <w:r>
+              <w:rPr>
+                <w:rStyle w:val="VerbatimChar"/>
+              </w:rPr>
+              <w:t xml:space="preserve">LEVEL</w:t>
+            </w:r>
+            <w:r>
+              <w:t xml:space="preserve"> </w:t>
+            </w:r>
+            <w:r>
+              <w:t xml:space="preserve">genannten Platzhalter eingesetzt und dort unter anderem für</w:t>
+            </w:r>
+            <w:r>
+              <w:t xml:space="preserve"> </w:t>
+            </w:r>
+            <w:r>
+              <w:rPr>
+                <w:rStyle w:val="VerbatimChar"/>
+              </w:rPr>
+              <w:t xml:space="preserve">CLVL</w:t>
+            </w:r>
+            <w:r>
+              <w:t xml:space="preserve"> </w:t>
+            </w:r>
+            <w:r>
+              <w:t xml:space="preserve">und</w:t>
+            </w:r>
+            <w:r>
+              <w:t xml:space="preserve"> </w:t>
+            </w:r>
+            <w:r>
+              <w:rPr>
+                <w:rStyle w:val="VerbatimChar"/>
+              </w:rPr>
+              <w:t xml:space="preserve">SLVL</w:t>
+            </w:r>
+            <w:r>
+              <w:t xml:space="preserve"> </w:t>
+            </w:r>
+            <w:r>
+              <w:t xml:space="preserve">verwendet</w:t>
+            </w:r>
+          </w:p>
+        </w:tc>
+      </w:tr>
+    </w:tbl>
+    <w:p>
+      <w:pPr>
+        <w:pStyle w:val="BodyText"/>
+      </w:pPr>
+      <w:r>
+        <w:t xml:space="preserve">Die Namen</w:t>
+      </w:r>
+      <w:r>
+        <w:t xml:space="preserve"> </w:t>
+      </w:r>
+      <w:r>
+        <w:rPr>
+          <w:rStyle w:val="VerbatimChar"/>
+        </w:rPr>
+        <w:t xml:space="preserve">FKT</w:t>
+      </w:r>
+      <w:r>
+        <w:t xml:space="preserve"> </w:t>
+      </w:r>
+      <w:r>
+        <w:t xml:space="preserve">und</w:t>
+      </w:r>
+      <w:r>
+        <w:t xml:space="preserve"> </w:t>
+      </w:r>
+      <w:r>
+        <w:rPr>
+          <w:rStyle w:val="VerbatimChar"/>
+        </w:rPr>
+        <w:t xml:space="preserve">JUR</w:t>
+      </w:r>
+      <w:r>
+        <w:t xml:space="preserve"> </w:t>
+      </w:r>
+      <w:r>
+        <w:t xml:space="preserve">unter</w:t>
+      </w:r>
+      <w:r>
+        <w:t xml:space="preserve"> </w:t>
+      </w:r>
+      <w:r>
+        <w:rPr>
+          <w:rStyle w:val="VerbatimChar"/>
+        </w:rPr>
+        <w:t xml:space="preserve">handover_profiles</w:t>
+      </w:r>
+      <w:r>
+        <w:t xml:space="preserve"> </w:t>
+      </w:r>
+      <w:r>
+        <w:t xml:space="preserve">bezeichnen die beiden aus</w:t>
+      </w:r>
+      <w:r>
+        <w:t xml:space="preserve"> </w:t>
+      </w:r>
+      <w:r>
+        <w:t xml:space="preserve">dem bisherigen Verfahren übernommenen Übergabeprofile. Sie sind nicht selbst</w:t>
+      </w:r>
+      <w:r>
+        <w:t xml:space="preserve"> </w:t>
+      </w:r>
+      <w:r>
+        <w:t xml:space="preserve">die Stage-Codes. Welche Releaselinie welches Profil verwendet, wird zentral</w:t>
+      </w:r>
+      <w:r>
+        <w:t xml:space="preserve"> </w:t>
+      </w:r>
+      <w:r>
+        <w:t xml:space="preserve">festgelegt: derzeit</w:t>
+      </w:r>
+      <w:r>
+        <w:t xml:space="preserve"> </w:t>
+      </w:r>
+      <w:r>
+        <w:rPr>
+          <w:rStyle w:val="VerbatimChar"/>
+        </w:rPr>
+        <w:t xml:space="preserve">R260 → JUR</w:t>
+      </w:r>
+      <w:r>
+        <w:t xml:space="preserve">,</w:t>
+      </w:r>
+      <w:r>
+        <w:t xml:space="preserve"> </w:t>
+      </w:r>
+      <w:r>
+        <w:rPr>
+          <w:rStyle w:val="VerbatimChar"/>
+        </w:rPr>
+        <w:t xml:space="preserve">R261 → FKT</w:t>
+      </w:r>
+      <w:r>
+        <w:t xml:space="preserve"> </w:t>
+      </w:r>
+      <w:r>
+        <w:t xml:space="preserve">und</w:t>
+      </w:r>
+      <w:r>
+        <w:t xml:space="preserve"> </w:t>
+      </w:r>
+      <w:r>
+        <w:rPr>
+          <w:rStyle w:val="VerbatimChar"/>
+        </w:rPr>
+        <w:t xml:space="preserve">R270 → JUR</w:t>
+      </w:r>
+      <w:r>
+        <w:t xml:space="preserve">. Der Mandant</w:t>
+      </w:r>
+      <w:r>
+        <w:t xml:space="preserve"> </w:t>
+      </w:r>
+      <w:r>
+        <w:t xml:space="preserve">pflegt innerhalb beider Profile seine jeweils gültige Kombination aus</w:t>
+      </w:r>
+      <w:r>
+        <w:t xml:space="preserve"> </w:t>
+      </w:r>
+      <w:r>
+        <w:t xml:space="preserve">Assignment und Stage-Code.</w:t>
+      </w:r>
+    </w:p>
+    <w:p>
+      <w:pPr>
+        <w:pStyle w:val="BodyText"/>
+      </w:pPr>
+      <w:r>
+        <w:t xml:space="preserve">Als Stage-Codes akzeptiert die Konfiguration derzeit ausschließlich</w:t>
+      </w:r>
+      <w:r>
+        <w:t xml:space="preserve"> </w:t>
+      </w:r>
+      <w:r>
+        <w:rPr>
+          <w:rStyle w:val="VerbatimChar"/>
+        </w:rPr>
+        <w:t xml:space="preserve">FKTE</w:t>
+      </w:r>
+      <w:r>
+        <w:t xml:space="preserve">,</w:t>
+      </w:r>
+      <w:r>
+        <w:t xml:space="preserve"> </w:t>
+      </w:r>
+      <w:r>
+        <w:rPr>
+          <w:rStyle w:val="VerbatimChar"/>
+        </w:rPr>
+        <w:t xml:space="preserve">FKTF</w:t>
+      </w:r>
+      <w:r>
+        <w:t xml:space="preserve">,</w:t>
+      </w:r>
+      <w:r>
+        <w:t xml:space="preserve"> </w:t>
+      </w:r>
+      <w:r>
+        <w:rPr>
+          <w:rStyle w:val="VerbatimChar"/>
+        </w:rPr>
+        <w:t xml:space="preserve">JURJ</w:t>
+      </w:r>
+      <w:r>
+        <w:t xml:space="preserve">,</w:t>
+      </w:r>
+      <w:r>
+        <w:t xml:space="preserve"> </w:t>
+      </w:r>
+      <w:r>
+        <w:rPr>
+          <w:rStyle w:val="VerbatimChar"/>
+        </w:rPr>
+        <w:t xml:space="preserve">JURP</w:t>
+      </w:r>
+      <w:r>
+        <w:t xml:space="preserve">,</w:t>
+      </w:r>
+      <w:r>
+        <w:t xml:space="preserve"> </w:t>
+      </w:r>
+      <w:r>
+        <w:rPr>
+          <w:rStyle w:val="VerbatimChar"/>
+        </w:rPr>
+        <w:t xml:space="preserve">SVTS</w:t>
+      </w:r>
+      <w:r>
+        <w:t xml:space="preserve"> </w:t>
+      </w:r>
+      <w:r>
+        <w:t xml:space="preserve">und</w:t>
+      </w:r>
+      <w:r>
+        <w:t xml:space="preserve"> </w:t>
+      </w:r>
+      <w:r>
+        <w:rPr>
+          <w:rStyle w:val="VerbatimChar"/>
+        </w:rPr>
+        <w:t xml:space="preserve">VPTV</w:t>
+      </w:r>
+      <w:r>
+        <w:t xml:space="preserve">. Der getrennte Wert für Test oder</w:t>
+      </w:r>
+      <w:r>
+        <w:t xml:space="preserve"> </w:t>
+      </w:r>
+      <w:r>
+        <w:t xml:space="preserve">Produktion gehört nicht zur Mandantenkonfiguration; er wird zentral verwaltet</w:t>
+      </w:r>
+      <w:r>
+        <w:t xml:space="preserve"> </w:t>
+      </w:r>
+      <w:r>
+        <w:t xml:space="preserve">und darf ausschließlich</w:t>
+      </w:r>
+      <w:r>
+        <w:t xml:space="preserve"> </w:t>
+      </w:r>
+      <w:r>
+        <w:rPr>
+          <w:rStyle w:val="VerbatimChar"/>
+        </w:rPr>
+        <w:t xml:space="preserve">T</w:t>
+      </w:r>
+      <w:r>
+        <w:t xml:space="preserve"> </w:t>
+      </w:r>
+      <w:r>
+        <w:t xml:space="preserve">oder</w:t>
+      </w:r>
+      <w:r>
+        <w:t xml:space="preserve"> </w:t>
+      </w:r>
+      <w:r>
+        <w:rPr>
+          <w:rStyle w:val="VerbatimChar"/>
+        </w:rPr>
+        <w:t xml:space="preserve">P</w:t>
+      </w:r>
+      <w:r>
+        <w:t xml:space="preserve"> </w:t>
+      </w:r>
+      <w:r>
+        <w:t xml:space="preserve">sein. Zugangsdaten gehören ebenfalls</w:t>
+      </w:r>
+      <w:r>
+        <w:t xml:space="preserve"> </w:t>
+      </w:r>
+      <w:r>
+        <w:t xml:space="preserve">nicht in</w:t>
+      </w:r>
+      <w:r>
+        <w:t xml:space="preserve"> </w:t>
+      </w:r>
+      <w:r>
+        <w:rPr>
+          <w:rStyle w:val="VerbatimChar"/>
+        </w:rPr>
+        <w:t xml:space="preserve">mandant.json</w:t>
+      </w:r>
+      <w:r>
+        <w:t xml:space="preserve">.</w:t>
+      </w:r>
+    </w:p>
+    <w:p>
+      <w:pPr>
+        <w:pStyle w:val="BodyText"/>
+      </w:pPr>
+      <w:r>
+        <w:t xml:space="preserve">Eine Änderung an</w:t>
+      </w:r>
+      <w:r>
+        <w:t xml:space="preserve"> </w:t>
+      </w:r>
+      <w:r>
+        <w:rPr>
+          <w:rStyle w:val="VerbatimChar"/>
+        </w:rPr>
+        <w:t xml:space="preserve">subsystem</w:t>
+      </w:r>
+      <w:r>
+        <w:t xml:space="preserve">,</w:t>
+      </w:r>
+      <w:r>
+        <w:t xml:space="preserve"> </w:t>
+      </w:r>
+      <w:r>
+        <w:rPr>
+          <w:rStyle w:val="VerbatimChar"/>
+        </w:rPr>
+        <w:t xml:space="preserve">assignment</w:t>
+      </w:r>
+      <w:r>
+        <w:t xml:space="preserve"> </w:t>
+      </w:r>
+      <w:r>
+        <w:t xml:space="preserve">oder</w:t>
+      </w:r>
+      <w:r>
+        <w:t xml:space="preserve"> </w:t>
+      </w:r>
+      <w:r>
+        <w:rPr>
+          <w:rStyle w:val="VerbatimChar"/>
+        </w:rPr>
+        <w:t xml:space="preserve">stage</w:t>
+      </w:r>
+      <w:r>
+        <w:t xml:space="preserve"> </w:t>
+      </w:r>
+      <w:r>
+        <w:t xml:space="preserve">verändert die spätere</w:t>
+      </w:r>
+      <w:r>
+        <w:t xml:space="preserve"> </w:t>
+      </w:r>
+      <w:r>
+        <w:t xml:space="preserve">technische Übergabe. Sie ist deshalb keine gewöhnliche Änderung an einer</w:t>
+      </w:r>
+      <w:r>
+        <w:t xml:space="preserve"> </w:t>
+      </w:r>
+      <w:r>
+        <w:t xml:space="preserve">Briefressource, aber ausdrücklich zulässig, wenn sich die fachlich bestätigte</w:t>
+      </w:r>
+      <w:r>
+        <w:t xml:space="preserve"> </w:t>
+      </w:r>
+      <w:r>
+        <w:t xml:space="preserve">Mandantenzuordnung ändert. Die Änderung erfolgt versioniert durch den dafür</w:t>
+      </w:r>
+      <w:r>
+        <w:t xml:space="preserve"> </w:t>
+      </w:r>
+      <w:r>
+        <w:t xml:space="preserve">berechtigten Verantwortlichenkreis und wird mit den Mandanten- und</w:t>
+      </w:r>
+      <w:r>
+        <w:t xml:space="preserve"> </w:t>
+      </w:r>
+      <w:r>
+        <w:t xml:space="preserve">Betriebsverantwortlichen abgestimmt. Normale Workbench-Pushes dürfen</w:t>
+      </w:r>
+      <w:r>
+        <w:t xml:space="preserve"> </w:t>
+      </w:r>
+      <w:r>
+        <w:rPr>
+          <w:rStyle w:val="VerbatimChar"/>
+        </w:rPr>
+        <w:t xml:space="preserve">config/mandant.json</w:t>
+      </w:r>
+      <w:r>
+        <w:t xml:space="preserve"> </w:t>
+      </w:r>
+      <w:r>
+        <w:t xml:space="preserve">nicht verändern; GitHub schützt die Datei mit einer</w:t>
+      </w:r>
+      <w:r>
+        <w:t xml:space="preserve"> </w:t>
+      </w:r>
+      <w:r>
+        <w:t xml:space="preserve">eigenen Pfadregel.</w:t>
+      </w:r>
+    </w:p>
+    <w:p>
+      <w:pPr>
+        <w:pStyle w:val="BodyText"/>
+      </w:pPr>
+      <w:r>
+        <w:t xml:space="preserve">Ein Push mit einer Änderung an</w:t>
+      </w:r>
+      <w:r>
+        <w:t xml:space="preserve"> </w:t>
+      </w:r>
+      <w:r>
+        <w:rPr>
+          <w:rStyle w:val="VerbatimChar"/>
+        </w:rPr>
+        <w:t xml:space="preserve">config/mandant.json</w:t>
+      </w:r>
+      <w:r>
+        <w:t xml:space="preserve"> </w:t>
+      </w:r>
+      <w:r>
+        <w:t xml:space="preserve">startet automatisch</w:t>
+      </w:r>
+      <w:r>
+        <w:t xml:space="preserve"> </w:t>
+      </w:r>
+      <w:r>
+        <w:rPr>
+          <w:b/>
+          <w:bCs/>
+        </w:rPr>
+        <w:t xml:space="preserve">Validate mandant configuration</w:t>
+      </w:r>
+      <w:r>
+        <w:t xml:space="preserve">. Dieser Check prüft die Datei ohne Zugriff</w:t>
+      </w:r>
+      <w:r>
+        <w:t xml:space="preserve"> </w:t>
+      </w:r>
+      <w:r>
+        <w:t xml:space="preserve">auf M/Text oder den Mainframe und liefert frühzeitig eine verständliche</w:t>
+      </w:r>
+      <w:r>
+        <w:t xml:space="preserve"> </w:t>
+      </w:r>
+      <w:r>
+        <w:t xml:space="preserve">Fehlermeldung. Er erkennt beispielsweise unbekannte Felder, ungültige Formate,</w:t>
+      </w:r>
+      <w:r>
+        <w:t xml:space="preserve"> </w:t>
+      </w:r>
+      <w:r>
+        <w:t xml:space="preserve">ein unpassendes Repository, doppelte Projektnamen oder nicht freigegebene</w:t>
+      </w:r>
+      <w:r>
+        <w:t xml:space="preserve"> </w:t>
+      </w:r>
+      <w:r>
+        <w:t xml:space="preserve">Projektzuordnungen.</w:t>
+      </w:r>
+      <w:r>
+        <w:t xml:space="preserve"> </w:t>
+      </w:r>
+      <w:r>
+        <w:rPr>
+          <w:rStyle w:val="VerbatimChar"/>
+        </w:rPr>
+        <w:t xml:space="preserve">CONFIG_VALIDATED</w:t>
+      </w:r>
+      <w:r>
+        <w:t xml:space="preserve"> </w:t>
+      </w:r>
+      <w:r>
+        <w:t xml:space="preserve">bestätigt jedoch weder, dass alle genannten Verzeichnisse</w:t>
+      </w:r>
+      <w:r>
+        <w:t xml:space="preserve"> </w:t>
+      </w:r>
+      <w:r>
+        <w:t xml:space="preserve">vorhanden sind, noch dass die technischen Betriebswerte fachlich richtig</w:t>
+      </w:r>
+      <w:r>
+        <w:t xml:space="preserve"> </w:t>
+      </w:r>
+      <w:r>
+        <w:t xml:space="preserve">gewählt wurden. Der Status ersetzt deshalb keine fachliche Freigabe und ist</w:t>
+      </w:r>
+      <w:r>
+        <w:t xml:space="preserve"> </w:t>
+      </w:r>
+      <w:r>
+        <w:t xml:space="preserve">kein technisches Gate. Synchronisation und Release validieren die verwendete</w:t>
+      </w:r>
+      <w:r>
+        <w:t xml:space="preserve"> </w:t>
+      </w:r>
+      <w:r>
+        <w:t xml:space="preserve">Konfiguration auf ihrem tatsächlichen Ausführungspfad erneut.</w:t>
+      </w:r>
+    </w:p>
+    <w:bookmarkEnd w:id="22"/>
+    <w:bookmarkEnd w:id="23"/>
+    <w:bookmarkEnd w:id="24"/>
+    <w:bookmarkStart w:id="25" w:name="X5d263ec4e740f38fcc8aad7b983fa29a95ec8b5"/>
+    <w:p>
+      <w:pPr>
+        <w:pStyle w:val="Heading2"/>
+      </w:pPr>
+      <w:r>
+        <w:t xml:space="preserve">3. Änderung nach Entwicklung bringen</w:t>
+      </w:r>
+    </w:p>
+    <w:p>
+      <w:pPr>
+        <w:pStyle w:val="Compact"/>
+        <w:numPr>
+          <w:ilvl w:val="0"/>
+          <w:numId w:val="1005"/>
+        </w:numPr>
+      </w:pPr>
+      <w:r>
+        <w:t xml:space="preserve">In der M/Text Workbench prüfen, dass der aktuelle</w:t>
+      </w:r>
+      <w:r>
+        <w:t xml:space="preserve"> </w:t>
+      </w:r>
+      <w:r>
+        <w:rPr>
+          <w:rStyle w:val="VerbatimChar"/>
+        </w:rPr>
+        <w:t xml:space="preserve">&lt;Releaselinie&gt;/Entwicklung</w:t>
+      </w:r>
+      <w:r>
+        <w:t xml:space="preserve"> </w:t>
+      </w:r>
+      <w:r>
+        <w:t xml:space="preserve">geöffnet ist. Für länger laufende oder</w:t>
+      </w:r>
+      <w:r>
+        <w:t xml:space="preserve"> </w:t>
+      </w:r>
+      <w:r>
+        <w:t xml:space="preserve">gemeinsam bearbeitete Änderungen kann – nach Freigabe dieses Bedienwegs –</w:t>
+      </w:r>
+      <w:r>
+        <w:t xml:space="preserve"> </w:t>
+      </w:r>
+      <w:r>
+        <w:t xml:space="preserve">ein Feature-Branch verwendet werden.</w:t>
+      </w:r>
+    </w:p>
+    <w:p>
+      <w:pPr>
+        <w:pStyle w:val="Compact"/>
+        <w:numPr>
+          <w:ilvl w:val="0"/>
+          <w:numId w:val="1005"/>
+        </w:numPr>
+      </w:pPr>
+      <w:r>
+        <w:t xml:space="preserve">Die fachlich vorgesehenen Änderungen an den Briefressourcen durchführen.</w:t>
+      </w:r>
+    </w:p>
+    <w:p>
+      <w:pPr>
+        <w:pStyle w:val="Compact"/>
+        <w:numPr>
+          <w:ilvl w:val="0"/>
+          <w:numId w:val="1005"/>
+        </w:numPr>
+      </w:pPr>
+      <w:r>
+        <w:t xml:space="preserve">Im integrierten Git-Client nur die vorgesehenen Änderungen für den Commit</w:t>
+      </w:r>
+      <w:r>
+        <w:t xml:space="preserve"> </w:t>
+      </w:r>
+      <w:r>
+        <w:t xml:space="preserve">auswählen und eine aussagekräftige Commit-Nachricht eintragen.</w:t>
+      </w:r>
+    </w:p>
+    <w:p>
+      <w:pPr>
+        <w:pStyle w:val="Compact"/>
+        <w:numPr>
+          <w:ilvl w:val="0"/>
+          <w:numId w:val="1005"/>
+        </w:numPr>
+      </w:pPr>
+      <w:r>
+        <w:t xml:space="preserve">Commit und Push auf den vorgesehenen Entwicklungsbranch ausführen.</w:t>
+      </w:r>
+    </w:p>
+    <w:p>
+      <w:pPr>
+        <w:pStyle w:val="Compact"/>
+        <w:numPr>
+          <w:ilvl w:val="0"/>
+          <w:numId w:val="1005"/>
+        </w:numPr>
+      </w:pPr>
+      <w:r>
+        <w:t xml:space="preserve">In GitHub unter</w:t>
+      </w:r>
+      <w:r>
+        <w:t xml:space="preserve"> </w:t>
+      </w:r>
+      <w:r>
+        <w:rPr>
+          <w:b/>
+          <w:bCs/>
+        </w:rPr>
+        <w:t xml:space="preserve">Actions → Sync M/Text resources</w:t>
+      </w:r>
+      <w:r>
+        <w:t xml:space="preserve"> </w:t>
+      </w:r>
+      <w:r>
+        <w:t xml:space="preserve">den durch den Push</w:t>
+      </w:r>
+      <w:r>
+        <w:t xml:space="preserve"> </w:t>
+      </w:r>
+      <w:r>
+        <w:t xml:space="preserve">ausgelösten Lauf kontrollieren.</w:t>
+      </w:r>
+    </w:p>
+    <w:p>
+      <w:pPr>
+        <w:pStyle w:val="FirstParagraph"/>
+      </w:pPr>
+      <w:r>
+        <w:t xml:space="preserve">Der Push startet die Synchronisation des exakten Commits mit dem aus</w:t>
+      </w:r>
+      <w:r>
+        <w:t xml:space="preserve"> </w:t>
+      </w:r>
+      <w:r>
+        <w:t xml:space="preserve">Releaselinie und Stufe zentral ermittelten M/Text-Ziel. Für</w:t>
+      </w:r>
+      <w:r>
+        <w:t xml:space="preserve"> </w:t>
+      </w:r>
+      <w:r>
+        <w:rPr>
+          <w:rStyle w:val="VerbatimChar"/>
+        </w:rPr>
+        <w:t xml:space="preserve">R261</w:t>
+      </w:r>
+      <w:r>
+        <w:t xml:space="preserve"> </w:t>
+      </w:r>
+      <w:r>
+        <w:t xml:space="preserve">sind dies</w:t>
+      </w:r>
+      <w:r>
+        <w:t xml:space="preserve"> </w:t>
+      </w:r>
+      <w:r>
+        <w:t xml:space="preserve">beispielsweise</w:t>
+      </w:r>
+      <w:r>
+        <w:t xml:space="preserve"> </w:t>
+      </w:r>
+      <w:r>
+        <w:rPr>
+          <w:rStyle w:val="VerbatimChar"/>
+        </w:rPr>
+        <w:t xml:space="preserve">en01e</w:t>
+      </w:r>
+      <w:r>
+        <w:t xml:space="preserve"> </w:t>
+      </w:r>
+      <w:r>
+        <w:t xml:space="preserve">in Entwicklung und</w:t>
+      </w:r>
+      <w:r>
+        <w:t xml:space="preserve"> </w:t>
+      </w:r>
+      <w:r>
+        <w:rPr>
+          <w:rStyle w:val="VerbatimChar"/>
+        </w:rPr>
+        <w:t xml:space="preserve">en01a</w:t>
+      </w:r>
+      <w:r>
+        <w:t xml:space="preserve"> </w:t>
+      </w:r>
+      <w:r>
+        <w:t xml:space="preserve">in Abnahme. Ein erfolgreicher</w:t>
+      </w:r>
+      <w:r>
+        <w:t xml:space="preserve"> </w:t>
+      </w:r>
+      <w:r>
+        <w:t xml:space="preserve">Lauf endet mit</w:t>
+      </w:r>
+      <w:r>
+        <w:t xml:space="preserve"> </w:t>
+      </w:r>
+      <w:r>
+        <w:rPr>
+          <w:rStyle w:val="VerbatimChar"/>
+        </w:rPr>
+        <w:t xml:space="preserve">ADAPTER_ACCEPTED</w:t>
+      </w:r>
+      <w:r>
+        <w:t xml:space="preserve">.</w:t>
+      </w:r>
+    </w:p>
+    <w:bookmarkEnd w:id="25"/>
+    <w:bookmarkStart w:id="26" w:name="X532392843c92c98f96532725b7c488dd10c0a07"/>
+    <w:p>
+      <w:pPr>
+        <w:pStyle w:val="Heading2"/>
+      </w:pPr>
+      <w:r>
+        <w:t xml:space="preserve">4. Stand zur Abnahme weitergeben</w:t>
+      </w:r>
+    </w:p>
+    <w:p>
+      <w:pPr>
+        <w:pStyle w:val="Compact"/>
+        <w:numPr>
+          <w:ilvl w:val="0"/>
+          <w:numId w:val="1006"/>
+        </w:numPr>
+      </w:pPr>
+      <w:r>
+        <w:t xml:space="preserve">Den in Entwicklung erfolgreich geprüften Commit ermitteln.</w:t>
+      </w:r>
+    </w:p>
+    <w:p>
+      <w:pPr>
+        <w:pStyle w:val="Compact"/>
+        <w:numPr>
+          <w:ilvl w:val="0"/>
+          <w:numId w:val="1006"/>
+        </w:numPr>
+      </w:pPr>
+      <w:r>
+        <w:t xml:space="preserve">Im zusätzlichen Git-Client den aktuellen Zielbranch</w:t>
+      </w:r>
+      <w:r>
+        <w:t xml:space="preserve"> </w:t>
+      </w:r>
+      <w:r>
+        <w:rPr>
+          <w:rStyle w:val="VerbatimChar"/>
+        </w:rPr>
+        <w:t xml:space="preserve">&lt;Releaselinie&gt;/Abnahme</w:t>
+      </w:r>
+      <w:r>
+        <w:t xml:space="preserve"> </w:t>
+      </w:r>
+      <w:r>
+        <w:t xml:space="preserve">auschecken und aktualisieren.</w:t>
+      </w:r>
+    </w:p>
+    <w:p>
+      <w:pPr>
+        <w:pStyle w:val="Compact"/>
+        <w:numPr>
+          <w:ilvl w:val="0"/>
+          <w:numId w:val="1006"/>
+        </w:numPr>
+      </w:pPr>
+      <w:r>
+        <w:t xml:space="preserve">Die freigegebene Änderung per Cherry-Pick aus</w:t>
+      </w:r>
+      <w:r>
+        <w:t xml:space="preserve"> </w:t>
+      </w:r>
+      <w:r>
+        <w:rPr>
+          <w:rStyle w:val="VerbatimChar"/>
+        </w:rPr>
+        <w:t xml:space="preserve">&lt;Releaselinie&gt;/Entwicklung</w:t>
+      </w:r>
+      <w:r>
+        <w:t xml:space="preserve"> </w:t>
+      </w:r>
+      <w:r>
+        <w:t xml:space="preserve">übernehmen.</w:t>
+      </w:r>
+    </w:p>
+    <w:p>
+      <w:pPr>
+        <w:pStyle w:val="Compact"/>
+        <w:numPr>
+          <w:ilvl w:val="0"/>
+          <w:numId w:val="1006"/>
+        </w:numPr>
+      </w:pPr>
+      <w:r>
+        <w:t xml:space="preserve">Den neu entstandenen Commit und seine Änderungen kontrollieren und den</w:t>
+      </w:r>
+      <w:r>
+        <w:t xml:space="preserve"> </w:t>
+      </w:r>
+      <w:r>
+        <w:t xml:space="preserve">Abnahmebranch ohne Force-Push pushen. Die Commit-Nachricht muss die</w:t>
+      </w:r>
+      <w:r>
+        <w:t xml:space="preserve"> </w:t>
+      </w:r>
+      <w:r>
+        <w:t xml:space="preserve">vollständige SHA des Entwicklungs-Commits enthalten.</w:t>
+      </w:r>
+    </w:p>
+    <w:p>
+      <w:pPr>
+        <w:pStyle w:val="Compact"/>
+        <w:numPr>
+          <w:ilvl w:val="0"/>
+          <w:numId w:val="1006"/>
+        </w:numPr>
+      </w:pPr>
+      <w:r>
+        <w:t xml:space="preserve">Unter</w:t>
+      </w:r>
+      <w:r>
+        <w:t xml:space="preserve"> </w:t>
+      </w:r>
+      <w:r>
+        <w:rPr>
+          <w:b/>
+          <w:bCs/>
+        </w:rPr>
+        <w:t xml:space="preserve">Actions → Sync M/Text resources</w:t>
+      </w:r>
+      <w:r>
+        <w:t xml:space="preserve"> </w:t>
+      </w:r>
+      <w:r>
+        <w:t xml:space="preserve">den Abnahmelauf kontrollieren.</w:t>
+      </w:r>
+    </w:p>
+    <w:p>
+      <w:pPr>
+        <w:pStyle w:val="Compact"/>
+        <w:numPr>
+          <w:ilvl w:val="0"/>
+          <w:numId w:val="1006"/>
+        </w:numPr>
+      </w:pPr>
+      <w:r>
+        <w:t xml:space="preserve">Die fachliche Abnahme außerhalb des Workflows nach dem vereinbarten</w:t>
+      </w:r>
+      <w:r>
+        <w:t xml:space="preserve"> </w:t>
+      </w:r>
+      <w:r>
+        <w:t xml:space="preserve">Verfahren dokumentieren.</w:t>
+      </w:r>
+    </w:p>
+    <w:p>
+      <w:pPr>
+        <w:pStyle w:val="FirstParagraph"/>
+      </w:pPr>
+      <w:r>
+        <w:t xml:space="preserve">Der Push nach Abnahme verteilt den vollständigen konfigurierten Projektstand</w:t>
+      </w:r>
+      <w:r>
+        <w:t xml:space="preserve"> </w:t>
+      </w:r>
+      <w:r>
+        <w:t xml:space="preserve">des durch den Cherry-Pick neu entstandenen Commits. Er baut noch kein</w:t>
+      </w:r>
+      <w:r>
+        <w:t xml:space="preserve"> </w:t>
+      </w:r>
+      <w:r>
+        <w:t xml:space="preserve">Mainframe-Paket. Die Auswahl der übernommenen Änderung ist eine fachliche</w:t>
+      </w:r>
+      <w:r>
+        <w:t xml:space="preserve"> </w:t>
+      </w:r>
+      <w:r>
+        <w:t xml:space="preserve">Verantwortlichkeit. Der Workflow prüft nicht automatisch, aus welchem</w:t>
+      </w:r>
+      <w:r>
+        <w:t xml:space="preserve"> </w:t>
+      </w:r>
+      <w:r>
+        <w:t xml:space="preserve">Entwicklungs-Commit sie hervorgegangen ist.</w:t>
+      </w:r>
+    </w:p>
+    <w:bookmarkEnd w:id="26"/>
+    <w:bookmarkStart w:id="27" w:name="X53db320d851805672a8c1702e8b78896af19cb9"/>
+    <w:p>
+      <w:pPr>
+        <w:pStyle w:val="Heading2"/>
+      </w:pPr>
+      <w:r>
+        <w:t xml:space="preserve">5. Ausgewählte Änderungen bereitstellen</w:t>
+      </w:r>
+    </w:p>
+    <w:p>
+      <w:pPr>
+        <w:pStyle w:val="Compact"/>
+        <w:numPr>
+          <w:ilvl w:val="0"/>
+          <w:numId w:val="1007"/>
+        </w:numPr>
+      </w:pPr>
+      <w:r>
+        <w:t xml:space="preserve">In GitHub die fachlich freigegebenen Commits aus Abnahme bestimmen und ihre</w:t>
+      </w:r>
+      <w:r>
+        <w:t xml:space="preserve"> </w:t>
+      </w:r>
+      <w:r>
+        <w:t xml:space="preserve">Reihenfolge festhalten.</w:t>
+      </w:r>
+    </w:p>
+    <w:p>
+      <w:pPr>
+        <w:pStyle w:val="Compact"/>
+        <w:numPr>
+          <w:ilvl w:val="0"/>
+          <w:numId w:val="1007"/>
+        </w:numPr>
+      </w:pPr>
+      <w:r>
+        <w:t xml:space="preserve">Im zusätzlichen Git-Client den aktuellen Zielbranch</w:t>
+      </w:r>
+      <w:r>
+        <w:t xml:space="preserve"> </w:t>
+      </w:r>
+      <w:r>
+        <w:rPr>
+          <w:rStyle w:val="VerbatimChar"/>
+        </w:rPr>
+        <w:t xml:space="preserve">&lt;Releaselinie&gt;/Bereitstellung</w:t>
+      </w:r>
+      <w:r>
+        <w:t xml:space="preserve"> </w:t>
+      </w:r>
+      <w:r>
+        <w:t xml:space="preserve">auschecken und aktualisieren.</w:t>
+      </w:r>
+    </w:p>
+    <w:p>
+      <w:pPr>
+        <w:pStyle w:val="Compact"/>
+        <w:numPr>
+          <w:ilvl w:val="0"/>
+          <w:numId w:val="1007"/>
+        </w:numPr>
+      </w:pPr>
+      <w:r>
+        <w:t xml:space="preserve">Das Mandanten-Release-Team übernimmt ausschließlich diese Änderungen per</w:t>
+      </w:r>
+      <w:r>
+        <w:t xml:space="preserve"> </w:t>
+      </w:r>
+      <w:r>
+        <w:t xml:space="preserve">Cherry-Pick aus</w:t>
+      </w:r>
+      <w:r>
+        <w:t xml:space="preserve"> </w:t>
+      </w:r>
+      <w:r>
+        <w:rPr>
+          <w:rStyle w:val="VerbatimChar"/>
+        </w:rPr>
+        <w:t xml:space="preserve">&lt;Releaselinie&gt;/Abnahme</w:t>
+      </w:r>
+      <w:r>
+        <w:t xml:space="preserve">. Mehrere abhängige Commits werden</w:t>
+      </w:r>
+      <w:r>
+        <w:t xml:space="preserve"> </w:t>
+      </w:r>
+      <w:r>
+        <w:t xml:space="preserve">in ihrer ursprünglichen Reihenfolge übernommen; Konflikte müssen fachlich</w:t>
+      </w:r>
+      <w:r>
+        <w:t xml:space="preserve"> </w:t>
+      </w:r>
+      <w:r>
+        <w:t xml:space="preserve">geklärt werden.</w:t>
+      </w:r>
+    </w:p>
+    <w:p>
+      <w:pPr>
+        <w:pStyle w:val="Compact"/>
+        <w:numPr>
+          <w:ilvl w:val="0"/>
+          <w:numId w:val="1007"/>
+        </w:numPr>
+      </w:pPr>
+      <w:r>
+        <w:t xml:space="preserve">Den resultierenden Stand und die neu entstandenen Commits kontrollieren und</w:t>
+      </w:r>
+      <w:r>
+        <w:t xml:space="preserve"> </w:t>
+      </w:r>
+      <w:r>
+        <w:t xml:space="preserve">den Bereitstellungsbranch ohne Force-Push pushen. Jeder neue Commit muss</w:t>
+      </w:r>
+      <w:r>
+        <w:t xml:space="preserve"> </w:t>
+      </w:r>
+      <w:r>
+        <w:t xml:space="preserve">die vollständige SHA seines Quell-Commits aus Abnahme enthalten.</w:t>
+      </w:r>
+    </w:p>
+    <w:p>
+      <w:pPr>
+        <w:pStyle w:val="Compact"/>
+        <w:numPr>
+          <w:ilvl w:val="0"/>
+          <w:numId w:val="1007"/>
+        </w:numPr>
+      </w:pPr>
+      <w:r>
+        <w:t xml:space="preserve">Den exakten Ziel-Commit in GitHub prüfen und notieren. Der Push startet</w:t>
+      </w:r>
+      <w:r>
+        <w:t xml:space="preserve"> </w:t>
+      </w:r>
+      <w:r>
+        <w:t xml:space="preserve">weder Paketbau noch Mainframe-Übergabe.</w:t>
+      </w:r>
+    </w:p>
+    <w:p>
+      <w:pPr>
+        <w:pStyle w:val="FirstParagraph"/>
+      </w:pPr>
+      <w:r>
+        <w:t xml:space="preserve">Die Auswahl der Commits ist eine fachliche Verantwortung. Die verbindliche</w:t>
+      </w:r>
+      <w:r>
+        <w:t xml:space="preserve"> </w:t>
+      </w:r>
+      <w:r>
+        <w:t xml:space="preserve">Releaseprüfung erfolgt erst, wenn der Release-Tag gesetzt wird. Pushen darf hier</w:t>
+      </w:r>
+      <w:r>
+        <w:t xml:space="preserve"> </w:t>
+      </w:r>
+      <w:r>
+        <w:t xml:space="preserve">nur das für den jeweiligen Mandanten benannte Release-Team. In der Pilotphase</w:t>
+      </w:r>
+      <w:r>
+        <w:t xml:space="preserve"> </w:t>
+      </w:r>
+      <w:r>
+        <w:t xml:space="preserve">wird geprüft, ob dieser direkte Ablauf auch bei parallelen Bereitstellungen</w:t>
+      </w:r>
+      <w:r>
+        <w:t xml:space="preserve"> </w:t>
+      </w:r>
+      <w:r>
+        <w:t xml:space="preserve">ausreichend übersichtlich bleibt.</w:t>
+      </w:r>
+    </w:p>
+    <w:bookmarkEnd w:id="27"/>
+    <w:bookmarkStart w:id="28" w:name="X274e13af1ca49c1c3284232324b0050211d1098"/>
+    <w:p>
+      <w:pPr>
+        <w:pStyle w:val="Heading2"/>
+      </w:pPr>
+      <w:r>
+        <w:t xml:space="preserve">6. FULL- oder DELTA-Lieferung auslösen</w:t>
+      </w:r>
+    </w:p>
+    <w:p>
+      <w:pPr>
+        <w:pStyle w:val="FirstParagraph"/>
+      </w:pPr>
+      <w:r>
+        <w:t xml:space="preserve">Vor dem Taggen müssen Releaselinie, Mandant, gewünschter Lieferungstyp und der</w:t>
+      </w:r>
+      <w:r>
+        <w:t xml:space="preserve"> </w:t>
+      </w:r>
+      <w:r>
+        <w:t xml:space="preserve">exakte Commit auf</w:t>
+      </w:r>
+      <w:r>
+        <w:t xml:space="preserve"> </w:t>
+      </w:r>
+      <w:r>
+        <w:rPr>
+          <w:rStyle w:val="VerbatimChar"/>
+        </w:rPr>
+        <w:t xml:space="preserve">&lt;Releaselinie&gt;/Bereitstellung</w:t>
+      </w:r>
+      <w:r>
+        <w:t xml:space="preserve"> </w:t>
+      </w:r>
+      <w:r>
+        <w:t xml:space="preserve">fachlich bestätigt sein.</w:t>
+      </w:r>
+    </w:p>
+    <w:p>
+      <w:pPr>
+        <w:pStyle w:val="Compact"/>
+        <w:numPr>
+          <w:ilvl w:val="0"/>
+          <w:numId w:val="1008"/>
+        </w:numPr>
+      </w:pPr>
+      <w:r>
+        <w:rPr>
+          <w:rStyle w:val="VerbatimChar"/>
+        </w:rPr>
+        <w:t xml:space="preserve">Rnnn.100</w:t>
+      </w:r>
+      <w:r>
+        <w:t xml:space="preserve"> </w:t>
+      </w:r>
+      <w:r>
+        <w:t xml:space="preserve">erzeugt ein FULL mit dem vollständigen Stand jedes Projekts der</w:t>
+      </w:r>
+      <w:r>
+        <w:t xml:space="preserve"> </w:t>
+      </w:r>
+      <w:r>
+        <w:t xml:space="preserve">Projekt-Allowlist.</w:t>
+      </w:r>
+    </w:p>
+    <w:p>
+      <w:pPr>
+        <w:pStyle w:val="Compact"/>
+        <w:numPr>
+          <w:ilvl w:val="0"/>
+          <w:numId w:val="1008"/>
+        </w:numPr>
+      </w:pPr>
+      <w:r>
+        <w:t xml:space="preserve">Jede andere gültige dreistellige Endung, zum Beispiel</w:t>
+      </w:r>
+      <w:r>
+        <w:t xml:space="preserve"> </w:t>
+      </w:r>
+      <w:r>
+        <w:rPr>
+          <w:rStyle w:val="VerbatimChar"/>
+        </w:rPr>
+        <w:t xml:space="preserve">R261.108</w:t>
+      </w:r>
+      <w:r>
+        <w:t xml:space="preserve">, erzeugt</w:t>
+      </w:r>
+      <w:r>
+        <w:t xml:space="preserve"> </w:t>
+      </w:r>
+      <w:r>
+        <w:t xml:space="preserve">ein kumulatives DELTA von</w:t>
+      </w:r>
+      <w:r>
+        <w:t xml:space="preserve"> </w:t>
+      </w:r>
+      <w:r>
+        <w:rPr>
+          <w:rStyle w:val="VerbatimChar"/>
+        </w:rPr>
+        <w:t xml:space="preserve">R261.100</w:t>
+      </w:r>
+      <w:r>
+        <w:t xml:space="preserve"> </w:t>
+      </w:r>
+      <w:r>
+        <w:t xml:space="preserve">bis zum Zieltag.</w:t>
+      </w:r>
+    </w:p>
+    <w:p>
+      <w:pPr>
+        <w:pStyle w:val="Compact"/>
+        <w:numPr>
+          <w:ilvl w:val="0"/>
+          <w:numId w:val="1008"/>
+        </w:numPr>
+      </w:pPr>
+      <w:r>
+        <w:t xml:space="preserve">Ein DELTA setzt voraus, dass der</w:t>
+      </w:r>
+      <w:r>
+        <w:t xml:space="preserve"> </w:t>
+      </w:r>
+      <w:r>
+        <w:rPr>
+          <w:rStyle w:val="VerbatimChar"/>
+        </w:rPr>
+        <w:t xml:space="preserve">.100</w:t>
+      </w:r>
+      <w:r>
+        <w:t xml:space="preserve">-Tag derselben Linie vorhanden und</w:t>
+      </w:r>
+      <w:r>
+        <w:t xml:space="preserve"> </w:t>
+      </w:r>
+      <w:r>
+        <w:t xml:space="preserve">erreichbar ist.</w:t>
+      </w:r>
+    </w:p>
+    <w:p>
+      <w:pPr>
+        <w:pStyle w:val="Compact"/>
+        <w:numPr>
+          <w:ilvl w:val="0"/>
+          <w:numId w:val="1008"/>
+        </w:numPr>
+      </w:pPr>
+      <w:r>
+        <w:t xml:space="preserve">Nur das benannte Release-Team darf einen neuen Release-Tag setzen. Ein</w:t>
+      </w:r>
+      <w:r>
+        <w:t xml:space="preserve"> </w:t>
+      </w:r>
+      <w:r>
+        <w:t xml:space="preserve">vorhandener Release-Tag ist die unveränderliche Release-Identität und darf</w:t>
+      </w:r>
+      <w:r>
+        <w:t xml:space="preserve"> </w:t>
+      </w:r>
+      <w:r>
+        <w:t xml:space="preserve">weder verschoben noch gelöscht werden.</w:t>
+      </w:r>
+    </w:p>
+    <w:p>
+      <w:pPr>
+        <w:pStyle w:val="FirstParagraph"/>
+      </w:pPr>
+      <w:r>
+        <w:t xml:space="preserve">Der Release-Tag wird vom Mandanten-Release-Team in GitHub angelegt:</w:t>
+      </w:r>
+    </w:p>
+    <w:p>
+      <w:pPr>
+        <w:pStyle w:val="Compact"/>
+        <w:numPr>
+          <w:ilvl w:val="0"/>
+          <w:numId w:val="1009"/>
+        </w:numPr>
+      </w:pPr>
+      <w:r>
+        <w:t xml:space="preserve">Im Mandanten-Repository</w:t>
+      </w:r>
+      <w:r>
+        <w:t xml:space="preserve"> </w:t>
+      </w:r>
+      <w:r>
+        <w:rPr>
+          <w:b/>
+          <w:bCs/>
+        </w:rPr>
+        <w:t xml:space="preserve">Releases → Draft a new release</w:t>
+      </w:r>
+      <w:r>
+        <w:t xml:space="preserve"> </w:t>
+      </w:r>
+      <w:r>
+        <w:t xml:space="preserve">öffnen.</w:t>
+      </w:r>
+    </w:p>
+    <w:p>
+      <w:pPr>
+        <w:pStyle w:val="Compact"/>
+        <w:numPr>
+          <w:ilvl w:val="0"/>
+          <w:numId w:val="1009"/>
+        </w:numPr>
+      </w:pPr>
+      <w:r>
+        <w:t xml:space="preserve">Unter</w:t>
+      </w:r>
+      <w:r>
+        <w:t xml:space="preserve"> </w:t>
+      </w:r>
+      <w:r>
+        <w:rPr>
+          <w:b/>
+          <w:bCs/>
+        </w:rPr>
+        <w:t xml:space="preserve">Choose a tag</w:t>
+      </w:r>
+      <w:r>
+        <w:t xml:space="preserve"> </w:t>
+      </w:r>
+      <w:r>
+        <w:t xml:space="preserve">den neuen Namen, beispielsweise</w:t>
+      </w:r>
+      <w:r>
+        <w:t xml:space="preserve"> </w:t>
+      </w:r>
+      <w:r>
+        <w:rPr>
+          <w:rStyle w:val="VerbatimChar"/>
+        </w:rPr>
+        <w:t xml:space="preserve">R261.108</w:t>
+      </w:r>
+      <w:r>
+        <w:t xml:space="preserve">, eingeben</w:t>
+      </w:r>
+      <w:r>
+        <w:t xml:space="preserve"> </w:t>
+      </w:r>
+      <w:r>
+        <w:t xml:space="preserve">und</w:t>
+      </w:r>
+      <w:r>
+        <w:t xml:space="preserve"> </w:t>
+      </w:r>
+      <w:r>
+        <w:rPr>
+          <w:b/>
+          <w:bCs/>
+        </w:rPr>
+        <w:t xml:space="preserve">Create new tag</w:t>
+      </w:r>
+      <w:r>
+        <w:t xml:space="preserve"> </w:t>
+      </w:r>
+      <w:r>
+        <w:t xml:space="preserve">wählen.</w:t>
+      </w:r>
+    </w:p>
+    <w:p>
+      <w:pPr>
+        <w:pStyle w:val="Compact"/>
+        <w:numPr>
+          <w:ilvl w:val="0"/>
+          <w:numId w:val="1009"/>
+        </w:numPr>
+      </w:pPr>
+      <w:r>
+        <w:t xml:space="preserve">Als Ziel</w:t>
+      </w:r>
+      <w:r>
+        <w:t xml:space="preserve"> </w:t>
+      </w:r>
+      <w:r>
+        <w:rPr>
+          <w:rStyle w:val="VerbatimChar"/>
+        </w:rPr>
+        <w:t xml:space="preserve">R261/Bereitstellung</w:t>
+      </w:r>
+      <w:r>
+        <w:t xml:space="preserve"> </w:t>
+      </w:r>
+      <w:r>
+        <w:t xml:space="preserve">auswählen und nochmals prüfen, dass dessen</w:t>
+      </w:r>
+      <w:r>
+        <w:t xml:space="preserve"> </w:t>
+      </w:r>
+      <w:r>
+        <w:t xml:space="preserve">aktueller Commit der bestätigte Release-Stand ist.</w:t>
+      </w:r>
+    </w:p>
+    <w:p>
+      <w:pPr>
+        <w:pStyle w:val="Compact"/>
+        <w:numPr>
+          <w:ilvl w:val="0"/>
+          <w:numId w:val="1009"/>
+        </w:numPr>
+      </w:pPr>
+      <w:r>
+        <w:t xml:space="preserve">Den Release veröffentlichen. Dadurch wird der Tag angelegt und der</w:t>
+      </w:r>
+      <w:r>
+        <w:t xml:space="preserve"> </w:t>
+      </w:r>
+      <w:r>
+        <w:t xml:space="preserve">Release-Workflow gestartet.</w:t>
+      </w:r>
+    </w:p>
+    <w:p>
+      <w:pPr>
+        <w:pStyle w:val="FirstParagraph"/>
+      </w:pPr>
+      <w:r>
+        <w:t xml:space="preserve">Danach unter</w:t>
+      </w:r>
+      <w:r>
+        <w:t xml:space="preserve"> </w:t>
+      </w:r>
+      <w:r>
+        <w:rPr>
+          <w:b/>
+          <w:bCs/>
+        </w:rPr>
+        <w:t xml:space="preserve">Actions → Build and publish release</w:t>
+      </w:r>
+      <w:r>
+        <w:t xml:space="preserve"> </w:t>
+      </w:r>
+      <w:r>
+        <w:t xml:space="preserve">prüfen:</w:t>
+      </w:r>
+    </w:p>
+    <w:p>
+      <w:pPr>
+        <w:pStyle w:val="Compact"/>
+        <w:numPr>
+          <w:ilvl w:val="0"/>
+          <w:numId w:val="1010"/>
+        </w:numPr>
+      </w:pPr>
+      <w:r>
+        <w:rPr>
+          <w:rStyle w:val="VerbatimChar"/>
+        </w:rPr>
+        <w:t xml:space="preserve">Build FULL or DELTA artifact</w:t>
+      </w:r>
+      <w:r>
+        <w:t xml:space="preserve"> </w:t>
+      </w:r>
+      <w:r>
+        <w:t xml:space="preserve">validiert Konfiguration, Tag und</w:t>
+      </w:r>
+      <w:r>
+        <w:t xml:space="preserve"> </w:t>
+      </w:r>
+      <w:r>
+        <w:t xml:space="preserve">Branchzuordnung, baut die Pakete und erzeugt</w:t>
+      </w:r>
+      <w:r>
+        <w:t xml:space="preserve"> </w:t>
+      </w:r>
+      <w:r>
+        <w:rPr>
+          <w:rStyle w:val="VerbatimChar"/>
+        </w:rPr>
+        <w:t xml:space="preserve">manifest.json</w:t>
+      </w:r>
+      <w:r>
+        <w:t xml:space="preserve"> </w:t>
+      </w:r>
+      <w:r>
+        <w:t xml:space="preserve">mit</w:t>
+      </w:r>
+      <w:r>
+        <w:t xml:space="preserve"> </w:t>
+      </w:r>
+      <w:r>
+        <w:t xml:space="preserve">SHA-256-Prüfsummen.</w:t>
+      </w:r>
+    </w:p>
+    <w:p>
+      <w:pPr>
+        <w:pStyle w:val="Compact"/>
+        <w:numPr>
+          <w:ilvl w:val="0"/>
+          <w:numId w:val="1010"/>
+        </w:numPr>
+      </w:pPr>
+      <w:r>
+        <w:t xml:space="preserve">Das Artefakt heißt</w:t>
+      </w:r>
+      <w:r>
+        <w:t xml:space="preserve"> </w:t>
+      </w:r>
+      <w:r>
+        <w:rPr>
+          <w:rStyle w:val="VerbatimChar"/>
+        </w:rPr>
+        <w:t xml:space="preserve">&lt;Repository&gt;-&lt;Release-Tag&gt;</w:t>
+      </w:r>
+      <w:r>
+        <w:t xml:space="preserve"> </w:t>
+      </w:r>
+      <w:r>
+        <w:t xml:space="preserve">und wird standardmäßig</w:t>
+      </w:r>
+      <w:r>
+        <w:t xml:space="preserve"> </w:t>
+      </w:r>
+      <w:r>
+        <w:t xml:space="preserve">30 Tage aufbewahrt.</w:t>
+      </w:r>
+    </w:p>
+    <w:p>
+      <w:pPr>
+        <w:pStyle w:val="Compact"/>
+        <w:numPr>
+          <w:ilvl w:val="0"/>
+          <w:numId w:val="1010"/>
+        </w:numPr>
+      </w:pPr>
+      <w:r>
+        <w:rPr>
+          <w:rStyle w:val="VerbatimChar"/>
+        </w:rPr>
+        <w:t xml:space="preserve">Verify and hand over artifact to Mainframe</w:t>
+      </w:r>
+      <w:r>
+        <w:t xml:space="preserve"> </w:t>
+      </w:r>
+      <w:r>
+        <w:t xml:space="preserve">wartet im Environment</w:t>
+      </w:r>
+      <w:r>
+        <w:t xml:space="preserve"> </w:t>
+      </w:r>
+      <w:r>
+        <w:rPr>
+          <w:rStyle w:val="VerbatimChar"/>
+        </w:rPr>
+        <w:t xml:space="preserve">Bereitstellung</w:t>
+      </w:r>
+      <w:r>
+        <w:t xml:space="preserve"> </w:t>
+      </w:r>
+      <w:r>
+        <w:t xml:space="preserve">auf die eingerichtete manuelle Freigabe.</w:t>
+      </w:r>
+    </w:p>
+    <w:p>
+      <w:pPr>
+        <w:pStyle w:val="Compact"/>
+        <w:numPr>
+          <w:ilvl w:val="0"/>
+          <w:numId w:val="1010"/>
+        </w:numPr>
+      </w:pPr>
+      <w:r>
+        <w:t xml:space="preserve">Nach der Freigabe werden Manifest und Prüfsummen erneut geprüft, JCL wird</w:t>
+      </w:r>
+      <w:r>
+        <w:t xml:space="preserve"> </w:t>
+      </w:r>
+      <w:r>
+        <w:t xml:space="preserve">aus dem versionierten Template gerendert und Paket plus JCL werden per</w:t>
+      </w:r>
+      <w:r>
+        <w:t xml:space="preserve"> </w:t>
+      </w:r>
+      <w:r>
+        <w:t xml:space="preserve">FTP/JES übergeben.</w:t>
+      </w:r>
+    </w:p>
+    <w:p>
+      <w:pPr>
+        <w:pStyle w:val="FirstParagraph"/>
+      </w:pPr>
+      <w:r>
+        <w:rPr>
+          <w:rStyle w:val="VerbatimChar"/>
+        </w:rPr>
+        <w:t xml:space="preserve">MAINFRAME_SUBMITTED</w:t>
+      </w:r>
+      <w:r>
+        <w:t xml:space="preserve"> </w:t>
+      </w:r>
+      <w:r>
+        <w:t xml:space="preserve">bedeutet ausschließlich, dass die unmittelbare</w:t>
+      </w:r>
+      <w:r>
+        <w:t xml:space="preserve"> </w:t>
+      </w:r>
+      <w:r>
+        <w:t xml:space="preserve">FTP-/JES-Übergabe akzeptiert wurde. Der fachliche Abschluss des Mainframe-Jobs</w:t>
+      </w:r>
+      <w:r>
+        <w:t xml:space="preserve"> </w:t>
+      </w:r>
+      <w:r>
+        <w:t xml:space="preserve">wird in Ausbaustufe 1 nicht abgefragt.</w:t>
+      </w:r>
+    </w:p>
+    <w:bookmarkEnd w:id="28"/>
+    <w:bookmarkStart w:id="31" w:name="Xb1478888d6ab1f8c0dff86c249ddba7025804a2"/>
+    <w:p>
+      <w:pPr>
+        <w:pStyle w:val="Heading2"/>
+      </w:pPr>
+      <w:r>
+        <w:t xml:space="preserve">7. Einen Lauf kontrolliert wiederholen</w:t>
+      </w:r>
+    </w:p>
+    <w:p>
+      <w:pPr>
+        <w:pStyle w:val="FirstParagraph"/>
+      </w:pPr>
+      <w:r>
+        <w:t xml:space="preserve">Ein noch verfügbarer Workflow-Lauf kann in GitHub über</w:t>
+      </w:r>
+      <w:r>
+        <w:t xml:space="preserve"> </w:t>
+      </w:r>
+      <w:r>
+        <w:rPr>
+          <w:b/>
+          <w:bCs/>
+        </w:rPr>
+        <w:t xml:space="preserve">Actions</w:t>
+      </w:r>
+      <w:r>
+        <w:t xml:space="preserve">, den</w:t>
+      </w:r>
+      <w:r>
+        <w:t xml:space="preserve"> </w:t>
+      </w:r>
+      <w:r>
+        <w:t xml:space="preserve">betroffenen Lauf und</w:t>
+      </w:r>
+      <w:r>
+        <w:t xml:space="preserve"> </w:t>
+      </w:r>
+      <w:r>
+        <w:rPr>
+          <w:b/>
+          <w:bCs/>
+        </w:rPr>
+        <w:t xml:space="preserve">Re-run jobs</w:t>
+      </w:r>
+      <w:r>
+        <w:t xml:space="preserve"> </w:t>
+      </w:r>
+      <w:r>
+        <w:t xml:space="preserve">mit demselben Commit und derselben</w:t>
+      </w:r>
+      <w:r>
+        <w:t xml:space="preserve"> </w:t>
+      </w:r>
+      <w:r>
+        <w:t xml:space="preserve">Git-Referenz wiederholt werden. Die folgenden manuellen Starts sind für Fälle</w:t>
+      </w:r>
+      <w:r>
+        <w:t xml:space="preserve"> </w:t>
+      </w:r>
+      <w:r>
+        <w:t xml:space="preserve">gedacht, in denen ein neuer kontrollierter Lauf mit ausdrücklich angegebenem</w:t>
+      </w:r>
+      <w:r>
+        <w:t xml:space="preserve"> </w:t>
+      </w:r>
+      <w:r>
+        <w:t xml:space="preserve">Commit oder Tag erforderlich ist.</w:t>
+      </w:r>
+    </w:p>
+    <w:bookmarkStart w:id="29" w:name="mtext-synchronisation-wiederholen"/>
+    <w:p>
+      <w:pPr>
+        <w:pStyle w:val="Heading3"/>
+      </w:pPr>
+      <w:r>
+        <w:t xml:space="preserve">M/Text-Synchronisation wiederholen</w:t>
+      </w:r>
+    </w:p>
+    <w:p>
+      <w:pPr>
+        <w:pStyle w:val="FirstParagraph"/>
+      </w:pPr>
+      <w:r>
+        <w:t xml:space="preserve">Unter</w:t>
+      </w:r>
+      <w:r>
+        <w:t xml:space="preserve"> </w:t>
+      </w:r>
+      <w:r>
+        <w:rPr>
+          <w:b/>
+          <w:bCs/>
+        </w:rPr>
+        <w:t xml:space="preserve">Actions → Sync M/Text resources → Run workflow</w:t>
+      </w:r>
+      <w:r>
+        <w:t xml:space="preserve"> </w:t>
+      </w:r>
+      <w:r>
+        <w:t xml:space="preserve">angeben:</w:t>
+      </w:r>
+    </w:p>
+    <w:p>
+      <w:pPr>
+        <w:pStyle w:val="Compact"/>
+        <w:numPr>
+          <w:ilvl w:val="0"/>
+          <w:numId w:val="1011"/>
+        </w:numPr>
+      </w:pPr>
+      <w:r>
+        <w:rPr>
+          <w:rStyle w:val="VerbatimChar"/>
+        </w:rPr>
+        <w:t xml:space="preserve">commit_sha</w:t>
+      </w:r>
+      <w:r>
+        <w:t xml:space="preserve">: vollständiger 40-stelliger SHA des bereits geprüften Commits;</w:t>
+      </w:r>
+    </w:p>
+    <w:p>
+      <w:pPr>
+        <w:pStyle w:val="Compact"/>
+        <w:numPr>
+          <w:ilvl w:val="0"/>
+          <w:numId w:val="1011"/>
+        </w:numPr>
+      </w:pPr>
+      <w:r>
+        <w:rPr>
+          <w:rStyle w:val="VerbatimChar"/>
+        </w:rPr>
+        <w:t xml:space="preserve">source_branch</w:t>
+      </w:r>
+      <w:r>
+        <w:t xml:space="preserve">: der passende Branch</w:t>
+      </w:r>
+      <w:r>
+        <w:t xml:space="preserve"> </w:t>
+      </w:r>
+      <w:r>
+        <w:rPr>
+          <w:rStyle w:val="VerbatimChar"/>
+        </w:rPr>
+        <w:t xml:space="preserve">Rnnn/Entwicklung</w:t>
+      </w:r>
+      <w:r>
+        <w:t xml:space="preserve"> </w:t>
+      </w:r>
+      <w:r>
+        <w:t xml:space="preserve">oder</w:t>
+      </w:r>
+      <w:r>
+        <w:t xml:space="preserve"> </w:t>
+      </w:r>
+      <w:r>
+        <w:rPr>
+          <w:rStyle w:val="VerbatimChar"/>
+        </w:rPr>
+        <w:t xml:space="preserve">Rnnn/Abnahme</w:t>
+      </w:r>
+      <w:r>
+        <w:t xml:space="preserve">.</w:t>
+      </w:r>
+    </w:p>
+    <w:p>
+      <w:pPr>
+        <w:pStyle w:val="FirstParagraph"/>
+      </w:pPr>
+      <w:r>
+        <w:t xml:space="preserve">Die Automation weist den Lauf zurück, wenn der Commit nicht aus dem gewählten</w:t>
+      </w:r>
+      <w:r>
+        <w:t xml:space="preserve"> </w:t>
+      </w:r>
+      <w:r>
+        <w:t xml:space="preserve">Branch erreichbar ist. Das Zielsystem kann nicht frei eingegeben werden; es</w:t>
+      </w:r>
+      <w:r>
+        <w:t xml:space="preserve"> </w:t>
+      </w:r>
+      <w:r>
+        <w:t xml:space="preserve">wird aus Branch und zentraler Konfiguration abgeleitet. Eine allgemeine</w:t>
+      </w:r>
+      <w:r>
+        <w:t xml:space="preserve"> </w:t>
+      </w:r>
+      <w:r>
+        <w:t xml:space="preserve">Erklärung zu Commits und SHAs steht unter „Begriffe und Namensregeln“.</w:t>
+      </w:r>
+    </w:p>
+    <w:bookmarkEnd w:id="29"/>
+    <w:bookmarkStart w:id="30" w:name="release-lauf-wiederholen"/>
+    <w:p>
+      <w:pPr>
+        <w:pStyle w:val="Heading3"/>
+      </w:pPr>
+      <w:r>
+        <w:t xml:space="preserve">Release-Lauf wiederholen</w:t>
+      </w:r>
+    </w:p>
+    <w:p>
+      <w:pPr>
+        <w:pStyle w:val="FirstParagraph"/>
+      </w:pPr>
+      <w:r>
+        <w:t xml:space="preserve">Unter</w:t>
+      </w:r>
+      <w:r>
+        <w:t xml:space="preserve"> </w:t>
+      </w:r>
+      <w:r>
+        <w:rPr>
+          <w:b/>
+          <w:bCs/>
+        </w:rPr>
+        <w:t xml:space="preserve">Actions → Build and publish release → Run workflow</w:t>
+      </w:r>
+      <w:r>
+        <w:t xml:space="preserve"> </w:t>
+      </w:r>
+      <w:r>
+        <w:t xml:space="preserve">den bereits</w:t>
+      </w:r>
+      <w:r>
+        <w:t xml:space="preserve"> </w:t>
+      </w:r>
+      <w:r>
+        <w:t xml:space="preserve">existierenden</w:t>
+      </w:r>
+      <w:r>
+        <w:t xml:space="preserve"> </w:t>
+      </w:r>
+      <w:r>
+        <w:rPr>
+          <w:rStyle w:val="VerbatimChar"/>
+        </w:rPr>
+        <w:t xml:space="preserve">release_tag</w:t>
+      </w:r>
+      <w:r>
+        <w:t xml:space="preserve"> </w:t>
+      </w:r>
+      <w:r>
+        <w:t xml:space="preserve">angeben. Keinen neuen Tag nur für einen technischen</w:t>
+      </w:r>
+      <w:r>
+        <w:t xml:space="preserve"> </w:t>
+      </w:r>
+      <w:r>
+        <w:t xml:space="preserve">Wiederanlauf erzeugen. Die Automation löst den Tag erneut auf und prüft seine</w:t>
+      </w:r>
+      <w:r>
+        <w:t xml:space="preserve"> </w:t>
+      </w:r>
+      <w:r>
+        <w:t xml:space="preserve">Erreichbarkeit aus</w:t>
+      </w:r>
+      <w:r>
+        <w:t xml:space="preserve"> </w:t>
+      </w:r>
+      <w:r>
+        <w:rPr>
+          <w:rStyle w:val="VerbatimChar"/>
+        </w:rPr>
+        <w:t xml:space="preserve">&lt;Releaselinie&gt;/Bereitstellung</w:t>
+      </w:r>
+      <w:r>
+        <w:t xml:space="preserve">.</w:t>
+      </w:r>
+    </w:p>
+    <w:p>
+      <w:pPr>
+        <w:pStyle w:val="BodyText"/>
+      </w:pPr>
+      <w:r>
+        <w:t xml:space="preserve">Vor jedem Wiederanlauf klären, ob das Zielsystem die vorherige Übergabe bereits</w:t>
+      </w:r>
+      <w:r>
+        <w:t xml:space="preserve"> </w:t>
+      </w:r>
+      <w:r>
+        <w:t xml:space="preserve">angenommen hat. GitHub Actions kennt ohne Status-Polling keinen nachgelagerten</w:t>
+      </w:r>
+      <w:r>
+        <w:t xml:space="preserve"> </w:t>
+      </w:r>
+      <w:r>
+        <w:t xml:space="preserve">fachlichen Endstatus.</w:t>
+      </w:r>
+    </w:p>
+    <w:bookmarkEnd w:id="30"/>
+    <w:bookmarkEnd w:id="31"/>
+    <w:bookmarkStart w:id="32" w:name="Xf7e46cfc9f9d86dd3d6475ad5b3351b87cb19c6"/>
+    <w:p>
+      <w:pPr>
+        <w:pStyle w:val="Heading2"/>
+      </w:pPr>
+      <w:r>
+        <w:t xml:space="preserve">8. Status und Fehlerbilder verstehen</w:t>
+      </w:r>
+    </w:p>
+    <w:tbl>
+      <w:tblPr>
+        <w:tblStyle w:val="Table"/>
+        <w:tblW w:type="auto" w:w="0"/>
+        <w:tblLook w:firstRow="1" w:lastRow="0" w:firstColumn="0" w:lastColumn="0" w:noHBand="0" w:noVBand="0" w:val="0020"/>
+      </w:tblPr>
+      <w:tblGrid>
+        <w:gridCol w:w="2640"/>
+        <w:gridCol w:w="2640"/>
+        <w:gridCol w:w="2640"/>
+      </w:tblGrid>
+      <w:tr>
+        <w:trPr>
+          <w:tblHeader w:val="on"/>
+        </w:trPr>
+        <w:tc>
+          <w:tcPr/>
+          <w:p>
+            <w:pPr>
+              <w:pStyle w:val="Compact"/>
+            </w:pPr>
+            <w:r>
+              <w:t xml:space="preserve">Status oder sichtbares Symptom</w:t>
+            </w:r>
+          </w:p>
+        </w:tc>
+        <w:tc>
+          <w:tcPr/>
+          <w:p>
+            <w:pPr>
+              <w:pStyle w:val="Compact"/>
+            </w:pPr>
+            <w:r>
+              <w:t xml:space="preserve">Bedeutung</w:t>
+            </w:r>
+          </w:p>
+        </w:tc>
+        <w:tc>
+          <w:tcPr/>
+          <w:p>
+            <w:pPr>
+              <w:pStyle w:val="Compact"/>
+            </w:pPr>
+            <w:r>
+              <w:t xml:space="preserve">Nächste Prüfung</w:t>
+            </w:r>
+          </w:p>
+        </w:tc>
+      </w:tr>
+      <w:tr>
+        <w:tc>
+          <w:tcPr/>
+          <w:p>
+            <w:pPr>
+              <w:pStyle w:val="Compact"/>
+            </w:pPr>
+            <w:r>
+              <w:t xml:space="preserve">Workflow kann zentrale Datei am Null-SHA nicht laden</w:t>
+            </w:r>
+          </w:p>
+        </w:tc>
+        <w:tc>
+          <w:tcPr/>
+          <w:p>
+            <w:pPr>
+              <w:pStyle w:val="Compact"/>
+            </w:pPr>
+            <w:r>
+              <w:t xml:space="preserve">Technischer Platzhalter ist noch eingetragen</w:t>
+            </w:r>
+          </w:p>
+        </w:tc>
+        <w:tc>
+          <w:tcPr/>
+          <w:p>
+            <w:pPr>
+              <w:pStyle w:val="Compact"/>
+            </w:pPr>
+            <w:r>
+              <w:t xml:space="preserve">Zentrale Automatisierungsverantwortliche informieren; Anwender ändern den SHA nicht selbst</w:t>
             </w:r>
           </w:p>
         </w:tc>
@@ -3173,8 +5360,8 @@
         <w:t xml:space="preserve">kopieren.</w:t>
       </w:r>
     </w:p>
-    <w:bookmarkEnd w:id="27"/>
-    <w:bookmarkEnd w:id="28"/>
+    <w:bookmarkEnd w:id="32"/>
+    <w:bookmarkEnd w:id="33"/>
     <w:sectPr>
       <w:footnotePr>
         <w:numRestart w:val="eachSect"/>
@@ -3573,7 +5760,34 @@
     </w:lvlOverride>
   </w:num>
   <w:num w:numId="1006">
-    <w:abstractNumId w:val="991"/>
+    <w:abstractNumId w:val="99411"/>
+    <w:lvlOverride w:ilvl="0">
+      <w:startOverride w:val="1"/>
+    </w:lvlOverride>
+    <w:lvlOverride w:ilvl="1">
+      <w:startOverride w:val="1"/>
+    </w:lvlOverride>
+    <w:lvlOverride w:ilvl="2">
+      <w:startOverride w:val="1"/>
+    </w:lvlOverride>
+    <w:lvlOverride w:ilvl="3">
+      <w:startOverride w:val="1"/>
+    </w:lvlOverride>
+    <w:lvlOverride w:ilvl="4">
+      <w:startOverride w:val="1"/>
+    </w:lvlOverride>
+    <w:lvlOverride w:ilvl="5">
+      <w:startOverride w:val="1"/>
+    </w:lvlOverride>
+    <w:lvlOverride w:ilvl="6">
+      <w:startOverride w:val="1"/>
+    </w:lvlOverride>
+    <w:lvlOverride w:ilvl="7">
+      <w:startOverride w:val="1"/>
+    </w:lvlOverride>
+    <w:lvlOverride w:ilvl="8">
+      <w:startOverride w:val="1"/>
+    </w:lvlOverride>
   </w:num>
   <w:num w:numId="1007">
     <w:abstractNumId w:val="99411"/>
@@ -3606,6 +5820,69 @@
     </w:lvlOverride>
   </w:num>
   <w:num w:numId="1008">
+    <w:abstractNumId w:val="991"/>
+  </w:num>
+  <w:num w:numId="1009">
+    <w:abstractNumId w:val="99411"/>
+    <w:lvlOverride w:ilvl="0">
+      <w:startOverride w:val="1"/>
+    </w:lvlOverride>
+    <w:lvlOverride w:ilvl="1">
+      <w:startOverride w:val="1"/>
+    </w:lvlOverride>
+    <w:lvlOverride w:ilvl="2">
+      <w:startOverride w:val="1"/>
+    </w:lvlOverride>
+    <w:lvlOverride w:ilvl="3">
+      <w:startOverride w:val="1"/>
+    </w:lvlOverride>
+    <w:lvlOverride w:ilvl="4">
+      <w:startOverride w:val="1"/>
+    </w:lvlOverride>
+    <w:lvlOverride w:ilvl="5">
+      <w:startOverride w:val="1"/>
+    </w:lvlOverride>
+    <w:lvlOverride w:ilvl="6">
+      <w:startOverride w:val="1"/>
+    </w:lvlOverride>
+    <w:lvlOverride w:ilvl="7">
+      <w:startOverride w:val="1"/>
+    </w:lvlOverride>
+    <w:lvlOverride w:ilvl="8">
+      <w:startOverride w:val="1"/>
+    </w:lvlOverride>
+  </w:num>
+  <w:num w:numId="1010">
+    <w:abstractNumId w:val="99411"/>
+    <w:lvlOverride w:ilvl="0">
+      <w:startOverride w:val="1"/>
+    </w:lvlOverride>
+    <w:lvlOverride w:ilvl="1">
+      <w:startOverride w:val="1"/>
+    </w:lvlOverride>
+    <w:lvlOverride w:ilvl="2">
+      <w:startOverride w:val="1"/>
+    </w:lvlOverride>
+    <w:lvlOverride w:ilvl="3">
+      <w:startOverride w:val="1"/>
+    </w:lvlOverride>
+    <w:lvlOverride w:ilvl="4">
+      <w:startOverride w:val="1"/>
+    </w:lvlOverride>
+    <w:lvlOverride w:ilvl="5">
+      <w:startOverride w:val="1"/>
+    </w:lvlOverride>
+    <w:lvlOverride w:ilvl="6">
+      <w:startOverride w:val="1"/>
+    </w:lvlOverride>
+    <w:lvlOverride w:ilvl="7">
+      <w:startOverride w:val="1"/>
+    </w:lvlOverride>
+    <w:lvlOverride w:ilvl="8">
+      <w:startOverride w:val="1"/>
+    </w:lvlOverride>
+  </w:num>
+  <w:num w:numId="1011">
     <w:abstractNumId w:val="991"/>
   </w:num>
 </w:numbering>

--- a/docs/confluence/Benutzeranleitung.docx
+++ b/docs/confluence/Benutzeranleitung.docx
@@ -2,7 +2,7 @@
 <file path=word/document.xml><?xml version="1.0" encoding="utf-8"?>
 <w:document xmlns:w="http://schemas.openxmlformats.org/wordprocessingml/2006/main" xmlns:m="http://schemas.openxmlformats.org/officeDocument/2006/math" xmlns:r="http://schemas.openxmlformats.org/officeDocument/2006/relationships" xmlns:o="urn:schemas-microsoft-com:office:office" xmlns:v="urn:schemas-microsoft-com:vml" xmlns:w10="urn:schemas-microsoft-com:office:word" xmlns:a="http://schemas.openxmlformats.org/drawingml/2006/main" xmlns:pic="http://schemas.openxmlformats.org/drawingml/2006/picture" xmlns:wp="http://schemas.openxmlformats.org/drawingml/2006/wordprocessingDrawing">
   <w:body>
-    <w:bookmarkStart w:id="33" w:name="X5767fe00d06021c73500f578850dd0563b4d425"/>
+    <w:bookmarkStart w:id="34" w:name="X5767fe00d06021c73500f578850dd0563b4d425"/>
     <w:p>
       <w:pPr>
         <w:pStyle w:val="Heading1"/>
@@ -3496,13 +3496,177 @@
     <w:bookmarkEnd w:id="22"/>
     <w:bookmarkEnd w:id="23"/>
     <w:bookmarkEnd w:id="24"/>
-    <w:bookmarkStart w:id="25" w:name="X5d263ec4e740f38fcc8aad7b983fa29a95ec8b5"/>
+    <w:bookmarkStart w:id="25" w:name="Xcec3cf048b24b3c4ed6ca7e62635323ca1c6bc3"/>
     <w:p>
       <w:pPr>
         <w:pStyle w:val="Heading2"/>
       </w:pPr>
       <w:r>
-        <w:t xml:space="preserve">3. Änderung nach Entwicklung bringen</w:t>
+        <w:t xml:space="preserve">3. Neue Releaselinie initial in M/Text bereitstellen</w:t>
+      </w:r>
+    </w:p>
+    <w:p>
+      <w:pPr>
+        <w:pStyle w:val="FirstParagraph"/>
+      </w:pPr>
+      <w:r>
+        <w:t xml:space="preserve">Bei einem Releaselinienwechsel müssen die Ressourcen nicht erst geändert</w:t>
+      </w:r>
+      <w:r>
+        <w:t xml:space="preserve"> </w:t>
+      </w:r>
+      <w:r>
+        <w:t xml:space="preserve">werden, damit sie in den neuen M/Text-Umgebungen verfügbar sind. Vor der</w:t>
+      </w:r>
+      <w:r>
+        <w:t xml:space="preserve"> </w:t>
+      </w:r>
+      <w:r>
+        <w:t xml:space="preserve">fachlichen Nutzung der neuen Linie führt der benannte Verantwortlichenkreis je</w:t>
+      </w:r>
+      <w:r>
+        <w:t xml:space="preserve"> </w:t>
+      </w:r>
+      <w:r>
+        <w:t xml:space="preserve">Mandant eine initiale Vollsynchronisation für Entwicklung und Abnahme durch.</w:t>
+      </w:r>
+    </w:p>
+    <w:p>
+      <w:pPr>
+        <w:pStyle w:val="BodyText"/>
+      </w:pPr>
+      <w:r>
+        <w:t xml:space="preserve">Ausgangspunkt ist immer der letzte tatsächlich ausgelieferte Release-Tag der</w:t>
+      </w:r>
+      <w:r>
+        <w:t xml:space="preserve"> </w:t>
+      </w:r>
+      <w:r>
+        <w:t xml:space="preserve">bisherigen Linie. Der Commit dieses unveränderlichen Tags bildet die Basis der</w:t>
+      </w:r>
+      <w:r>
+        <w:t xml:space="preserve"> </w:t>
+      </w:r>
+      <w:r>
+        <w:t xml:space="preserve">neuen Stufenbranches und der initialen M/Text-Synchronisation. Entscheidend ist</w:t>
+      </w:r>
+      <w:r>
+        <w:t xml:space="preserve"> </w:t>
+      </w:r>
+      <w:r>
+        <w:t xml:space="preserve">damit der bestätigte letzte Liefertag, nicht lediglich der numerisch höchste</w:t>
+      </w:r>
+      <w:r>
+        <w:t xml:space="preserve"> </w:t>
+      </w:r>
+      <w:r>
+        <w:t xml:space="preserve">vorhandene Tag. Diese Auswahl kann die Automation nicht sicher selbst treffen,</w:t>
+      </w:r>
+      <w:r>
+        <w:t xml:space="preserve"> </w:t>
+      </w:r>
+      <w:r>
+        <w:t xml:space="preserve">weil sie den Abschluss im nachgelagerten Betriebsverfahren nicht abfragt.</w:t>
+      </w:r>
+    </w:p>
+    <w:p>
+      <w:pPr>
+        <w:pStyle w:val="BodyText"/>
+      </w:pPr>
+      <w:r>
+        <w:t xml:space="preserve">Dabei wird nicht jede technische Datei des Git-Repositories übertragen. Die</w:t>
+      </w:r>
+      <w:r>
+        <w:t xml:space="preserve"> </w:t>
+      </w:r>
+      <w:r>
+        <w:t xml:space="preserve">Automation synchronisiert den vollständigen Stand aller Projekte aus der</w:t>
+      </w:r>
+      <w:r>
+        <w:t xml:space="preserve"> </w:t>
+      </w:r>
+      <w:r>
+        <w:t xml:space="preserve">Projekt-Allowlist in</w:t>
+      </w:r>
+      <w:r>
+        <w:t xml:space="preserve"> </w:t>
+      </w:r>
+      <w:r>
+        <w:rPr>
+          <w:rStyle w:val="VerbatimChar"/>
+        </w:rPr>
+        <w:t xml:space="preserve">config/mandant.json</w:t>
+      </w:r>
+      <w:r>
+        <w:t xml:space="preserve">. Bewusst ausgeschlossene</w:t>
+      </w:r>
+      <w:r>
+        <w:t xml:space="preserve"> </w:t>
+      </w:r>
+      <w:r>
+        <w:t xml:space="preserve">Testdatenprojekte sowie</w:t>
+      </w:r>
+      <w:r>
+        <w:t xml:space="preserve"> </w:t>
+      </w:r>
+      <w:r>
+        <w:rPr>
+          <w:rStyle w:val="VerbatimChar"/>
+        </w:rPr>
+        <w:t xml:space="preserve">.github</w:t>
+      </w:r>
+      <w:r>
+        <w:t xml:space="preserve"> </w:t>
+      </w:r>
+      <w:r>
+        <w:t xml:space="preserve">und</w:t>
+      </w:r>
+      <w:r>
+        <w:t xml:space="preserve"> </w:t>
+      </w:r>
+      <w:r>
+        <w:rPr>
+          <w:rStyle w:val="VerbatimChar"/>
+        </w:rPr>
+        <w:t xml:space="preserve">config</w:t>
+      </w:r>
+      <w:r>
+        <w:t xml:space="preserve"> </w:t>
+      </w:r>
+      <w:r>
+        <w:t xml:space="preserve">bleiben außen vor. Diese</w:t>
+      </w:r>
+      <w:r>
+        <w:t xml:space="preserve"> </w:t>
+      </w:r>
+      <w:r>
+        <w:t xml:space="preserve">M/Text-Vollsynchronisation ist außerdem nicht die FULL-Lieferung an den</w:t>
+      </w:r>
+      <w:r>
+        <w:t xml:space="preserve"> </w:t>
+      </w:r>
+      <w:r>
+        <w:t xml:space="preserve">Mainframe; letztere entsteht erst durch einen Release-Tag mit der Endung</w:t>
+      </w:r>
+      <w:r>
+        <w:t xml:space="preserve"> </w:t>
+      </w:r>
+      <w:r>
+        <w:rPr>
+          <w:rStyle w:val="VerbatimChar"/>
+        </w:rPr>
+        <w:t xml:space="preserve">.100</w:t>
+      </w:r>
+      <w:r>
+        <w:t xml:space="preserve">.</w:t>
+      </w:r>
+    </w:p>
+    <w:p>
+      <w:pPr>
+        <w:pStyle w:val="BodyText"/>
+      </w:pPr>
+      <w:r>
+        <w:t xml:space="preserve">Der Verantwortlichenkreis führt den Linienwechsel in dieser Reihenfolge aus:</w:t>
       </w:r>
     </w:p>
     <w:p>
@@ -3514,34 +3678,25 @@
         </w:numPr>
       </w:pPr>
       <w:r>
-        <w:t xml:space="preserve">In der M/Text Workbench prüfen, dass der aktuelle</w:t>
-      </w:r>
-      <w:r>
-        <w:t xml:space="preserve"> </w:t>
-      </w:r>
-      <w:r>
-        <w:rPr>
-          <w:rStyle w:val="VerbatimChar"/>
-        </w:rPr>
-        <w:t xml:space="preserve">&lt;Releaselinie&gt;/Entwicklung</w:t>
-      </w:r>
-      <w:r>
-        <w:t xml:space="preserve"> </w:t>
-      </w:r>
-      <w:r>
-        <w:t xml:space="preserve">geöffnet ist. Für länger laufende oder</w:t>
-      </w:r>
-      <w:r>
-        <w:t xml:space="preserve"> </w:t>
-      </w:r>
-      <w:r>
-        <w:t xml:space="preserve">gemeinsam bearbeitete Änderungen kann – nach Freigabe dieses Bedienwegs –</w:t>
-      </w:r>
-      <w:r>
-        <w:t xml:space="preserve"> </w:t>
-      </w:r>
-      <w:r>
-        <w:t xml:space="preserve">ein Feature-Branch verwendet werden.</w:t>
+        <w:t xml:space="preserve">Den letzten tatsächlich ausgelieferten Release-Tag der bisherigen Linie</w:t>
+      </w:r>
+      <w:r>
+        <w:t xml:space="preserve"> </w:t>
+      </w:r>
+      <w:r>
+        <w:t xml:space="preserve">und dessen vollständige Commit-SHA feststellen. Der erfolgreiche</w:t>
+      </w:r>
+      <w:r>
+        <w:t xml:space="preserve"> </w:t>
+      </w:r>
+      <w:r>
+        <w:t xml:space="preserve">technische und betriebliche Abschluss der Lieferung muss nach dem</w:t>
+      </w:r>
+      <w:r>
+        <w:t xml:space="preserve"> </w:t>
+      </w:r>
+      <w:r>
+        <w:t xml:space="preserve">vereinbarten Verfahren bestätigt sein.</w:t>
       </w:r>
     </w:p>
     <w:p>
@@ -3553,7 +3708,49 @@
         </w:numPr>
       </w:pPr>
       <w:r>
-        <w:t xml:space="preserve">Die fachlich vorgesehenen Änderungen an den Briefressourcen durchführen.</w:t>
+        <w:t xml:space="preserve">Die drei neuen Branches</w:t>
+      </w:r>
+      <w:r>
+        <w:t xml:space="preserve"> </w:t>
+      </w:r>
+      <w:r>
+        <w:rPr>
+          <w:rStyle w:val="VerbatimChar"/>
+        </w:rPr>
+        <w:t xml:space="preserve">Rnnn/Entwicklung</w:t>
+      </w:r>
+      <w:r>
+        <w:t xml:space="preserve">,</w:t>
+      </w:r>
+      <w:r>
+        <w:t xml:space="preserve"> </w:t>
+      </w:r>
+      <w:r>
+        <w:rPr>
+          <w:rStyle w:val="VerbatimChar"/>
+        </w:rPr>
+        <w:t xml:space="preserve">Rnnn/Abnahme</w:t>
+      </w:r>
+      <w:r>
+        <w:t xml:space="preserve"> </w:t>
+      </w:r>
+      <w:r>
+        <w:t xml:space="preserve">und</w:t>
+      </w:r>
+      <w:r>
+        <w:t xml:space="preserve"> </w:t>
+      </w:r>
+      <w:r>
+        <w:rPr>
+          <w:rStyle w:val="VerbatimChar"/>
+        </w:rPr>
+        <w:t xml:space="preserve">Rnnn/Bereitstellung</w:t>
+      </w:r>
+      <w:r>
+        <w:t xml:space="preserve"> </w:t>
+      </w:r>
+      <w:r>
+        <w:t xml:space="preserve">von genau diesem Tag-Commit anlegen.</w:t>
       </w:r>
     </w:p>
     <w:p>
@@ -3565,13 +3762,13 @@
         </w:numPr>
       </w:pPr>
       <w:r>
-        <w:t xml:space="preserve">Im integrierten Git-Client nur die vorgesehenen Änderungen für den Commit</w:t>
-      </w:r>
-      <w:r>
-        <w:t xml:space="preserve"> </w:t>
-      </w:r>
-      <w:r>
-        <w:t xml:space="preserve">auswählen und eine aussagekräftige Commit-Nachricht eintragen.</w:t>
+        <w:t xml:space="preserve">Die neue Releaselinie in der zentralen Deploymentkonfiguration freigeben</w:t>
+      </w:r>
+      <w:r>
+        <w:t xml:space="preserve"> </w:t>
+      </w:r>
+      <w:r>
+        <w:t xml:space="preserve">und prüfen, dass ihre M/Text-Ziele korrekt zugeordnet sind.</w:t>
       </w:r>
     </w:p>
     <w:p>
@@ -3583,19 +3780,7 @@
         </w:numPr>
       </w:pPr>
       <w:r>
-        <w:t xml:space="preserve">Commit und Push auf den vorgesehenen Entwicklungsbranch ausführen.</w:t>
-      </w:r>
-    </w:p>
-    <w:p>
-      <w:pPr>
-        <w:pStyle w:val="Compact"/>
-        <w:numPr>
-          <w:ilvl w:val="0"/>
-          <w:numId w:val="1005"/>
-        </w:numPr>
-      </w:pPr>
-      <w:r>
-        <w:t xml:space="preserve">In GitHub unter</w:t>
+        <w:t xml:space="preserve">Unter</w:t>
       </w:r>
       <w:r>
         <w:t xml:space="preserve"> </w:t>
@@ -3605,112 +3790,19 @@
           <w:b/>
           <w:bCs/>
         </w:rPr>
-        <w:t xml:space="preserve">Actions → Sync M/Text resources</w:t>
-      </w:r>
-      <w:r>
-        <w:t xml:space="preserve"> </w:t>
-      </w:r>
-      <w:r>
-        <w:t xml:space="preserve">den durch den Push</w:t>
-      </w:r>
-      <w:r>
-        <w:t xml:space="preserve"> </w:t>
-      </w:r>
-      <w:r>
-        <w:t xml:space="preserve">ausgelösten Lauf kontrollieren.</w:t>
-      </w:r>
-    </w:p>
-    <w:p>
-      <w:pPr>
-        <w:pStyle w:val="FirstParagraph"/>
-      </w:pPr>
-      <w:r>
-        <w:t xml:space="preserve">Der Push startet die Synchronisation des exakten Commits mit dem aus</w:t>
-      </w:r>
-      <w:r>
-        <w:t xml:space="preserve"> </w:t>
-      </w:r>
-      <w:r>
-        <w:t xml:space="preserve">Releaselinie und Stufe zentral ermittelten M/Text-Ziel. Für</w:t>
-      </w:r>
-      <w:r>
-        <w:t xml:space="preserve"> </w:t>
-      </w:r>
-      <w:r>
-        <w:rPr>
-          <w:rStyle w:val="VerbatimChar"/>
-        </w:rPr>
-        <w:t xml:space="preserve">R261</w:t>
-      </w:r>
-      <w:r>
-        <w:t xml:space="preserve"> </w:t>
-      </w:r>
-      <w:r>
-        <w:t xml:space="preserve">sind dies</w:t>
-      </w:r>
-      <w:r>
-        <w:t xml:space="preserve"> </w:t>
-      </w:r>
-      <w:r>
-        <w:t xml:space="preserve">beispielsweise</w:t>
-      </w:r>
-      <w:r>
-        <w:t xml:space="preserve"> </w:t>
-      </w:r>
-      <w:r>
-        <w:rPr>
-          <w:rStyle w:val="VerbatimChar"/>
-        </w:rPr>
-        <w:t xml:space="preserve">en01e</w:t>
-      </w:r>
-      <w:r>
-        <w:t xml:space="preserve"> </w:t>
-      </w:r>
-      <w:r>
-        <w:t xml:space="preserve">in Entwicklung und</w:t>
-      </w:r>
-      <w:r>
-        <w:t xml:space="preserve"> </w:t>
-      </w:r>
-      <w:r>
-        <w:rPr>
-          <w:rStyle w:val="VerbatimChar"/>
-        </w:rPr>
-        <w:t xml:space="preserve">en01a</w:t>
-      </w:r>
-      <w:r>
-        <w:t xml:space="preserve"> </w:t>
-      </w:r>
-      <w:r>
-        <w:t xml:space="preserve">in Abnahme. Ein erfolgreicher</w:t>
-      </w:r>
-      <w:r>
-        <w:t xml:space="preserve"> </w:t>
-      </w:r>
-      <w:r>
-        <w:t xml:space="preserve">Lauf endet mit</w:t>
-      </w:r>
-      <w:r>
-        <w:t xml:space="preserve"> </w:t>
-      </w:r>
-      <w:r>
-        <w:rPr>
-          <w:rStyle w:val="VerbatimChar"/>
-        </w:rPr>
-        <w:t xml:space="preserve">ADAPTER_ACCEPTED</w:t>
-      </w:r>
-      <w:r>
-        <w:t xml:space="preserve">.</w:t>
-      </w:r>
-    </w:p>
-    <w:bookmarkEnd w:id="25"/>
-    <w:bookmarkStart w:id="26" w:name="X532392843c92c98f96532725b7c488dd10c0a07"/>
-    <w:p>
-      <w:pPr>
-        <w:pStyle w:val="Heading2"/>
-      </w:pPr>
-      <w:r>
-        <w:t xml:space="preserve">4. Stand zur Abnahme weitergeben</w:t>
+        <w:t xml:space="preserve">Actions → Sync M/Text resources → Run workflow</w:t>
+      </w:r>
+      <w:r>
+        <w:t xml:space="preserve"> </w:t>
+      </w:r>
+      <w:r>
+        <w:t xml:space="preserve">zunächst für</w:t>
+      </w:r>
+      <w:r>
+        <w:t xml:space="preserve"> </w:t>
+      </w:r>
+      <w:r>
+        <w:t xml:space="preserve">Entwicklung und anschließend für Abnahme die folgenden Werte angeben.</w:t>
       </w:r>
     </w:p>
     <w:p>
@@ -3722,7 +3814,19 @@
         </w:numPr>
       </w:pPr>
       <w:r>
-        <w:t xml:space="preserve">Den in Entwicklung erfolgreich geprüften Commit ermitteln.</w:t>
+        <w:rPr>
+          <w:rStyle w:val="VerbatimChar"/>
+        </w:rPr>
+        <w:t xml:space="preserve">commit_sha</w:t>
+      </w:r>
+      <w:r>
+        <w:t xml:space="preserve">: bei beiden Läufen dieselbe vollständige 40-stellige SHA des</w:t>
+      </w:r>
+      <w:r>
+        <w:t xml:space="preserve"> </w:t>
+      </w:r>
+      <w:r>
+        <w:t xml:space="preserve">letzten Liefertags der bisherigen Linie;</w:t>
       </w:r>
     </w:p>
     <w:p>
@@ -3734,119 +3838,40 @@
         </w:numPr>
       </w:pPr>
       <w:r>
-        <w:t xml:space="preserve">Im zusätzlichen Git-Client den aktuellen Zielbranch</w:t>
-      </w:r>
-      <w:r>
-        <w:t xml:space="preserve"> </w:t>
-      </w:r>
-      <w:r>
-        <w:rPr>
-          <w:rStyle w:val="VerbatimChar"/>
-        </w:rPr>
-        <w:t xml:space="preserve">&lt;Releaselinie&gt;/Abnahme</w:t>
-      </w:r>
-      <w:r>
-        <w:t xml:space="preserve"> </w:t>
-      </w:r>
-      <w:r>
-        <w:t xml:space="preserve">auschecken und aktualisieren.</w:t>
-      </w:r>
-    </w:p>
-    <w:p>
-      <w:pPr>
-        <w:pStyle w:val="Compact"/>
-        <w:numPr>
-          <w:ilvl w:val="0"/>
-          <w:numId w:val="1006"/>
-        </w:numPr>
-      </w:pPr>
-      <w:r>
-        <w:t xml:space="preserve">Die freigegebene Änderung per Cherry-Pick aus</w:t>
-      </w:r>
-      <w:r>
-        <w:t xml:space="preserve"> </w:t>
-      </w:r>
-      <w:r>
-        <w:rPr>
-          <w:rStyle w:val="VerbatimChar"/>
-        </w:rPr>
-        <w:t xml:space="preserve">&lt;Releaselinie&gt;/Entwicklung</w:t>
-      </w:r>
-      <w:r>
-        <w:t xml:space="preserve"> </w:t>
-      </w:r>
-      <w:r>
-        <w:t xml:space="preserve">übernehmen.</w:t>
-      </w:r>
-    </w:p>
-    <w:p>
-      <w:pPr>
-        <w:pStyle w:val="Compact"/>
-        <w:numPr>
-          <w:ilvl w:val="0"/>
-          <w:numId w:val="1006"/>
-        </w:numPr>
-      </w:pPr>
-      <w:r>
-        <w:t xml:space="preserve">Den neu entstandenen Commit und seine Änderungen kontrollieren und den</w:t>
-      </w:r>
-      <w:r>
-        <w:t xml:space="preserve"> </w:t>
-      </w:r>
-      <w:r>
-        <w:t xml:space="preserve">Abnahmebranch ohne Force-Push pushen. Die Commit-Nachricht muss die</w:t>
-      </w:r>
-      <w:r>
-        <w:t xml:space="preserve"> </w:t>
-      </w:r>
-      <w:r>
-        <w:t xml:space="preserve">vollständige SHA des Entwicklungs-Commits enthalten.</w:t>
-      </w:r>
-    </w:p>
-    <w:p>
-      <w:pPr>
-        <w:pStyle w:val="Compact"/>
-        <w:numPr>
-          <w:ilvl w:val="0"/>
-          <w:numId w:val="1006"/>
-        </w:numPr>
-      </w:pPr>
-      <w:r>
-        <w:t xml:space="preserve">Unter</w:t>
-      </w:r>
-      <w:r>
-        <w:t xml:space="preserve"> </w:t>
-      </w:r>
-      <w:r>
-        <w:rPr>
-          <w:b/>
-          <w:bCs/>
-        </w:rPr>
-        <w:t xml:space="preserve">Actions → Sync M/Text resources</w:t>
-      </w:r>
-      <w:r>
-        <w:t xml:space="preserve"> </w:t>
-      </w:r>
-      <w:r>
-        <w:t xml:space="preserve">den Abnahmelauf kontrollieren.</w:t>
-      </w:r>
-    </w:p>
-    <w:p>
-      <w:pPr>
-        <w:pStyle w:val="Compact"/>
-        <w:numPr>
-          <w:ilvl w:val="0"/>
-          <w:numId w:val="1006"/>
-        </w:numPr>
-      </w:pPr>
-      <w:r>
-        <w:t xml:space="preserve">Die fachliche Abnahme außerhalb des Workflows nach dem vereinbarten</w:t>
-      </w:r>
-      <w:r>
-        <w:t xml:space="preserve"> </w:t>
-      </w:r>
-      <w:r>
-        <w:t xml:space="preserve">Verfahren dokumentieren.</w:t>
+        <w:rPr>
+          <w:rStyle w:val="VerbatimChar"/>
+        </w:rPr>
+        <w:t xml:space="preserve">source_branch</w:t>
+      </w:r>
+      <w:r>
+        <w:t xml:space="preserve">: passender Branch</w:t>
+      </w:r>
+      <w:r>
+        <w:t xml:space="preserve"> </w:t>
+      </w:r>
+      <w:r>
+        <w:rPr>
+          <w:rStyle w:val="VerbatimChar"/>
+        </w:rPr>
+        <w:t xml:space="preserve">Rnnn/Entwicklung</w:t>
+      </w:r>
+      <w:r>
+        <w:t xml:space="preserve"> </w:t>
+      </w:r>
+      <w:r>
+        <w:t xml:space="preserve">beziehungsweise</w:t>
+      </w:r>
+      <w:r>
+        <w:t xml:space="preserve"> </w:t>
+      </w:r>
+      <w:r>
+        <w:rPr>
+          <w:rStyle w:val="VerbatimChar"/>
+        </w:rPr>
+        <w:t xml:space="preserve">Rnnn/Abnahme</w:t>
+      </w:r>
+      <w:r>
+        <w:t xml:space="preserve">.</w:t>
       </w:r>
     </w:p>
     <w:p>
@@ -3854,41 +3879,108 @@
         <w:pStyle w:val="FirstParagraph"/>
       </w:pPr>
       <w:r>
-        <w:t xml:space="preserve">Der Push nach Abnahme verteilt den vollständigen konfigurierten Projektstand</w:t>
-      </w:r>
-      <w:r>
-        <w:t xml:space="preserve"> </w:t>
-      </w:r>
-      <w:r>
-        <w:t xml:space="preserve">des durch den Cherry-Pick neu entstandenen Commits. Er baut noch kein</w:t>
-      </w:r>
-      <w:r>
-        <w:t xml:space="preserve"> </w:t>
-      </w:r>
-      <w:r>
-        <w:t xml:space="preserve">Mainframe-Paket. Die Auswahl der übernommenen Änderung ist eine fachliche</w:t>
-      </w:r>
-      <w:r>
-        <w:t xml:space="preserve"> </w:t>
-      </w:r>
-      <w:r>
-        <w:t xml:space="preserve">Verantwortlichkeit. Der Workflow prüft nicht automatisch, aus welchem</w:t>
-      </w:r>
-      <w:r>
-        <w:t xml:space="preserve"> </w:t>
-      </w:r>
-      <w:r>
-        <w:t xml:space="preserve">Entwicklungs-Commit sie hervorgegangen ist.</w:t>
-      </w:r>
-    </w:p>
-    <w:bookmarkEnd w:id="26"/>
-    <w:bookmarkStart w:id="27" w:name="X53db320d851805672a8c1702e8b78896af19cb9"/>
+        <w:t xml:space="preserve">Die Automation prüft, dass der Tag-Commit aus dem angegebenen neuen Branch</w:t>
+      </w:r>
+      <w:r>
+        <w:t xml:space="preserve"> </w:t>
+      </w:r>
+      <w:r>
+        <w:t xml:space="preserve">erreichbar ist, ermittelt das Zielsystem zentral, überträgt alle</w:t>
+      </w:r>
+      <w:r>
+        <w:t xml:space="preserve"> </w:t>
+      </w:r>
+      <w:r>
+        <w:t xml:space="preserve">konfigurierten Projekte und ruft den Adapter auf. Ein leerer Commit oder eine</w:t>
+      </w:r>
+      <w:r>
+        <w:t xml:space="preserve"> </w:t>
+      </w:r>
+      <w:r>
+        <w:t xml:space="preserve">Scheinänderung zum Auslösen ist nicht notwendig. Beide Läufe, der zugrunde</w:t>
+      </w:r>
+      <w:r>
+        <w:t xml:space="preserve"> </w:t>
+      </w:r>
+      <w:r>
+        <w:t xml:space="preserve">liegende letzte Liefertag und die verwendete Commit-SHA werden für den</w:t>
+      </w:r>
+      <w:r>
+        <w:t xml:space="preserve"> </w:t>
+      </w:r>
+      <w:r>
+        <w:t xml:space="preserve">Linienwechsel dokumentiert.</w:t>
+      </w:r>
+    </w:p>
+    <w:p>
+      <w:pPr>
+        <w:pStyle w:val="BodyText"/>
+      </w:pPr>
+      <w:r>
+        <w:t xml:space="preserve">Auch wenn der letzte Liefertag eine DELTA-Lieferung an den Mainframe ausgelöst</w:t>
+      </w:r>
+      <w:r>
+        <w:t xml:space="preserve"> </w:t>
+      </w:r>
+      <w:r>
+        <w:t xml:space="preserve">hat, wird M/Text vollständig initialisiert: Der Tag verweist auf einen</w:t>
+      </w:r>
+      <w:r>
+        <w:t xml:space="preserve"> </w:t>
+      </w:r>
+      <w:r>
+        <w:t xml:space="preserve">vollständigen Repository-Stand, aus dem die Synchronisation alle Projekte der</w:t>
+      </w:r>
+      <w:r>
+        <w:t xml:space="preserve"> </w:t>
+      </w:r>
+      <w:r>
+        <w:t xml:space="preserve">Projekt-Allowlist überträgt.</w:t>
+      </w:r>
+    </w:p>
+    <w:p>
+      <w:pPr>
+        <w:pStyle w:val="BodyText"/>
+      </w:pPr>
+      <w:r>
+        <w:rPr>
+          <w:rStyle w:val="VerbatimChar"/>
+        </w:rPr>
+        <w:t xml:space="preserve">ADAPTER_ACCEPTED</w:t>
+      </w:r>
+      <w:r>
+        <w:t xml:space="preserve"> </w:t>
+      </w:r>
+      <w:r>
+        <w:t xml:space="preserve">bestätigt nur, dass der Adapter den Aufruf angenommen hat.</w:t>
+      </w:r>
+      <w:r>
+        <w:t xml:space="preserve"> </w:t>
+      </w:r>
+      <w:r>
+        <w:t xml:space="preserve">Vor der fachlichen Freigabe der neuen Linie muss deshalb der vereinbarte</w:t>
+      </w:r>
+      <w:r>
+        <w:t xml:space="preserve"> </w:t>
+      </w:r>
+      <w:r>
+        <w:t xml:space="preserve">Smoke-Test in M/Text erfolgreich sein. Schlägt ein Lauf fehl, wird derselbe</w:t>
+      </w:r>
+      <w:r>
+        <w:t xml:space="preserve"> </w:t>
+      </w:r>
+      <w:r>
+        <w:t xml:space="preserve">Commit nach Behebung der technischen Ursache kontrolliert erneut gestartet.</w:t>
+      </w:r>
+    </w:p>
+    <w:bookmarkEnd w:id="25"/>
+    <w:bookmarkStart w:id="26" w:name="X18377f702a880a3fc4dfa7ec32774d477fd12ff"/>
     <w:p>
       <w:pPr>
         <w:pStyle w:val="Heading2"/>
       </w:pPr>
       <w:r>
-        <w:t xml:space="preserve">5. Ausgewählte Änderungen bereitstellen</w:t>
+        <w:t xml:space="preserve">4. Änderung nach Entwicklung bringen</w:t>
       </w:r>
     </w:p>
     <w:p>
@@ -3900,13 +3992,34 @@
         </w:numPr>
       </w:pPr>
       <w:r>
-        <w:t xml:space="preserve">In GitHub die fachlich freigegebenen Commits aus Abnahme bestimmen und ihre</w:t>
-      </w:r>
-      <w:r>
-        <w:t xml:space="preserve"> </w:t>
-      </w:r>
-      <w:r>
-        <w:t xml:space="preserve">Reihenfolge festhalten.</w:t>
+        <w:t xml:space="preserve">In der M/Text Workbench prüfen, dass der aktuelle</w:t>
+      </w:r>
+      <w:r>
+        <w:t xml:space="preserve"> </w:t>
+      </w:r>
+      <w:r>
+        <w:rPr>
+          <w:rStyle w:val="VerbatimChar"/>
+        </w:rPr>
+        <w:t xml:space="preserve">&lt;Releaselinie&gt;/Entwicklung</w:t>
+      </w:r>
+      <w:r>
+        <w:t xml:space="preserve"> </w:t>
+      </w:r>
+      <w:r>
+        <w:t xml:space="preserve">geöffnet ist. Für länger laufende oder</w:t>
+      </w:r>
+      <w:r>
+        <w:t xml:space="preserve"> </w:t>
+      </w:r>
+      <w:r>
+        <w:t xml:space="preserve">gemeinsam bearbeitete Änderungen kann – nach Freigabe dieses Bedienwegs –</w:t>
+      </w:r>
+      <w:r>
+        <w:t xml:space="preserve"> </w:t>
+      </w:r>
+      <w:r>
+        <w:t xml:space="preserve">ein Feature-Branch verwendet werden.</w:t>
       </w:r>
     </w:p>
     <w:p>
@@ -3918,22 +4031,7 @@
         </w:numPr>
       </w:pPr>
       <w:r>
-        <w:t xml:space="preserve">Im zusätzlichen Git-Client den aktuellen Zielbranch</w:t>
-      </w:r>
-      <w:r>
-        <w:t xml:space="preserve"> </w:t>
-      </w:r>
-      <w:r>
-        <w:rPr>
-          <w:rStyle w:val="VerbatimChar"/>
-        </w:rPr>
-        <w:t xml:space="preserve">&lt;Releaselinie&gt;/Bereitstellung</w:t>
-      </w:r>
-      <w:r>
-        <w:t xml:space="preserve"> </w:t>
-      </w:r>
-      <w:r>
-        <w:t xml:space="preserve">auschecken und aktualisieren.</w:t>
+        <w:t xml:space="preserve">Die fachlich vorgesehenen Änderungen an den Briefressourcen durchführen.</w:t>
       </w:r>
     </w:p>
     <w:p>
@@ -3945,37 +4043,13 @@
         </w:numPr>
       </w:pPr>
       <w:r>
-        <w:t xml:space="preserve">Das Mandanten-Release-Team übernimmt ausschließlich diese Änderungen per</w:t>
-      </w:r>
-      <w:r>
-        <w:t xml:space="preserve"> </w:t>
-      </w:r>
-      <w:r>
-        <w:t xml:space="preserve">Cherry-Pick aus</w:t>
-      </w:r>
-      <w:r>
-        <w:t xml:space="preserve"> </w:t>
-      </w:r>
-      <w:r>
-        <w:rPr>
-          <w:rStyle w:val="VerbatimChar"/>
-        </w:rPr>
-        <w:t xml:space="preserve">&lt;Releaselinie&gt;/Abnahme</w:t>
-      </w:r>
-      <w:r>
-        <w:t xml:space="preserve">. Mehrere abhängige Commits werden</w:t>
-      </w:r>
-      <w:r>
-        <w:t xml:space="preserve"> </w:t>
-      </w:r>
-      <w:r>
-        <w:t xml:space="preserve">in ihrer ursprünglichen Reihenfolge übernommen; Konflikte müssen fachlich</w:t>
-      </w:r>
-      <w:r>
-        <w:t xml:space="preserve"> </w:t>
-      </w:r>
-      <w:r>
-        <w:t xml:space="preserve">geklärt werden.</w:t>
+        <w:t xml:space="preserve">Im integrierten Git-Client nur die vorgesehenen Änderungen für den Commit</w:t>
+      </w:r>
+      <w:r>
+        <w:t xml:space="preserve"> </w:t>
+      </w:r>
+      <w:r>
+        <w:t xml:space="preserve">auswählen und eine aussagekräftige Commit-Nachricht eintragen.</w:t>
       </w:r>
     </w:p>
     <w:p>
@@ -3987,19 +4061,7 @@
         </w:numPr>
       </w:pPr>
       <w:r>
-        <w:t xml:space="preserve">Den resultierenden Stand und die neu entstandenen Commits kontrollieren und</w:t>
-      </w:r>
-      <w:r>
-        <w:t xml:space="preserve"> </w:t>
-      </w:r>
-      <w:r>
-        <w:t xml:space="preserve">den Bereitstellungsbranch ohne Force-Push pushen. Jeder neue Commit muss</w:t>
-      </w:r>
-      <w:r>
-        <w:t xml:space="preserve"> </w:t>
-      </w:r>
-      <w:r>
-        <w:t xml:space="preserve">die vollständige SHA seines Quell-Commits aus Abnahme enthalten.</w:t>
+        <w:t xml:space="preserve">Commit und Push auf den vorgesehenen Entwicklungsbranch ausführen.</w:t>
       </w:r>
     </w:p>
     <w:p>
@@ -4011,13 +4073,29 @@
         </w:numPr>
       </w:pPr>
       <w:r>
-        <w:t xml:space="preserve">Den exakten Ziel-Commit in GitHub prüfen und notieren. Der Push startet</w:t>
-      </w:r>
-      <w:r>
-        <w:t xml:space="preserve"> </w:t>
-      </w:r>
-      <w:r>
-        <w:t xml:space="preserve">weder Paketbau noch Mainframe-Übergabe.</w:t>
+        <w:t xml:space="preserve">In GitHub unter</w:t>
+      </w:r>
+      <w:r>
+        <w:t xml:space="preserve"> </w:t>
+      </w:r>
+      <w:r>
+        <w:rPr>
+          <w:b/>
+          <w:bCs/>
+        </w:rPr>
+        <w:t xml:space="preserve">Actions → Sync M/Text resources</w:t>
+      </w:r>
+      <w:r>
+        <w:t xml:space="preserve"> </w:t>
+      </w:r>
+      <w:r>
+        <w:t xml:space="preserve">den durch den Push</w:t>
+      </w:r>
+      <w:r>
+        <w:t xml:space="preserve"> </w:t>
+      </w:r>
+      <w:r>
+        <w:t xml:space="preserve">ausgelösten Lauf kontrollieren.</w:t>
       </w:r>
     </w:p>
     <w:p>
@@ -4025,70 +4103,92 @@
         <w:pStyle w:val="FirstParagraph"/>
       </w:pPr>
       <w:r>
-        <w:t xml:space="preserve">Die Auswahl der Commits ist eine fachliche Verantwortung. Die verbindliche</w:t>
-      </w:r>
-      <w:r>
-        <w:t xml:space="preserve"> </w:t>
-      </w:r>
-      <w:r>
-        <w:t xml:space="preserve">Releaseprüfung erfolgt erst, wenn der Release-Tag gesetzt wird. Pushen darf hier</w:t>
-      </w:r>
-      <w:r>
-        <w:t xml:space="preserve"> </w:t>
-      </w:r>
-      <w:r>
-        <w:t xml:space="preserve">nur das für den jeweiligen Mandanten benannte Release-Team. In der Pilotphase</w:t>
-      </w:r>
-      <w:r>
-        <w:t xml:space="preserve"> </w:t>
-      </w:r>
-      <w:r>
-        <w:t xml:space="preserve">wird geprüft, ob dieser direkte Ablauf auch bei parallelen Bereitstellungen</w:t>
-      </w:r>
-      <w:r>
-        <w:t xml:space="preserve"> </w:t>
-      </w:r>
-      <w:r>
-        <w:t xml:space="preserve">ausreichend übersichtlich bleibt.</w:t>
-      </w:r>
-    </w:p>
-    <w:bookmarkEnd w:id="27"/>
-    <w:bookmarkStart w:id="28" w:name="X274e13af1ca49c1c3284232324b0050211d1098"/>
+        <w:t xml:space="preserve">Der Push startet die Synchronisation des exakten Commits mit dem aus</w:t>
+      </w:r>
+      <w:r>
+        <w:t xml:space="preserve"> </w:t>
+      </w:r>
+      <w:r>
+        <w:t xml:space="preserve">Releaselinie und Stufe zentral ermittelten M/Text-Ziel. Für</w:t>
+      </w:r>
+      <w:r>
+        <w:t xml:space="preserve"> </w:t>
+      </w:r>
+      <w:r>
+        <w:rPr>
+          <w:rStyle w:val="VerbatimChar"/>
+        </w:rPr>
+        <w:t xml:space="preserve">R261</w:t>
+      </w:r>
+      <w:r>
+        <w:t xml:space="preserve"> </w:t>
+      </w:r>
+      <w:r>
+        <w:t xml:space="preserve">sind dies</w:t>
+      </w:r>
+      <w:r>
+        <w:t xml:space="preserve"> </w:t>
+      </w:r>
+      <w:r>
+        <w:t xml:space="preserve">beispielsweise</w:t>
+      </w:r>
+      <w:r>
+        <w:t xml:space="preserve"> </w:t>
+      </w:r>
+      <w:r>
+        <w:rPr>
+          <w:rStyle w:val="VerbatimChar"/>
+        </w:rPr>
+        <w:t xml:space="preserve">en01e</w:t>
+      </w:r>
+      <w:r>
+        <w:t xml:space="preserve"> </w:t>
+      </w:r>
+      <w:r>
+        <w:t xml:space="preserve">in Entwicklung und</w:t>
+      </w:r>
+      <w:r>
+        <w:t xml:space="preserve"> </w:t>
+      </w:r>
+      <w:r>
+        <w:rPr>
+          <w:rStyle w:val="VerbatimChar"/>
+        </w:rPr>
+        <w:t xml:space="preserve">en01a</w:t>
+      </w:r>
+      <w:r>
+        <w:t xml:space="preserve"> </w:t>
+      </w:r>
+      <w:r>
+        <w:t xml:space="preserve">in Abnahme. Ein erfolgreicher</w:t>
+      </w:r>
+      <w:r>
+        <w:t xml:space="preserve"> </w:t>
+      </w:r>
+      <w:r>
+        <w:t xml:space="preserve">Lauf endet mit</w:t>
+      </w:r>
+      <w:r>
+        <w:t xml:space="preserve"> </w:t>
+      </w:r>
+      <w:r>
+        <w:rPr>
+          <w:rStyle w:val="VerbatimChar"/>
+        </w:rPr>
+        <w:t xml:space="preserve">ADAPTER_ACCEPTED</w:t>
+      </w:r>
+      <w:r>
+        <w:t xml:space="preserve">.</w:t>
+      </w:r>
+    </w:p>
+    <w:bookmarkEnd w:id="26"/>
+    <w:bookmarkStart w:id="27" w:name="X6db63591322622d10158eb05674fd6b5be00f59"/>
     <w:p>
       <w:pPr>
         <w:pStyle w:val="Heading2"/>
       </w:pPr>
       <w:r>
-        <w:t xml:space="preserve">6. FULL- oder DELTA-Lieferung auslösen</w:t>
-      </w:r>
-    </w:p>
-    <w:p>
-      <w:pPr>
-        <w:pStyle w:val="FirstParagraph"/>
-      </w:pPr>
-      <w:r>
-        <w:t xml:space="preserve">Vor dem Taggen müssen Releaselinie, Mandant, gewünschter Lieferungstyp und der</w:t>
-      </w:r>
-      <w:r>
-        <w:t xml:space="preserve"> </w:t>
-      </w:r>
-      <w:r>
-        <w:t xml:space="preserve">exakte Commit auf</w:t>
-      </w:r>
-      <w:r>
-        <w:t xml:space="preserve"> </w:t>
-      </w:r>
-      <w:r>
-        <w:rPr>
-          <w:rStyle w:val="VerbatimChar"/>
-        </w:rPr>
-        <w:t xml:space="preserve">&lt;Releaselinie&gt;/Bereitstellung</w:t>
-      </w:r>
-      <w:r>
-        <w:t xml:space="preserve"> </w:t>
-      </w:r>
-      <w:r>
-        <w:t xml:space="preserve">fachlich bestätigt sein.</w:t>
+        <w:t xml:space="preserve">5. Stand zur Abnahme weitergeben</w:t>
       </w:r>
     </w:p>
     <w:p>
@@ -4100,22 +4200,7 @@
         </w:numPr>
       </w:pPr>
       <w:r>
-        <w:rPr>
-          <w:rStyle w:val="VerbatimChar"/>
-        </w:rPr>
-        <w:t xml:space="preserve">Rnnn.100</w:t>
-      </w:r>
-      <w:r>
-        <w:t xml:space="preserve"> </w:t>
-      </w:r>
-      <w:r>
-        <w:t xml:space="preserve">erzeugt ein FULL mit dem vollständigen Stand jedes Projekts der</w:t>
-      </w:r>
-      <w:r>
-        <w:t xml:space="preserve"> </w:t>
-      </w:r>
-      <w:r>
-        <w:t xml:space="preserve">Projekt-Allowlist.</w:t>
+        <w:t xml:space="preserve">Den in Entwicklung erfolgreich geprüften Commit ermitteln.</w:t>
       </w:r>
     </w:p>
     <w:p>
@@ -4127,40 +4212,22 @@
         </w:numPr>
       </w:pPr>
       <w:r>
-        <w:t xml:space="preserve">Jede andere gültige dreistellige Endung, zum Beispiel</w:t>
-      </w:r>
-      <w:r>
-        <w:t xml:space="preserve"> </w:t>
-      </w:r>
-      <w:r>
-        <w:rPr>
-          <w:rStyle w:val="VerbatimChar"/>
-        </w:rPr>
-        <w:t xml:space="preserve">R261.108</w:t>
-      </w:r>
-      <w:r>
-        <w:t xml:space="preserve">, erzeugt</w:t>
-      </w:r>
-      <w:r>
-        <w:t xml:space="preserve"> </w:t>
-      </w:r>
-      <w:r>
-        <w:t xml:space="preserve">ein kumulatives DELTA von</w:t>
-      </w:r>
-      <w:r>
-        <w:t xml:space="preserve"> </w:t>
-      </w:r>
-      <w:r>
-        <w:rPr>
-          <w:rStyle w:val="VerbatimChar"/>
-        </w:rPr>
-        <w:t xml:space="preserve">R261.100</w:t>
-      </w:r>
-      <w:r>
-        <w:t xml:space="preserve"> </w:t>
-      </w:r>
-      <w:r>
-        <w:t xml:space="preserve">bis zum Zieltag.</w:t>
+        <w:t xml:space="preserve">Im zusätzlichen Git-Client den aktuellen Zielbranch</w:t>
+      </w:r>
+      <w:r>
+        <w:t xml:space="preserve"> </w:t>
+      </w:r>
+      <w:r>
+        <w:rPr>
+          <w:rStyle w:val="VerbatimChar"/>
+        </w:rPr>
+        <w:t xml:space="preserve">&lt;Releaselinie&gt;/Abnahme</w:t>
+      </w:r>
+      <w:r>
+        <w:t xml:space="preserve"> </w:t>
+      </w:r>
+      <w:r>
+        <w:t xml:space="preserve">auschecken und aktualisieren.</w:t>
       </w:r>
     </w:p>
     <w:p>
@@ -4172,25 +4239,22 @@
         </w:numPr>
       </w:pPr>
       <w:r>
-        <w:t xml:space="preserve">Ein DELTA setzt voraus, dass der</w:t>
-      </w:r>
-      <w:r>
-        <w:t xml:space="preserve"> </w:t>
-      </w:r>
-      <w:r>
-        <w:rPr>
-          <w:rStyle w:val="VerbatimChar"/>
-        </w:rPr>
-        <w:t xml:space="preserve">.100</w:t>
-      </w:r>
-      <w:r>
-        <w:t xml:space="preserve">-Tag derselben Linie vorhanden und</w:t>
-      </w:r>
-      <w:r>
-        <w:t xml:space="preserve"> </w:t>
-      </w:r>
-      <w:r>
-        <w:t xml:space="preserve">erreichbar ist.</w:t>
+        <w:t xml:space="preserve">Die freigegebene Änderung per Cherry-Pick aus</w:t>
+      </w:r>
+      <w:r>
+        <w:t xml:space="preserve"> </w:t>
+      </w:r>
+      <w:r>
+        <w:rPr>
+          <w:rStyle w:val="VerbatimChar"/>
+        </w:rPr>
+        <w:t xml:space="preserve">&lt;Releaselinie&gt;/Entwicklung</w:t>
+      </w:r>
+      <w:r>
+        <w:t xml:space="preserve"> </w:t>
+      </w:r>
+      <w:r>
+        <w:t xml:space="preserve">übernehmen.</w:t>
       </w:r>
     </w:p>
     <w:p>
@@ -4202,19 +4266,65 @@
         </w:numPr>
       </w:pPr>
       <w:r>
-        <w:t xml:space="preserve">Nur das benannte Release-Team darf einen neuen Release-Tag setzen. Ein</w:t>
-      </w:r>
-      <w:r>
-        <w:t xml:space="preserve"> </w:t>
-      </w:r>
-      <w:r>
-        <w:t xml:space="preserve">vorhandener Release-Tag ist die unveränderliche Release-Identität und darf</w:t>
-      </w:r>
-      <w:r>
-        <w:t xml:space="preserve"> </w:t>
-      </w:r>
-      <w:r>
-        <w:t xml:space="preserve">weder verschoben noch gelöscht werden.</w:t>
+        <w:t xml:space="preserve">Den neu entstandenen Commit und seine Änderungen kontrollieren und den</w:t>
+      </w:r>
+      <w:r>
+        <w:t xml:space="preserve"> </w:t>
+      </w:r>
+      <w:r>
+        <w:t xml:space="preserve">Abnahmebranch ohne Force-Push pushen. Die Commit-Nachricht muss die</w:t>
+      </w:r>
+      <w:r>
+        <w:t xml:space="preserve"> </w:t>
+      </w:r>
+      <w:r>
+        <w:t xml:space="preserve">vollständige SHA des Entwicklungs-Commits enthalten.</w:t>
+      </w:r>
+    </w:p>
+    <w:p>
+      <w:pPr>
+        <w:pStyle w:val="Compact"/>
+        <w:numPr>
+          <w:ilvl w:val="0"/>
+          <w:numId w:val="1008"/>
+        </w:numPr>
+      </w:pPr>
+      <w:r>
+        <w:t xml:space="preserve">Unter</w:t>
+      </w:r>
+      <w:r>
+        <w:t xml:space="preserve"> </w:t>
+      </w:r>
+      <w:r>
+        <w:rPr>
+          <w:b/>
+          <w:bCs/>
+        </w:rPr>
+        <w:t xml:space="preserve">Actions → Sync M/Text resources</w:t>
+      </w:r>
+      <w:r>
+        <w:t xml:space="preserve"> </w:t>
+      </w:r>
+      <w:r>
+        <w:t xml:space="preserve">den Abnahmelauf kontrollieren.</w:t>
+      </w:r>
+    </w:p>
+    <w:p>
+      <w:pPr>
+        <w:pStyle w:val="Compact"/>
+        <w:numPr>
+          <w:ilvl w:val="0"/>
+          <w:numId w:val="1008"/>
+        </w:numPr>
+      </w:pPr>
+      <w:r>
+        <w:t xml:space="preserve">Die fachliche Abnahme außerhalb des Workflows nach dem vereinbarten</w:t>
+      </w:r>
+      <w:r>
+        <w:t xml:space="preserve"> </w:t>
+      </w:r>
+      <w:r>
+        <w:t xml:space="preserve">Verfahren dokumentieren.</w:t>
       </w:r>
     </w:p>
     <w:p>
@@ -4222,7 +4332,41 @@
         <w:pStyle w:val="FirstParagraph"/>
       </w:pPr>
       <w:r>
-        <w:t xml:space="preserve">Der Release-Tag wird vom Mandanten-Release-Team in GitHub angelegt:</w:t>
+        <w:t xml:space="preserve">Der Push nach Abnahme verteilt den vollständigen konfigurierten Projektstand</w:t>
+      </w:r>
+      <w:r>
+        <w:t xml:space="preserve"> </w:t>
+      </w:r>
+      <w:r>
+        <w:t xml:space="preserve">des durch den Cherry-Pick neu entstandenen Commits. Er baut noch kein</w:t>
+      </w:r>
+      <w:r>
+        <w:t xml:space="preserve"> </w:t>
+      </w:r>
+      <w:r>
+        <w:t xml:space="preserve">Mainframe-Paket. Die Auswahl der übernommenen Änderung ist eine fachliche</w:t>
+      </w:r>
+      <w:r>
+        <w:t xml:space="preserve"> </w:t>
+      </w:r>
+      <w:r>
+        <w:t xml:space="preserve">Verantwortlichkeit. Der Workflow prüft nicht automatisch, aus welchem</w:t>
+      </w:r>
+      <w:r>
+        <w:t xml:space="preserve"> </w:t>
+      </w:r>
+      <w:r>
+        <w:t xml:space="preserve">Entwicklungs-Commit sie hervorgegangen ist.</w:t>
+      </w:r>
+    </w:p>
+    <w:bookmarkEnd w:id="27"/>
+    <w:bookmarkStart w:id="28" w:name="X1d29f67292db16d3b934776c489b37252db8844"/>
+    <w:p>
+      <w:pPr>
+        <w:pStyle w:val="Heading2"/>
+      </w:pPr>
+      <w:r>
+        <w:t xml:space="preserve">6. Ausgewählte Änderungen bereitstellen</w:t>
       </w:r>
     </w:p>
     <w:p>
@@ -4234,23 +4378,13 @@
         </w:numPr>
       </w:pPr>
       <w:r>
-        <w:t xml:space="preserve">Im Mandanten-Repository</w:t>
-      </w:r>
-      <w:r>
-        <w:t xml:space="preserve"> </w:t>
-      </w:r>
-      <w:r>
-        <w:rPr>
-          <w:b/>
-          <w:bCs/>
-        </w:rPr>
-        <w:t xml:space="preserve">Releases → Draft a new release</w:t>
-      </w:r>
-      <w:r>
-        <w:t xml:space="preserve"> </w:t>
-      </w:r>
-      <w:r>
-        <w:t xml:space="preserve">öffnen.</w:t>
+        <w:t xml:space="preserve">In GitHub die fachlich freigegebenen Commits aus Abnahme bestimmen und ihre</w:t>
+      </w:r>
+      <w:r>
+        <w:t xml:space="preserve"> </w:t>
+      </w:r>
+      <w:r>
+        <w:t xml:space="preserve">Reihenfolge festhalten.</w:t>
       </w:r>
     </w:p>
     <w:p>
@@ -4262,57 +4396,22 @@
         </w:numPr>
       </w:pPr>
       <w:r>
-        <w:t xml:space="preserve">Unter</w:t>
-      </w:r>
-      <w:r>
-        <w:t xml:space="preserve"> </w:t>
-      </w:r>
-      <w:r>
-        <w:rPr>
-          <w:b/>
-          <w:bCs/>
-        </w:rPr>
-        <w:t xml:space="preserve">Choose a tag</w:t>
-      </w:r>
-      <w:r>
-        <w:t xml:space="preserve"> </w:t>
-      </w:r>
-      <w:r>
-        <w:t xml:space="preserve">den neuen Namen, beispielsweise</w:t>
-      </w:r>
-      <w:r>
-        <w:t xml:space="preserve"> </w:t>
-      </w:r>
-      <w:r>
-        <w:rPr>
-          <w:rStyle w:val="VerbatimChar"/>
-        </w:rPr>
-        <w:t xml:space="preserve">R261.108</w:t>
-      </w:r>
-      <w:r>
-        <w:t xml:space="preserve">, eingeben</w:t>
-      </w:r>
-      <w:r>
-        <w:t xml:space="preserve"> </w:t>
-      </w:r>
-      <w:r>
-        <w:t xml:space="preserve">und</w:t>
-      </w:r>
-      <w:r>
-        <w:t xml:space="preserve"> </w:t>
-      </w:r>
-      <w:r>
-        <w:rPr>
-          <w:b/>
-          <w:bCs/>
-        </w:rPr>
-        <w:t xml:space="preserve">Create new tag</w:t>
-      </w:r>
-      <w:r>
-        <w:t xml:space="preserve"> </w:t>
-      </w:r>
-      <w:r>
-        <w:t xml:space="preserve">wählen.</w:t>
+        <w:t xml:space="preserve">Im zusätzlichen Git-Client den aktuellen Zielbranch</w:t>
+      </w:r>
+      <w:r>
+        <w:t xml:space="preserve"> </w:t>
+      </w:r>
+      <w:r>
+        <w:rPr>
+          <w:rStyle w:val="VerbatimChar"/>
+        </w:rPr>
+        <w:t xml:space="preserve">&lt;Releaselinie&gt;/Bereitstellung</w:t>
+      </w:r>
+      <w:r>
+        <w:t xml:space="preserve"> </w:t>
+      </w:r>
+      <w:r>
+        <w:t xml:space="preserve">auschecken und aktualisieren.</w:t>
       </w:r>
     </w:p>
     <w:p>
@@ -4324,28 +4423,37 @@
         </w:numPr>
       </w:pPr>
       <w:r>
-        <w:t xml:space="preserve">Als Ziel</w:t>
-      </w:r>
-      <w:r>
-        <w:t xml:space="preserve"> </w:t>
-      </w:r>
-      <w:r>
-        <w:rPr>
-          <w:rStyle w:val="VerbatimChar"/>
-        </w:rPr>
-        <w:t xml:space="preserve">R261/Bereitstellung</w:t>
-      </w:r>
-      <w:r>
-        <w:t xml:space="preserve"> </w:t>
-      </w:r>
-      <w:r>
-        <w:t xml:space="preserve">auswählen und nochmals prüfen, dass dessen</w:t>
-      </w:r>
-      <w:r>
-        <w:t xml:space="preserve"> </w:t>
-      </w:r>
-      <w:r>
-        <w:t xml:space="preserve">aktueller Commit der bestätigte Release-Stand ist.</w:t>
+        <w:t xml:space="preserve">Das Mandanten-Release-Team übernimmt ausschließlich diese Änderungen per</w:t>
+      </w:r>
+      <w:r>
+        <w:t xml:space="preserve"> </w:t>
+      </w:r>
+      <w:r>
+        <w:t xml:space="preserve">Cherry-Pick aus</w:t>
+      </w:r>
+      <w:r>
+        <w:t xml:space="preserve"> </w:t>
+      </w:r>
+      <w:r>
+        <w:rPr>
+          <w:rStyle w:val="VerbatimChar"/>
+        </w:rPr>
+        <w:t xml:space="preserve">&lt;Releaselinie&gt;/Abnahme</w:t>
+      </w:r>
+      <w:r>
+        <w:t xml:space="preserve">. Mehrere abhängige Commits werden</w:t>
+      </w:r>
+      <w:r>
+        <w:t xml:space="preserve"> </w:t>
+      </w:r>
+      <w:r>
+        <w:t xml:space="preserve">in ihrer ursprünglichen Reihenfolge übernommen; Konflikte müssen fachlich</w:t>
+      </w:r>
+      <w:r>
+        <w:t xml:space="preserve"> </w:t>
+      </w:r>
+      <w:r>
+        <w:t xml:space="preserve">geklärt werden.</w:t>
       </w:r>
     </w:p>
     <w:p>
@@ -4357,13 +4465,37 @@
         </w:numPr>
       </w:pPr>
       <w:r>
-        <w:t xml:space="preserve">Den Release veröffentlichen. Dadurch wird der Tag angelegt und der</w:t>
-      </w:r>
-      <w:r>
-        <w:t xml:space="preserve"> </w:t>
-      </w:r>
-      <w:r>
-        <w:t xml:space="preserve">Release-Workflow gestartet.</w:t>
+        <w:t xml:space="preserve">Den resultierenden Stand und die neu entstandenen Commits kontrollieren und</w:t>
+      </w:r>
+      <w:r>
+        <w:t xml:space="preserve"> </w:t>
+      </w:r>
+      <w:r>
+        <w:t xml:space="preserve">den Bereitstellungsbranch ohne Force-Push pushen. Jeder neue Commit muss</w:t>
+      </w:r>
+      <w:r>
+        <w:t xml:space="preserve"> </w:t>
+      </w:r>
+      <w:r>
+        <w:t xml:space="preserve">die vollständige SHA seines Quell-Commits aus Abnahme enthalten.</w:t>
+      </w:r>
+    </w:p>
+    <w:p>
+      <w:pPr>
+        <w:pStyle w:val="Compact"/>
+        <w:numPr>
+          <w:ilvl w:val="0"/>
+          <w:numId w:val="1009"/>
+        </w:numPr>
+      </w:pPr>
+      <w:r>
+        <w:t xml:space="preserve">Den exakten Ziel-Commit in GitHub prüfen und notieren. Der Push startet</w:t>
+      </w:r>
+      <w:r>
+        <w:t xml:space="preserve"> </w:t>
+      </w:r>
+      <w:r>
+        <w:t xml:space="preserve">weder Paketbau noch Mainframe-Übergabe.</w:t>
       </w:r>
     </w:p>
     <w:p>
@@ -4371,23 +4503,70 @@
         <w:pStyle w:val="FirstParagraph"/>
       </w:pPr>
       <w:r>
-        <w:t xml:space="preserve">Danach unter</w:t>
-      </w:r>
-      <w:r>
-        <w:t xml:space="preserve"> </w:t>
-      </w:r>
-      <w:r>
-        <w:rPr>
-          <w:b/>
-          <w:bCs/>
-        </w:rPr>
-        <w:t xml:space="preserve">Actions → Build and publish release</w:t>
-      </w:r>
-      <w:r>
-        <w:t xml:space="preserve"> </w:t>
-      </w:r>
-      <w:r>
-        <w:t xml:space="preserve">prüfen:</w:t>
+        <w:t xml:space="preserve">Die Auswahl der Commits ist eine fachliche Verantwortung. Die verbindliche</w:t>
+      </w:r>
+      <w:r>
+        <w:t xml:space="preserve"> </w:t>
+      </w:r>
+      <w:r>
+        <w:t xml:space="preserve">Releaseprüfung erfolgt erst, wenn der Release-Tag gesetzt wird. Pushen darf hier</w:t>
+      </w:r>
+      <w:r>
+        <w:t xml:space="preserve"> </w:t>
+      </w:r>
+      <w:r>
+        <w:t xml:space="preserve">nur das für den jeweiligen Mandanten benannte Release-Team. In der Pilotphase</w:t>
+      </w:r>
+      <w:r>
+        <w:t xml:space="preserve"> </w:t>
+      </w:r>
+      <w:r>
+        <w:t xml:space="preserve">wird geprüft, ob dieser direkte Ablauf auch bei parallelen Bereitstellungen</w:t>
+      </w:r>
+      <w:r>
+        <w:t xml:space="preserve"> </w:t>
+      </w:r>
+      <w:r>
+        <w:t xml:space="preserve">ausreichend übersichtlich bleibt.</w:t>
+      </w:r>
+    </w:p>
+    <w:bookmarkEnd w:id="28"/>
+    <w:bookmarkStart w:id="29" w:name="X443d11baf99d43f88a7394911a6e60d5b82d6ca"/>
+    <w:p>
+      <w:pPr>
+        <w:pStyle w:val="Heading2"/>
+      </w:pPr>
+      <w:r>
+        <w:t xml:space="preserve">7. FULL- oder DELTA-Lieferung auslösen</w:t>
+      </w:r>
+    </w:p>
+    <w:p>
+      <w:pPr>
+        <w:pStyle w:val="FirstParagraph"/>
+      </w:pPr>
+      <w:r>
+        <w:t xml:space="preserve">Vor dem Taggen müssen Releaselinie, Mandant, gewünschter Lieferungstyp und der</w:t>
+      </w:r>
+      <w:r>
+        <w:t xml:space="preserve"> </w:t>
+      </w:r>
+      <w:r>
+        <w:t xml:space="preserve">exakte Commit auf</w:t>
+      </w:r>
+      <w:r>
+        <w:t xml:space="preserve"> </w:t>
+      </w:r>
+      <w:r>
+        <w:rPr>
+          <w:rStyle w:val="VerbatimChar"/>
+        </w:rPr>
+        <w:t xml:space="preserve">&lt;Releaselinie&gt;/Bereitstellung</w:t>
+      </w:r>
+      <w:r>
+        <w:t xml:space="preserve"> </w:t>
+      </w:r>
+      <w:r>
+        <w:t xml:space="preserve">fachlich bestätigt sein.</w:t>
       </w:r>
     </w:p>
     <w:p>
@@ -4402,40 +4581,19 @@
         <w:rPr>
           <w:rStyle w:val="VerbatimChar"/>
         </w:rPr>
-        <w:t xml:space="preserve">Build FULL or DELTA artifact</w:t>
-      </w:r>
-      <w:r>
-        <w:t xml:space="preserve"> </w:t>
-      </w:r>
-      <w:r>
-        <w:t xml:space="preserve">validiert Konfiguration, Tag und</w:t>
-      </w:r>
-      <w:r>
-        <w:t xml:space="preserve"> </w:t>
-      </w:r>
-      <w:r>
-        <w:t xml:space="preserve">Branchzuordnung, baut die Pakete und erzeugt</w:t>
-      </w:r>
-      <w:r>
-        <w:t xml:space="preserve"> </w:t>
-      </w:r>
-      <w:r>
-        <w:rPr>
-          <w:rStyle w:val="VerbatimChar"/>
-        </w:rPr>
-        <w:t xml:space="preserve">manifest.json</w:t>
-      </w:r>
-      <w:r>
-        <w:t xml:space="preserve"> </w:t>
-      </w:r>
-      <w:r>
-        <w:t xml:space="preserve">mit</w:t>
-      </w:r>
-      <w:r>
-        <w:t xml:space="preserve"> </w:t>
-      </w:r>
-      <w:r>
-        <w:t xml:space="preserve">SHA-256-Prüfsummen.</w:t>
+        <w:t xml:space="preserve">Rnnn.100</w:t>
+      </w:r>
+      <w:r>
+        <w:t xml:space="preserve"> </w:t>
+      </w:r>
+      <w:r>
+        <w:t xml:space="preserve">erzeugt ein FULL mit dem vollständigen Stand jedes Projekts der</w:t>
+      </w:r>
+      <w:r>
+        <w:t xml:space="preserve"> </w:t>
+      </w:r>
+      <w:r>
+        <w:t xml:space="preserve">Projekt-Allowlist.</w:t>
       </w:r>
     </w:p>
     <w:p>
@@ -4447,28 +4605,40 @@
         </w:numPr>
       </w:pPr>
       <w:r>
-        <w:t xml:space="preserve">Das Artefakt heißt</w:t>
-      </w:r>
-      <w:r>
-        <w:t xml:space="preserve"> </w:t>
-      </w:r>
-      <w:r>
-        <w:rPr>
-          <w:rStyle w:val="VerbatimChar"/>
-        </w:rPr>
-        <w:t xml:space="preserve">&lt;Repository&gt;-&lt;Release-Tag&gt;</w:t>
-      </w:r>
-      <w:r>
-        <w:t xml:space="preserve"> </w:t>
-      </w:r>
-      <w:r>
-        <w:t xml:space="preserve">und wird standardmäßig</w:t>
-      </w:r>
-      <w:r>
-        <w:t xml:space="preserve"> </w:t>
-      </w:r>
-      <w:r>
-        <w:t xml:space="preserve">30 Tage aufbewahrt.</w:t>
+        <w:t xml:space="preserve">Jede andere gültige dreistellige Endung, zum Beispiel</w:t>
+      </w:r>
+      <w:r>
+        <w:t xml:space="preserve"> </w:t>
+      </w:r>
+      <w:r>
+        <w:rPr>
+          <w:rStyle w:val="VerbatimChar"/>
+        </w:rPr>
+        <w:t xml:space="preserve">R261.108</w:t>
+      </w:r>
+      <w:r>
+        <w:t xml:space="preserve">, erzeugt</w:t>
+      </w:r>
+      <w:r>
+        <w:t xml:space="preserve"> </w:t>
+      </w:r>
+      <w:r>
+        <w:t xml:space="preserve">ein kumulatives DELTA von</w:t>
+      </w:r>
+      <w:r>
+        <w:t xml:space="preserve"> </w:t>
+      </w:r>
+      <w:r>
+        <w:rPr>
+          <w:rStyle w:val="VerbatimChar"/>
+        </w:rPr>
+        <w:t xml:space="preserve">R261.100</w:t>
+      </w:r>
+      <w:r>
+        <w:t xml:space="preserve"> </w:t>
+      </w:r>
+      <w:r>
+        <w:t xml:space="preserve">bis zum Zieltag.</w:t>
       </w:r>
     </w:p>
     <w:p>
@@ -4480,31 +4650,25 @@
         </w:numPr>
       </w:pPr>
       <w:r>
-        <w:rPr>
-          <w:rStyle w:val="VerbatimChar"/>
-        </w:rPr>
-        <w:t xml:space="preserve">Verify and hand over artifact to Mainframe</w:t>
-      </w:r>
-      <w:r>
-        <w:t xml:space="preserve"> </w:t>
-      </w:r>
-      <w:r>
-        <w:t xml:space="preserve">wartet im Environment</w:t>
-      </w:r>
-      <w:r>
-        <w:t xml:space="preserve"> </w:t>
-      </w:r>
-      <w:r>
-        <w:rPr>
-          <w:rStyle w:val="VerbatimChar"/>
-        </w:rPr>
-        <w:t xml:space="preserve">Bereitstellung</w:t>
-      </w:r>
-      <w:r>
-        <w:t xml:space="preserve"> </w:t>
-      </w:r>
-      <w:r>
-        <w:t xml:space="preserve">auf die eingerichtete manuelle Freigabe.</w:t>
+        <w:t xml:space="preserve">Ein DELTA setzt voraus, dass der</w:t>
+      </w:r>
+      <w:r>
+        <w:t xml:space="preserve"> </w:t>
+      </w:r>
+      <w:r>
+        <w:rPr>
+          <w:rStyle w:val="VerbatimChar"/>
+        </w:rPr>
+        <w:t xml:space="preserve">.100</w:t>
+      </w:r>
+      <w:r>
+        <w:t xml:space="preserve">-Tag derselben Linie vorhanden und</w:t>
+      </w:r>
+      <w:r>
+        <w:t xml:space="preserve"> </w:t>
+      </w:r>
+      <w:r>
+        <w:t xml:space="preserve">erreichbar ist.</w:t>
       </w:r>
     </w:p>
     <w:p>
@@ -4516,19 +4680,19 @@
         </w:numPr>
       </w:pPr>
       <w:r>
-        <w:t xml:space="preserve">Nach der Freigabe werden Manifest und Prüfsummen erneut geprüft, JCL wird</w:t>
-      </w:r>
-      <w:r>
-        <w:t xml:space="preserve"> </w:t>
-      </w:r>
-      <w:r>
-        <w:t xml:space="preserve">aus dem versionierten Template gerendert und Paket plus JCL werden per</w:t>
-      </w:r>
-      <w:r>
-        <w:t xml:space="preserve"> </w:t>
-      </w:r>
-      <w:r>
-        <w:t xml:space="preserve">FTP/JES übergeben.</w:t>
+        <w:t xml:space="preserve">Nur das benannte Release-Team darf einen neuen Release-Tag setzen. Ein</w:t>
+      </w:r>
+      <w:r>
+        <w:t xml:space="preserve"> </w:t>
+      </w:r>
+      <w:r>
+        <w:t xml:space="preserve">vorhandener Release-Tag ist die unveränderliche Release-Identität und darf</w:t>
+      </w:r>
+      <w:r>
+        <w:t xml:space="preserve"> </w:t>
+      </w:r>
+      <w:r>
+        <w:t xml:space="preserve">weder verschoben noch gelöscht werden.</w:t>
       </w:r>
     </w:p>
     <w:p>
@@ -4536,132 +4700,7 @@
         <w:pStyle w:val="FirstParagraph"/>
       </w:pPr>
       <w:r>
-        <w:rPr>
-          <w:rStyle w:val="VerbatimChar"/>
-        </w:rPr>
-        <w:t xml:space="preserve">MAINFRAME_SUBMITTED</w:t>
-      </w:r>
-      <w:r>
-        <w:t xml:space="preserve"> </w:t>
-      </w:r>
-      <w:r>
-        <w:t xml:space="preserve">bedeutet ausschließlich, dass die unmittelbare</w:t>
-      </w:r>
-      <w:r>
-        <w:t xml:space="preserve"> </w:t>
-      </w:r>
-      <w:r>
-        <w:t xml:space="preserve">FTP-/JES-Übergabe akzeptiert wurde. Der fachliche Abschluss des Mainframe-Jobs</w:t>
-      </w:r>
-      <w:r>
-        <w:t xml:space="preserve"> </w:t>
-      </w:r>
-      <w:r>
-        <w:t xml:space="preserve">wird in Ausbaustufe 1 nicht abgefragt.</w:t>
-      </w:r>
-    </w:p>
-    <w:bookmarkEnd w:id="28"/>
-    <w:bookmarkStart w:id="31" w:name="Xb1478888d6ab1f8c0dff86c249ddba7025804a2"/>
-    <w:p>
-      <w:pPr>
-        <w:pStyle w:val="Heading2"/>
-      </w:pPr>
-      <w:r>
-        <w:t xml:space="preserve">7. Einen Lauf kontrolliert wiederholen</w:t>
-      </w:r>
-    </w:p>
-    <w:p>
-      <w:pPr>
-        <w:pStyle w:val="FirstParagraph"/>
-      </w:pPr>
-      <w:r>
-        <w:t xml:space="preserve">Ein noch verfügbarer Workflow-Lauf kann in GitHub über</w:t>
-      </w:r>
-      <w:r>
-        <w:t xml:space="preserve"> </w:t>
-      </w:r>
-      <w:r>
-        <w:rPr>
-          <w:b/>
-          <w:bCs/>
-        </w:rPr>
-        <w:t xml:space="preserve">Actions</w:t>
-      </w:r>
-      <w:r>
-        <w:t xml:space="preserve">, den</w:t>
-      </w:r>
-      <w:r>
-        <w:t xml:space="preserve"> </w:t>
-      </w:r>
-      <w:r>
-        <w:t xml:space="preserve">betroffenen Lauf und</w:t>
-      </w:r>
-      <w:r>
-        <w:t xml:space="preserve"> </w:t>
-      </w:r>
-      <w:r>
-        <w:rPr>
-          <w:b/>
-          <w:bCs/>
-        </w:rPr>
-        <w:t xml:space="preserve">Re-run jobs</w:t>
-      </w:r>
-      <w:r>
-        <w:t xml:space="preserve"> </w:t>
-      </w:r>
-      <w:r>
-        <w:t xml:space="preserve">mit demselben Commit und derselben</w:t>
-      </w:r>
-      <w:r>
-        <w:t xml:space="preserve"> </w:t>
-      </w:r>
-      <w:r>
-        <w:t xml:space="preserve">Git-Referenz wiederholt werden. Die folgenden manuellen Starts sind für Fälle</w:t>
-      </w:r>
-      <w:r>
-        <w:t xml:space="preserve"> </w:t>
-      </w:r>
-      <w:r>
-        <w:t xml:space="preserve">gedacht, in denen ein neuer kontrollierter Lauf mit ausdrücklich angegebenem</w:t>
-      </w:r>
-      <w:r>
-        <w:t xml:space="preserve"> </w:t>
-      </w:r>
-      <w:r>
-        <w:t xml:space="preserve">Commit oder Tag erforderlich ist.</w:t>
-      </w:r>
-    </w:p>
-    <w:bookmarkStart w:id="29" w:name="mtext-synchronisation-wiederholen"/>
-    <w:p>
-      <w:pPr>
-        <w:pStyle w:val="Heading3"/>
-      </w:pPr>
-      <w:r>
-        <w:t xml:space="preserve">M/Text-Synchronisation wiederholen</w:t>
-      </w:r>
-    </w:p>
-    <w:p>
-      <w:pPr>
-        <w:pStyle w:val="FirstParagraph"/>
-      </w:pPr>
-      <w:r>
-        <w:t xml:space="preserve">Unter</w:t>
-      </w:r>
-      <w:r>
-        <w:t xml:space="preserve"> </w:t>
-      </w:r>
-      <w:r>
-        <w:rPr>
-          <w:b/>
-          <w:bCs/>
-        </w:rPr>
-        <w:t xml:space="preserve">Actions → Sync M/Text resources → Run workflow</w:t>
-      </w:r>
-      <w:r>
-        <w:t xml:space="preserve"> </w:t>
-      </w:r>
-      <w:r>
-        <w:t xml:space="preserve">angeben:</w:t>
+        <w:t xml:space="preserve">Der Release-Tag wird vom Mandanten-Release-Team in GitHub angelegt:</w:t>
       </w:r>
     </w:p>
     <w:p>
@@ -4673,13 +4712,23 @@
         </w:numPr>
       </w:pPr>
       <w:r>
-        <w:rPr>
-          <w:rStyle w:val="VerbatimChar"/>
-        </w:rPr>
-        <w:t xml:space="preserve">commit_sha</w:t>
-      </w:r>
-      <w:r>
-        <w:t xml:space="preserve">: vollständiger 40-stelliger SHA des bereits geprüften Commits;</w:t>
+        <w:t xml:space="preserve">Im Mandanten-Repository</w:t>
+      </w:r>
+      <w:r>
+        <w:t xml:space="preserve"> </w:t>
+      </w:r>
+      <w:r>
+        <w:rPr>
+          <w:b/>
+          <w:bCs/>
+        </w:rPr>
+        <w:t xml:space="preserve">Releases → Draft a new release</w:t>
+      </w:r>
+      <w:r>
+        <w:t xml:space="preserve"> </w:t>
+      </w:r>
+      <w:r>
+        <w:t xml:space="preserve">öffnen.</w:t>
       </w:r>
     </w:p>
     <w:p>
@@ -4691,83 +4740,6 @@
         </w:numPr>
       </w:pPr>
       <w:r>
-        <w:rPr>
-          <w:rStyle w:val="VerbatimChar"/>
-        </w:rPr>
-        <w:t xml:space="preserve">source_branch</w:t>
-      </w:r>
-      <w:r>
-        <w:t xml:space="preserve">: der passende Branch</w:t>
-      </w:r>
-      <w:r>
-        <w:t xml:space="preserve"> </w:t>
-      </w:r>
-      <w:r>
-        <w:rPr>
-          <w:rStyle w:val="VerbatimChar"/>
-        </w:rPr>
-        <w:t xml:space="preserve">Rnnn/Entwicklung</w:t>
-      </w:r>
-      <w:r>
-        <w:t xml:space="preserve"> </w:t>
-      </w:r>
-      <w:r>
-        <w:t xml:space="preserve">oder</w:t>
-      </w:r>
-      <w:r>
-        <w:t xml:space="preserve"> </w:t>
-      </w:r>
-      <w:r>
-        <w:rPr>
-          <w:rStyle w:val="VerbatimChar"/>
-        </w:rPr>
-        <w:t xml:space="preserve">Rnnn/Abnahme</w:t>
-      </w:r>
-      <w:r>
-        <w:t xml:space="preserve">.</w:t>
-      </w:r>
-    </w:p>
-    <w:p>
-      <w:pPr>
-        <w:pStyle w:val="FirstParagraph"/>
-      </w:pPr>
-      <w:r>
-        <w:t xml:space="preserve">Die Automation weist den Lauf zurück, wenn der Commit nicht aus dem gewählten</w:t>
-      </w:r>
-      <w:r>
-        <w:t xml:space="preserve"> </w:t>
-      </w:r>
-      <w:r>
-        <w:t xml:space="preserve">Branch erreichbar ist. Das Zielsystem kann nicht frei eingegeben werden; es</w:t>
-      </w:r>
-      <w:r>
-        <w:t xml:space="preserve"> </w:t>
-      </w:r>
-      <w:r>
-        <w:t xml:space="preserve">wird aus Branch und zentraler Konfiguration abgeleitet. Eine allgemeine</w:t>
-      </w:r>
-      <w:r>
-        <w:t xml:space="preserve"> </w:t>
-      </w:r>
-      <w:r>
-        <w:t xml:space="preserve">Erklärung zu Commits und SHAs steht unter „Begriffe und Namensregeln“.</w:t>
-      </w:r>
-    </w:p>
-    <w:bookmarkEnd w:id="29"/>
-    <w:bookmarkStart w:id="30" w:name="release-lauf-wiederholen"/>
-    <w:p>
-      <w:pPr>
-        <w:pStyle w:val="Heading3"/>
-      </w:pPr>
-      <w:r>
-        <w:t xml:space="preserve">Release-Lauf wiederholen</w:t>
-      </w:r>
-    </w:p>
-    <w:p>
-      <w:pPr>
-        <w:pStyle w:val="FirstParagraph"/>
-      </w:pPr>
-      <w:r>
         <w:t xml:space="preserve">Unter</w:t>
       </w:r>
       <w:r>
@@ -4778,6 +4750,530 @@
           <w:b/>
           <w:bCs/>
         </w:rPr>
+        <w:t xml:space="preserve">Choose a tag</w:t>
+      </w:r>
+      <w:r>
+        <w:t xml:space="preserve"> </w:t>
+      </w:r>
+      <w:r>
+        <w:t xml:space="preserve">den neuen Namen, beispielsweise</w:t>
+      </w:r>
+      <w:r>
+        <w:t xml:space="preserve"> </w:t>
+      </w:r>
+      <w:r>
+        <w:rPr>
+          <w:rStyle w:val="VerbatimChar"/>
+        </w:rPr>
+        <w:t xml:space="preserve">R261.108</w:t>
+      </w:r>
+      <w:r>
+        <w:t xml:space="preserve">, eingeben</w:t>
+      </w:r>
+      <w:r>
+        <w:t xml:space="preserve"> </w:t>
+      </w:r>
+      <w:r>
+        <w:t xml:space="preserve">und</w:t>
+      </w:r>
+      <w:r>
+        <w:t xml:space="preserve"> </w:t>
+      </w:r>
+      <w:r>
+        <w:rPr>
+          <w:b/>
+          <w:bCs/>
+        </w:rPr>
+        <w:t xml:space="preserve">Create new tag</w:t>
+      </w:r>
+      <w:r>
+        <w:t xml:space="preserve"> </w:t>
+      </w:r>
+      <w:r>
+        <w:t xml:space="preserve">wählen.</w:t>
+      </w:r>
+    </w:p>
+    <w:p>
+      <w:pPr>
+        <w:pStyle w:val="Compact"/>
+        <w:numPr>
+          <w:ilvl w:val="0"/>
+          <w:numId w:val="1011"/>
+        </w:numPr>
+      </w:pPr>
+      <w:r>
+        <w:t xml:space="preserve">Als Ziel</w:t>
+      </w:r>
+      <w:r>
+        <w:t xml:space="preserve"> </w:t>
+      </w:r>
+      <w:r>
+        <w:rPr>
+          <w:rStyle w:val="VerbatimChar"/>
+        </w:rPr>
+        <w:t xml:space="preserve">R261/Bereitstellung</w:t>
+      </w:r>
+      <w:r>
+        <w:t xml:space="preserve"> </w:t>
+      </w:r>
+      <w:r>
+        <w:t xml:space="preserve">auswählen und nochmals prüfen, dass dessen</w:t>
+      </w:r>
+      <w:r>
+        <w:t xml:space="preserve"> </w:t>
+      </w:r>
+      <w:r>
+        <w:t xml:space="preserve">aktueller Commit der bestätigte Release-Stand ist.</w:t>
+      </w:r>
+    </w:p>
+    <w:p>
+      <w:pPr>
+        <w:pStyle w:val="Compact"/>
+        <w:numPr>
+          <w:ilvl w:val="0"/>
+          <w:numId w:val="1011"/>
+        </w:numPr>
+      </w:pPr>
+      <w:r>
+        <w:t xml:space="preserve">Den Release veröffentlichen. Dadurch wird der Tag angelegt und der</w:t>
+      </w:r>
+      <w:r>
+        <w:t xml:space="preserve"> </w:t>
+      </w:r>
+      <w:r>
+        <w:t xml:space="preserve">Release-Workflow gestartet.</w:t>
+      </w:r>
+    </w:p>
+    <w:p>
+      <w:pPr>
+        <w:pStyle w:val="FirstParagraph"/>
+      </w:pPr>
+      <w:r>
+        <w:t xml:space="preserve">Danach unter</w:t>
+      </w:r>
+      <w:r>
+        <w:t xml:space="preserve"> </w:t>
+      </w:r>
+      <w:r>
+        <w:rPr>
+          <w:b/>
+          <w:bCs/>
+        </w:rPr>
+        <w:t xml:space="preserve">Actions → Build and publish release</w:t>
+      </w:r>
+      <w:r>
+        <w:t xml:space="preserve"> </w:t>
+      </w:r>
+      <w:r>
+        <w:t xml:space="preserve">prüfen:</w:t>
+      </w:r>
+    </w:p>
+    <w:p>
+      <w:pPr>
+        <w:pStyle w:val="Compact"/>
+        <w:numPr>
+          <w:ilvl w:val="0"/>
+          <w:numId w:val="1012"/>
+        </w:numPr>
+      </w:pPr>
+      <w:r>
+        <w:rPr>
+          <w:rStyle w:val="VerbatimChar"/>
+        </w:rPr>
+        <w:t xml:space="preserve">Build FULL or DELTA artifact</w:t>
+      </w:r>
+      <w:r>
+        <w:t xml:space="preserve"> </w:t>
+      </w:r>
+      <w:r>
+        <w:t xml:space="preserve">validiert Konfiguration, Tag und</w:t>
+      </w:r>
+      <w:r>
+        <w:t xml:space="preserve"> </w:t>
+      </w:r>
+      <w:r>
+        <w:t xml:space="preserve">Branchzuordnung, baut die Pakete und erzeugt</w:t>
+      </w:r>
+      <w:r>
+        <w:t xml:space="preserve"> </w:t>
+      </w:r>
+      <w:r>
+        <w:rPr>
+          <w:rStyle w:val="VerbatimChar"/>
+        </w:rPr>
+        <w:t xml:space="preserve">manifest.json</w:t>
+      </w:r>
+      <w:r>
+        <w:t xml:space="preserve"> </w:t>
+      </w:r>
+      <w:r>
+        <w:t xml:space="preserve">mit</w:t>
+      </w:r>
+      <w:r>
+        <w:t xml:space="preserve"> </w:t>
+      </w:r>
+      <w:r>
+        <w:t xml:space="preserve">SHA-256-Prüfsummen.</w:t>
+      </w:r>
+    </w:p>
+    <w:p>
+      <w:pPr>
+        <w:pStyle w:val="Compact"/>
+        <w:numPr>
+          <w:ilvl w:val="0"/>
+          <w:numId w:val="1012"/>
+        </w:numPr>
+      </w:pPr>
+      <w:r>
+        <w:t xml:space="preserve">Das Artefakt heißt</w:t>
+      </w:r>
+      <w:r>
+        <w:t xml:space="preserve"> </w:t>
+      </w:r>
+      <w:r>
+        <w:rPr>
+          <w:rStyle w:val="VerbatimChar"/>
+        </w:rPr>
+        <w:t xml:space="preserve">&lt;Repository&gt;-&lt;Release-Tag&gt;</w:t>
+      </w:r>
+      <w:r>
+        <w:t xml:space="preserve"> </w:t>
+      </w:r>
+      <w:r>
+        <w:t xml:space="preserve">und wird standardmäßig</w:t>
+      </w:r>
+      <w:r>
+        <w:t xml:space="preserve"> </w:t>
+      </w:r>
+      <w:r>
+        <w:t xml:space="preserve">30 Tage aufbewahrt.</w:t>
+      </w:r>
+    </w:p>
+    <w:p>
+      <w:pPr>
+        <w:pStyle w:val="Compact"/>
+        <w:numPr>
+          <w:ilvl w:val="0"/>
+          <w:numId w:val="1012"/>
+        </w:numPr>
+      </w:pPr>
+      <w:r>
+        <w:rPr>
+          <w:rStyle w:val="VerbatimChar"/>
+        </w:rPr>
+        <w:t xml:space="preserve">Verify and hand over artifact to Mainframe</w:t>
+      </w:r>
+      <w:r>
+        <w:t xml:space="preserve"> </w:t>
+      </w:r>
+      <w:r>
+        <w:t xml:space="preserve">wartet im Environment</w:t>
+      </w:r>
+      <w:r>
+        <w:t xml:space="preserve"> </w:t>
+      </w:r>
+      <w:r>
+        <w:rPr>
+          <w:rStyle w:val="VerbatimChar"/>
+        </w:rPr>
+        <w:t xml:space="preserve">Bereitstellung</w:t>
+      </w:r>
+      <w:r>
+        <w:t xml:space="preserve"> </w:t>
+      </w:r>
+      <w:r>
+        <w:t xml:space="preserve">auf die eingerichtete manuelle Freigabe.</w:t>
+      </w:r>
+    </w:p>
+    <w:p>
+      <w:pPr>
+        <w:pStyle w:val="Compact"/>
+        <w:numPr>
+          <w:ilvl w:val="0"/>
+          <w:numId w:val="1012"/>
+        </w:numPr>
+      </w:pPr>
+      <w:r>
+        <w:t xml:space="preserve">Nach der Freigabe werden Manifest und Prüfsummen erneut geprüft, JCL wird</w:t>
+      </w:r>
+      <w:r>
+        <w:t xml:space="preserve"> </w:t>
+      </w:r>
+      <w:r>
+        <w:t xml:space="preserve">aus dem versionierten Template gerendert und Paket plus JCL werden per</w:t>
+      </w:r>
+      <w:r>
+        <w:t xml:space="preserve"> </w:t>
+      </w:r>
+      <w:r>
+        <w:t xml:space="preserve">FTP/JES übergeben.</w:t>
+      </w:r>
+    </w:p>
+    <w:p>
+      <w:pPr>
+        <w:pStyle w:val="FirstParagraph"/>
+      </w:pPr>
+      <w:r>
+        <w:rPr>
+          <w:rStyle w:val="VerbatimChar"/>
+        </w:rPr>
+        <w:t xml:space="preserve">MAINFRAME_SUBMITTED</w:t>
+      </w:r>
+      <w:r>
+        <w:t xml:space="preserve"> </w:t>
+      </w:r>
+      <w:r>
+        <w:t xml:space="preserve">bedeutet ausschließlich, dass die unmittelbare</w:t>
+      </w:r>
+      <w:r>
+        <w:t xml:space="preserve"> </w:t>
+      </w:r>
+      <w:r>
+        <w:t xml:space="preserve">FTP-/JES-Übergabe akzeptiert wurde. Der fachliche Abschluss des Mainframe-Jobs</w:t>
+      </w:r>
+      <w:r>
+        <w:t xml:space="preserve"> </w:t>
+      </w:r>
+      <w:r>
+        <w:t xml:space="preserve">wird in Ausbaustufe 1 nicht abgefragt.</w:t>
+      </w:r>
+    </w:p>
+    <w:bookmarkEnd w:id="29"/>
+    <w:bookmarkStart w:id="32" w:name="X3ab85b391d33e6582e4da306fb3dd48ec8db851"/>
+    <w:p>
+      <w:pPr>
+        <w:pStyle w:val="Heading2"/>
+      </w:pPr>
+      <w:r>
+        <w:t xml:space="preserve">8. Einen Lauf kontrolliert wiederholen</w:t>
+      </w:r>
+    </w:p>
+    <w:p>
+      <w:pPr>
+        <w:pStyle w:val="FirstParagraph"/>
+      </w:pPr>
+      <w:r>
+        <w:t xml:space="preserve">Ein noch verfügbarer Workflow-Lauf kann in GitHub über</w:t>
+      </w:r>
+      <w:r>
+        <w:t xml:space="preserve"> </w:t>
+      </w:r>
+      <w:r>
+        <w:rPr>
+          <w:b/>
+          <w:bCs/>
+        </w:rPr>
+        <w:t xml:space="preserve">Actions</w:t>
+      </w:r>
+      <w:r>
+        <w:t xml:space="preserve">, den</w:t>
+      </w:r>
+      <w:r>
+        <w:t xml:space="preserve"> </w:t>
+      </w:r>
+      <w:r>
+        <w:t xml:space="preserve">betroffenen Lauf und</w:t>
+      </w:r>
+      <w:r>
+        <w:t xml:space="preserve"> </w:t>
+      </w:r>
+      <w:r>
+        <w:rPr>
+          <w:b/>
+          <w:bCs/>
+        </w:rPr>
+        <w:t xml:space="preserve">Re-run jobs</w:t>
+      </w:r>
+      <w:r>
+        <w:t xml:space="preserve"> </w:t>
+      </w:r>
+      <w:r>
+        <w:t xml:space="preserve">mit demselben Commit und derselben</w:t>
+      </w:r>
+      <w:r>
+        <w:t xml:space="preserve"> </w:t>
+      </w:r>
+      <w:r>
+        <w:t xml:space="preserve">Git-Referenz wiederholt werden. Die folgenden manuellen Starts sind für Fälle</w:t>
+      </w:r>
+      <w:r>
+        <w:t xml:space="preserve"> </w:t>
+      </w:r>
+      <w:r>
+        <w:t xml:space="preserve">gedacht, in denen ein neuer kontrollierter Lauf mit ausdrücklich angegebenem</w:t>
+      </w:r>
+      <w:r>
+        <w:t xml:space="preserve"> </w:t>
+      </w:r>
+      <w:r>
+        <w:t xml:space="preserve">Commit oder Tag erforderlich ist.</w:t>
+      </w:r>
+    </w:p>
+    <w:bookmarkStart w:id="30" w:name="X565b1fd03496fdb602aeecd1391f6c88b16a3cf"/>
+    <w:p>
+      <w:pPr>
+        <w:pStyle w:val="Heading3"/>
+      </w:pPr>
+      <w:r>
+        <w:t xml:space="preserve">M/Text-Vollsynchronisation initial starten oder wiederholen</w:t>
+      </w:r>
+    </w:p>
+    <w:p>
+      <w:pPr>
+        <w:pStyle w:val="FirstParagraph"/>
+      </w:pPr>
+      <w:r>
+        <w:t xml:space="preserve">Unter</w:t>
+      </w:r>
+      <w:r>
+        <w:t xml:space="preserve"> </w:t>
+      </w:r>
+      <w:r>
+        <w:rPr>
+          <w:b/>
+          <w:bCs/>
+        </w:rPr>
+        <w:t xml:space="preserve">Actions → Sync M/Text resources → Run workflow</w:t>
+      </w:r>
+      <w:r>
+        <w:t xml:space="preserve"> </w:t>
+      </w:r>
+      <w:r>
+        <w:t xml:space="preserve">angeben:</w:t>
+      </w:r>
+    </w:p>
+    <w:p>
+      <w:pPr>
+        <w:pStyle w:val="Compact"/>
+        <w:numPr>
+          <w:ilvl w:val="0"/>
+          <w:numId w:val="1013"/>
+        </w:numPr>
+      </w:pPr>
+      <w:r>
+        <w:rPr>
+          <w:rStyle w:val="VerbatimChar"/>
+        </w:rPr>
+        <w:t xml:space="preserve">commit_sha</w:t>
+      </w:r>
+      <w:r>
+        <w:t xml:space="preserve">: vollständiger 40-stelliger SHA des bereits geprüften Commits;</w:t>
+      </w:r>
+    </w:p>
+    <w:p>
+      <w:pPr>
+        <w:pStyle w:val="Compact"/>
+        <w:numPr>
+          <w:ilvl w:val="0"/>
+          <w:numId w:val="1013"/>
+        </w:numPr>
+      </w:pPr>
+      <w:r>
+        <w:rPr>
+          <w:rStyle w:val="VerbatimChar"/>
+        </w:rPr>
+        <w:t xml:space="preserve">source_branch</w:t>
+      </w:r>
+      <w:r>
+        <w:t xml:space="preserve">: der passende Branch</w:t>
+      </w:r>
+      <w:r>
+        <w:t xml:space="preserve"> </w:t>
+      </w:r>
+      <w:r>
+        <w:rPr>
+          <w:rStyle w:val="VerbatimChar"/>
+        </w:rPr>
+        <w:t xml:space="preserve">Rnnn/Entwicklung</w:t>
+      </w:r>
+      <w:r>
+        <w:t xml:space="preserve"> </w:t>
+      </w:r>
+      <w:r>
+        <w:t xml:space="preserve">oder</w:t>
+      </w:r>
+      <w:r>
+        <w:t xml:space="preserve"> </w:t>
+      </w:r>
+      <w:r>
+        <w:rPr>
+          <w:rStyle w:val="VerbatimChar"/>
+        </w:rPr>
+        <w:t xml:space="preserve">Rnnn/Abnahme</w:t>
+      </w:r>
+      <w:r>
+        <w:t xml:space="preserve">.</w:t>
+      </w:r>
+    </w:p>
+    <w:p>
+      <w:pPr>
+        <w:pStyle w:val="FirstParagraph"/>
+      </w:pPr>
+      <w:r>
+        <w:t xml:space="preserve">Die Automation weist den Lauf zurück, wenn der Commit nicht aus dem gewählten</w:t>
+      </w:r>
+      <w:r>
+        <w:t xml:space="preserve"> </w:t>
+      </w:r>
+      <w:r>
+        <w:t xml:space="preserve">Branch erreichbar ist. Das Zielsystem kann nicht frei eingegeben werden; es</w:t>
+      </w:r>
+      <w:r>
+        <w:t xml:space="preserve"> </w:t>
+      </w:r>
+      <w:r>
+        <w:t xml:space="preserve">wird aus Branch und zentraler Konfiguration abgeleitet. Eine allgemeine</w:t>
+      </w:r>
+      <w:r>
+        <w:t xml:space="preserve"> </w:t>
+      </w:r>
+      <w:r>
+        <w:t xml:space="preserve">Erklärung zu Commits und SHAs steht unter „Begriffe und Namensregeln“. Dieser</w:t>
+      </w:r>
+      <w:r>
+        <w:t xml:space="preserve"> </w:t>
+      </w:r>
+      <w:r>
+        <w:t xml:space="preserve">manuelle Einstieg dient sowohl der initialen Vollsynchronisation beim</w:t>
+      </w:r>
+      <w:r>
+        <w:t xml:space="preserve"> </w:t>
+      </w:r>
+      <w:r>
+        <w:t xml:space="preserve">Releaselinienwechsel als auch dem technischen Wiederanlauf eines bereits</w:t>
+      </w:r>
+      <w:r>
+        <w:t xml:space="preserve"> </w:t>
+      </w:r>
+      <w:r>
+        <w:t xml:space="preserve">verteilten Stands.</w:t>
+      </w:r>
+    </w:p>
+    <w:bookmarkEnd w:id="30"/>
+    <w:bookmarkStart w:id="31" w:name="release-lauf-wiederholen"/>
+    <w:p>
+      <w:pPr>
+        <w:pStyle w:val="Heading3"/>
+      </w:pPr>
+      <w:r>
+        <w:t xml:space="preserve">Release-Lauf wiederholen</w:t>
+      </w:r>
+    </w:p>
+    <w:p>
+      <w:pPr>
+        <w:pStyle w:val="FirstParagraph"/>
+      </w:pPr>
+      <w:r>
+        <w:t xml:space="preserve">Unter</w:t>
+      </w:r>
+      <w:r>
+        <w:t xml:space="preserve"> </w:t>
+      </w:r>
+      <w:r>
+        <w:rPr>
+          <w:b/>
+          <w:bCs/>
+        </w:rPr>
         <w:t xml:space="preserve">Actions → Build and publish release → Run workflow</w:t>
       </w:r>
       <w:r>
@@ -4852,15 +5348,15 @@
         <w:t xml:space="preserve">fachlichen Endstatus.</w:t>
       </w:r>
     </w:p>
-    <w:bookmarkEnd w:id="30"/>
     <w:bookmarkEnd w:id="31"/>
-    <w:bookmarkStart w:id="32" w:name="Xf7e46cfc9f9d86dd3d6475ad5b3351b87cb19c6"/>
+    <w:bookmarkEnd w:id="32"/>
+    <w:bookmarkStart w:id="33" w:name="X6d01fabc662e962740fea5a84115f97afd0a07c"/>
     <w:p>
       <w:pPr>
         <w:pStyle w:val="Heading2"/>
       </w:pPr>
       <w:r>
-        <w:t xml:space="preserve">8. Status und Fehlerbilder verstehen</w:t>
+        <w:t xml:space="preserve">9. Status und Fehlerbilder verstehen</w:t>
       </w:r>
     </w:p>
     <w:tbl>
@@ -5133,7 +5629,22 @@
               <w:pStyle w:val="Compact"/>
             </w:pPr>
             <w:r>
-              <w:t xml:space="preserve">Veröffentlichung nach serverSync/NFS fehlgeschlagen</w:t>
+              <w:t xml:space="preserve">Veröffentlichung nach</w:t>
+            </w:r>
+            <w:r>
+              <w:t xml:space="preserve"> </w:t>
+            </w:r>
+            <w:r>
+              <w:rPr>
+                <w:rStyle w:val="VerbatimChar"/>
+              </w:rPr>
+              <w:t xml:space="preserve">serverSync</w:t>
+            </w:r>
+            <w:r>
+              <w:t xml:space="preserve"> </w:t>
+            </w:r>
+            <w:r>
+              <w:t xml:space="preserve">fehlgeschlagen</w:t>
             </w:r>
           </w:p>
         </w:tc>
@@ -5144,7 +5655,7 @@
               <w:pStyle w:val="Compact"/>
             </w:pPr>
             <w:r>
-              <w:t xml:space="preserve">Mount, Rechte, Zielpfad und Runnerzugriff prüfen; Adapter wurde nicht aufgerufen</w:t>
+              <w:t xml:space="preserve">Fehler des gewählten Transportwegs prüfen; bis zur Transportentscheidung bildet der aktuelle Code die Share-/NFS-Variante ab</w:t>
             </w:r>
           </w:p>
         </w:tc>
@@ -5360,8 +5871,8 @@
         <w:t xml:space="preserve">kopieren.</w:t>
       </w:r>
     </w:p>
-    <w:bookmarkEnd w:id="32"/>
     <w:bookmarkEnd w:id="33"/>
+    <w:bookmarkEnd w:id="34"/>
     <w:sectPr>
       <w:footnotePr>
         <w:numRestart w:val="eachSect"/>
@@ -5760,34 +6271,7 @@
     </w:lvlOverride>
   </w:num>
   <w:num w:numId="1006">
-    <w:abstractNumId w:val="99411"/>
-    <w:lvlOverride w:ilvl="0">
-      <w:startOverride w:val="1"/>
-    </w:lvlOverride>
-    <w:lvlOverride w:ilvl="1">
-      <w:startOverride w:val="1"/>
-    </w:lvlOverride>
-    <w:lvlOverride w:ilvl="2">
-      <w:startOverride w:val="1"/>
-    </w:lvlOverride>
-    <w:lvlOverride w:ilvl="3">
-      <w:startOverride w:val="1"/>
-    </w:lvlOverride>
-    <w:lvlOverride w:ilvl="4">
-      <w:startOverride w:val="1"/>
-    </w:lvlOverride>
-    <w:lvlOverride w:ilvl="5">
-      <w:startOverride w:val="1"/>
-    </w:lvlOverride>
-    <w:lvlOverride w:ilvl="6">
-      <w:startOverride w:val="1"/>
-    </w:lvlOverride>
-    <w:lvlOverride w:ilvl="7">
-      <w:startOverride w:val="1"/>
-    </w:lvlOverride>
-    <w:lvlOverride w:ilvl="8">
-      <w:startOverride w:val="1"/>
-    </w:lvlOverride>
+    <w:abstractNumId w:val="991"/>
   </w:num>
   <w:num w:numId="1007">
     <w:abstractNumId w:val="99411"/>
@@ -5820,7 +6304,34 @@
     </w:lvlOverride>
   </w:num>
   <w:num w:numId="1008">
-    <w:abstractNumId w:val="991"/>
+    <w:abstractNumId w:val="99411"/>
+    <w:lvlOverride w:ilvl="0">
+      <w:startOverride w:val="1"/>
+    </w:lvlOverride>
+    <w:lvlOverride w:ilvl="1">
+      <w:startOverride w:val="1"/>
+    </w:lvlOverride>
+    <w:lvlOverride w:ilvl="2">
+      <w:startOverride w:val="1"/>
+    </w:lvlOverride>
+    <w:lvlOverride w:ilvl="3">
+      <w:startOverride w:val="1"/>
+    </w:lvlOverride>
+    <w:lvlOverride w:ilvl="4">
+      <w:startOverride w:val="1"/>
+    </w:lvlOverride>
+    <w:lvlOverride w:ilvl="5">
+      <w:startOverride w:val="1"/>
+    </w:lvlOverride>
+    <w:lvlOverride w:ilvl="6">
+      <w:startOverride w:val="1"/>
+    </w:lvlOverride>
+    <w:lvlOverride w:ilvl="7">
+      <w:startOverride w:val="1"/>
+    </w:lvlOverride>
+    <w:lvlOverride w:ilvl="8">
+      <w:startOverride w:val="1"/>
+    </w:lvlOverride>
   </w:num>
   <w:num w:numId="1009">
     <w:abstractNumId w:val="99411"/>
@@ -5853,6 +6364,9 @@
     </w:lvlOverride>
   </w:num>
   <w:num w:numId="1010">
+    <w:abstractNumId w:val="991"/>
+  </w:num>
+  <w:num w:numId="1011">
     <w:abstractNumId w:val="99411"/>
     <w:lvlOverride w:ilvl="0">
       <w:startOverride w:val="1"/>
@@ -5882,7 +6396,37 @@
       <w:startOverride w:val="1"/>
     </w:lvlOverride>
   </w:num>
-  <w:num w:numId="1011">
+  <w:num w:numId="1012">
+    <w:abstractNumId w:val="99411"/>
+    <w:lvlOverride w:ilvl="0">
+      <w:startOverride w:val="1"/>
+    </w:lvlOverride>
+    <w:lvlOverride w:ilvl="1">
+      <w:startOverride w:val="1"/>
+    </w:lvlOverride>
+    <w:lvlOverride w:ilvl="2">
+      <w:startOverride w:val="1"/>
+    </w:lvlOverride>
+    <w:lvlOverride w:ilvl="3">
+      <w:startOverride w:val="1"/>
+    </w:lvlOverride>
+    <w:lvlOverride w:ilvl="4">
+      <w:startOverride w:val="1"/>
+    </w:lvlOverride>
+    <w:lvlOverride w:ilvl="5">
+      <w:startOverride w:val="1"/>
+    </w:lvlOverride>
+    <w:lvlOverride w:ilvl="6">
+      <w:startOverride w:val="1"/>
+    </w:lvlOverride>
+    <w:lvlOverride w:ilvl="7">
+      <w:startOverride w:val="1"/>
+    </w:lvlOverride>
+    <w:lvlOverride w:ilvl="8">
+      <w:startOverride w:val="1"/>
+    </w:lvlOverride>
+  </w:num>
+  <w:num w:numId="1013">
     <w:abstractNumId w:val="991"/>
   </w:num>
 </w:numbering>
